--- a/NCA_Assistant_User_Manual_v1.5.docx
+++ b/NCA_Assistant_User_Manual_v1.5.docx
@@ -74,7 +74,7 @@
           <w:sz w:val="24"/>
           <w:szCs w:val="24"/>
         </w:rPr>
-        <w:t>Bioequivalence Testing • Drug Interaction Studies • Power &amp; Sample Size</w:t>
+        <w:t>Bioequivalence • Drug Interaction Studies • Power &amp; Sample Size</w:t>
       </w:r>
     </w:p>
     <w:p>
@@ -140,7 +140,7 @@
       <w:pPr>
         <w:pStyle w:val="Kop1"/>
       </w:pPr>
-      <w:bookmarkStart w:id="0" w:name="_Toc226195249"/>
+      <w:bookmarkStart w:id="0" w:name="_Toc240574616"/>
       <w:r>
         <w:lastRenderedPageBreak/>
         <w:t>Document Control</w:t>
@@ -890,7 +890,7 @@
       <w:pPr>
         <w:pStyle w:val="Kop1"/>
       </w:pPr>
-      <w:bookmarkStart w:id="1" w:name="_Toc226195250"/>
+      <w:bookmarkStart w:id="1" w:name="_Toc240574617"/>
       <w:r>
         <w:lastRenderedPageBreak/>
         <w:t>Table of Contents</w:t>
@@ -902,6 +902,7 @@
         <w:alias w:val="Table of Contents"/>
         <w:id w:val="-1533791606"/>
       </w:sdtPr>
+      <w:sdtEndPr/>
       <w:sdtContent>
         <w:p>
           <w:pPr>
@@ -910,7 +911,12 @@
               <w:tab w:val="right" w:leader="dot" w:pos="9016"/>
             </w:tabs>
             <w:rPr>
+              <w:rFonts w:asciiTheme="minorHAnsi" w:eastAsiaTheme="minorEastAsia" w:hAnsiTheme="minorHAnsi" w:cstheme="minorBidi"/>
               <w:noProof/>
+              <w:kern w:val="2"/>
+              <w:sz w:val="24"/>
+              <w:szCs w:val="24"/>
+              <w14:ligatures w14:val="standardContextual"/>
             </w:rPr>
           </w:pPr>
           <w:r>
@@ -922,7 +928,7 @@
           <w:r>
             <w:fldChar w:fldCharType="separate"/>
           </w:r>
-          <w:hyperlink w:anchor="_Toc226195249" w:history="1">
+          <w:hyperlink w:anchor="_Toc240574616" w:history="1">
             <w:r>
               <w:rPr>
                 <w:rStyle w:val="Hyperlink"/>
@@ -946,7 +952,7 @@
               <w:rPr>
                 <w:noProof/>
               </w:rPr>
-              <w:instrText xml:space="preserve"> PAGEREF _Toc226195249 \h </w:instrText>
+              <w:instrText xml:space="preserve"> PAGEREF _Toc240574616 \h </w:instrText>
             </w:r>
             <w:r>
               <w:rPr>
@@ -980,10 +986,15 @@
               <w:tab w:val="right" w:leader="dot" w:pos="9016"/>
             </w:tabs>
             <w:rPr>
+              <w:rFonts w:asciiTheme="minorHAnsi" w:eastAsiaTheme="minorEastAsia" w:hAnsiTheme="minorHAnsi" w:cstheme="minorBidi"/>
               <w:noProof/>
+              <w:kern w:val="2"/>
+              <w:sz w:val="24"/>
+              <w:szCs w:val="24"/>
+              <w14:ligatures w14:val="standardContextual"/>
             </w:rPr>
           </w:pPr>
-          <w:hyperlink w:anchor="_Toc226195250" w:history="1">
+          <w:hyperlink w:anchor="_Toc240574617" w:history="1">
             <w:r>
               <w:rPr>
                 <w:rStyle w:val="Hyperlink"/>
@@ -1007,7 +1018,7 @@
               <w:rPr>
                 <w:noProof/>
               </w:rPr>
-              <w:instrText xml:space="preserve"> PAGEREF _Toc226195250 \h </w:instrText>
+              <w:instrText xml:space="preserve"> PAGEREF _Toc240574617 \h </w:instrText>
             </w:r>
             <w:r>
               <w:rPr>
@@ -1041,10 +1052,15 @@
               <w:tab w:val="right" w:leader="dot" w:pos="9016"/>
             </w:tabs>
             <w:rPr>
+              <w:rFonts w:asciiTheme="minorHAnsi" w:eastAsiaTheme="minorEastAsia" w:hAnsiTheme="minorHAnsi" w:cstheme="minorBidi"/>
               <w:noProof/>
+              <w:kern w:val="2"/>
+              <w:sz w:val="24"/>
+              <w:szCs w:val="24"/>
+              <w14:ligatures w14:val="standardContextual"/>
             </w:rPr>
           </w:pPr>
-          <w:hyperlink w:anchor="_Toc226195251" w:history="1">
+          <w:hyperlink w:anchor="_Toc240574618" w:history="1">
             <w:r>
               <w:rPr>
                 <w:rStyle w:val="Hyperlink"/>
@@ -1068,7 +1084,7 @@
               <w:rPr>
                 <w:noProof/>
               </w:rPr>
-              <w:instrText xml:space="preserve"> PAGEREF _Toc226195251 \h </w:instrText>
+              <w:instrText xml:space="preserve"> PAGEREF _Toc240574618 \h </w:instrText>
             </w:r>
             <w:r>
               <w:rPr>
@@ -1102,10 +1118,15 @@
               <w:tab w:val="right" w:leader="dot" w:pos="9016"/>
             </w:tabs>
             <w:rPr>
+              <w:rFonts w:asciiTheme="minorHAnsi" w:eastAsiaTheme="minorEastAsia" w:hAnsiTheme="minorHAnsi" w:cstheme="minorBidi"/>
               <w:noProof/>
+              <w:kern w:val="2"/>
+              <w:sz w:val="24"/>
+              <w:szCs w:val="24"/>
+              <w14:ligatures w14:val="standardContextual"/>
             </w:rPr>
           </w:pPr>
-          <w:hyperlink w:anchor="_Toc226195252" w:history="1">
+          <w:hyperlink w:anchor="_Toc240574619" w:history="1">
             <w:r>
               <w:rPr>
                 <w:rStyle w:val="Hyperlink"/>
@@ -1129,7 +1150,7 @@
               <w:rPr>
                 <w:noProof/>
               </w:rPr>
-              <w:instrText xml:space="preserve"> PAGEREF _Toc226195252 \h </w:instrText>
+              <w:instrText xml:space="preserve"> PAGEREF _Toc240574619 \h </w:instrText>
             </w:r>
             <w:r>
               <w:rPr>
@@ -1163,10 +1184,15 @@
               <w:tab w:val="right" w:leader="dot" w:pos="9016"/>
             </w:tabs>
             <w:rPr>
+              <w:rFonts w:asciiTheme="minorHAnsi" w:eastAsiaTheme="minorEastAsia" w:hAnsiTheme="minorHAnsi" w:cstheme="minorBidi"/>
               <w:noProof/>
+              <w:kern w:val="2"/>
+              <w:sz w:val="24"/>
+              <w:szCs w:val="24"/>
+              <w14:ligatures w14:val="standardContextual"/>
             </w:rPr>
           </w:pPr>
-          <w:hyperlink w:anchor="_Toc226195253" w:history="1">
+          <w:hyperlink w:anchor="_Toc240574620" w:history="1">
             <w:r>
               <w:rPr>
                 <w:rStyle w:val="Hyperlink"/>
@@ -1190,7 +1216,7 @@
               <w:rPr>
                 <w:noProof/>
               </w:rPr>
-              <w:instrText xml:space="preserve"> PAGEREF _Toc226195253 \h </w:instrText>
+              <w:instrText xml:space="preserve"> PAGEREF _Toc240574620 \h </w:instrText>
             </w:r>
             <w:r>
               <w:rPr>
@@ -1224,10 +1250,15 @@
               <w:tab w:val="right" w:leader="dot" w:pos="9016"/>
             </w:tabs>
             <w:rPr>
+              <w:rFonts w:asciiTheme="minorHAnsi" w:eastAsiaTheme="minorEastAsia" w:hAnsiTheme="minorHAnsi" w:cstheme="minorBidi"/>
               <w:noProof/>
+              <w:kern w:val="2"/>
+              <w:sz w:val="24"/>
+              <w:szCs w:val="24"/>
+              <w14:ligatures w14:val="standardContextual"/>
             </w:rPr>
           </w:pPr>
-          <w:hyperlink w:anchor="_Toc226195254" w:history="1">
+          <w:hyperlink w:anchor="_Toc240574621" w:history="1">
             <w:r>
               <w:rPr>
                 <w:rStyle w:val="Hyperlink"/>
@@ -1251,7 +1282,7 @@
               <w:rPr>
                 <w:noProof/>
               </w:rPr>
-              <w:instrText xml:space="preserve"> PAGEREF _Toc226195254 \h </w:instrText>
+              <w:instrText xml:space="preserve"> PAGEREF _Toc240574621 \h </w:instrText>
             </w:r>
             <w:r>
               <w:rPr>
@@ -1285,10 +1316,15 @@
               <w:tab w:val="right" w:leader="dot" w:pos="9016"/>
             </w:tabs>
             <w:rPr>
+              <w:rFonts w:asciiTheme="minorHAnsi" w:eastAsiaTheme="minorEastAsia" w:hAnsiTheme="minorHAnsi" w:cstheme="minorBidi"/>
               <w:noProof/>
+              <w:kern w:val="2"/>
+              <w:sz w:val="24"/>
+              <w:szCs w:val="24"/>
+              <w14:ligatures w14:val="standardContextual"/>
             </w:rPr>
           </w:pPr>
-          <w:hyperlink w:anchor="_Toc226195255" w:history="1">
+          <w:hyperlink w:anchor="_Toc240574622" w:history="1">
             <w:r>
               <w:rPr>
                 <w:rStyle w:val="Hyperlink"/>
@@ -1312,7 +1348,7 @@
               <w:rPr>
                 <w:noProof/>
               </w:rPr>
-              <w:instrText xml:space="preserve"> PAGEREF _Toc226195255 \h </w:instrText>
+              <w:instrText xml:space="preserve"> PAGEREF _Toc240574622 \h </w:instrText>
             </w:r>
             <w:r>
               <w:rPr>
@@ -1346,10 +1382,15 @@
               <w:tab w:val="right" w:leader="dot" w:pos="9016"/>
             </w:tabs>
             <w:rPr>
+              <w:rFonts w:asciiTheme="minorHAnsi" w:eastAsiaTheme="minorEastAsia" w:hAnsiTheme="minorHAnsi" w:cstheme="minorBidi"/>
               <w:noProof/>
+              <w:kern w:val="2"/>
+              <w:sz w:val="24"/>
+              <w:szCs w:val="24"/>
+              <w14:ligatures w14:val="standardContextual"/>
             </w:rPr>
           </w:pPr>
-          <w:hyperlink w:anchor="_Toc226195256" w:history="1">
+          <w:hyperlink w:anchor="_Toc240574623" w:history="1">
             <w:r>
               <w:rPr>
                 <w:rStyle w:val="Hyperlink"/>
@@ -1373,7 +1414,7 @@
               <w:rPr>
                 <w:noProof/>
               </w:rPr>
-              <w:instrText xml:space="preserve"> PAGEREF _Toc226195256 \h </w:instrText>
+              <w:instrText xml:space="preserve"> PAGEREF _Toc240574623 \h </w:instrText>
             </w:r>
             <w:r>
               <w:rPr>
@@ -1407,10 +1448,15 @@
               <w:tab w:val="right" w:leader="dot" w:pos="9016"/>
             </w:tabs>
             <w:rPr>
+              <w:rFonts w:asciiTheme="minorHAnsi" w:eastAsiaTheme="minorEastAsia" w:hAnsiTheme="minorHAnsi" w:cstheme="minorBidi"/>
               <w:noProof/>
+              <w:kern w:val="2"/>
+              <w:sz w:val="24"/>
+              <w:szCs w:val="24"/>
+              <w14:ligatures w14:val="standardContextual"/>
             </w:rPr>
           </w:pPr>
-          <w:hyperlink w:anchor="_Toc226195257" w:history="1">
+          <w:hyperlink w:anchor="_Toc240574624" w:history="1">
             <w:r>
               <w:rPr>
                 <w:rStyle w:val="Hyperlink"/>
@@ -1434,7 +1480,7 @@
               <w:rPr>
                 <w:noProof/>
               </w:rPr>
-              <w:instrText xml:space="preserve"> PAGEREF _Toc226195257 \h </w:instrText>
+              <w:instrText xml:space="preserve"> PAGEREF _Toc240574624 \h </w:instrText>
             </w:r>
             <w:r>
               <w:rPr>
@@ -1468,10 +1514,15 @@
               <w:tab w:val="right" w:leader="dot" w:pos="9016"/>
             </w:tabs>
             <w:rPr>
+              <w:rFonts w:asciiTheme="minorHAnsi" w:eastAsiaTheme="minorEastAsia" w:hAnsiTheme="minorHAnsi" w:cstheme="minorBidi"/>
               <w:noProof/>
+              <w:kern w:val="2"/>
+              <w:sz w:val="24"/>
+              <w:szCs w:val="24"/>
+              <w14:ligatures w14:val="standardContextual"/>
             </w:rPr>
           </w:pPr>
-          <w:hyperlink w:anchor="_Toc226195258" w:history="1">
+          <w:hyperlink w:anchor="_Toc240574625" w:history="1">
             <w:r>
               <w:rPr>
                 <w:rStyle w:val="Hyperlink"/>
@@ -1495,7 +1546,7 @@
               <w:rPr>
                 <w:noProof/>
               </w:rPr>
-              <w:instrText xml:space="preserve"> PAGEREF _Toc226195258 \h </w:instrText>
+              <w:instrText xml:space="preserve"> PAGEREF _Toc240574625 \h </w:instrText>
             </w:r>
             <w:r>
               <w:rPr>
@@ -1529,10 +1580,15 @@
               <w:tab w:val="right" w:leader="dot" w:pos="9016"/>
             </w:tabs>
             <w:rPr>
+              <w:rFonts w:asciiTheme="minorHAnsi" w:eastAsiaTheme="minorEastAsia" w:hAnsiTheme="minorHAnsi" w:cstheme="minorBidi"/>
               <w:noProof/>
+              <w:kern w:val="2"/>
+              <w:sz w:val="24"/>
+              <w:szCs w:val="24"/>
+              <w14:ligatures w14:val="standardContextual"/>
             </w:rPr>
           </w:pPr>
-          <w:hyperlink w:anchor="_Toc226195259" w:history="1">
+          <w:hyperlink w:anchor="_Toc240574626" w:history="1">
             <w:r>
               <w:rPr>
                 <w:rStyle w:val="Hyperlink"/>
@@ -1556,7 +1612,7 @@
               <w:rPr>
                 <w:noProof/>
               </w:rPr>
-              <w:instrText xml:space="preserve"> PAGEREF _Toc226195259 \h </w:instrText>
+              <w:instrText xml:space="preserve"> PAGEREF _Toc240574626 \h </w:instrText>
             </w:r>
             <w:r>
               <w:rPr>
@@ -1590,10 +1646,15 @@
               <w:tab w:val="right" w:leader="dot" w:pos="9016"/>
             </w:tabs>
             <w:rPr>
+              <w:rFonts w:asciiTheme="minorHAnsi" w:eastAsiaTheme="minorEastAsia" w:hAnsiTheme="minorHAnsi" w:cstheme="minorBidi"/>
               <w:noProof/>
+              <w:kern w:val="2"/>
+              <w:sz w:val="24"/>
+              <w:szCs w:val="24"/>
+              <w14:ligatures w14:val="standardContextual"/>
             </w:rPr>
           </w:pPr>
-          <w:hyperlink w:anchor="_Toc226195260" w:history="1">
+          <w:hyperlink w:anchor="_Toc240574627" w:history="1">
             <w:r>
               <w:rPr>
                 <w:rStyle w:val="Hyperlink"/>
@@ -1617,7 +1678,7 @@
               <w:rPr>
                 <w:noProof/>
               </w:rPr>
-              <w:instrText xml:space="preserve"> PAGEREF _Toc226195260 \h </w:instrText>
+              <w:instrText xml:space="preserve"> PAGEREF _Toc240574627 \h </w:instrText>
             </w:r>
             <w:r>
               <w:rPr>
@@ -1651,10 +1712,15 @@
               <w:tab w:val="right" w:leader="dot" w:pos="9016"/>
             </w:tabs>
             <w:rPr>
+              <w:rFonts w:asciiTheme="minorHAnsi" w:eastAsiaTheme="minorEastAsia" w:hAnsiTheme="minorHAnsi" w:cstheme="minorBidi"/>
               <w:noProof/>
+              <w:kern w:val="2"/>
+              <w:sz w:val="24"/>
+              <w:szCs w:val="24"/>
+              <w14:ligatures w14:val="standardContextual"/>
             </w:rPr>
           </w:pPr>
-          <w:hyperlink w:anchor="_Toc226195261" w:history="1">
+          <w:hyperlink w:anchor="_Toc240574628" w:history="1">
             <w:r>
               <w:rPr>
                 <w:rStyle w:val="Hyperlink"/>
@@ -1678,7 +1744,7 @@
               <w:rPr>
                 <w:noProof/>
               </w:rPr>
-              <w:instrText xml:space="preserve"> PAGEREF _Toc226195261 \h </w:instrText>
+              <w:instrText xml:space="preserve"> PAGEREF _Toc240574628 \h </w:instrText>
             </w:r>
             <w:r>
               <w:rPr>
@@ -1712,10 +1778,15 @@
               <w:tab w:val="right" w:leader="dot" w:pos="9016"/>
             </w:tabs>
             <w:rPr>
+              <w:rFonts w:asciiTheme="minorHAnsi" w:eastAsiaTheme="minorEastAsia" w:hAnsiTheme="minorHAnsi" w:cstheme="minorBidi"/>
               <w:noProof/>
+              <w:kern w:val="2"/>
+              <w:sz w:val="24"/>
+              <w:szCs w:val="24"/>
+              <w14:ligatures w14:val="standardContextual"/>
             </w:rPr>
           </w:pPr>
-          <w:hyperlink w:anchor="_Toc226195262" w:history="1">
+          <w:hyperlink w:anchor="_Toc240574629" w:history="1">
             <w:r>
               <w:rPr>
                 <w:rStyle w:val="Hyperlink"/>
@@ -1739,7 +1810,7 @@
               <w:rPr>
                 <w:noProof/>
               </w:rPr>
-              <w:instrText xml:space="preserve"> PAGEREF _Toc226195262 \h </w:instrText>
+              <w:instrText xml:space="preserve"> PAGEREF _Toc240574629 \h </w:instrText>
             </w:r>
             <w:r>
               <w:rPr>
@@ -1773,10 +1844,15 @@
               <w:tab w:val="right" w:leader="dot" w:pos="9016"/>
             </w:tabs>
             <w:rPr>
+              <w:rFonts w:asciiTheme="minorHAnsi" w:eastAsiaTheme="minorEastAsia" w:hAnsiTheme="minorHAnsi" w:cstheme="minorBidi"/>
               <w:noProof/>
+              <w:kern w:val="2"/>
+              <w:sz w:val="24"/>
+              <w:szCs w:val="24"/>
+              <w14:ligatures w14:val="standardContextual"/>
             </w:rPr>
           </w:pPr>
-          <w:hyperlink w:anchor="_Toc226195263" w:history="1">
+          <w:hyperlink w:anchor="_Toc240574630" w:history="1">
             <w:r>
               <w:rPr>
                 <w:rStyle w:val="Hyperlink"/>
@@ -1800,7 +1876,7 @@
               <w:rPr>
                 <w:noProof/>
               </w:rPr>
-              <w:instrText xml:space="preserve"> PAGEREF _Toc226195263 \h </w:instrText>
+              <w:instrText xml:space="preserve"> PAGEREF _Toc240574630 \h </w:instrText>
             </w:r>
             <w:r>
               <w:rPr>
@@ -1817,7 +1893,7 @@
               <w:rPr>
                 <w:noProof/>
               </w:rPr>
-              <w:t>8</w:t>
+              <w:t>9</w:t>
             </w:r>
             <w:r>
               <w:rPr>
@@ -1834,10 +1910,15 @@
               <w:tab w:val="right" w:leader="dot" w:pos="9016"/>
             </w:tabs>
             <w:rPr>
+              <w:rFonts w:asciiTheme="minorHAnsi" w:eastAsiaTheme="minorEastAsia" w:hAnsiTheme="minorHAnsi" w:cstheme="minorBidi"/>
               <w:noProof/>
+              <w:kern w:val="2"/>
+              <w:sz w:val="24"/>
+              <w:szCs w:val="24"/>
+              <w14:ligatures w14:val="standardContextual"/>
             </w:rPr>
           </w:pPr>
-          <w:hyperlink w:anchor="_Toc226195264" w:history="1">
+          <w:hyperlink w:anchor="_Toc240574631" w:history="1">
             <w:r>
               <w:rPr>
                 <w:rStyle w:val="Hyperlink"/>
@@ -1861,7 +1942,7 @@
               <w:rPr>
                 <w:noProof/>
               </w:rPr>
-              <w:instrText xml:space="preserve"> PAGEREF _Toc226195264 \h </w:instrText>
+              <w:instrText xml:space="preserve"> PAGEREF _Toc240574631 \h </w:instrText>
             </w:r>
             <w:r>
               <w:rPr>
@@ -1895,16 +1976,21 @@
               <w:tab w:val="right" w:leader="dot" w:pos="9016"/>
             </w:tabs>
             <w:rPr>
+              <w:rFonts w:asciiTheme="minorHAnsi" w:eastAsiaTheme="minorEastAsia" w:hAnsiTheme="minorHAnsi" w:cstheme="minorBidi"/>
               <w:noProof/>
+              <w:kern w:val="2"/>
+              <w:sz w:val="24"/>
+              <w:szCs w:val="24"/>
+              <w14:ligatures w14:val="standardContextual"/>
             </w:rPr>
           </w:pPr>
-          <w:hyperlink w:anchor="_Toc226195265" w:history="1">
+          <w:hyperlink w:anchor="_Toc240574632" w:history="1">
             <w:r>
               <w:rPr>
                 <w:rStyle w:val="Hyperlink"/>
                 <w:noProof/>
               </w:rPr>
-              <w:t>Scenario 5: Fixed-Order, 3-Period, and Replicate Crossover</w:t>
+              <w:t>Scenario 5: Replicate Designs and Paired Comparison</w:t>
             </w:r>
             <w:r>
               <w:rPr>
@@ -1922,7 +2008,7 @@
               <w:rPr>
                 <w:noProof/>
               </w:rPr>
-              <w:instrText xml:space="preserve"> PAGEREF _Toc226195265 \h </w:instrText>
+              <w:instrText xml:space="preserve"> PAGEREF _Toc240574632 \h </w:instrText>
             </w:r>
             <w:r>
               <w:rPr>
@@ -1956,10 +2042,15 @@
               <w:tab w:val="right" w:leader="dot" w:pos="9016"/>
             </w:tabs>
             <w:rPr>
+              <w:rFonts w:asciiTheme="minorHAnsi" w:eastAsiaTheme="minorEastAsia" w:hAnsiTheme="minorHAnsi" w:cstheme="minorBidi"/>
               <w:noProof/>
+              <w:kern w:val="2"/>
+              <w:sz w:val="24"/>
+              <w:szCs w:val="24"/>
+              <w14:ligatures w14:val="standardContextual"/>
             </w:rPr>
           </w:pPr>
-          <w:hyperlink w:anchor="_Toc226195266" w:history="1">
+          <w:hyperlink w:anchor="_Toc240574633" w:history="1">
             <w:r>
               <w:rPr>
                 <w:rStyle w:val="Hyperlink"/>
@@ -1983,7 +2074,7 @@
               <w:rPr>
                 <w:noProof/>
               </w:rPr>
-              <w:instrText xml:space="preserve"> PAGEREF _Toc226195266 \h </w:instrText>
+              <w:instrText xml:space="preserve"> PAGEREF _Toc240574633 \h </w:instrText>
             </w:r>
             <w:r>
               <w:rPr>
@@ -2017,10 +2108,15 @@
               <w:tab w:val="right" w:leader="dot" w:pos="9016"/>
             </w:tabs>
             <w:rPr>
+              <w:rFonts w:asciiTheme="minorHAnsi" w:eastAsiaTheme="minorEastAsia" w:hAnsiTheme="minorHAnsi" w:cstheme="minorBidi"/>
               <w:noProof/>
+              <w:kern w:val="2"/>
+              <w:sz w:val="24"/>
+              <w:szCs w:val="24"/>
+              <w14:ligatures w14:val="standardContextual"/>
             </w:rPr>
           </w:pPr>
-          <w:hyperlink w:anchor="_Toc226195267" w:history="1">
+          <w:hyperlink w:anchor="_Toc240574634" w:history="1">
             <w:r>
               <w:rPr>
                 <w:rStyle w:val="Hyperlink"/>
@@ -2044,7 +2140,7 @@
               <w:rPr>
                 <w:noProof/>
               </w:rPr>
-              <w:instrText xml:space="preserve"> PAGEREF _Toc226195267 \h </w:instrText>
+              <w:instrText xml:space="preserve"> PAGEREF _Toc240574634 \h </w:instrText>
             </w:r>
             <w:r>
               <w:rPr>
@@ -2078,10 +2174,15 @@
               <w:tab w:val="right" w:leader="dot" w:pos="9016"/>
             </w:tabs>
             <w:rPr>
+              <w:rFonts w:asciiTheme="minorHAnsi" w:eastAsiaTheme="minorEastAsia" w:hAnsiTheme="minorHAnsi" w:cstheme="minorBidi"/>
               <w:noProof/>
+              <w:kern w:val="2"/>
+              <w:sz w:val="24"/>
+              <w:szCs w:val="24"/>
+              <w14:ligatures w14:val="standardContextual"/>
             </w:rPr>
           </w:pPr>
-          <w:hyperlink w:anchor="_Toc226195268" w:history="1">
+          <w:hyperlink w:anchor="_Toc240574635" w:history="1">
             <w:r>
               <w:rPr>
                 <w:rStyle w:val="Hyperlink"/>
@@ -2105,7 +2206,7 @@
               <w:rPr>
                 <w:noProof/>
               </w:rPr>
-              <w:instrText xml:space="preserve"> PAGEREF _Toc226195268 \h </w:instrText>
+              <w:instrText xml:space="preserve"> PAGEREF _Toc240574635 \h </w:instrText>
             </w:r>
             <w:r>
               <w:rPr>
@@ -2139,16 +2240,21 @@
               <w:tab w:val="right" w:leader="dot" w:pos="9016"/>
             </w:tabs>
             <w:rPr>
+              <w:rFonts w:asciiTheme="minorHAnsi" w:eastAsiaTheme="minorEastAsia" w:hAnsiTheme="minorHAnsi" w:cstheme="minorBidi"/>
               <w:noProof/>
+              <w:kern w:val="2"/>
+              <w:sz w:val="24"/>
+              <w:szCs w:val="24"/>
+              <w14:ligatures w14:val="standardContextual"/>
             </w:rPr>
           </w:pPr>
-          <w:hyperlink w:anchor="_Toc226195269" w:history="1">
+          <w:hyperlink w:anchor="_Toc240574636" w:history="1">
             <w:r>
               <w:rPr>
                 <w:rStyle w:val="Hyperlink"/>
                 <w:noProof/>
               </w:rPr>
-              <w:t>BLQ Handling</w:t>
+              <w:t>Scenario 9: CDISC ADNCA Dataset</w:t>
             </w:r>
             <w:r>
               <w:rPr>
@@ -2166,7 +2272,7 @@
               <w:rPr>
                 <w:noProof/>
               </w:rPr>
-              <w:instrText xml:space="preserve"> PAGEREF _Toc226195269 \h </w:instrText>
+              <w:instrText xml:space="preserve"> PAGEREF _Toc240574636 \h </w:instrText>
             </w:r>
             <w:r>
               <w:rPr>
@@ -2183,7 +2289,7 @@
               <w:rPr>
                 <w:noProof/>
               </w:rPr>
-              <w:t>9</w:t>
+              <w:t>10</w:t>
             </w:r>
             <w:r>
               <w:rPr>
@@ -2200,15 +2306,86 @@
               <w:tab w:val="right" w:leader="dot" w:pos="9016"/>
             </w:tabs>
             <w:rPr>
+              <w:rFonts w:asciiTheme="minorHAnsi" w:eastAsiaTheme="minorEastAsia" w:hAnsiTheme="minorHAnsi" w:cstheme="minorBidi"/>
               <w:noProof/>
+              <w:kern w:val="2"/>
+              <w:sz w:val="24"/>
+              <w:szCs w:val="24"/>
+              <w14:ligatures w14:val="standardContextual"/>
             </w:rPr>
           </w:pPr>
-          <w:hyperlink w:anchor="_Toc226195270" w:history="1">
+          <w:hyperlink w:anchor="_Toc240574637" w:history="1">
             <w:r>
               <w:rPr>
                 <w:rStyle w:val="Hyperlink"/>
                 <w:noProof/>
               </w:rPr>
+              <w:t>BLQ Handling</w:t>
+            </w:r>
+            <w:r>
+              <w:rPr>
+                <w:noProof/>
+              </w:rPr>
+              <w:tab/>
+            </w:r>
+            <w:r>
+              <w:rPr>
+                <w:noProof/>
+              </w:rPr>
+              <w:fldChar w:fldCharType="begin"/>
+            </w:r>
+            <w:r>
+              <w:rPr>
+                <w:noProof/>
+              </w:rPr>
+              <w:instrText xml:space="preserve"> PAGEREF _Toc240574637 \h </w:instrText>
+            </w:r>
+            <w:r>
+              <w:rPr>
+                <w:noProof/>
+              </w:rPr>
+            </w:r>
+            <w:r>
+              <w:rPr>
+                <w:noProof/>
+              </w:rPr>
+              <w:fldChar w:fldCharType="separate"/>
+            </w:r>
+            <w:r>
+              <w:rPr>
+                <w:noProof/>
+              </w:rPr>
+              <w:t>10</w:t>
+            </w:r>
+            <w:r>
+              <w:rPr>
+                <w:noProof/>
+              </w:rPr>
+              <w:fldChar w:fldCharType="end"/>
+            </w:r>
+          </w:hyperlink>
+        </w:p>
+        <w:p>
+          <w:pPr>
+            <w:pStyle w:val="Inhopg2"/>
+            <w:tabs>
+              <w:tab w:val="right" w:leader="dot" w:pos="9016"/>
+            </w:tabs>
+            <w:rPr>
+              <w:rFonts w:asciiTheme="minorHAnsi" w:eastAsiaTheme="minorEastAsia" w:hAnsiTheme="minorHAnsi" w:cstheme="minorBidi"/>
+              <w:noProof/>
+              <w:kern w:val="2"/>
+              <w:sz w:val="24"/>
+              <w:szCs w:val="24"/>
+              <w14:ligatures w14:val="standardContextual"/>
+            </w:rPr>
+          </w:pPr>
+          <w:hyperlink w:anchor="_Toc240574638" w:history="1">
+            <w:r>
+              <w:rPr>
+                <w:rStyle w:val="Hyperlink"/>
+                <w:noProof/>
+              </w:rPr>
               <w:t>Common Mistakes</w:t>
             </w:r>
             <w:r>
@@ -2227,7 +2404,7 @@
               <w:rPr>
                 <w:noProof/>
               </w:rPr>
-              <w:instrText xml:space="preserve"> PAGEREF _Toc226195270 \h </w:instrText>
+              <w:instrText xml:space="preserve"> PAGEREF _Toc240574638 \h </w:instrText>
             </w:r>
             <w:r>
               <w:rPr>
@@ -2261,10 +2438,15 @@
               <w:tab w:val="right" w:leader="dot" w:pos="9016"/>
             </w:tabs>
             <w:rPr>
+              <w:rFonts w:asciiTheme="minorHAnsi" w:eastAsiaTheme="minorEastAsia" w:hAnsiTheme="minorHAnsi" w:cstheme="minorBidi"/>
               <w:noProof/>
+              <w:kern w:val="2"/>
+              <w:sz w:val="24"/>
+              <w:szCs w:val="24"/>
+              <w14:ligatures w14:val="standardContextual"/>
             </w:rPr>
           </w:pPr>
-          <w:hyperlink w:anchor="_Toc226195271" w:history="1">
+          <w:hyperlink w:anchor="_Toc240574639" w:history="1">
             <w:r>
               <w:rPr>
                 <w:rStyle w:val="Hyperlink"/>
@@ -2288,7 +2470,7 @@
               <w:rPr>
                 <w:noProof/>
               </w:rPr>
-              <w:instrText xml:space="preserve"> PAGEREF _Toc226195271 \h </w:instrText>
+              <w:instrText xml:space="preserve"> PAGEREF _Toc240574639 \h </w:instrText>
             </w:r>
             <w:r>
               <w:rPr>
@@ -2322,10 +2504,15 @@
               <w:tab w:val="right" w:leader="dot" w:pos="9016"/>
             </w:tabs>
             <w:rPr>
+              <w:rFonts w:asciiTheme="minorHAnsi" w:eastAsiaTheme="minorEastAsia" w:hAnsiTheme="minorHAnsi" w:cstheme="minorBidi"/>
               <w:noProof/>
+              <w:kern w:val="2"/>
+              <w:sz w:val="24"/>
+              <w:szCs w:val="24"/>
+              <w14:ligatures w14:val="standardContextual"/>
             </w:rPr>
           </w:pPr>
-          <w:hyperlink w:anchor="_Toc226195272" w:history="1">
+          <w:hyperlink w:anchor="_Toc240574640" w:history="1">
             <w:r>
               <w:rPr>
                 <w:rStyle w:val="Hyperlink"/>
@@ -2349,7 +2536,7 @@
               <w:rPr>
                 <w:noProof/>
               </w:rPr>
-              <w:instrText xml:space="preserve"> PAGEREF _Toc226195272 \h </w:instrText>
+              <w:instrText xml:space="preserve"> PAGEREF _Toc240574640 \h </w:instrText>
             </w:r>
             <w:r>
               <w:rPr>
@@ -2383,10 +2570,15 @@
               <w:tab w:val="right" w:leader="dot" w:pos="9016"/>
             </w:tabs>
             <w:rPr>
+              <w:rFonts w:asciiTheme="minorHAnsi" w:eastAsiaTheme="minorEastAsia" w:hAnsiTheme="minorHAnsi" w:cstheme="minorBidi"/>
               <w:noProof/>
+              <w:kern w:val="2"/>
+              <w:sz w:val="24"/>
+              <w:szCs w:val="24"/>
+              <w14:ligatures w14:val="standardContextual"/>
             </w:rPr>
           </w:pPr>
-          <w:hyperlink w:anchor="_Toc226195273" w:history="1">
+          <w:hyperlink w:anchor="_Toc240574641" w:history="1">
             <w:r>
               <w:rPr>
                 <w:rStyle w:val="Hyperlink"/>
@@ -2410,7 +2602,7 @@
               <w:rPr>
                 <w:noProof/>
               </w:rPr>
-              <w:instrText xml:space="preserve"> PAGEREF _Toc226195273 \h </w:instrText>
+              <w:instrText xml:space="preserve"> PAGEREF _Toc240574641 \h </w:instrText>
             </w:r>
             <w:r>
               <w:rPr>
@@ -2444,10 +2636,15 @@
               <w:tab w:val="right" w:leader="dot" w:pos="9016"/>
             </w:tabs>
             <w:rPr>
+              <w:rFonts w:asciiTheme="minorHAnsi" w:eastAsiaTheme="minorEastAsia" w:hAnsiTheme="minorHAnsi" w:cstheme="minorBidi"/>
               <w:noProof/>
+              <w:kern w:val="2"/>
+              <w:sz w:val="24"/>
+              <w:szCs w:val="24"/>
+              <w14:ligatures w14:val="standardContextual"/>
             </w:rPr>
           </w:pPr>
-          <w:hyperlink w:anchor="_Toc226195274" w:history="1">
+          <w:hyperlink w:anchor="_Toc240574642" w:history="1">
             <w:r>
               <w:rPr>
                 <w:rStyle w:val="Hyperlink"/>
@@ -2471,7 +2668,7 @@
               <w:rPr>
                 <w:noProof/>
               </w:rPr>
-              <w:instrText xml:space="preserve"> PAGEREF _Toc226195274 \h </w:instrText>
+              <w:instrText xml:space="preserve"> PAGEREF _Toc240574642 \h </w:instrText>
             </w:r>
             <w:r>
               <w:rPr>
@@ -2505,10 +2702,15 @@
               <w:tab w:val="right" w:leader="dot" w:pos="9016"/>
             </w:tabs>
             <w:rPr>
+              <w:rFonts w:asciiTheme="minorHAnsi" w:eastAsiaTheme="minorEastAsia" w:hAnsiTheme="minorHAnsi" w:cstheme="minorBidi"/>
               <w:noProof/>
+              <w:kern w:val="2"/>
+              <w:sz w:val="24"/>
+              <w:szCs w:val="24"/>
+              <w14:ligatures w14:val="standardContextual"/>
             </w:rPr>
           </w:pPr>
-          <w:hyperlink w:anchor="_Toc226195290" w:history="1">
+          <w:hyperlink w:anchor="_Toc240574643" w:history="1">
             <w:r>
               <w:rPr>
                 <w:rStyle w:val="Hyperlink"/>
@@ -2532,7 +2734,7 @@
               <w:rPr>
                 <w:noProof/>
               </w:rPr>
-              <w:instrText xml:space="preserve"> PAGEREF _Toc226195290 \h </w:instrText>
+              <w:instrText xml:space="preserve"> PAGEREF _Toc240574643 \h </w:instrText>
             </w:r>
             <w:r>
               <w:rPr>
@@ -2549,7 +2751,469 @@
               <w:rPr>
                 <w:noProof/>
               </w:rPr>
-              <w:t>17</w:t>
+              <w:t>11</w:t>
+            </w:r>
+            <w:r>
+              <w:rPr>
+                <w:noProof/>
+              </w:rPr>
+              <w:fldChar w:fldCharType="end"/>
+            </w:r>
+          </w:hyperlink>
+        </w:p>
+        <w:p>
+          <w:pPr>
+            <w:pStyle w:val="Inhopg3"/>
+            <w:tabs>
+              <w:tab w:val="right" w:leader="dot" w:pos="9016"/>
+            </w:tabs>
+            <w:rPr>
+              <w:rFonts w:asciiTheme="minorHAnsi" w:eastAsiaTheme="minorEastAsia" w:hAnsiTheme="minorHAnsi" w:cstheme="minorBidi"/>
+              <w:noProof/>
+              <w:kern w:val="2"/>
+              <w:sz w:val="24"/>
+              <w:szCs w:val="24"/>
+              <w14:ligatures w14:val="standardContextual"/>
+            </w:rPr>
+          </w:pPr>
+          <w:hyperlink w:anchor="_Toc240574644" w:history="1">
+            <w:r>
+              <w:rPr>
+                <w:rStyle w:val="Hyperlink"/>
+                <w:noProof/>
+              </w:rPr>
+              <w:t>Plot Types</w:t>
+            </w:r>
+            <w:r>
+              <w:rPr>
+                <w:noProof/>
+              </w:rPr>
+              <w:tab/>
+            </w:r>
+            <w:r>
+              <w:rPr>
+                <w:noProof/>
+              </w:rPr>
+              <w:fldChar w:fldCharType="begin"/>
+            </w:r>
+            <w:r>
+              <w:rPr>
+                <w:noProof/>
+              </w:rPr>
+              <w:instrText xml:space="preserve"> PAGEREF _Toc240574644 \h </w:instrText>
+            </w:r>
+            <w:r>
+              <w:rPr>
+                <w:noProof/>
+              </w:rPr>
+            </w:r>
+            <w:r>
+              <w:rPr>
+                <w:noProof/>
+              </w:rPr>
+              <w:fldChar w:fldCharType="separate"/>
+            </w:r>
+            <w:r>
+              <w:rPr>
+                <w:noProof/>
+              </w:rPr>
+              <w:t>11</w:t>
+            </w:r>
+            <w:r>
+              <w:rPr>
+                <w:noProof/>
+              </w:rPr>
+              <w:fldChar w:fldCharType="end"/>
+            </w:r>
+          </w:hyperlink>
+        </w:p>
+        <w:p>
+          <w:pPr>
+            <w:pStyle w:val="Inhopg3"/>
+            <w:tabs>
+              <w:tab w:val="right" w:leader="dot" w:pos="9016"/>
+            </w:tabs>
+            <w:rPr>
+              <w:rFonts w:asciiTheme="minorHAnsi" w:eastAsiaTheme="minorEastAsia" w:hAnsiTheme="minorHAnsi" w:cstheme="minorBidi"/>
+              <w:noProof/>
+              <w:kern w:val="2"/>
+              <w:sz w:val="24"/>
+              <w:szCs w:val="24"/>
+              <w14:ligatures w14:val="standardContextual"/>
+            </w:rPr>
+          </w:pPr>
+          <w:hyperlink w:anchor="_Toc240574645" w:history="1">
+            <w:r>
+              <w:rPr>
+                <w:rStyle w:val="Hyperlink"/>
+                <w:noProof/>
+              </w:rPr>
+              <w:t>Sidebar Controls</w:t>
+            </w:r>
+            <w:r>
+              <w:rPr>
+                <w:noProof/>
+              </w:rPr>
+              <w:tab/>
+            </w:r>
+            <w:r>
+              <w:rPr>
+                <w:noProof/>
+              </w:rPr>
+              <w:fldChar w:fldCharType="begin"/>
+            </w:r>
+            <w:r>
+              <w:rPr>
+                <w:noProof/>
+              </w:rPr>
+              <w:instrText xml:space="preserve"> PAGEREF _Toc240574645 \h </w:instrText>
+            </w:r>
+            <w:r>
+              <w:rPr>
+                <w:noProof/>
+              </w:rPr>
+            </w:r>
+            <w:r>
+              <w:rPr>
+                <w:noProof/>
+              </w:rPr>
+              <w:fldChar w:fldCharType="separate"/>
+            </w:r>
+            <w:r>
+              <w:rPr>
+                <w:noProof/>
+              </w:rPr>
+              <w:t>12</w:t>
+            </w:r>
+            <w:r>
+              <w:rPr>
+                <w:noProof/>
+              </w:rPr>
+              <w:fldChar w:fldCharType="end"/>
+            </w:r>
+          </w:hyperlink>
+        </w:p>
+        <w:p>
+          <w:pPr>
+            <w:pStyle w:val="Inhopg3"/>
+            <w:tabs>
+              <w:tab w:val="right" w:leader="dot" w:pos="9016"/>
+            </w:tabs>
+            <w:rPr>
+              <w:rFonts w:asciiTheme="minorHAnsi" w:eastAsiaTheme="minorEastAsia" w:hAnsiTheme="minorHAnsi" w:cstheme="minorBidi"/>
+              <w:noProof/>
+              <w:kern w:val="2"/>
+              <w:sz w:val="24"/>
+              <w:szCs w:val="24"/>
+              <w14:ligatures w14:val="standardContextual"/>
+            </w:rPr>
+          </w:pPr>
+          <w:hyperlink w:anchor="_Toc240574646" w:history="1">
+            <w:r>
+              <w:rPr>
+                <w:rStyle w:val="Hyperlink"/>
+                <w:noProof/>
+              </w:rPr>
+              <w:t>Suggested Figure Legend</w:t>
+            </w:r>
+            <w:r>
+              <w:rPr>
+                <w:noProof/>
+              </w:rPr>
+              <w:tab/>
+            </w:r>
+            <w:r>
+              <w:rPr>
+                <w:noProof/>
+              </w:rPr>
+              <w:fldChar w:fldCharType="begin"/>
+            </w:r>
+            <w:r>
+              <w:rPr>
+                <w:noProof/>
+              </w:rPr>
+              <w:instrText xml:space="preserve"> PAGEREF _Toc240574646 \h </w:instrText>
+            </w:r>
+            <w:r>
+              <w:rPr>
+                <w:noProof/>
+              </w:rPr>
+            </w:r>
+            <w:r>
+              <w:rPr>
+                <w:noProof/>
+              </w:rPr>
+              <w:fldChar w:fldCharType="separate"/>
+            </w:r>
+            <w:r>
+              <w:rPr>
+                <w:noProof/>
+              </w:rPr>
+              <w:t>12</w:t>
+            </w:r>
+            <w:r>
+              <w:rPr>
+                <w:noProof/>
+              </w:rPr>
+              <w:fldChar w:fldCharType="end"/>
+            </w:r>
+          </w:hyperlink>
+        </w:p>
+        <w:p>
+          <w:pPr>
+            <w:pStyle w:val="Inhopg3"/>
+            <w:tabs>
+              <w:tab w:val="right" w:leader="dot" w:pos="9016"/>
+            </w:tabs>
+            <w:rPr>
+              <w:rFonts w:asciiTheme="minorHAnsi" w:eastAsiaTheme="minorEastAsia" w:hAnsiTheme="minorHAnsi" w:cstheme="minorBidi"/>
+              <w:noProof/>
+              <w:kern w:val="2"/>
+              <w:sz w:val="24"/>
+              <w:szCs w:val="24"/>
+              <w14:ligatures w14:val="standardContextual"/>
+            </w:rPr>
+          </w:pPr>
+          <w:hyperlink w:anchor="_Toc240574647" w:history="1">
+            <w:r>
+              <w:rPr>
+                <w:rStyle w:val="Hyperlink"/>
+                <w:noProof/>
+              </w:rPr>
+              <w:t>Exporting a Figure</w:t>
+            </w:r>
+            <w:r>
+              <w:rPr>
+                <w:noProof/>
+              </w:rPr>
+              <w:tab/>
+            </w:r>
+            <w:r>
+              <w:rPr>
+                <w:noProof/>
+              </w:rPr>
+              <w:fldChar w:fldCharType="begin"/>
+            </w:r>
+            <w:r>
+              <w:rPr>
+                <w:noProof/>
+              </w:rPr>
+              <w:instrText xml:space="preserve"> PAGEREF _Toc240574647 \h </w:instrText>
+            </w:r>
+            <w:r>
+              <w:rPr>
+                <w:noProof/>
+              </w:rPr>
+            </w:r>
+            <w:r>
+              <w:rPr>
+                <w:noProof/>
+              </w:rPr>
+              <w:fldChar w:fldCharType="separate"/>
+            </w:r>
+            <w:r>
+              <w:rPr>
+                <w:noProof/>
+              </w:rPr>
+              <w:t>12</w:t>
+            </w:r>
+            <w:r>
+              <w:rPr>
+                <w:noProof/>
+              </w:rPr>
+              <w:fldChar w:fldCharType="end"/>
+            </w:r>
+          </w:hyperlink>
+        </w:p>
+        <w:p>
+          <w:pPr>
+            <w:pStyle w:val="Inhopg3"/>
+            <w:tabs>
+              <w:tab w:val="right" w:leader="dot" w:pos="9016"/>
+            </w:tabs>
+            <w:rPr>
+              <w:rFonts w:asciiTheme="minorHAnsi" w:eastAsiaTheme="minorEastAsia" w:hAnsiTheme="minorHAnsi" w:cstheme="minorBidi"/>
+              <w:noProof/>
+              <w:kern w:val="2"/>
+              <w:sz w:val="24"/>
+              <w:szCs w:val="24"/>
+              <w14:ligatures w14:val="standardContextual"/>
+            </w:rPr>
+          </w:pPr>
+          <w:hyperlink w:anchor="_Toc240574648" w:history="1">
+            <w:r>
+              <w:rPr>
+                <w:rStyle w:val="Hyperlink"/>
+                <w:noProof/>
+              </w:rPr>
+              <w:t>Interactive Preview vs. Static Export</w:t>
+            </w:r>
+            <w:r>
+              <w:rPr>
+                <w:noProof/>
+              </w:rPr>
+              <w:tab/>
+            </w:r>
+            <w:r>
+              <w:rPr>
+                <w:noProof/>
+              </w:rPr>
+              <w:fldChar w:fldCharType="begin"/>
+            </w:r>
+            <w:r>
+              <w:rPr>
+                <w:noProof/>
+              </w:rPr>
+              <w:instrText xml:space="preserve"> PAGEREF _Toc240574648 \h </w:instrText>
+            </w:r>
+            <w:r>
+              <w:rPr>
+                <w:noProof/>
+              </w:rPr>
+            </w:r>
+            <w:r>
+              <w:rPr>
+                <w:noProof/>
+              </w:rPr>
+              <w:fldChar w:fldCharType="separate"/>
+            </w:r>
+            <w:r>
+              <w:rPr>
+                <w:noProof/>
+              </w:rPr>
+              <w:t>13</w:t>
+            </w:r>
+            <w:r>
+              <w:rPr>
+                <w:noProof/>
+              </w:rPr>
+              <w:fldChar w:fldCharType="end"/>
+            </w:r>
+          </w:hyperlink>
+        </w:p>
+        <w:p>
+          <w:pPr>
+            <w:pStyle w:val="Inhopg3"/>
+            <w:tabs>
+              <w:tab w:val="right" w:leader="dot" w:pos="9016"/>
+            </w:tabs>
+            <w:rPr>
+              <w:rFonts w:asciiTheme="minorHAnsi" w:eastAsiaTheme="minorEastAsia" w:hAnsiTheme="minorHAnsi" w:cstheme="minorBidi"/>
+              <w:noProof/>
+              <w:kern w:val="2"/>
+              <w:sz w:val="24"/>
+              <w:szCs w:val="24"/>
+              <w14:ligatures w14:val="standardContextual"/>
+            </w:rPr>
+          </w:pPr>
+          <w:hyperlink w:anchor="_Toc240574649" w:history="1">
+            <w:r>
+              <w:rPr>
+                <w:rStyle w:val="Hyperlink"/>
+                <w:noProof/>
+              </w:rPr>
+              <w:t>Worked Examples</w:t>
+            </w:r>
+            <w:r>
+              <w:rPr>
+                <w:noProof/>
+              </w:rPr>
+              <w:tab/>
+            </w:r>
+            <w:r>
+              <w:rPr>
+                <w:noProof/>
+              </w:rPr>
+              <w:fldChar w:fldCharType="begin"/>
+            </w:r>
+            <w:r>
+              <w:rPr>
+                <w:noProof/>
+              </w:rPr>
+              <w:instrText xml:space="preserve"> PAGEREF _Toc240574649 \h </w:instrText>
+            </w:r>
+            <w:r>
+              <w:rPr>
+                <w:noProof/>
+              </w:rPr>
+            </w:r>
+            <w:r>
+              <w:rPr>
+                <w:noProof/>
+              </w:rPr>
+              <w:fldChar w:fldCharType="separate"/>
+            </w:r>
+            <w:r>
+              <w:rPr>
+                <w:noProof/>
+              </w:rPr>
+              <w:t>13</w:t>
+            </w:r>
+            <w:r>
+              <w:rPr>
+                <w:noProof/>
+              </w:rPr>
+              <w:fldChar w:fldCharType="end"/>
+            </w:r>
+          </w:hyperlink>
+        </w:p>
+        <w:p>
+          <w:pPr>
+            <w:pStyle w:val="Inhopg3"/>
+            <w:tabs>
+              <w:tab w:val="right" w:leader="dot" w:pos="9016"/>
+            </w:tabs>
+            <w:rPr>
+              <w:rFonts w:asciiTheme="minorHAnsi" w:eastAsiaTheme="minorEastAsia" w:hAnsiTheme="minorHAnsi" w:cstheme="minorBidi"/>
+              <w:noProof/>
+              <w:kern w:val="2"/>
+              <w:sz w:val="24"/>
+              <w:szCs w:val="24"/>
+              <w14:ligatures w14:val="standardContextual"/>
+            </w:rPr>
+          </w:pPr>
+          <w:hyperlink w:anchor="_Toc240574650" w:history="1">
+            <w:r>
+              <w:rPr>
+                <w:rStyle w:val="Hyperlink"/>
+                <w:noProof/>
+              </w:rPr>
+              <w:t>Common Questions</w:t>
+            </w:r>
+            <w:r>
+              <w:rPr>
+                <w:noProof/>
+              </w:rPr>
+              <w:tab/>
+            </w:r>
+            <w:r>
+              <w:rPr>
+                <w:noProof/>
+              </w:rPr>
+              <w:fldChar w:fldCharType="begin"/>
+            </w:r>
+            <w:r>
+              <w:rPr>
+                <w:noProof/>
+              </w:rPr>
+              <w:instrText xml:space="preserve"> PAGEREF _Toc240574650 \h </w:instrText>
+            </w:r>
+            <w:r>
+              <w:rPr>
+                <w:noProof/>
+              </w:rPr>
+            </w:r>
+            <w:r>
+              <w:rPr>
+                <w:noProof/>
+              </w:rPr>
+              <w:fldChar w:fldCharType="separate"/>
+            </w:r>
+            <w:r>
+              <w:rPr>
+                <w:noProof/>
+              </w:rPr>
+              <w:t>13</w:t>
             </w:r>
             <w:r>
               <w:rPr>
@@ -2566,16 +3230,21 @@
               <w:tab w:val="right" w:leader="dot" w:pos="9016"/>
             </w:tabs>
             <w:rPr>
+              <w:rFonts w:asciiTheme="minorHAnsi" w:eastAsiaTheme="minorEastAsia" w:hAnsiTheme="minorHAnsi" w:cstheme="minorBidi"/>
               <w:noProof/>
+              <w:kern w:val="2"/>
+              <w:sz w:val="24"/>
+              <w:szCs w:val="24"/>
+              <w14:ligatures w14:val="standardContextual"/>
             </w:rPr>
           </w:pPr>
-          <w:hyperlink w:anchor="_Toc226195291" w:history="1">
+          <w:hyperlink w:anchor="_Toc240574651" w:history="1">
             <w:r>
               <w:rPr>
                 <w:rStyle w:val="Hyperlink"/>
                 <w:noProof/>
               </w:rPr>
-              <w:t>Path 4: Analyze One Subject at a Time</w:t>
+              <w:t>Path 4: One Subject at a Time</w:t>
             </w:r>
             <w:r>
               <w:rPr>
@@ -2593,7 +3262,7 @@
               <w:rPr>
                 <w:noProof/>
               </w:rPr>
-              <w:instrText xml:space="preserve"> PAGEREF _Toc226195291 \h </w:instrText>
+              <w:instrText xml:space="preserve"> PAGEREF _Toc240574651 \h </w:instrText>
             </w:r>
             <w:r>
               <w:rPr>
@@ -2610,7 +3279,7 @@
               <w:rPr>
                 <w:noProof/>
               </w:rPr>
-              <w:t>17</w:t>
+              <w:t>14</w:t>
             </w:r>
             <w:r>
               <w:rPr>
@@ -2627,16 +3296,21 @@
               <w:tab w:val="right" w:leader="dot" w:pos="9016"/>
             </w:tabs>
             <w:rPr>
+              <w:rFonts w:asciiTheme="minorHAnsi" w:eastAsiaTheme="minorEastAsia" w:hAnsiTheme="minorHAnsi" w:cstheme="minorBidi"/>
               <w:noProof/>
+              <w:kern w:val="2"/>
+              <w:sz w:val="24"/>
+              <w:szCs w:val="24"/>
+              <w14:ligatures w14:val="standardContextual"/>
             </w:rPr>
           </w:pPr>
-          <w:hyperlink w:anchor="_Toc226195276" w:history="1">
+          <w:hyperlink w:anchor="_Toc240574652" w:history="1">
             <w:r>
               <w:rPr>
                 <w:rStyle w:val="Hyperlink"/>
                 <w:noProof/>
               </w:rPr>
-              <w:t>Path 5: Analyze All Subjects (Batch NCA)</w:t>
+              <w:t>Path 5: All Subjects (Batch)</w:t>
             </w:r>
             <w:r>
               <w:rPr>
@@ -2654,7 +3328,7 @@
               <w:rPr>
                 <w:noProof/>
               </w:rPr>
-              <w:instrText xml:space="preserve"> PAGEREF _Toc226195276 \h </w:instrText>
+              <w:instrText xml:space="preserve"> PAGEREF _Toc240574652 \h </w:instrText>
             </w:r>
             <w:r>
               <w:rPr>
@@ -2688,16 +3362,21 @@
               <w:tab w:val="right" w:leader="dot" w:pos="9016"/>
             </w:tabs>
             <w:rPr>
+              <w:rFonts w:asciiTheme="minorHAnsi" w:eastAsiaTheme="minorEastAsia" w:hAnsiTheme="minorHAnsi" w:cstheme="minorBidi"/>
               <w:noProof/>
+              <w:kern w:val="2"/>
+              <w:sz w:val="24"/>
+              <w:szCs w:val="24"/>
+              <w14:ligatures w14:val="standardContextual"/>
             </w:rPr>
           </w:pPr>
-          <w:hyperlink w:anchor="_Toc226195277" w:history="1">
+          <w:hyperlink w:anchor="_Toc240574653" w:history="1">
             <w:r>
               <w:rPr>
                 <w:rStyle w:val="Hyperlink"/>
                 <w:noProof/>
               </w:rPr>
-              <w:t>Path 6: Bioequivalence Testing</w:t>
+              <w:t>Path 6: Bioequivalence</w:t>
             </w:r>
             <w:r>
               <w:rPr>
@@ -2715,7 +3394,7 @@
               <w:rPr>
                 <w:noProof/>
               </w:rPr>
-              <w:instrText xml:space="preserve"> PAGEREF _Toc226195277 \h </w:instrText>
+              <w:instrText xml:space="preserve"> PAGEREF _Toc240574653 \h </w:instrText>
             </w:r>
             <w:r>
               <w:rPr>
@@ -2749,10 +3428,15 @@
               <w:tab w:val="right" w:leader="dot" w:pos="9016"/>
             </w:tabs>
             <w:rPr>
+              <w:rFonts w:asciiTheme="minorHAnsi" w:eastAsiaTheme="minorEastAsia" w:hAnsiTheme="minorHAnsi" w:cstheme="minorBidi"/>
               <w:noProof/>
+              <w:kern w:val="2"/>
+              <w:sz w:val="24"/>
+              <w:szCs w:val="24"/>
+              <w14:ligatures w14:val="standardContextual"/>
             </w:rPr>
           </w:pPr>
-          <w:hyperlink w:anchor="_Toc226195278" w:history="1">
+          <w:hyperlink w:anchor="_Toc240574654" w:history="1">
             <w:r>
               <w:rPr>
                 <w:rStyle w:val="Hyperlink"/>
@@ -2776,7 +3460,7 @@
               <w:rPr>
                 <w:noProof/>
               </w:rPr>
-              <w:instrText xml:space="preserve"> PAGEREF _Toc226195278 \h </w:instrText>
+              <w:instrText xml:space="preserve"> PAGEREF _Toc240574654 \h </w:instrText>
             </w:r>
             <w:r>
               <w:rPr>
@@ -2793,7 +3477,7 @@
               <w:rPr>
                 <w:noProof/>
               </w:rPr>
-              <w:t>14</w:t>
+              <w:t>15</w:t>
             </w:r>
             <w:r>
               <w:rPr>
@@ -2810,10 +3494,15 @@
               <w:tab w:val="right" w:leader="dot" w:pos="9016"/>
             </w:tabs>
             <w:rPr>
+              <w:rFonts w:asciiTheme="minorHAnsi" w:eastAsiaTheme="minorEastAsia" w:hAnsiTheme="minorHAnsi" w:cstheme="minorBidi"/>
               <w:noProof/>
+              <w:kern w:val="2"/>
+              <w:sz w:val="24"/>
+              <w:szCs w:val="24"/>
+              <w14:ligatures w14:val="standardContextual"/>
             </w:rPr>
           </w:pPr>
-          <w:hyperlink w:anchor="_Toc226195279" w:history="1">
+          <w:hyperlink w:anchor="_Toc240574655" w:history="1">
             <w:r>
               <w:rPr>
                 <w:rStyle w:val="Hyperlink"/>
@@ -2837,7 +3526,7 @@
               <w:rPr>
                 <w:noProof/>
               </w:rPr>
-              <w:instrText xml:space="preserve"> PAGEREF _Toc226195279 \h </w:instrText>
+              <w:instrText xml:space="preserve"> PAGEREF _Toc240574655 \h </w:instrText>
             </w:r>
             <w:r>
               <w:rPr>
@@ -2854,7 +3543,7 @@
               <w:rPr>
                 <w:noProof/>
               </w:rPr>
-              <w:t>14</w:t>
+              <w:t>15</w:t>
             </w:r>
             <w:r>
               <w:rPr>
@@ -2871,10 +3560,15 @@
               <w:tab w:val="right" w:leader="dot" w:pos="9016"/>
             </w:tabs>
             <w:rPr>
+              <w:rFonts w:asciiTheme="minorHAnsi" w:eastAsiaTheme="minorEastAsia" w:hAnsiTheme="minorHAnsi" w:cstheme="minorBidi"/>
               <w:noProof/>
+              <w:kern w:val="2"/>
+              <w:sz w:val="24"/>
+              <w:szCs w:val="24"/>
+              <w14:ligatures w14:val="standardContextual"/>
             </w:rPr>
           </w:pPr>
-          <w:hyperlink w:anchor="_Toc226195280" w:history="1">
+          <w:hyperlink w:anchor="_Toc240574656" w:history="1">
             <w:r>
               <w:rPr>
                 <w:rStyle w:val="Hyperlink"/>
@@ -2898,7 +3592,7 @@
               <w:rPr>
                 <w:noProof/>
               </w:rPr>
-              <w:instrText xml:space="preserve"> PAGEREF _Toc226195280 \h </w:instrText>
+              <w:instrText xml:space="preserve"> PAGEREF _Toc240574656 \h </w:instrText>
             </w:r>
             <w:r>
               <w:rPr>
@@ -2915,7 +3609,7 @@
               <w:rPr>
                 <w:noProof/>
               </w:rPr>
-              <w:t>14</w:t>
+              <w:t>15</w:t>
             </w:r>
             <w:r>
               <w:rPr>
@@ -2932,10 +3626,15 @@
               <w:tab w:val="right" w:leader="dot" w:pos="9016"/>
             </w:tabs>
             <w:rPr>
+              <w:rFonts w:asciiTheme="minorHAnsi" w:eastAsiaTheme="minorEastAsia" w:hAnsiTheme="minorHAnsi" w:cstheme="minorBidi"/>
               <w:noProof/>
+              <w:kern w:val="2"/>
+              <w:sz w:val="24"/>
+              <w:szCs w:val="24"/>
+              <w14:ligatures w14:val="standardContextual"/>
             </w:rPr>
           </w:pPr>
-          <w:hyperlink w:anchor="_Toc226195281" w:history="1">
+          <w:hyperlink w:anchor="_Toc240574657" w:history="1">
             <w:r>
               <w:rPr>
                 <w:rStyle w:val="Hyperlink"/>
@@ -2959,7 +3658,7 @@
               <w:rPr>
                 <w:noProof/>
               </w:rPr>
-              <w:instrText xml:space="preserve"> PAGEREF _Toc226195281 \h </w:instrText>
+              <w:instrText xml:space="preserve"> PAGEREF _Toc240574657 \h </w:instrText>
             </w:r>
             <w:r>
               <w:rPr>
@@ -2993,10 +3692,15 @@
               <w:tab w:val="right" w:leader="dot" w:pos="9016"/>
             </w:tabs>
             <w:rPr>
+              <w:rFonts w:asciiTheme="minorHAnsi" w:eastAsiaTheme="minorEastAsia" w:hAnsiTheme="minorHAnsi" w:cstheme="minorBidi"/>
               <w:noProof/>
+              <w:kern w:val="2"/>
+              <w:sz w:val="24"/>
+              <w:szCs w:val="24"/>
+              <w14:ligatures w14:val="standardContextual"/>
             </w:rPr>
           </w:pPr>
-          <w:hyperlink w:anchor="_Toc226195282" w:history="1">
+          <w:hyperlink w:anchor="_Toc240574658" w:history="1">
             <w:r>
               <w:rPr>
                 <w:rStyle w:val="Hyperlink"/>
@@ -3020,7 +3724,7 @@
               <w:rPr>
                 <w:noProof/>
               </w:rPr>
-              <w:instrText xml:space="preserve"> PAGEREF _Toc226195282 \h </w:instrText>
+              <w:instrText xml:space="preserve"> PAGEREF _Toc240574658 \h </w:instrText>
             </w:r>
             <w:r>
               <w:rPr>
@@ -3054,10 +3758,15 @@
               <w:tab w:val="right" w:leader="dot" w:pos="9016"/>
             </w:tabs>
             <w:rPr>
+              <w:rFonts w:asciiTheme="minorHAnsi" w:eastAsiaTheme="minorEastAsia" w:hAnsiTheme="minorHAnsi" w:cstheme="minorBidi"/>
               <w:noProof/>
+              <w:kern w:val="2"/>
+              <w:sz w:val="24"/>
+              <w:szCs w:val="24"/>
+              <w14:ligatures w14:val="standardContextual"/>
             </w:rPr>
           </w:pPr>
-          <w:hyperlink w:anchor="_Toc226195283" w:history="1">
+          <w:hyperlink w:anchor="_Toc240574659" w:history="1">
             <w:r>
               <w:rPr>
                 <w:rStyle w:val="Hyperlink"/>
@@ -3081,7 +3790,7 @@
               <w:rPr>
                 <w:noProof/>
               </w:rPr>
-              <w:instrText xml:space="preserve"> PAGEREF _Toc226195283 \h </w:instrText>
+              <w:instrText xml:space="preserve"> PAGEREF _Toc240574659 \h </w:instrText>
             </w:r>
             <w:r>
               <w:rPr>
@@ -3098,7 +3807,7 @@
               <w:rPr>
                 <w:noProof/>
               </w:rPr>
-              <w:t>16</w:t>
+              <w:t>17</w:t>
             </w:r>
             <w:r>
               <w:rPr>
@@ -3115,10 +3824,15 @@
               <w:tab w:val="right" w:leader="dot" w:pos="9016"/>
             </w:tabs>
             <w:rPr>
+              <w:rFonts w:asciiTheme="minorHAnsi" w:eastAsiaTheme="minorEastAsia" w:hAnsiTheme="minorHAnsi" w:cstheme="minorBidi"/>
               <w:noProof/>
+              <w:kern w:val="2"/>
+              <w:sz w:val="24"/>
+              <w:szCs w:val="24"/>
+              <w14:ligatures w14:val="standardContextual"/>
             </w:rPr>
           </w:pPr>
-          <w:hyperlink w:anchor="_Toc226195284" w:history="1">
+          <w:hyperlink w:anchor="_Toc240574660" w:history="1">
             <w:r>
               <w:rPr>
                 <w:rStyle w:val="Hyperlink"/>
@@ -3142,7 +3856,7 @@
               <w:rPr>
                 <w:noProof/>
               </w:rPr>
-              <w:instrText xml:space="preserve"> PAGEREF _Toc226195284 \h </w:instrText>
+              <w:instrText xml:space="preserve"> PAGEREF _Toc240574660 \h </w:instrText>
             </w:r>
             <w:r>
               <w:rPr>
@@ -3159,7 +3873,7 @@
               <w:rPr>
                 <w:noProof/>
               </w:rPr>
-              <w:t>16</w:t>
+              <w:t>17</w:t>
             </w:r>
             <w:r>
               <w:rPr>
@@ -3176,10 +3890,15 @@
               <w:tab w:val="right" w:leader="dot" w:pos="9016"/>
             </w:tabs>
             <w:rPr>
+              <w:rFonts w:asciiTheme="minorHAnsi" w:eastAsiaTheme="minorEastAsia" w:hAnsiTheme="minorHAnsi" w:cstheme="minorBidi"/>
               <w:noProof/>
+              <w:kern w:val="2"/>
+              <w:sz w:val="24"/>
+              <w:szCs w:val="24"/>
+              <w14:ligatures w14:val="standardContextual"/>
             </w:rPr>
           </w:pPr>
-          <w:hyperlink w:anchor="_Toc226195285" w:history="1">
+          <w:hyperlink w:anchor="_Toc240574661" w:history="1">
             <w:r>
               <w:rPr>
                 <w:rStyle w:val="Hyperlink"/>
@@ -3203,7 +3922,7 @@
               <w:rPr>
                 <w:noProof/>
               </w:rPr>
-              <w:instrText xml:space="preserve"> PAGEREF _Toc226195285 \h </w:instrText>
+              <w:instrText xml:space="preserve"> PAGEREF _Toc240574661 \h </w:instrText>
             </w:r>
             <w:r>
               <w:rPr>
@@ -3220,7 +3939,7 @@
               <w:rPr>
                 <w:noProof/>
               </w:rPr>
-              <w:t>16</w:t>
+              <w:t>17</w:t>
             </w:r>
             <w:r>
               <w:rPr>
@@ -3237,10 +3956,15 @@
               <w:tab w:val="right" w:leader="dot" w:pos="9016"/>
             </w:tabs>
             <w:rPr>
+              <w:rFonts w:asciiTheme="minorHAnsi" w:eastAsiaTheme="minorEastAsia" w:hAnsiTheme="minorHAnsi" w:cstheme="minorBidi"/>
               <w:noProof/>
+              <w:kern w:val="2"/>
+              <w:sz w:val="24"/>
+              <w:szCs w:val="24"/>
+              <w14:ligatures w14:val="standardContextual"/>
             </w:rPr>
           </w:pPr>
-          <w:hyperlink w:anchor="_Toc226195286" w:history="1">
+          <w:hyperlink w:anchor="_Toc240574662" w:history="1">
             <w:r>
               <w:rPr>
                 <w:rStyle w:val="Hyperlink"/>
@@ -3264,7 +3988,7 @@
               <w:rPr>
                 <w:noProof/>
               </w:rPr>
-              <w:instrText xml:space="preserve"> PAGEREF _Toc226195286 \h </w:instrText>
+              <w:instrText xml:space="preserve"> PAGEREF _Toc240574662 \h </w:instrText>
             </w:r>
             <w:r>
               <w:rPr>
@@ -3281,7 +4005,7 @@
               <w:rPr>
                 <w:noProof/>
               </w:rPr>
-              <w:t>16</w:t>
+              <w:t>17</w:t>
             </w:r>
             <w:r>
               <w:rPr>
@@ -3298,10 +4022,15 @@
               <w:tab w:val="right" w:leader="dot" w:pos="9016"/>
             </w:tabs>
             <w:rPr>
+              <w:rFonts w:asciiTheme="minorHAnsi" w:eastAsiaTheme="minorEastAsia" w:hAnsiTheme="minorHAnsi" w:cstheme="minorBidi"/>
               <w:noProof/>
+              <w:kern w:val="2"/>
+              <w:sz w:val="24"/>
+              <w:szCs w:val="24"/>
+              <w14:ligatures w14:val="standardContextual"/>
             </w:rPr>
           </w:pPr>
-          <w:hyperlink w:anchor="_Toc226195287" w:history="1">
+          <w:hyperlink w:anchor="_Toc240574663" w:history="1">
             <w:r>
               <w:rPr>
                 <w:rStyle w:val="Hyperlink"/>
@@ -3325,7 +4054,7 @@
               <w:rPr>
                 <w:noProof/>
               </w:rPr>
-              <w:instrText xml:space="preserve"> PAGEREF _Toc226195287 \h </w:instrText>
+              <w:instrText xml:space="preserve"> PAGEREF _Toc240574663 \h </w:instrText>
             </w:r>
             <w:r>
               <w:rPr>
@@ -3342,7 +4071,7 @@
               <w:rPr>
                 <w:noProof/>
               </w:rPr>
-              <w:t>17</w:t>
+              <w:t>18</w:t>
             </w:r>
             <w:r>
               <w:rPr>
@@ -3359,10 +4088,15 @@
               <w:tab w:val="right" w:leader="dot" w:pos="9016"/>
             </w:tabs>
             <w:rPr>
+              <w:rFonts w:asciiTheme="minorHAnsi" w:eastAsiaTheme="minorEastAsia" w:hAnsiTheme="minorHAnsi" w:cstheme="minorBidi"/>
               <w:noProof/>
+              <w:kern w:val="2"/>
+              <w:sz w:val="24"/>
+              <w:szCs w:val="24"/>
+              <w14:ligatures w14:val="standardContextual"/>
             </w:rPr>
           </w:pPr>
-          <w:hyperlink w:anchor="_Toc226195288" w:history="1">
+          <w:hyperlink w:anchor="_Toc240574664" w:history="1">
             <w:r>
               <w:rPr>
                 <w:rStyle w:val="Hyperlink"/>
@@ -3386,7 +4120,7 @@
               <w:rPr>
                 <w:noProof/>
               </w:rPr>
-              <w:instrText xml:space="preserve"> PAGEREF _Toc226195288 \h </w:instrText>
+              <w:instrText xml:space="preserve"> PAGEREF _Toc240574664 \h </w:instrText>
             </w:r>
             <w:r>
               <w:rPr>
@@ -3403,7 +4137,7 @@
               <w:rPr>
                 <w:noProof/>
               </w:rPr>
-              <w:t>17</w:t>
+              <w:t>18</w:t>
             </w:r>
             <w:r>
               <w:rPr>
@@ -3420,10 +4154,15 @@
               <w:tab w:val="right" w:leader="dot" w:pos="9016"/>
             </w:tabs>
             <w:rPr>
+              <w:rFonts w:asciiTheme="minorHAnsi" w:eastAsiaTheme="minorEastAsia" w:hAnsiTheme="minorHAnsi" w:cstheme="minorBidi"/>
               <w:noProof/>
+              <w:kern w:val="2"/>
+              <w:sz w:val="24"/>
+              <w:szCs w:val="24"/>
+              <w14:ligatures w14:val="standardContextual"/>
             </w:rPr>
           </w:pPr>
-          <w:hyperlink w:anchor="_Toc226195289" w:history="1">
+          <w:hyperlink w:anchor="_Toc240574665" w:history="1">
             <w:r>
               <w:rPr>
                 <w:rStyle w:val="Hyperlink"/>
@@ -3447,7 +4186,7 @@
               <w:rPr>
                 <w:noProof/>
               </w:rPr>
-              <w:instrText xml:space="preserve"> PAGEREF _Toc226195289 \h </w:instrText>
+              <w:instrText xml:space="preserve"> PAGEREF _Toc240574665 \h </w:instrText>
             </w:r>
             <w:r>
               <w:rPr>
@@ -3464,7 +4203,7 @@
               <w:rPr>
                 <w:noProof/>
               </w:rPr>
-              <w:t>17</w:t>
+              <w:t>18</w:t>
             </w:r>
             <w:r>
               <w:rPr>
@@ -3481,10 +4220,15 @@
               <w:tab w:val="right" w:leader="dot" w:pos="9016"/>
             </w:tabs>
             <w:rPr>
+              <w:rFonts w:asciiTheme="minorHAnsi" w:eastAsiaTheme="minorEastAsia" w:hAnsiTheme="minorHAnsi" w:cstheme="minorBidi"/>
               <w:noProof/>
+              <w:kern w:val="2"/>
+              <w:sz w:val="24"/>
+              <w:szCs w:val="24"/>
+              <w14:ligatures w14:val="standardContextual"/>
             </w:rPr>
           </w:pPr>
-          <w:hyperlink w:anchor="_Toc226195290" w:history="1">
+          <w:hyperlink w:anchor="_Toc240574666" w:history="1">
             <w:r>
               <w:rPr>
                 <w:rStyle w:val="Hyperlink"/>
@@ -3508,7 +4252,7 @@
               <w:rPr>
                 <w:noProof/>
               </w:rPr>
-              <w:instrText xml:space="preserve"> PAGEREF _Toc226195290 \h </w:instrText>
+              <w:instrText xml:space="preserve"> PAGEREF _Toc240574666 \h </w:instrText>
             </w:r>
             <w:r>
               <w:rPr>
@@ -3525,7 +4269,7 @@
               <w:rPr>
                 <w:noProof/>
               </w:rPr>
-              <w:t>17</w:t>
+              <w:t>18</w:t>
             </w:r>
             <w:r>
               <w:rPr>
@@ -3542,10 +4286,15 @@
               <w:tab w:val="right" w:leader="dot" w:pos="9016"/>
             </w:tabs>
             <w:rPr>
+              <w:rFonts w:asciiTheme="minorHAnsi" w:eastAsiaTheme="minorEastAsia" w:hAnsiTheme="minorHAnsi" w:cstheme="minorBidi"/>
               <w:noProof/>
+              <w:kern w:val="2"/>
+              <w:sz w:val="24"/>
+              <w:szCs w:val="24"/>
+              <w14:ligatures w14:val="standardContextual"/>
             </w:rPr>
           </w:pPr>
-          <w:hyperlink w:anchor="_Toc226195291" w:history="1">
+          <w:hyperlink w:anchor="_Toc240574667" w:history="1">
             <w:r>
               <w:rPr>
                 <w:rStyle w:val="Hyperlink"/>
@@ -3569,7 +4318,7 @@
               <w:rPr>
                 <w:noProof/>
               </w:rPr>
-              <w:instrText xml:space="preserve"> PAGEREF _Toc226195291 \h </w:instrText>
+              <w:instrText xml:space="preserve"> PAGEREF _Toc240574667 \h </w:instrText>
             </w:r>
             <w:r>
               <w:rPr>
@@ -3586,7 +4335,7 @@
               <w:rPr>
                 <w:noProof/>
               </w:rPr>
-              <w:t>17</w:t>
+              <w:t>18</w:t>
             </w:r>
             <w:r>
               <w:rPr>
@@ -3603,10 +4352,15 @@
               <w:tab w:val="right" w:leader="dot" w:pos="9016"/>
             </w:tabs>
             <w:rPr>
+              <w:rFonts w:asciiTheme="minorHAnsi" w:eastAsiaTheme="minorEastAsia" w:hAnsiTheme="minorHAnsi" w:cstheme="minorBidi"/>
               <w:noProof/>
+              <w:kern w:val="2"/>
+              <w:sz w:val="24"/>
+              <w:szCs w:val="24"/>
+              <w14:ligatures w14:val="standardContextual"/>
             </w:rPr>
           </w:pPr>
-          <w:hyperlink w:anchor="_Toc226195292" w:history="1">
+          <w:hyperlink w:anchor="_Toc240574668" w:history="1">
             <w:r>
               <w:rPr>
                 <w:rStyle w:val="Hyperlink"/>
@@ -3630,7 +4384,7 @@
               <w:rPr>
                 <w:noProof/>
               </w:rPr>
-              <w:instrText xml:space="preserve"> PAGEREF _Toc226195292 \h </w:instrText>
+              <w:instrText xml:space="preserve"> PAGEREF _Toc240574668 \h </w:instrText>
             </w:r>
             <w:r>
               <w:rPr>
@@ -3647,7 +4401,7 @@
               <w:rPr>
                 <w:noProof/>
               </w:rPr>
-              <w:t>17</w:t>
+              <w:t>18</w:t>
             </w:r>
             <w:r>
               <w:rPr>
@@ -3664,10 +4418,15 @@
               <w:tab w:val="right" w:leader="dot" w:pos="9016"/>
             </w:tabs>
             <w:rPr>
+              <w:rFonts w:asciiTheme="minorHAnsi" w:eastAsiaTheme="minorEastAsia" w:hAnsiTheme="minorHAnsi" w:cstheme="minorBidi"/>
               <w:noProof/>
+              <w:kern w:val="2"/>
+              <w:sz w:val="24"/>
+              <w:szCs w:val="24"/>
+              <w14:ligatures w14:val="standardContextual"/>
             </w:rPr>
           </w:pPr>
-          <w:hyperlink w:anchor="_Toc226195293" w:history="1">
+          <w:hyperlink w:anchor="_Toc240574669" w:history="1">
             <w:r>
               <w:rPr>
                 <w:rStyle w:val="Hyperlink"/>
@@ -3691,7 +4450,7 @@
               <w:rPr>
                 <w:noProof/>
               </w:rPr>
-              <w:instrText xml:space="preserve"> PAGEREF _Toc226195293 \h </w:instrText>
+              <w:instrText xml:space="preserve"> PAGEREF _Toc240574669 \h </w:instrText>
             </w:r>
             <w:r>
               <w:rPr>
@@ -3708,7 +4467,7 @@
               <w:rPr>
                 <w:noProof/>
               </w:rPr>
-              <w:t>17</w:t>
+              <w:t>18</w:t>
             </w:r>
             <w:r>
               <w:rPr>
@@ -3725,10 +4484,15 @@
               <w:tab w:val="right" w:leader="dot" w:pos="9016"/>
             </w:tabs>
             <w:rPr>
+              <w:rFonts w:asciiTheme="minorHAnsi" w:eastAsiaTheme="minorEastAsia" w:hAnsiTheme="minorHAnsi" w:cstheme="minorBidi"/>
               <w:noProof/>
+              <w:kern w:val="2"/>
+              <w:sz w:val="24"/>
+              <w:szCs w:val="24"/>
+              <w14:ligatures w14:val="standardContextual"/>
             </w:rPr>
           </w:pPr>
-          <w:hyperlink w:anchor="_Toc226195294" w:history="1">
+          <w:hyperlink w:anchor="_Toc240574670" w:history="1">
             <w:r>
               <w:rPr>
                 <w:rStyle w:val="Hyperlink"/>
@@ -3752,7 +4516,7 @@
               <w:rPr>
                 <w:noProof/>
               </w:rPr>
-              <w:instrText xml:space="preserve"> PAGEREF _Toc226195294 \h </w:instrText>
+              <w:instrText xml:space="preserve"> PAGEREF _Toc240574670 \h </w:instrText>
             </w:r>
             <w:r>
               <w:rPr>
@@ -3769,7 +4533,7 @@
               <w:rPr>
                 <w:noProof/>
               </w:rPr>
-              <w:t>17</w:t>
+              <w:t>18</w:t>
             </w:r>
             <w:r>
               <w:rPr>
@@ -3786,10 +4550,15 @@
               <w:tab w:val="right" w:leader="dot" w:pos="9016"/>
             </w:tabs>
             <w:rPr>
+              <w:rFonts w:asciiTheme="minorHAnsi" w:eastAsiaTheme="minorEastAsia" w:hAnsiTheme="minorHAnsi" w:cstheme="minorBidi"/>
               <w:noProof/>
+              <w:kern w:val="2"/>
+              <w:sz w:val="24"/>
+              <w:szCs w:val="24"/>
+              <w14:ligatures w14:val="standardContextual"/>
             </w:rPr>
           </w:pPr>
-          <w:hyperlink w:anchor="_Toc226195295" w:history="1">
+          <w:hyperlink w:anchor="_Toc240574671" w:history="1">
             <w:r>
               <w:rPr>
                 <w:rStyle w:val="Hyperlink"/>
@@ -3813,7 +4582,7 @@
               <w:rPr>
                 <w:noProof/>
               </w:rPr>
-              <w:instrText xml:space="preserve"> PAGEREF _Toc226195295 \h </w:instrText>
+              <w:instrText xml:space="preserve"> PAGEREF _Toc240574671 \h </w:instrText>
             </w:r>
             <w:r>
               <w:rPr>
@@ -3830,7 +4599,7 @@
               <w:rPr>
                 <w:noProof/>
               </w:rPr>
-              <w:t>17</w:t>
+              <w:t>18</w:t>
             </w:r>
             <w:r>
               <w:rPr>
@@ -3847,10 +4616,15 @@
               <w:tab w:val="right" w:leader="dot" w:pos="9016"/>
             </w:tabs>
             <w:rPr>
+              <w:rFonts w:asciiTheme="minorHAnsi" w:eastAsiaTheme="minorEastAsia" w:hAnsiTheme="minorHAnsi" w:cstheme="minorBidi"/>
               <w:noProof/>
+              <w:kern w:val="2"/>
+              <w:sz w:val="24"/>
+              <w:szCs w:val="24"/>
+              <w14:ligatures w14:val="standardContextual"/>
             </w:rPr>
           </w:pPr>
-          <w:hyperlink w:anchor="_Toc226195296" w:history="1">
+          <w:hyperlink w:anchor="_Toc240574672" w:history="1">
             <w:r>
               <w:rPr>
                 <w:rStyle w:val="Hyperlink"/>
@@ -3874,7 +4648,7 @@
               <w:rPr>
                 <w:noProof/>
               </w:rPr>
-              <w:instrText xml:space="preserve"> PAGEREF _Toc226195296 \h </w:instrText>
+              <w:instrText xml:space="preserve"> PAGEREF _Toc240574672 \h </w:instrText>
             </w:r>
             <w:r>
               <w:rPr>
@@ -3891,7 +4665,7 @@
               <w:rPr>
                 <w:noProof/>
               </w:rPr>
-              <w:t>18</w:t>
+              <w:t>19</w:t>
             </w:r>
             <w:r>
               <w:rPr>
@@ -3908,10 +4682,15 @@
               <w:tab w:val="right" w:leader="dot" w:pos="9016"/>
             </w:tabs>
             <w:rPr>
+              <w:rFonts w:asciiTheme="minorHAnsi" w:eastAsiaTheme="minorEastAsia" w:hAnsiTheme="minorHAnsi" w:cstheme="minorBidi"/>
               <w:noProof/>
+              <w:kern w:val="2"/>
+              <w:sz w:val="24"/>
+              <w:szCs w:val="24"/>
+              <w14:ligatures w14:val="standardContextual"/>
             </w:rPr>
           </w:pPr>
-          <w:hyperlink w:anchor="_Toc226195297" w:history="1">
+          <w:hyperlink w:anchor="_Toc240574673" w:history="1">
             <w:r>
               <w:rPr>
                 <w:rStyle w:val="Hyperlink"/>
@@ -3935,7 +4714,7 @@
               <w:rPr>
                 <w:noProof/>
               </w:rPr>
-              <w:instrText xml:space="preserve"> PAGEREF _Toc226195297 \h </w:instrText>
+              <w:instrText xml:space="preserve"> PAGEREF _Toc240574673 \h </w:instrText>
             </w:r>
             <w:r>
               <w:rPr>
@@ -3952,7 +4731,7 @@
               <w:rPr>
                 <w:noProof/>
               </w:rPr>
-              <w:t>18</w:t>
+              <w:t>19</w:t>
             </w:r>
             <w:r>
               <w:rPr>
@@ -3969,10 +4748,15 @@
               <w:tab w:val="right" w:leader="dot" w:pos="9016"/>
             </w:tabs>
             <w:rPr>
+              <w:rFonts w:asciiTheme="minorHAnsi" w:eastAsiaTheme="minorEastAsia" w:hAnsiTheme="minorHAnsi" w:cstheme="minorBidi"/>
               <w:noProof/>
+              <w:kern w:val="2"/>
+              <w:sz w:val="24"/>
+              <w:szCs w:val="24"/>
+              <w14:ligatures w14:val="standardContextual"/>
             </w:rPr>
           </w:pPr>
-          <w:hyperlink w:anchor="_Toc226195298" w:history="1">
+          <w:hyperlink w:anchor="_Toc240574674" w:history="1">
             <w:r>
               <w:rPr>
                 <w:rStyle w:val="Hyperlink"/>
@@ -3996,7 +4780,7 @@
               <w:rPr>
                 <w:noProof/>
               </w:rPr>
-              <w:instrText xml:space="preserve"> PAGEREF _Toc226195298 \h </w:instrText>
+              <w:instrText xml:space="preserve"> PAGEREF _Toc240574674 \h </w:instrText>
             </w:r>
             <w:r>
               <w:rPr>
@@ -4013,7 +4797,7 @@
               <w:rPr>
                 <w:noProof/>
               </w:rPr>
-              <w:t>19</w:t>
+              <w:t>20</w:t>
             </w:r>
             <w:r>
               <w:rPr>
@@ -4030,10 +4814,15 @@
               <w:tab w:val="right" w:leader="dot" w:pos="9016"/>
             </w:tabs>
             <w:rPr>
+              <w:rFonts w:asciiTheme="minorHAnsi" w:eastAsiaTheme="minorEastAsia" w:hAnsiTheme="minorHAnsi" w:cstheme="minorBidi"/>
               <w:noProof/>
+              <w:kern w:val="2"/>
+              <w:sz w:val="24"/>
+              <w:szCs w:val="24"/>
+              <w14:ligatures w14:val="standardContextual"/>
             </w:rPr>
           </w:pPr>
-          <w:hyperlink w:anchor="_Toc226195299" w:history="1">
+          <w:hyperlink w:anchor="_Toc240574675" w:history="1">
             <w:r>
               <w:rPr>
                 <w:rStyle w:val="Hyperlink"/>
@@ -4057,7 +4846,7 @@
               <w:rPr>
                 <w:noProof/>
               </w:rPr>
-              <w:instrText xml:space="preserve"> PAGEREF _Toc226195299 \h </w:instrText>
+              <w:instrText xml:space="preserve"> PAGEREF _Toc240574675 \h </w:instrText>
             </w:r>
             <w:r>
               <w:rPr>
@@ -4074,7 +4863,7 @@
               <w:rPr>
                 <w:noProof/>
               </w:rPr>
-              <w:t>19</w:t>
+              <w:t>20</w:t>
             </w:r>
             <w:r>
               <w:rPr>
@@ -4091,10 +4880,15 @@
               <w:tab w:val="right" w:leader="dot" w:pos="9016"/>
             </w:tabs>
             <w:rPr>
+              <w:rFonts w:asciiTheme="minorHAnsi" w:eastAsiaTheme="minorEastAsia" w:hAnsiTheme="minorHAnsi" w:cstheme="minorBidi"/>
               <w:noProof/>
+              <w:kern w:val="2"/>
+              <w:sz w:val="24"/>
+              <w:szCs w:val="24"/>
+              <w14:ligatures w14:val="standardContextual"/>
             </w:rPr>
           </w:pPr>
-          <w:hyperlink w:anchor="_Toc226195300" w:history="1">
+          <w:hyperlink w:anchor="_Toc240574676" w:history="1">
             <w:r>
               <w:rPr>
                 <w:rStyle w:val="Hyperlink"/>
@@ -4118,7 +4912,7 @@
               <w:rPr>
                 <w:noProof/>
               </w:rPr>
-              <w:instrText xml:space="preserve"> PAGEREF _Toc226195300 \h </w:instrText>
+              <w:instrText xml:space="preserve"> PAGEREF _Toc240574676 \h </w:instrText>
             </w:r>
             <w:r>
               <w:rPr>
@@ -4135,7 +4929,7 @@
               <w:rPr>
                 <w:noProof/>
               </w:rPr>
-              <w:t>19</w:t>
+              <w:t>20</w:t>
             </w:r>
             <w:r>
               <w:rPr>
@@ -4152,10 +4946,15 @@
               <w:tab w:val="right" w:leader="dot" w:pos="9016"/>
             </w:tabs>
             <w:rPr>
+              <w:rFonts w:asciiTheme="minorHAnsi" w:eastAsiaTheme="minorEastAsia" w:hAnsiTheme="minorHAnsi" w:cstheme="minorBidi"/>
               <w:noProof/>
+              <w:kern w:val="2"/>
+              <w:sz w:val="24"/>
+              <w:szCs w:val="24"/>
+              <w14:ligatures w14:val="standardContextual"/>
             </w:rPr>
           </w:pPr>
-          <w:hyperlink w:anchor="_Toc226195301" w:history="1">
+          <w:hyperlink w:anchor="_Toc240574677" w:history="1">
             <w:r>
               <w:rPr>
                 <w:rStyle w:val="Hyperlink"/>
@@ -4179,7 +4978,7 @@
               <w:rPr>
                 <w:noProof/>
               </w:rPr>
-              <w:instrText xml:space="preserve"> PAGEREF _Toc226195301 \h </w:instrText>
+              <w:instrText xml:space="preserve"> PAGEREF _Toc240574677 \h </w:instrText>
             </w:r>
             <w:r>
               <w:rPr>
@@ -4196,7 +4995,7 @@
               <w:rPr>
                 <w:noProof/>
               </w:rPr>
-              <w:t>19</w:t>
+              <w:t>20</w:t>
             </w:r>
             <w:r>
               <w:rPr>
@@ -4213,10 +5012,15 @@
               <w:tab w:val="right" w:leader="dot" w:pos="9016"/>
             </w:tabs>
             <w:rPr>
+              <w:rFonts w:asciiTheme="minorHAnsi" w:eastAsiaTheme="minorEastAsia" w:hAnsiTheme="minorHAnsi" w:cstheme="minorBidi"/>
               <w:noProof/>
+              <w:kern w:val="2"/>
+              <w:sz w:val="24"/>
+              <w:szCs w:val="24"/>
+              <w14:ligatures w14:val="standardContextual"/>
             </w:rPr>
           </w:pPr>
-          <w:hyperlink w:anchor="_Toc226195302" w:history="1">
+          <w:hyperlink w:anchor="_Toc240574678" w:history="1">
             <w:r>
               <w:rPr>
                 <w:rStyle w:val="Hyperlink"/>
@@ -4240,7 +5044,7 @@
               <w:rPr>
                 <w:noProof/>
               </w:rPr>
-              <w:instrText xml:space="preserve"> PAGEREF _Toc226195302 \h </w:instrText>
+              <w:instrText xml:space="preserve"> PAGEREF _Toc240574678 \h </w:instrText>
             </w:r>
             <w:r>
               <w:rPr>
@@ -4257,7 +5061,7 @@
               <w:rPr>
                 <w:noProof/>
               </w:rPr>
-              <w:t>19</w:t>
+              <w:t>20</w:t>
             </w:r>
             <w:r>
               <w:rPr>
@@ -4274,10 +5078,15 @@
               <w:tab w:val="right" w:leader="dot" w:pos="9016"/>
             </w:tabs>
             <w:rPr>
+              <w:rFonts w:asciiTheme="minorHAnsi" w:eastAsiaTheme="minorEastAsia" w:hAnsiTheme="minorHAnsi" w:cstheme="minorBidi"/>
               <w:noProof/>
+              <w:kern w:val="2"/>
+              <w:sz w:val="24"/>
+              <w:szCs w:val="24"/>
+              <w14:ligatures w14:val="standardContextual"/>
             </w:rPr>
           </w:pPr>
-          <w:hyperlink w:anchor="_Toc226195303" w:history="1">
+          <w:hyperlink w:anchor="_Toc240574679" w:history="1">
             <w:r>
               <w:rPr>
                 <w:rStyle w:val="Hyperlink"/>
@@ -4301,7 +5110,7 @@
               <w:rPr>
                 <w:noProof/>
               </w:rPr>
-              <w:instrText xml:space="preserve"> PAGEREF _Toc226195303 \h </w:instrText>
+              <w:instrText xml:space="preserve"> PAGEREF _Toc240574679 \h </w:instrText>
             </w:r>
             <w:r>
               <w:rPr>
@@ -4318,7 +5127,7 @@
               <w:rPr>
                 <w:noProof/>
               </w:rPr>
-              <w:t>19</w:t>
+              <w:t>20</w:t>
             </w:r>
             <w:r>
               <w:rPr>
@@ -4335,10 +5144,15 @@
               <w:tab w:val="right" w:leader="dot" w:pos="9016"/>
             </w:tabs>
             <w:rPr>
+              <w:rFonts w:asciiTheme="minorHAnsi" w:eastAsiaTheme="minorEastAsia" w:hAnsiTheme="minorHAnsi" w:cstheme="minorBidi"/>
               <w:noProof/>
+              <w:kern w:val="2"/>
+              <w:sz w:val="24"/>
+              <w:szCs w:val="24"/>
+              <w14:ligatures w14:val="standardContextual"/>
             </w:rPr>
           </w:pPr>
-          <w:hyperlink w:anchor="_Toc226195304" w:history="1">
+          <w:hyperlink w:anchor="_Toc240574680" w:history="1">
             <w:r>
               <w:rPr>
                 <w:rStyle w:val="Hyperlink"/>
@@ -4362,7 +5176,7 @@
               <w:rPr>
                 <w:noProof/>
               </w:rPr>
-              <w:instrText xml:space="preserve"> PAGEREF _Toc226195304 \h </w:instrText>
+              <w:instrText xml:space="preserve"> PAGEREF _Toc240574680 \h </w:instrText>
             </w:r>
             <w:r>
               <w:rPr>
@@ -4379,7 +5193,7 @@
               <w:rPr>
                 <w:noProof/>
               </w:rPr>
-              <w:t>19</w:t>
+              <w:t>21</w:t>
             </w:r>
             <w:r>
               <w:rPr>
@@ -4396,10 +5210,15 @@
               <w:tab w:val="right" w:leader="dot" w:pos="9016"/>
             </w:tabs>
             <w:rPr>
+              <w:rFonts w:asciiTheme="minorHAnsi" w:eastAsiaTheme="minorEastAsia" w:hAnsiTheme="minorHAnsi" w:cstheme="minorBidi"/>
               <w:noProof/>
+              <w:kern w:val="2"/>
+              <w:sz w:val="24"/>
+              <w:szCs w:val="24"/>
+              <w14:ligatures w14:val="standardContextual"/>
             </w:rPr>
           </w:pPr>
-          <w:hyperlink w:anchor="_Toc226195305" w:history="1">
+          <w:hyperlink w:anchor="_Toc240574681" w:history="1">
             <w:r>
               <w:rPr>
                 <w:rStyle w:val="Hyperlink"/>
@@ -4423,7 +5242,7 @@
               <w:rPr>
                 <w:noProof/>
               </w:rPr>
-              <w:instrText xml:space="preserve"> PAGEREF _Toc226195305 \h </w:instrText>
+              <w:instrText xml:space="preserve"> PAGEREF _Toc240574681 \h </w:instrText>
             </w:r>
             <w:r>
               <w:rPr>
@@ -4440,7 +5259,7 @@
               <w:rPr>
                 <w:noProof/>
               </w:rPr>
-              <w:t>20</w:t>
+              <w:t>21</w:t>
             </w:r>
             <w:r>
               <w:rPr>
@@ -4457,10 +5276,15 @@
               <w:tab w:val="right" w:leader="dot" w:pos="9016"/>
             </w:tabs>
             <w:rPr>
+              <w:rFonts w:asciiTheme="minorHAnsi" w:eastAsiaTheme="minorEastAsia" w:hAnsiTheme="minorHAnsi" w:cstheme="minorBidi"/>
               <w:noProof/>
+              <w:kern w:val="2"/>
+              <w:sz w:val="24"/>
+              <w:szCs w:val="24"/>
+              <w14:ligatures w14:val="standardContextual"/>
             </w:rPr>
           </w:pPr>
-          <w:hyperlink w:anchor="_Toc226195306" w:history="1">
+          <w:hyperlink w:anchor="_Toc240574682" w:history="1">
             <w:r>
               <w:rPr>
                 <w:rStyle w:val="Hyperlink"/>
@@ -4484,7 +5308,7 @@
               <w:rPr>
                 <w:noProof/>
               </w:rPr>
-              <w:instrText xml:space="preserve"> PAGEREF _Toc226195306 \h </w:instrText>
+              <w:instrText xml:space="preserve"> PAGEREF _Toc240574682 \h </w:instrText>
             </w:r>
             <w:r>
               <w:rPr>
@@ -4501,7 +5325,7 @@
               <w:rPr>
                 <w:noProof/>
               </w:rPr>
-              <w:t>20</w:t>
+              <w:t>21</w:t>
             </w:r>
             <w:r>
               <w:rPr>
@@ -4518,10 +5342,15 @@
               <w:tab w:val="right" w:leader="dot" w:pos="9016"/>
             </w:tabs>
             <w:rPr>
+              <w:rFonts w:asciiTheme="minorHAnsi" w:eastAsiaTheme="minorEastAsia" w:hAnsiTheme="minorHAnsi" w:cstheme="minorBidi"/>
               <w:noProof/>
+              <w:kern w:val="2"/>
+              <w:sz w:val="24"/>
+              <w:szCs w:val="24"/>
+              <w14:ligatures w14:val="standardContextual"/>
             </w:rPr>
           </w:pPr>
-          <w:hyperlink w:anchor="_Toc226195307" w:history="1">
+          <w:hyperlink w:anchor="_Toc240574683" w:history="1">
             <w:r>
               <w:rPr>
                 <w:rStyle w:val="Hyperlink"/>
@@ -4545,7 +5374,7 @@
               <w:rPr>
                 <w:noProof/>
               </w:rPr>
-              <w:instrText xml:space="preserve"> PAGEREF _Toc226195307 \h </w:instrText>
+              <w:instrText xml:space="preserve"> PAGEREF _Toc240574683 \h </w:instrText>
             </w:r>
             <w:r>
               <w:rPr>
@@ -4562,7 +5391,7 @@
               <w:rPr>
                 <w:noProof/>
               </w:rPr>
-              <w:t>21</w:t>
+              <w:t>22</w:t>
             </w:r>
             <w:r>
               <w:rPr>
@@ -4579,10 +5408,15 @@
               <w:tab w:val="right" w:leader="dot" w:pos="9016"/>
             </w:tabs>
             <w:rPr>
+              <w:rFonts w:asciiTheme="minorHAnsi" w:eastAsiaTheme="minorEastAsia" w:hAnsiTheme="minorHAnsi" w:cstheme="minorBidi"/>
               <w:noProof/>
+              <w:kern w:val="2"/>
+              <w:sz w:val="24"/>
+              <w:szCs w:val="24"/>
+              <w14:ligatures w14:val="standardContextual"/>
             </w:rPr>
           </w:pPr>
-          <w:hyperlink w:anchor="_Toc226195308" w:history="1">
+          <w:hyperlink w:anchor="_Toc240574684" w:history="1">
             <w:r>
               <w:rPr>
                 <w:rStyle w:val="Hyperlink"/>
@@ -4606,7 +5440,7 @@
               <w:rPr>
                 <w:noProof/>
               </w:rPr>
-              <w:instrText xml:space="preserve"> PAGEREF _Toc226195308 \h </w:instrText>
+              <w:instrText xml:space="preserve"> PAGEREF _Toc240574684 \h </w:instrText>
             </w:r>
             <w:r>
               <w:rPr>
@@ -4623,7 +5457,7 @@
               <w:rPr>
                 <w:noProof/>
               </w:rPr>
-              <w:t>21</w:t>
+              <w:t>22</w:t>
             </w:r>
             <w:r>
               <w:rPr>
@@ -4640,10 +5474,15 @@
               <w:tab w:val="right" w:leader="dot" w:pos="9016"/>
             </w:tabs>
             <w:rPr>
+              <w:rFonts w:asciiTheme="minorHAnsi" w:eastAsiaTheme="minorEastAsia" w:hAnsiTheme="minorHAnsi" w:cstheme="minorBidi"/>
               <w:noProof/>
+              <w:kern w:val="2"/>
+              <w:sz w:val="24"/>
+              <w:szCs w:val="24"/>
+              <w14:ligatures w14:val="standardContextual"/>
             </w:rPr>
           </w:pPr>
-          <w:hyperlink w:anchor="_Toc226195309" w:history="1">
+          <w:hyperlink w:anchor="_Toc240574685" w:history="1">
             <w:r>
               <w:rPr>
                 <w:rStyle w:val="Hyperlink"/>
@@ -4667,7 +5506,7 @@
               <w:rPr>
                 <w:noProof/>
               </w:rPr>
-              <w:instrText xml:space="preserve"> PAGEREF _Toc226195309 \h </w:instrText>
+              <w:instrText xml:space="preserve"> PAGEREF _Toc240574685 \h </w:instrText>
             </w:r>
             <w:r>
               <w:rPr>
@@ -4684,7 +5523,7 @@
               <w:rPr>
                 <w:noProof/>
               </w:rPr>
-              <w:t>21</w:t>
+              <w:t>22</w:t>
             </w:r>
             <w:r>
               <w:rPr>
@@ -4701,10 +5540,15 @@
               <w:tab w:val="right" w:leader="dot" w:pos="9016"/>
             </w:tabs>
             <w:rPr>
+              <w:rFonts w:asciiTheme="minorHAnsi" w:eastAsiaTheme="minorEastAsia" w:hAnsiTheme="minorHAnsi" w:cstheme="minorBidi"/>
               <w:noProof/>
+              <w:kern w:val="2"/>
+              <w:sz w:val="24"/>
+              <w:szCs w:val="24"/>
+              <w14:ligatures w14:val="standardContextual"/>
             </w:rPr>
           </w:pPr>
-          <w:hyperlink w:anchor="_Toc226195310" w:history="1">
+          <w:hyperlink w:anchor="_Toc240574686" w:history="1">
             <w:r>
               <w:rPr>
                 <w:rStyle w:val="Hyperlink"/>
@@ -4728,7 +5572,7 @@
               <w:rPr>
                 <w:noProof/>
               </w:rPr>
-              <w:instrText xml:space="preserve"> PAGEREF _Toc226195310 \h </w:instrText>
+              <w:instrText xml:space="preserve"> PAGEREF _Toc240574686 \h </w:instrText>
             </w:r>
             <w:r>
               <w:rPr>
@@ -4745,7 +5589,7 @@
               <w:rPr>
                 <w:noProof/>
               </w:rPr>
-              <w:t>21</w:t>
+              <w:t>23</w:t>
             </w:r>
             <w:r>
               <w:rPr>
@@ -4762,10 +5606,15 @@
               <w:tab w:val="right" w:leader="dot" w:pos="9016"/>
             </w:tabs>
             <w:rPr>
+              <w:rFonts w:asciiTheme="minorHAnsi" w:eastAsiaTheme="minorEastAsia" w:hAnsiTheme="minorHAnsi" w:cstheme="minorBidi"/>
               <w:noProof/>
+              <w:kern w:val="2"/>
+              <w:sz w:val="24"/>
+              <w:szCs w:val="24"/>
+              <w14:ligatures w14:val="standardContextual"/>
             </w:rPr>
           </w:pPr>
-          <w:hyperlink w:anchor="_Toc226195311" w:history="1">
+          <w:hyperlink w:anchor="_Toc240574687" w:history="1">
             <w:r>
               <w:rPr>
                 <w:rStyle w:val="Hyperlink"/>
@@ -4789,7 +5638,7 @@
               <w:rPr>
                 <w:noProof/>
               </w:rPr>
-              <w:instrText xml:space="preserve"> PAGEREF _Toc226195311 \h </w:instrText>
+              <w:instrText xml:space="preserve"> PAGEREF _Toc240574687 \h </w:instrText>
             </w:r>
             <w:r>
               <w:rPr>
@@ -4806,7 +5655,7 @@
               <w:rPr>
                 <w:noProof/>
               </w:rPr>
-              <w:t>22</w:t>
+              <w:t>23</w:t>
             </w:r>
             <w:r>
               <w:rPr>
@@ -4845,7 +5694,7 @@
       <w:pPr>
         <w:pStyle w:val="Kop1"/>
       </w:pPr>
-      <w:bookmarkStart w:id="2" w:name="_Toc226195251"/>
+      <w:bookmarkStart w:id="2" w:name="_Toc240574618"/>
       <w:r>
         <w:lastRenderedPageBreak/>
         <w:t>Quick Start Guide</w:t>
@@ -4864,9 +5713,6 @@
         <w:t xml:space="preserve">Before you begin: </w:t>
       </w:r>
       <w:r>
-        <w:rPr>
-          <w:b w:val="0"/>
-        </w:rPr>
         <w:t>check that your data file has the right format. If this is your first time, read Part II (Preparing Your Data) first; most upload errors come from formatting.</w:t>
       </w:r>
     </w:p>
@@ -4919,9 +5765,6 @@
         <w:t xml:space="preserve">Step 2. </w:t>
       </w:r>
       <w:r>
-        <w:rPr>
-          <w:b w:val="0"/>
-        </w:rPr>
         <w:t>Click Upload &amp; Check Data. Choose what kind of file you have (a simple table, or a CDISC ADNCA dataset), upload the CSV or Excel file and check the column mapping the app suggests.</w:t>
       </w:r>
     </w:p>
@@ -4937,9 +5780,6 @@
         <w:t xml:space="preserve">Step 3. </w:t>
       </w:r>
       <w:r>
-        <w:rPr>
-          <w:b w:val="0"/>
-        </w:rPr>
         <w:t>If the data contain BLQ values, set the LLOQ and choose a BLQ rule. When the app finds entries such as “&lt;0.5”, it offers a blue “Apply LLOQ = X and process” button. Otherwise enter the LLOQ yourself and click Process Data. Leave the LLOQ at 0 if there are no BLQ values.</w:t>
       </w:r>
     </w:p>
@@ -4955,10 +5795,7 @@
         <w:t xml:space="preserve">Step 4. </w:t>
       </w:r>
       <w:r>
-        <w:rPr>
-          <w:b w:val="0"/>
-        </w:rPr>
-        <w:t>Optionally, open Visualize Data to look at the individual profiles and the geometric mean curve first. Then go to Analyze All Subjects, set dose, units and route, and click Run Analysis on All Subjects.</w:t>
+        <w:t>Optionally, open Visualize Data to look at the individual profiles and the geometric mean curve first. Then go to All Subjects (Batch), set dose, units and route, and click Run Analysis on All Subjects.</w:t>
       </w:r>
     </w:p>
     <w:p>
@@ -4973,9 +5810,6 @@
         <w:t xml:space="preserve">Step 5. </w:t>
       </w:r>
       <w:r>
-        <w:rPr>
-          <w:b w:val="0"/>
-        </w:rPr>
         <w:t>Check the results. Download them (Excel or CSV) or generate a Complete Analysis Record.</w:t>
       </w:r>
     </w:p>
@@ -4989,7 +5823,7 @@
           <w:sz w:val="20"/>
           <w:szCs w:val="20"/>
         </w:rPr>
-        <w:t>For bioequivalence or drug interaction studies, use Bioequivalence Testing (Path 6). Plan a Study needs no data. The Data Preparation Guide, with example datasets, is on the home screen and in the top navigation bar.</w:t>
+        <w:t>For bioequivalence or drug interaction studies, use Bioequivalence (Path 6). Plan a Study needs no data. The Data Preparation Guide, with example datasets, is on the home screen and in the top navigation bar.</w:t>
       </w:r>
     </w:p>
     <w:p>
@@ -5001,7 +5835,7 @@
       <w:pPr>
         <w:pStyle w:val="Kop1"/>
       </w:pPr>
-      <w:bookmarkStart w:id="3" w:name="_Toc226195252"/>
+      <w:bookmarkStart w:id="3" w:name="_Toc240574619"/>
       <w:r>
         <w:lastRenderedPageBreak/>
         <w:t>Part I: Introduction to Non-Compartmental Analysis</w:t>
@@ -5012,7 +5846,7 @@
       <w:pPr>
         <w:pStyle w:val="Kop2"/>
       </w:pPr>
-      <w:bookmarkStart w:id="4" w:name="_Toc226195253"/>
+      <w:bookmarkStart w:id="4" w:name="_Toc240574620"/>
       <w:r>
         <w:t>What Is Non-Compartmental Analysis?</w:t>
       </w:r>
@@ -5031,7 +5865,6 @@
         <w:spacing w:after="120" w:line="276" w:lineRule="auto"/>
       </w:pPr>
       <w:r>
-        <w:rPr/>
         <w:t>NCA is the standard approach for pharmacokinetic data in drug development. EMA, FDA and PMDA use it for bioequivalence studies, and it is routine in Phase I trials, dose-finding studies and therapeutic drug monitoring research.</w:t>
       </w:r>
     </w:p>
@@ -5039,7 +5872,7 @@
       <w:pPr>
         <w:pStyle w:val="Kop2"/>
       </w:pPr>
-      <w:bookmarkStart w:id="5" w:name="_Toc226195254"/>
+      <w:bookmarkStart w:id="5" w:name="_Toc240574621"/>
       <w:r>
         <w:t>The Concentration–Time Curve</w:t>
       </w:r>
@@ -5057,7 +5890,7 @@
       <w:pPr>
         <w:pStyle w:val="Kop2"/>
       </w:pPr>
-      <w:bookmarkStart w:id="6" w:name="_Toc226195255"/>
+      <w:bookmarkStart w:id="6" w:name="_Toc240574622"/>
       <w:r>
         <w:t>Key Pharmacokinetic Parameters</w:t>
       </w:r>
@@ -5572,7 +6405,7 @@
                 <w:sz w:val="20"/>
                 <w:szCs w:val="20"/>
               </w:rPr>
-              <w:t>Rate of drug elimination, normalized to bioavailability.</w:t>
+              <w:t>Volume of plasma cleared of drug per unit time, divided by the bioavailability F.</w:t>
             </w:r>
           </w:p>
         </w:tc>
@@ -5742,7 +6575,7 @@
       <w:pPr>
         <w:pStyle w:val="Kop2"/>
       </w:pPr>
-      <w:bookmarkStart w:id="7" w:name="_Toc226195256"/>
+      <w:bookmarkStart w:id="7" w:name="_Toc240574623"/>
       <w:r>
         <w:t>Why NCA Is Used So Widely</w:t>
       </w:r>
@@ -5753,7 +6586,6 @@
         <w:spacing w:after="120" w:line="276" w:lineRule="auto"/>
       </w:pPr>
       <w:r>
-        <w:rPr/>
         <w:t>NCA does not assume a compartmental structure, so the same calculations apply whether a drug follows one-compartment kinetics or multi-phasic elimination. Results depend on the observed data and the numerical method, not on model selection, which makes them reproducible across software and analysts.</w:t>
       </w:r>
     </w:p>
@@ -5778,7 +6610,7 @@
       <w:pPr>
         <w:pStyle w:val="Kop2"/>
       </w:pPr>
-      <w:bookmarkStart w:id="8" w:name="_Toc226195257"/>
+      <w:bookmarkStart w:id="8" w:name="_Toc240574624"/>
       <w:r>
         <w:t>When to Use NCA vs. Compartmental Modelling</w:t>
       </w:r>
@@ -5802,7 +6634,7 @@
       <w:pPr>
         <w:pStyle w:val="Kop1"/>
       </w:pPr>
-      <w:bookmarkStart w:id="9" w:name="_Toc226195258"/>
+      <w:bookmarkStart w:id="9" w:name="_Toc240574625"/>
       <w:r>
         <w:lastRenderedPageBreak/>
         <w:t>Part II: Preparing Your Data</w:t>
@@ -5813,7 +6645,7 @@
       <w:pPr>
         <w:pStyle w:val="Kop2"/>
       </w:pPr>
-      <w:bookmarkStart w:id="10" w:name="_Toc226195259"/>
+      <w:bookmarkStart w:id="10" w:name="_Toc240574626"/>
       <w:r>
         <w:t>General Format Rules</w:t>
       </w:r>
@@ -5841,7 +6673,7 @@
       <w:pPr>
         <w:pStyle w:val="Kop3"/>
       </w:pPr>
-      <w:bookmarkStart w:id="11" w:name="_Toc226195260"/>
+      <w:bookmarkStart w:id="11" w:name="_Toc240574627"/>
       <w:r>
         <w:t>Decimal Separators and Regional Formats</w:t>
       </w:r>
@@ -5852,7 +6684,6 @@
         <w:spacing w:after="120" w:line="276" w:lineRule="auto"/>
       </w:pPr>
       <w:r>
-        <w:rPr/>
         <w:t>Choose the delimiter (comma, semicolon or tab) and the decimal point (period or comma) in the upload settings. With a decimal comma, values such as 12,5 are read correctly, also in a concentration column that contains BLQ text such as “&lt;0,5”. Excel files need no settings, because Excel stores numbers as numbers.</w:t>
       </w:r>
     </w:p>
@@ -5861,19 +6692,26 @@
         <w:spacing w:after="120" w:line="276" w:lineRule="auto"/>
       </w:pPr>
       <w:r>
-        <w:rPr/>
-        <w:t>Units must be the same throughout the file. A column that mixes units (for example ng/mL and µg/L in a unit column) is refused, even when the units are equivalent: convert the values first.</w:t>
+        <w:t>Use one concentration unit, one time unit and one dose unit for the whole file, and select them in the app. They set the conversion factor for clearance and volume, so a wrong unit gives wrong CL/F and Vz/F while Cmax and AUC look normal. A unit column with more than one unit (even ng/mL and µg/L) is refused; convert the values first. Molar concentrations (for example nmol/L) with a mass dose (mg) need the molecular weight, which you enter in the analysis settings.</w:t>
       </w:r>
     </w:p>
     <w:p>
       <w:pPr>
         <w:pStyle w:val="Kop2"/>
       </w:pPr>
-      <w:bookmarkStart w:id="12" w:name="_Toc226195261"/>
+      <w:bookmarkStart w:id="12" w:name="_Toc240574628"/>
       <w:r>
         <w:t>Scenario 1: Single Subject</w:t>
       </w:r>
       <w:bookmarkEnd w:id="12"/>
+    </w:p>
+    <w:p>
+      <w:pPr>
+        <w:spacing w:after="120" w:line="276" w:lineRule="auto"/>
+      </w:pPr>
+      <w:r>
+        <w:t>To upload a file, include a Subject column; it may hold the same value on every row. Without it the upload cannot tell which rows belong together, and the app picks another column as Subject. Manual entry in One Subject at a Time needs only Time and Concentration.</w:t>
+      </w:r>
     </w:p>
     <w:tbl>
       <w:tblPr>
@@ -5893,8 +6731,9 @@
         <w:tblLook w:val="04A0" w:firstRow="1" w:lastRow="0" w:firstColumn="1" w:lastColumn="0" w:noHBand="0" w:noVBand="1"/>
       </w:tblPr>
       <w:tblGrid>
-        <w:gridCol w:w="4513"/>
-        <w:gridCol w:w="4513"/>
+        <w:gridCol w:w="2954"/>
+        <w:gridCol w:w="2843"/>
+        <w:gridCol w:w="3229"/>
       </w:tblGrid>
       <w:tr>
         <w:tc>
@@ -5923,7 +6762,7 @@
                 <w:sz w:val="20"/>
                 <w:szCs w:val="20"/>
               </w:rPr>
-              <w:t>Time</w:t>
+              <w:t>Subject</w:t>
             </w:r>
           </w:p>
         </w:tc>
@@ -5953,6 +6792,36 @@
                 <w:sz w:val="20"/>
                 <w:szCs w:val="20"/>
               </w:rPr>
+              <w:t>Time</w:t>
+            </w:r>
+          </w:p>
+        </w:tc>
+        <w:tc>
+          <w:tcPr>
+            <w:tcW w:w="4513" w:type="dxa"/>
+            <w:tcBorders>
+              <w:top w:val="single" w:sz="1" w:space="0" w:color="CCCCCC"/>
+              <w:left w:val="single" w:sz="1" w:space="0" w:color="CCCCCC"/>
+              <w:bottom w:val="single" w:sz="1" w:space="0" w:color="CCCCCC"/>
+              <w:right w:val="single" w:sz="1" w:space="0" w:color="CCCCCC"/>
+            </w:tcBorders>
+            <w:shd w:val="clear" w:color="auto" w:fill="2C3E50"/>
+            <w:tcMar>
+              <w:top w:w="60" w:type="dxa"/>
+              <w:left w:w="100" w:type="dxa"/>
+              <w:bottom w:w="60" w:type="dxa"/>
+              <w:right w:w="100" w:type="dxa"/>
+            </w:tcMar>
+          </w:tcPr>
+          <w:p>
+            <w:r>
+              <w:rPr>
+                <w:b/>
+                <w:bCs/>
+                <w:color w:val="FFFFFF"/>
+                <w:sz w:val="20"/>
+                <w:szCs w:val="20"/>
+              </w:rPr>
               <w:t>Concentration</w:t>
             </w:r>
           </w:p>
@@ -5981,6 +6850,32 @@
                 <w:sz w:val="20"/>
                 <w:szCs w:val="20"/>
               </w:rPr>
+              <w:t>P1</w:t>
+            </w:r>
+          </w:p>
+        </w:tc>
+        <w:tc>
+          <w:tcPr>
+            <w:tcW w:w="4513" w:type="dxa"/>
+            <w:tcBorders>
+              <w:top w:val="single" w:sz="1" w:space="0" w:color="CCCCCC"/>
+              <w:left w:val="single" w:sz="1" w:space="0" w:color="CCCCCC"/>
+              <w:bottom w:val="single" w:sz="1" w:space="0" w:color="CCCCCC"/>
+              <w:right w:val="single" w:sz="1" w:space="0" w:color="CCCCCC"/>
+            </w:tcBorders>
+            <w:tcMar>
+              <w:top w:w="60" w:type="dxa"/>
+              <w:left w:w="100" w:type="dxa"/>
+              <w:bottom w:w="60" w:type="dxa"/>
+              <w:right w:w="100" w:type="dxa"/>
+            </w:tcMar>
+          </w:tcPr>
+          <w:p>
+            <w:r>
+              <w:rPr>
+                <w:sz w:val="20"/>
+                <w:szCs w:val="20"/>
+              </w:rPr>
               <w:t>0</w:t>
             </w:r>
           </w:p>
@@ -6035,6 +6930,32 @@
                 <w:sz w:val="20"/>
                 <w:szCs w:val="20"/>
               </w:rPr>
+              <w:t>P1</w:t>
+            </w:r>
+          </w:p>
+        </w:tc>
+        <w:tc>
+          <w:tcPr>
+            <w:tcW w:w="4513" w:type="dxa"/>
+            <w:tcBorders>
+              <w:top w:val="single" w:sz="1" w:space="0" w:color="CCCCCC"/>
+              <w:left w:val="single" w:sz="1" w:space="0" w:color="CCCCCC"/>
+              <w:bottom w:val="single" w:sz="1" w:space="0" w:color="CCCCCC"/>
+              <w:right w:val="single" w:sz="1" w:space="0" w:color="CCCCCC"/>
+            </w:tcBorders>
+            <w:tcMar>
+              <w:top w:w="60" w:type="dxa"/>
+              <w:left w:w="100" w:type="dxa"/>
+              <w:bottom w:w="60" w:type="dxa"/>
+              <w:right w:w="100" w:type="dxa"/>
+            </w:tcMar>
+          </w:tcPr>
+          <w:p>
+            <w:r>
+              <w:rPr>
+                <w:sz w:val="20"/>
+                <w:szCs w:val="20"/>
+              </w:rPr>
               <w:t>0.5</w:t>
             </w:r>
           </w:p>
@@ -6089,6 +7010,32 @@
                 <w:sz w:val="20"/>
                 <w:szCs w:val="20"/>
               </w:rPr>
+              <w:t>P1</w:t>
+            </w:r>
+          </w:p>
+        </w:tc>
+        <w:tc>
+          <w:tcPr>
+            <w:tcW w:w="4513" w:type="dxa"/>
+            <w:tcBorders>
+              <w:top w:val="single" w:sz="1" w:space="0" w:color="CCCCCC"/>
+              <w:left w:val="single" w:sz="1" w:space="0" w:color="CCCCCC"/>
+              <w:bottom w:val="single" w:sz="1" w:space="0" w:color="CCCCCC"/>
+              <w:right w:val="single" w:sz="1" w:space="0" w:color="CCCCCC"/>
+            </w:tcBorders>
+            <w:tcMar>
+              <w:top w:w="60" w:type="dxa"/>
+              <w:left w:w="100" w:type="dxa"/>
+              <w:bottom w:w="60" w:type="dxa"/>
+              <w:right w:w="100" w:type="dxa"/>
+            </w:tcMar>
+          </w:tcPr>
+          <w:p>
+            <w:r>
+              <w:rPr>
+                <w:sz w:val="20"/>
+                <w:szCs w:val="20"/>
+              </w:rPr>
               <w:t>1</w:t>
             </w:r>
           </w:p>
@@ -6143,6 +7090,32 @@
                 <w:sz w:val="20"/>
                 <w:szCs w:val="20"/>
               </w:rPr>
+              <w:t>P1</w:t>
+            </w:r>
+          </w:p>
+        </w:tc>
+        <w:tc>
+          <w:tcPr>
+            <w:tcW w:w="4513" w:type="dxa"/>
+            <w:tcBorders>
+              <w:top w:val="single" w:sz="1" w:space="0" w:color="CCCCCC"/>
+              <w:left w:val="single" w:sz="1" w:space="0" w:color="CCCCCC"/>
+              <w:bottom w:val="single" w:sz="1" w:space="0" w:color="CCCCCC"/>
+              <w:right w:val="single" w:sz="1" w:space="0" w:color="CCCCCC"/>
+            </w:tcBorders>
+            <w:tcMar>
+              <w:top w:w="60" w:type="dxa"/>
+              <w:left w:w="100" w:type="dxa"/>
+              <w:bottom w:w="60" w:type="dxa"/>
+              <w:right w:w="100" w:type="dxa"/>
+            </w:tcMar>
+          </w:tcPr>
+          <w:p>
+            <w:r>
+              <w:rPr>
+                <w:sz w:val="20"/>
+                <w:szCs w:val="20"/>
+              </w:rPr>
               <w:t>2</w:t>
             </w:r>
           </w:p>
@@ -6197,6 +7170,32 @@
                 <w:sz w:val="20"/>
                 <w:szCs w:val="20"/>
               </w:rPr>
+              <w:t>P1</w:t>
+            </w:r>
+          </w:p>
+        </w:tc>
+        <w:tc>
+          <w:tcPr>
+            <w:tcW w:w="4513" w:type="dxa"/>
+            <w:tcBorders>
+              <w:top w:val="single" w:sz="1" w:space="0" w:color="CCCCCC"/>
+              <w:left w:val="single" w:sz="1" w:space="0" w:color="CCCCCC"/>
+              <w:bottom w:val="single" w:sz="1" w:space="0" w:color="CCCCCC"/>
+              <w:right w:val="single" w:sz="1" w:space="0" w:color="CCCCCC"/>
+            </w:tcBorders>
+            <w:tcMar>
+              <w:top w:w="60" w:type="dxa"/>
+              <w:left w:w="100" w:type="dxa"/>
+              <w:bottom w:w="60" w:type="dxa"/>
+              <w:right w:w="100" w:type="dxa"/>
+            </w:tcMar>
+          </w:tcPr>
+          <w:p>
+            <w:r>
+              <w:rPr>
+                <w:sz w:val="20"/>
+                <w:szCs w:val="20"/>
+              </w:rPr>
               <w:t>4</w:t>
             </w:r>
           </w:p>
@@ -6251,6 +7250,32 @@
                 <w:sz w:val="20"/>
                 <w:szCs w:val="20"/>
               </w:rPr>
+              <w:t>P1</w:t>
+            </w:r>
+          </w:p>
+        </w:tc>
+        <w:tc>
+          <w:tcPr>
+            <w:tcW w:w="4513" w:type="dxa"/>
+            <w:tcBorders>
+              <w:top w:val="single" w:sz="1" w:space="0" w:color="CCCCCC"/>
+              <w:left w:val="single" w:sz="1" w:space="0" w:color="CCCCCC"/>
+              <w:bottom w:val="single" w:sz="1" w:space="0" w:color="CCCCCC"/>
+              <w:right w:val="single" w:sz="1" w:space="0" w:color="CCCCCC"/>
+            </w:tcBorders>
+            <w:tcMar>
+              <w:top w:w="60" w:type="dxa"/>
+              <w:left w:w="100" w:type="dxa"/>
+              <w:bottom w:w="60" w:type="dxa"/>
+              <w:right w:w="100" w:type="dxa"/>
+            </w:tcMar>
+          </w:tcPr>
+          <w:p>
+            <w:r>
+              <w:rPr>
+                <w:sz w:val="20"/>
+                <w:szCs w:val="20"/>
+              </w:rPr>
               <w:t>8</w:t>
             </w:r>
           </w:p>
@@ -6305,6 +7330,32 @@
                 <w:sz w:val="20"/>
                 <w:szCs w:val="20"/>
               </w:rPr>
+              <w:t>P1</w:t>
+            </w:r>
+          </w:p>
+        </w:tc>
+        <w:tc>
+          <w:tcPr>
+            <w:tcW w:w="4513" w:type="dxa"/>
+            <w:tcBorders>
+              <w:top w:val="single" w:sz="1" w:space="0" w:color="CCCCCC"/>
+              <w:left w:val="single" w:sz="1" w:space="0" w:color="CCCCCC"/>
+              <w:bottom w:val="single" w:sz="1" w:space="0" w:color="CCCCCC"/>
+              <w:right w:val="single" w:sz="1" w:space="0" w:color="CCCCCC"/>
+            </w:tcBorders>
+            <w:tcMar>
+              <w:top w:w="60" w:type="dxa"/>
+              <w:left w:w="100" w:type="dxa"/>
+              <w:bottom w:w="60" w:type="dxa"/>
+              <w:right w:w="100" w:type="dxa"/>
+            </w:tcMar>
+          </w:tcPr>
+          <w:p>
+            <w:r>
+              <w:rPr>
+                <w:sz w:val="20"/>
+                <w:szCs w:val="20"/>
+              </w:rPr>
               <w:t>24</w:t>
             </w:r>
           </w:p>
@@ -6341,7 +7392,7 @@
       <w:pPr>
         <w:pStyle w:val="Kop2"/>
       </w:pPr>
-      <w:bookmarkStart w:id="13" w:name="_Toc226195262"/>
+      <w:bookmarkStart w:id="13" w:name="_Toc240574629"/>
       <w:r>
         <w:t>Scenario 2: Multiple Subjects, Same Dose</w:t>
       </w:r>
@@ -6946,8 +7997,9 @@
       <w:pPr>
         <w:pStyle w:val="Kop2"/>
       </w:pPr>
-      <w:bookmarkStart w:id="14" w:name="_Toc226195263"/>
-      <w:r>
+      <w:bookmarkStart w:id="14" w:name="_Toc240574630"/>
+      <w:r>
+        <w:lastRenderedPageBreak/>
         <w:t>Scenario 3: Multiple Subjects, Different Doses</w:t>
       </w:r>
       <w:bookmarkEnd w:id="14"/>
@@ -6957,7 +8009,6 @@
         <w:spacing w:after="120" w:line="276" w:lineRule="auto"/>
       </w:pPr>
       <w:r>
-        <w:rPr/>
         <w:t>Add a Dose column if subjects received different doses (dose escalation, weight-based dosing), or if a subject received different doses in different periods. The app takes the dose of each profile (subject, treatment and period) from this column, so every period is analysed with its own dose.</w:t>
       </w:r>
     </w:p>
@@ -6965,7 +8016,7 @@
       <w:pPr>
         <w:pStyle w:val="Kop2"/>
       </w:pPr>
-      <w:bookmarkStart w:id="15" w:name="_Toc226195264"/>
+      <w:bookmarkStart w:id="15" w:name="_Toc240574631"/>
       <w:r>
         <w:t>Scenario 4: Standard 2-Period Crossover (BE)</w:t>
       </w:r>
@@ -6976,8 +8027,7 @@
         <w:spacing w:after="120" w:line="276" w:lineRule="auto"/>
       </w:pPr>
       <w:r>
-        <w:rPr/>
-        <w:t>Six columns: Subject, Treatment, Period, Sequence, Time, Concentration. Time restarts at 0 in each period: it is the time since the dose of that period, not since the first dose of the study (the app refuses profiles that do not start near time zero). The ratio is Test ÷ Reference. In Bioequivalence Testing you choose which treatment is the Reference; the app pre-selects it only when the name is unambiguous (R, Ref, Reference, Comparator, Innovator, Originator or RLD).</w:t>
+        <w:t>Six columns: Subject, Treatment, Period, Sequence, Time, Concentration. Time restarts at 0 in each period: it is the time since the dose of that period, not since the first dose of the study (the app refuses profiles that do not start near time zero). The ratio is Test ÷ Reference. In Bioequivalence you choose which treatment is the Reference; the app pre-selects it only when the name is unambiguous (R, Ref, Reference, Comparator, Innovator, Originator or RLD).</w:t>
       </w:r>
     </w:p>
     <w:tbl>
@@ -7824,7 +8874,7 @@
       <w:pPr>
         <w:pStyle w:val="Kop2"/>
       </w:pPr>
-      <w:bookmarkStart w:id="16" w:name="_Toc226195265"/>
+      <w:bookmarkStart w:id="16" w:name="_Toc240574632"/>
       <w:r>
         <w:t>Scenario 5: Replicate Designs and Paired Comparison</w:t>
       </w:r>
@@ -7835,7 +8885,6 @@
         <w:spacing w:after="120" w:line="276" w:lineRule="auto"/>
       </w:pPr>
       <w:r>
-        <w:rPr/>
         <w:t>Same six-column format. Replicate designs: 2×2×3 full replicate (sequences TRT and RTR), 2×3×3 partial replicate (TRR, RTR, RRT) and 2×2×4 full replicate (TRTR, RTRT). Period goes to 3 or 4 and a treatment appears more than once per subject; each administration is analysed as its own profile. Paired comparison: all subjects received the treatments in the same order, so Sequence has one value (or can be left out).</w:t>
       </w:r>
     </w:p>
@@ -7843,7 +8892,7 @@
       <w:pPr>
         <w:pStyle w:val="Kop2"/>
       </w:pPr>
-      <w:bookmarkStart w:id="17" w:name="_Toc226195266"/>
+      <w:bookmarkStart w:id="17" w:name="_Toc240574633"/>
       <w:r>
         <w:t>Scenario 6: Parallel-Group BE</w:t>
       </w:r>
@@ -7861,7 +8910,7 @@
       <w:pPr>
         <w:pStyle w:val="Kop2"/>
       </w:pPr>
-      <w:bookmarkStart w:id="18" w:name="_Toc226195267"/>
+      <w:bookmarkStart w:id="18" w:name="_Toc240574634"/>
       <w:r>
         <w:t>Scenario 7: Steady-State PK</w:t>
       </w:r>
@@ -7872,15 +8921,14 @@
         <w:spacing w:after="120" w:line="276" w:lineRule="auto"/>
       </w:pPr>
       <w:r>
-        <w:rPr/>
-        <w:t>Same layout as Scenario 2, with one dosing interval per subject. Time 0 is just before the dose of that interval, and the pre-dose concentration is above zero. Tick “Steady-state (drug given repeatedly)” in the app.</w:t>
+        <w:t>Same layout as Scenario 2, with one dosing interval per subject. Time 0 is just before the dose of that interval, and the pre-dose concentration is above zero. Sample exactly one interval: the app takes the dosing interval (τ) as the last minus the first sampling time, so AUCτ, average concentration and fluctuation are only correct when sampling ends at τ. Tick “Steady-state (drug given repeatedly)” in the app.</w:t>
       </w:r>
     </w:p>
     <w:p>
       <w:pPr>
         <w:pStyle w:val="Kop2"/>
       </w:pPr>
-      <w:bookmarkStart w:id="19" w:name="_Toc226195268"/>
+      <w:bookmarkStart w:id="19" w:name="_Toc240574635"/>
       <w:r>
         <w:t>Scenario 8: Drug–Drug Interaction Study</w:t>
       </w:r>
@@ -7891,7 +8939,6 @@
         <w:spacing w:after="120" w:line="276" w:lineRule="auto"/>
       </w:pPr>
       <w:r>
-        <w:rPr/>
         <w:t>A drug interaction (DDI) study measures the effect of a co-administered drug (the perpetrator) on the pharmacokinetics of the victim drug. Most are crossovers in which each subject receives the victim drug alone and with the perpetrator, or fixed-order studies in which the victim is given alone first and with the perpetrator after a washout.</w:t>
       </w:r>
     </w:p>
@@ -7900,26 +8947,25 @@
         <w:spacing w:after="120" w:line="276" w:lineRule="auto"/>
       </w:pPr>
       <w:r>
-        <w:rPr/>
-        <w:t>Use the same six columns as a crossover BE study (Scenario 4). Label the victim drug alone as 'Reference' and the victim drug with the perpetrator as 'Test', or choose the Reference treatment in the app. The ratio is then (with perpetrator) ÷ (alone), the fold-change in exposure. Part III explains how to interpret the result.</w:t>
+        <w:lastRenderedPageBreak/>
+        <w:t>Use the same six columns as a crossover BE study (Scenario 4). Label the victim drug alone as “Reference” and the victim drug with the perpetrator as “Test”, or choose the Reference treatment in the app. The ratio is then (with perpetrator) ÷ (alone), the fold-change in exposure. Part III explains how to interpret the result.</w:t>
       </w:r>
     </w:p>
     <w:p>
       <w:pPr>
         <w:pStyle w:val="Kop2"/>
       </w:pPr>
-      <w:bookmarkStart w:id="19" w:name="_Toc226195268"/>
+      <w:bookmarkStart w:id="20" w:name="_Toc240574636"/>
       <w:r>
         <w:t>Scenario 9: CDISC ADNCA Dataset</w:t>
       </w:r>
-      <w:bookmarkEnd w:id="19"/>
+      <w:bookmarkEnd w:id="20"/>
     </w:p>
     <w:p>
       <w:pPr>
         <w:spacing w:after="120" w:line="276" w:lineRule="auto"/>
       </w:pPr>
       <w:r>
-        <w:rPr/>
         <w:t>If your data come as a CDISC ADNCA dataset (columns such as USUBJID, AVAL, PARAMCD, NRRLT, ARRLT and ANL01FL), do not convert them by hand. On the Upload page, set “What kind of file?” to “CDISC ADNCA dataset” and upload the .csv or .xlsx file. The app shows a summary and asks which time to use (NRRLT nominal, ARRLT or MRRLT actual; AFRLT, time since the first dose, is refused) and, if there are several, which analyte. It applies ANL01FL, drops records with PCSTAT “NOT DONE”, and refuses datasets it cannot convert safely, such as derived records (DTYPE), several units, or AVAL missing without a BLQ result. The choices are stored in the Analysis Record. SAS transport (.xpt) files are not read: converters/ADNCA_TO_FLAT.md in the repository gives a two-line R recipe to convert them to CSV. The same conversion is available outside the app as converters/adnca_to_flat.R.</w:t>
       </w:r>
     </w:p>
@@ -7927,11 +8973,11 @@
       <w:pPr>
         <w:pStyle w:val="Kop2"/>
       </w:pPr>
-      <w:bookmarkStart w:id="20" w:name="_Toc226195269"/>
+      <w:bookmarkStart w:id="21" w:name="_Toc240574637"/>
       <w:r>
         <w:t>BLQ Handling</w:t>
       </w:r>
-      <w:bookmarkEnd w:id="20"/>
+      <w:bookmarkEnd w:id="21"/>
     </w:p>
     <w:tbl>
       <w:tblPr>
@@ -7981,7 +9027,6 @@
                 <w:sz w:val="20"/>
                 <w:szCs w:val="20"/>
               </w:rPr>
-              <w:lastRenderedPageBreak/>
               <w:t>Rule</w:t>
             </w:r>
           </w:p>
@@ -8359,11 +9404,11 @@
       <w:pPr>
         <w:pStyle w:val="Kop2"/>
       </w:pPr>
-      <w:bookmarkStart w:id="21" w:name="_Toc226195270"/>
+      <w:bookmarkStart w:id="22" w:name="_Toc240574638"/>
       <w:r>
         <w:t>Common Mistakes</w:t>
       </w:r>
-      <w:bookmarkEnd w:id="21"/>
+      <w:bookmarkEnd w:id="22"/>
     </w:p>
     <w:p>
       <w:pPr>
@@ -8378,7 +9423,6 @@
       </w:r>
       <w:r>
         <w:rPr>
-          <w:b w:val="0"/>
           <w:bCs/>
         </w:rPr>
         <w:t xml:space="preserve">: subjects as columns instead of rows. </w:t>
@@ -8392,7 +9436,6 @@
       </w:r>
       <w:r>
         <w:rPr>
-          <w:b w:val="0"/>
           <w:bCs/>
         </w:rPr>
         <w:t xml:space="preserve">: in a crossover, time restarts at 0 in every period. </w:t>
@@ -8406,7 +9449,6 @@
       </w:r>
       <w:r>
         <w:rPr>
-          <w:b w:val="0"/>
           <w:bCs/>
         </w:rPr>
         <w:t xml:space="preserve">: leave the cell empty, or write NS. </w:t>
@@ -8420,7 +9462,6 @@
       </w:r>
       <w:r>
         <w:rPr>
-          <w:b w:val="0"/>
           <w:bCs/>
         </w:rPr>
         <w:t xml:space="preserve">: usually several analytes, matrices or periods in one column; filter the file, or map the Treatment and Period columns. </w:t>
@@ -8434,7 +9475,6 @@
       </w:r>
       <w:r>
         <w:rPr>
-          <w:b w:val="0"/>
           <w:bCs/>
         </w:rPr>
         <w:t xml:space="preserve">: processing is blocked when BLQ text is present. </w:t>
@@ -8448,11 +9488,23 @@
       </w:r>
       <w:r>
         <w:rPr>
-          <w:b w:val="0"/>
           <w:bCs/>
         </w:rPr>
         <w:t xml:space="preserve">: the Time column must be elapsed time since the dose. </w:t>
       </w:r>
+      <w:r>
+        <w:rPr>
+          <w:b/>
+          <w:bCs/>
+        </w:rPr>
+        <w:t>Mixed or wrong units</w:t>
+      </w:r>
+      <w:r>
+        <w:rPr>
+          <w:bCs/>
+        </w:rPr>
+        <w:t>: select the units that match the file; they drive the clearance and volume conversion.</w:t>
+      </w:r>
     </w:p>
     <w:p>
       <w:r>
@@ -8463,77 +9515,84 @@
       <w:pPr>
         <w:pStyle w:val="Kop1"/>
       </w:pPr>
-      <w:bookmarkStart w:id="22" w:name="_Toc226195271"/>
+      <w:bookmarkStart w:id="23" w:name="_Toc240574639"/>
       <w:r>
         <w:lastRenderedPageBreak/>
         <w:t>Part III: Using the App</w:t>
       </w:r>
-      <w:bookmarkEnd w:id="22"/>
+      <w:bookmarkEnd w:id="23"/>
     </w:p>
     <w:p>
       <w:pPr>
         <w:pStyle w:val="Kop2"/>
       </w:pPr>
-      <w:bookmarkStart w:id="23" w:name="_Toc226195272"/>
+      <w:bookmarkStart w:id="24" w:name="_Toc240574640"/>
       <w:r>
         <w:t>The Hub Screen</w:t>
       </w:r>
-      <w:bookmarkEnd w:id="23"/>
+      <w:bookmarkEnd w:id="24"/>
     </w:p>
     <w:p>
       <w:pPr>
         <w:spacing w:after="120" w:line="276" w:lineRule="auto"/>
       </w:pPr>
       <w:r>
-        <w:rPr/>
-        <w:t>Six cards for the six workflow paths, in two rows of three: planning and data preparation on top, the three analysis paths below. The top navigation bar links to Statistical Methods, the Data Guide, About (with the version history) and this User Manual.</w:t>
+        <w:t>Six cards for the six workflow paths, in two rows of three: Plan a Study, Upload &amp; Check Data and Visualize Data on top; One Subject at a Time, All Subjects (Batch) and Bioequivalence below. The top navigation bar links to Statistical Methods, the Data Guide, About (with the version history) and this User Manual.</w:t>
       </w:r>
     </w:p>
     <w:p>
       <w:pPr>
         <w:pStyle w:val="Kop2"/>
       </w:pPr>
-      <w:bookmarkStart w:id="24" w:name="_Toc226195273"/>
+      <w:bookmarkStart w:id="25" w:name="_Toc240574641"/>
       <w:r>
         <w:t>Path 1: Plan a Study</w:t>
       </w:r>
-      <w:bookmarkEnd w:id="24"/>
+      <w:bookmarkEnd w:id="25"/>
     </w:p>
     <w:p>
       <w:pPr>
         <w:spacing w:after="120" w:line="276" w:lineRule="auto"/>
       </w:pPr>
       <w:r>
-        <w:rPr/>
-        <w:t>Calculates sample size or power for bioequivalence studies with the PowerTOST package: standard average bioequivalence (ABE), highly variable drugs (EMA ABEL, FDA RSABE) and narrow therapeutic index drugs (FDA NTID). It offers the same designs, under the same names, as Bioequivalence Testing. For the scaled methods enter two CVs: the within-subject CV of the Test product and that of the Reference. Both affect the sample size. After a bioequivalence analysis of your own data (log-transformed), a button offers its within-subject CV for Cmax. The spread of Cmax between subjects in batch results is not a within-subject CV, so the app does not offer it.</w:t>
+        <w:t>Calculates the sample size, or the power for a given number of subjects, with the PowerTOST package. Choose the method: standard average bioequivalence (ABE), highly variable drugs (EMA ABEL or FDA RSABE), or narrow therapeutic index drugs (FDA NTID). The designs are those of Bioequivalence except the paired comparison: 2×2, 2×2×3, 2×3×3, 2×2×4 and parallel groups for ABE; the replicate designs for ABEL and RSABE; only 2×2×4 for NTID.</w:t>
+      </w:r>
+    </w:p>
+    <w:p>
+      <w:pPr>
+        <w:spacing w:after="120" w:line="276" w:lineRule="auto"/>
+      </w:pPr>
+      <w:r>
+        <w:t>Enter the expected Test/Reference ratio (95% is the usual assumption), the within-subject CV and, for sample size, the target power. For the scaled methods enter two CVs, of the Test and of the Reference product; both change the sample size. The significance level (0.05) and, for ABE, the acceptance limits can be changed under the advanced settings. After a log-transformed bioequivalence analysis of your own data, a button offers its within-subject CV for Cmax. The spread of Cmax between subjects in batch results is not a within-subject CV, so the app does not offer it. The results show a power curve and a plot of sample size against CV.</w:t>
       </w:r>
     </w:p>
     <w:p>
       <w:pPr>
         <w:pStyle w:val="Kop2"/>
       </w:pPr>
-      <w:bookmarkStart w:id="25" w:name="_Toc226195274"/>
+      <w:bookmarkStart w:id="26" w:name="_Toc240574642"/>
       <w:r>
         <w:t>Path 2: Upload &amp; Check Data</w:t>
       </w:r>
-      <w:bookmarkEnd w:id="25"/>
+      <w:bookmarkEnd w:id="26"/>
     </w:p>
     <w:p>
       <w:pPr>
         <w:spacing w:after="120" w:line="276" w:lineRule="auto"/>
       </w:pPr>
       <w:r>
-        <w:rPr/>
-        <w:t>Choose what kind of file you have, upload it, check the column mapping, set the LLOQ and BLQ rule, and click Process Data. The app runs more than 20 quality checks: errors block processing, warnings do not. Some checks stop data the app cannot analyse safely: a CDISC-style file uploaded as a simple table, mixed units, dates or clock times in the Time column, profiles that do not start near time zero (time since the first dose), and several profiles stacked in one column (duplicate times). Processing a new file clears all previous results. Afterwards a “Your data is ready: what’s next?” panel links to Visualize Data, Single Subject, Batch Analysis and Bioequivalence.</w:t>
+        <w:t>Choose what kind of file you have, upload it, check the column mapping, set the LLOQ and BLQ rule, and click Process Data. The app runs more than 20 quality checks: errors block processing, warnings do not. Some checks stop data the app cannot analyse safely: a CDISC-style file uploaded as a simple table, mixed units, dates or clock times in the Time column, profiles that do not start near time zero (time since the first dose), and several profiles stacked in one column (duplicate times). Processing a new file clears all previous results. Afterwards a panel links to the next steps: Visualize Data, Single Subject, Batch Analysis and Bioequivalence.</w:t>
       </w:r>
     </w:p>
     <w:p>
       <w:pPr>
         <w:pStyle w:val="Kop2"/>
       </w:pPr>
+      <w:bookmarkStart w:id="27" w:name="_Toc240574643"/>
       <w:r>
         <w:t>Path 3: Visualize Data</w:t>
       </w:r>
+      <w:bookmarkEnd w:id="27"/>
     </w:p>
     <w:p>
       <w:pPr>
@@ -8555,17 +9614,22 @@
       <w:pPr>
         <w:pStyle w:val="Kop3"/>
       </w:pPr>
+      <w:bookmarkStart w:id="28" w:name="_Toc240574644"/>
       <w:r>
         <w:t>Plot Types</w:t>
       </w:r>
+      <w:bookmarkEnd w:id="28"/>
     </w:p>
     <w:p>
       <w:pPr>
         <w:spacing w:after="120" w:line="276" w:lineRule="auto"/>
       </w:pPr>
       <w:r>
-        <w:rPr/>
-        <w:t>The Plot Type radio button has three options. “Individual Profiles (spaghetti plot)” draws one concentration–time line per subject, coloured by a grouping of your choice; use it to look at individual variability, outliers and carry-over. “Summary Plot (geometric mean ×/÷ geometric SD)” shows the geometric mean at each time point, with error bars from the geometric mean divided and multiplied by the geometric SD. Treatment groups are overlaid automatically. “Both plots” shows the spaghetti plot above the summary plot.</w:t>
+        <w:t xml:space="preserve">The Plot Type radio button has three options. “Individual Profiles (spaghetti plot)” draws one concentration–time line per subject, coloured by a grouping of your choice; use it to look at </w:t>
+      </w:r>
+      <w:r>
+        <w:lastRenderedPageBreak/>
+        <w:t>individual variability, outliers and carry-over. “Summary Plot (geometric mean ×/÷ geometric SD)” shows the geometric mean at each time point, with error bars from the geometric mean divided and multiplied by the geometric SD. Treatment groups are overlaid automatically. “Both plots” shows the spaghetti plot above the summary plot.</w:t>
       </w:r>
     </w:p>
     <w:p>
@@ -8573,34 +9637,18 @@
         <w:spacing w:after="120" w:line="276" w:lineRule="auto"/>
       </w:pPr>
       <w:r>
-        <w:t>Geometric mean is the appropriate measure of central tendency for log-normally distributed PK parameters such as C</w:t>
-      </w:r>
-      <w:r>
-        <w:rPr>
-          <w:vertAlign w:val="subscript"/>
-        </w:rPr>
-        <w:t>max</w:t>
-      </w:r>
-      <w:r>
-        <w:t xml:space="preserve"> and AUC. Arithmetic mean ± SD is available as an alternative but is labelled with a warning; it may be appropriate for T</w:t>
-      </w:r>
-      <w:r>
-        <w:rPr>
-          <w:vertAlign w:val="subscript"/>
-        </w:rPr>
-        <w:t>max</w:t>
-      </w:r>
-      <w:r>
-        <w:t>, which is not log-normally distributed.</w:t>
+        <w:t>Concentrations at a time point are usually skewed to the right, so the geometric mean describes the typical profile better than the arithmetic mean. Arithmetic mean ± SD is available, with a warning.</w:t>
       </w:r>
     </w:p>
     <w:p>
       <w:pPr>
         <w:pStyle w:val="Kop3"/>
       </w:pPr>
+      <w:bookmarkStart w:id="29" w:name="_Toc240574645"/>
       <w:r>
         <w:t>Sidebar Controls</w:t>
       </w:r>
+      <w:bookmarkEnd w:id="29"/>
     </w:p>
     <w:p>
       <w:pPr>
@@ -8615,7 +9663,7 @@
         <w:spacing w:after="120" w:line="276" w:lineRule="auto"/>
       </w:pPr>
       <w:r>
-        <w:t>Colour lines by (spaghetti plot, dropdown): the options come from the columns mapped during upload: Subject ID (always available), Treatment, Period, Sequence (each available only when that column was mapped), and None. Use “Sequence” in crossover studies to check for period effects visually.</w:t>
+        <w:t>Colour lines by (spaghetti plot, dropdown): the options come from the columns mapped during upload: Subject ID (always available), Treatment, Period, Sequence (each available only when that column was mapped), and None. In a crossover, colour by Period to look for period effects, or by Treatment to compare formulations.</w:t>
       </w:r>
     </w:p>
     <w:p>
@@ -8623,7 +9671,6 @@
         <w:spacing w:after="120" w:line="276" w:lineRule="auto"/>
       </w:pPr>
       <w:r>
-        <w:rPr/>
         <w:t>Normalize to dose (show C/Dose), a checkbox that appears only when a Dose column was mapped: concentrations are divided by the dose, so the Y axis shows C/Dose (for example ng/mL per mg). Useful for dose-escalation studies. A missing or zero dose gives a missing value. Change the Y-axis label to match, for example “C/Dose (ng·mL⁻¹·mg⁻¹)”.</w:t>
       </w:r>
     </w:p>
@@ -8647,16 +9694,17 @@
       <w:pPr>
         <w:pStyle w:val="Kop3"/>
       </w:pPr>
+      <w:bookmarkStart w:id="30" w:name="_Toc240574646"/>
       <w:r>
         <w:t>Suggested Figure Legend</w:t>
       </w:r>
+      <w:bookmarkEnd w:id="30"/>
     </w:p>
     <w:p>
       <w:pPr>
         <w:spacing w:after="120" w:line="276" w:lineRule="auto"/>
       </w:pPr>
       <w:r>
-        <w:rPr/>
         <w:t>Above the plot area, a card titled “Suggested figure legend” holds a ready-to-copy description of the current figure, generated from your data and settings: number of subjects and observations, plot type, summary statistic, error bars, treatment names, the number of concentrations ≤ 0 left out of the geometric mean, Y-axis scale and colour grouping. It updates when you change settings. Paste it into your report and add the drug name and units.</w:t>
       </w:r>
     </w:p>
@@ -8664,9 +9712,11 @@
       <w:pPr>
         <w:pStyle w:val="Kop3"/>
       </w:pPr>
+      <w:bookmarkStart w:id="31" w:name="_Toc240574647"/>
       <w:r>
         <w:t>Exporting a Figure</w:t>
       </w:r>
+      <w:bookmarkEnd w:id="31"/>
     </w:p>
     <w:p>
       <w:pPr>
@@ -8681,16 +9731,22 @@
         <w:spacing w:after="120" w:line="276" w:lineRule="auto"/>
       </w:pPr>
       <w:r>
-        <w:t>Format: PNG (good for Word documents, presentations, and emails), PDF (vector; text and lines remain sharp at any zoom level; recommended for journal submission when the journal accepts PDF figures), or SVG (scalable vector graphics; open and edit in Inkscape, Adobe Illustrator, or similar). Width and height are set in inches (2–20 in each); typical journal requirements are 3.0–3.5 in for a single column and 6.5–7.0 in for double column. Resolution: 150 DPI (screen/drafts), 300 DPI (print, default, minimum for most journals), or 600 DPI (high-resolution journal submission). The Download button is grey until the first plot has rendered in the main panel; it turns green once a plot is visible. The exported filename includes the plot type (spaghetti_plot.png or summary_plot.png) so you can download both without overwriting either.</w:t>
+        <w:t xml:space="preserve">Format: PNG (good for Word documents, presentations, and emails), PDF (vector; text and lines remain sharp at any zoom level; recommended for journal submission when the journal accepts PDF figures), or SVG (scalable vector graphics; open and edit in Inkscape, Adobe </w:t>
+      </w:r>
+      <w:r>
+        <w:lastRenderedPageBreak/>
+        <w:t>Illustrator, or similar). Width and height are set in inches (2–20 in each); typical journal requirements are 3.0–3.5 in for a single column and 6.5–7.0 in for double column. Resolution: 150 DPI (screen/drafts), 300 DPI (print, default, minimum for most journals), or 600 DPI (high-resolution journal submission). The Download button is grey until the first plot has rendered in the main panel; it turns green once a plot is visible. The exported filename includes the plot type (spaghetti_plot.png or summary_plot.png) so you can download both without overwriting either.</w:t>
       </w:r>
     </w:p>
     <w:p>
       <w:pPr>
         <w:pStyle w:val="Kop3"/>
       </w:pPr>
+      <w:bookmarkStart w:id="32" w:name="_Toc240574648"/>
       <w:r>
         <w:t>Interactive Preview vs. Static Export</w:t>
       </w:r>
+      <w:bookmarkEnd w:id="32"/>
     </w:p>
     <w:p>
       <w:pPr>
@@ -8704,9 +9760,11 @@
       <w:pPr>
         <w:pStyle w:val="Kop3"/>
       </w:pPr>
+      <w:bookmarkStart w:id="33" w:name="_Toc240574649"/>
       <w:r>
         <w:t>Worked Examples</w:t>
       </w:r>
+      <w:bookmarkEnd w:id="33"/>
     </w:p>
     <w:p>
       <w:pPr>
@@ -8735,10 +9793,7 @@
         <w:t xml:space="preserve">Example 2: Summary plot for a crossover BE study. </w:t>
       </w:r>
       <w:r>
-        <w:rPr>
-          <w:b w:val="0"/>
-        </w:rPr>
-        <w:t>Upload a crossover dataset with a Treatment column mapped, open Visualize Data and select “Summary Plot”. The plot overlays one curve per treatment. This is a visual check, not a test: only the confidence interval in Bioequivalence Testing tells whether the formulations are bioequivalent. For the report, go to Export Figure in the sidebar, select PDF, 7 × 5 in, 300 DPI, and click Download.</w:t>
+        <w:t>Upload a crossover dataset with a Treatment column mapped, open Visualize Data and select “Summary Plot”. The plot overlays one curve per treatment. This is a visual check, not a test: only the confidence interval in Bioequivalence tells whether the formulations are bioequivalent. For the report, go to Export Figure in the sidebar, select PDF, 7 × 5 in, 300 DPI, and click Download.</w:t>
       </w:r>
     </w:p>
     <w:p>
@@ -8753,16 +9808,18 @@
         <w:t xml:space="preserve">Example 3: Dose-escalation spaghetti plot. </w:t>
       </w:r>
       <w:r>
-        <w:t>Upload data with a Dose column and different doses per subject. Enable “Normalize to dose (show C/Dose)” in the sidebar. Set Colour lines by “Treatment” (or use Dose group if mapped as Treatment). Update the Y-axis label to “C/Dose (ng·mL⁻¹·mg⁻¹)”. With dose-proportional pharmacokinetics the normalised profiles overlap; profiles that diverge suggest non-linear pharmacokinetics.</w:t>
+        <w:t>Upload data with a Dose column and different doses per subject. Tick “Normalize to dose (show C/Dose)”, colour the lines by Subject, and change the Y-axis label to “C/Dose (ng·mL⁻¹·mg⁻¹)”. With dose-proportional pharmacokinetics the normalised profiles overlap; profiles that diverge suggest non-linear pharmacokinetics.</w:t>
       </w:r>
     </w:p>
     <w:p>
       <w:pPr>
         <w:pStyle w:val="Kop3"/>
       </w:pPr>
+      <w:bookmarkStart w:id="34" w:name="_Toc240574650"/>
       <w:r>
         <w:t>Common Questions</w:t>
       </w:r>
+      <w:bookmarkEnd w:id="34"/>
     </w:p>
     <w:p>
       <w:pPr>
@@ -8806,9 +9863,6 @@
         <w:t xml:space="preserve">I see “N observations with concentration ≤ 0 excluded.” </w:t>
       </w:r>
       <w:r>
-        <w:rPr>
-          <w:b w:val="0"/>
-        </w:rPr>
         <w:t>Zeros, for example BLQ values set to 0 by rules 1, 2 or 5, cannot be log-transformed, so they are left out of the geometric mean at that time point. They stay in your data.</w:t>
       </w:r>
     </w:p>
@@ -8821,26 +9875,28 @@
           <w:b/>
           <w:bCs/>
         </w:rPr>
+        <w:lastRenderedPageBreak/>
         <w:t xml:space="preserve">My spaghetti plot has too many colours to distinguish. </w:t>
       </w:r>
       <w:r>
-        <w:t>Try the Okabe-Ito (colorblind-safe) palette. With more than eight groups, consider switching to Grayscale and annotating the exported figure in a graphics application.</w:t>
+        <w:t>Try the Okabe-Ito (“Colorblind-safe”) palette. With more than eight groups, consider switching to Grayscale and annotating the exported figure in a graphics application.</w:t>
       </w:r>
     </w:p>
     <w:p>
       <w:pPr>
         <w:pStyle w:val="Kop2"/>
       </w:pPr>
-      <w:r>
-        <w:t>Path 4: Analyze One Subject at a Time</w:t>
-      </w:r>
+      <w:bookmarkStart w:id="35" w:name="_Toc240574651"/>
+      <w:r>
+        <w:t>Path 4: One Subject at a Time</w:t>
+      </w:r>
+      <w:bookmarkEnd w:id="35"/>
     </w:p>
     <w:p>
       <w:pPr>
         <w:spacing w:after="120" w:line="276" w:lineRule="auto"/>
       </w:pPr>
       <w:r>
-        <w:rPr/>
         <w:t>Step through the profiles with Previous/Next, or enter data by hand. Set dose (filled in from the Dose column when there is one), units, route and minimum R², and click Run PK Analysis. The half-life inspector lets you choose the terminal-phase points yourself. The result belongs to the profile it was computed for: selecting another profile clears it. Downloads: CSV and a Complete Analysis Record.</w:t>
       </w:r>
     </w:p>
@@ -8848,77 +9904,110 @@
       <w:pPr>
         <w:pStyle w:val="Kop2"/>
       </w:pPr>
-      <w:bookmarkStart w:id="26" w:name="_Toc226195276"/>
+      <w:bookmarkStart w:id="36" w:name="_Toc240574652"/>
+      <w:r>
+        <w:t>Path 5: All Subjects (Batch)</w:t>
+      </w:r>
+      <w:bookmarkEnd w:id="36"/>
+    </w:p>
+    <w:p>
+      <w:pPr>
+        <w:spacing w:after="120" w:line="276" w:lineRule="auto"/>
+      </w:pPr>
+      <w:r>
+        <w:t>Settings: route, dose (one dose for all, or from the Dose column per subject and period), units, steady state, trapezoidal method and minimum R². Result tabs: concentration–time profiles, parameter table (37 columns when expanded; AUC % Extrapolated above 20% is flagged in amber), summary statistics per treatment, an individual grid, and Half-Life Review. When the automatic terminal fit of a profile has an adjusted R² below the minimum (default 0.70), its half-life, AUC∞, CL/F, Vz/F and MRT are left empty and a note names the profile; select the points in Half-Life Review if you want a value. Profiles with fewer than 2 positive concentrations are left out, with an amber note listing them. A CDISC parameter codes panel lists the official code of each parameter. Downloads: CSV, Excel (with summary statistics per treatment and a sheet of CDISC codes) and a Complete Analysis Record.</w:t>
+      </w:r>
+    </w:p>
+    <w:p>
+      <w:pPr>
+        <w:pStyle w:val="Kop2"/>
+      </w:pPr>
+      <w:bookmarkStart w:id="37" w:name="_Toc240574653"/>
+      <w:r>
+        <w:t>Path 6: Bioequivalence</w:t>
+      </w:r>
+      <w:bookmarkEnd w:id="37"/>
+    </w:p>
+    <w:p>
+      <w:pPr>
+        <w:spacing w:after="120" w:line="276" w:lineRule="auto"/>
+      </w:pPr>
+      <w:r>
+        <w:t>Runs the NCA, then the ANOVA, then the confidence interval (90% by default) and a forest plot. Choose the design: 2×2 standard crossover, 2×2×3 or 2×2×4 full replicate, 2×3×3 partial replicate, parallel groups, or paired comparison. Choose the Reference treatment (the ratio is Test ÷ Reference); the run is blocked until one is chosen, and the results table shows the comparison, for example “New / Old”. The model has Sequence, Subject, Period and Treatment as factors. With fixed effects this is EMA Method A; with mixed effects Subject is a random effect. The Model column says which was fitted. The verdict uses confidence limits rounded to two decimals. With limits wider than 80–125% the point estimate must also lie within 80.00–125.00%, unless you untick that (only for comparisons without such a rule, such as drug-interaction no-effect boundaries). Tmax, untransformed parameters and paired comparisons get a ratio or difference but no verdict. If all subjects received the treatments in the same order, the data are analysed as a paired comparison. For replicate designs a table shows the within-subject variability of the Reference (and of the Test when replicated) and the EMA widened limits it would imply, for information only: the app does not issue a scaled (ABEL or RSABE) verdict. A design summary and an amber warning for subjects missing a treatment appear after the NCA. Tick “Steady-state (drug given repeatedly)” for steady-state data; AUCτ then replaces AUC∞.</w:t>
+      </w:r>
+    </w:p>
+    <w:p>
+      <w:pPr>
+        <w:spacing w:after="120" w:line="276" w:lineRule="auto"/>
+      </w:pPr>
+      <w:r>
+        <w:t xml:space="preserve">Settings: route (oral/IM/SC or IV bolus; IV infusion is not supported here), dose, units, trapezoidal method, minimum R², the parameters to compare (Cmax, AUC to last point and AUC to infinity by default; Tmax and half-life can be added), log transformation, confidence level (80 to 99%) and acceptance limits. Tabs: the comparison with forest plot, the PK </w:t>
+      </w:r>
       <w:r>
         <w:lastRenderedPageBreak/>
-        <w:t>Path 5: Analyze All Subjects (Batch NCA)</w:t>
-      </w:r>
-      <w:bookmarkEnd w:id="26"/>
+        <w:t>parameter table, the ANOVA tables, concentration-time profiles, individual profiles and Half-Life Review. Downloads: Excel, CSV and a Complete Analysis Record.</w:t>
+      </w:r>
+    </w:p>
+    <w:p>
+      <w:pPr>
+        <w:pStyle w:val="Kop2"/>
+      </w:pPr>
+      <w:bookmarkStart w:id="38" w:name="_Toc240574654"/>
+      <w:r>
+        <w:t>Analysing Drug–Drug Interaction Studies</w:t>
+      </w:r>
+      <w:bookmarkEnd w:id="38"/>
     </w:p>
     <w:p>
       <w:pPr>
         <w:spacing w:after="120" w:line="276" w:lineRule="auto"/>
       </w:pPr>
       <w:r>
-        <w:rPr/>
-        <w:t>Settings: route, dose (one dose for all, or from the Dose column per subject and period), units, steady state, trapezoidal method and minimum R². Result tabs: concentration–time profiles, parameter table (37 columns when expanded; AUC % Extrapolated above 20% is flagged in amber), summary statistics per treatment, an individual grid, and Half-Life Review. When the automatic terminal fit of a profile has an adjusted R² below the minimum (default 0.70), its half-life, AUC∞, CL/F, Vz/F and MRT are left empty and a note names the profile; select the points in Half-Life Review if you want a value. Profiles with fewer than 2 positive concentrations are left out, with an amber note listing them. A CDISC parameter codes panel lists the official code of each parameter. Downloads: CSV, Excel (with summary statistics per treatment and a sheet of CDISC codes) and a Complete Analysis Record.</w:t>
-      </w:r>
-    </w:p>
-    <w:p>
-      <w:pPr>
-        <w:pStyle w:val="Kop2"/>
-      </w:pPr>
-      <w:bookmarkStart w:id="27" w:name="_Toc226195277"/>
-      <w:r>
-        <w:t>Path 6: Bioequivalence Testing</w:t>
-      </w:r>
-      <w:bookmarkEnd w:id="27"/>
+        <w:t>Bioequivalence (Path 6) can also analyse drug–drug interaction (DDI) studies: the design compares two conditions within subjects, with an ANOVA model and a confidence interval for the geometric mean ratio.</w:t>
+      </w:r>
+    </w:p>
+    <w:p>
+      <w:pPr>
+        <w:pStyle w:val="Kop3"/>
+      </w:pPr>
+      <w:bookmarkStart w:id="39" w:name="_Toc240574655"/>
+      <w:r>
+        <w:t>How to Set Up a DDI Analysis</w:t>
+      </w:r>
+      <w:bookmarkEnd w:id="39"/>
     </w:p>
     <w:p>
       <w:pPr>
         <w:spacing w:after="120" w:line="276" w:lineRule="auto"/>
       </w:pPr>
       <w:r>
-        <w:rPr/>
-        <w:t>Runs the NCA, then the ANOVA, then the confidence interval (90% by default) and a forest plot. Choose the design: 2×2 standard crossover, 2×2×3 or 2×2×4 full replicate, 2×3×3 partial replicate, parallel groups, or paired comparison. Choose the Reference treatment (the ratio is Test ÷ Reference); the run is blocked until one is chosen, and the results table shows the comparison, for example “New / Old”. The model is EMA Method A (Sequence, Subject, Period and Treatment as factors), with fixed or mixed effects; the Model column says which was fitted. The verdict uses confidence limits rounded to two decimals. With limits wider than 80–125% the point estimate must also lie within 80.00–125.00%, unless you untick that (only for comparisons without such a rule, such as drug-interaction no-effect boundaries). Tmax, untransformed parameters and paired comparisons get a ratio or difference but no verdict. If all subjects received the treatments in the same order, the data are analysed as a paired comparison. For replicate designs a table shows the within-subject variability of the Reference (and of the Test when replicated) and the EMA widened limits it would imply, for information only: the app does not issue a scaled (ABEL or RSABE) verdict. A design summary and an amber warning for subjects missing a treatment appear after the NCA. Tick “Steady-state (drug given repeatedly)” for steady-state data; AUCτ then replaces AUC∞. Downloads: Excel, CSV and a Complete Analysis Record.</w:t>
-      </w:r>
-    </w:p>
-    <w:p>
-      <w:pPr>
-        <w:pStyle w:val="Kop2"/>
-      </w:pPr>
-      <w:bookmarkStart w:id="28" w:name="_Toc226195278"/>
-      <w:r>
-        <w:t>Analysing Drug–Drug Interaction Studies</w:t>
-      </w:r>
-      <w:bookmarkEnd w:id="28"/>
+        <w:t>Prepare the data as a crossover dataset (Scenario 4 or 5 in Part II). Choose the victim drug given alone as the Reference treatment, so the ratio is (with perpetrator) ÷ (alone): the fold-change in exposure. Upload, map the columns and select the design.</w:t>
+      </w:r>
     </w:p>
     <w:p>
       <w:pPr>
         <w:spacing w:after="120" w:line="276" w:lineRule="auto"/>
       </w:pPr>
       <w:r>
-        <w:rPr/>
-        <w:t>Bioequivalence Testing can also analyse drug–drug interaction (DDI) studies: the design compares two conditions within subjects, with an ANOVA model and a confidence interval for the geometric mean ratio.</w:t>
+        <w:t>Run the analysis. The app reports the geometric mean ratio and confidence interval for Cmax and AUC. A ratio of 200% means the perpetrator doubled the victim's exposure; 50% means it halved it. Check the Comparison column to confirm which treatment is in the denominator.</w:t>
       </w:r>
     </w:p>
     <w:p>
       <w:pPr>
         <w:pStyle w:val="Kop3"/>
       </w:pPr>
-      <w:bookmarkStart w:id="29" w:name="_Toc226195279"/>
-      <w:r>
-        <w:t>How to Set Up a DDI Analysis</w:t>
-      </w:r>
-      <w:bookmarkEnd w:id="29"/>
+      <w:bookmarkStart w:id="40" w:name="_Toc240574656"/>
+      <w:r>
+        <w:t>Interpreting DDI Results</w:t>
+      </w:r>
+      <w:bookmarkEnd w:id="40"/>
     </w:p>
     <w:p>
       <w:pPr>
         <w:spacing w:after="120" w:line="276" w:lineRule="auto"/>
       </w:pPr>
       <w:r>
-        <w:rPr/>
-        <w:t>Prepare the data as a crossover dataset (Scenario 4 or 5 in Part II). Choose the victim drug given alone as the Reference treatment, so the ratio is (with perpetrator) ÷ (alone): the fold-change in exposure. Upload, map the columns and select the design.</w:t>
+        <w:t>A DDI study quantifies how large the interaction is; it is not a test of equivalence. ICH M12 (section 5.2) asks for the geometric mean ratio with and without the precipitant and its 90% confidence interval for AUC and Cmax (and Cmin when relevant). Interpret the result against no-effect boundaries for the victim drug, preferably based on its exposure-response relationship (section 5.3.1).</w:t>
       </w:r>
     </w:p>
     <w:p>
@@ -8926,34 +10015,6 @@
         <w:spacing w:after="120" w:line="276" w:lineRule="auto"/>
       </w:pPr>
       <w:r>
-        <w:rPr/>
-        <w:t>Run the analysis. The app reports the geometric mean ratio and confidence interval for Cmax and AUC. A ratio of 200% means the perpetrator doubled the victim's exposure; 50% means it halved it. Check the Comparison column to confirm which treatment is in the denominator.</w:t>
-      </w:r>
-    </w:p>
-    <w:p>
-      <w:pPr>
-        <w:pStyle w:val="Kop3"/>
-      </w:pPr>
-      <w:bookmarkStart w:id="30" w:name="_Toc226195280"/>
-      <w:r>
-        <w:t>Interpreting DDI Results</w:t>
-      </w:r>
-      <w:bookmarkEnd w:id="30"/>
-    </w:p>
-    <w:p>
-      <w:pPr>
-        <w:spacing w:after="120" w:line="276" w:lineRule="auto"/>
-      </w:pPr>
-      <w:r>
-        <w:t>The interpretation differs from bioequivalence. In a BE study, you want the 90% CI to fall within 80–125%. In a DDI study, you are quantifying the magnitude of the interaction, not testing for equivalence. The regulatory interpretation depends on the drug’s therapeutic index and the clinical context:</w:t>
-      </w:r>
-    </w:p>
-    <w:p>
-      <w:pPr>
-        <w:spacing w:after="120" w:line="276" w:lineRule="auto"/>
-      </w:pPr>
-      <w:r>
-        <w:lastRenderedPageBreak/>
         <w:t xml:space="preserve">• </w:t>
       </w:r>
       <w:r>
@@ -8961,10 +10022,10 @@
           <w:b/>
           <w:bCs/>
         </w:rPr>
-        <w:t>No clinically significant interaction</w:t>
-      </w:r>
-      <w:r>
-        <w:t>: the 90% CI for the AUC ratio falls entirely within 80–125% (the usual default no-effect boundaries).</w:t>
+        <w:t>Default no-effect boundaries</w:t>
+      </w:r>
+      <w:r>
+        <w:t>: a 90% CI within 80–125%. M12 calls this generally acceptable but overly conservative for most drugs.</w:t>
       </w:r>
     </w:p>
     <w:p>
@@ -8972,35 +10033,25 @@
         <w:spacing w:after="120" w:line="276" w:lineRule="auto"/>
       </w:pPr>
       <w:r>
-        <w:t xml:space="preserve">• </w:t>
-      </w:r>
-      <w:r>
-        <w:rPr>
-          <w:b/>
-          <w:bCs/>
-        </w:rPr>
-        <w:t>Weak interaction</w:t>
-      </w:r>
-      <w:r>
-        <w:t>: the AUC ratio is between 1.25 and 2.0 (or between 0.5 and 0.8 for induction).</w:t>
-      </w:r>
+        <w:t>If the study used a sensitive index substrate, the point estimate also classifies the precipitant (M12 section 5.3.2): a strong, moderate or weak inhibitor raises the substrate's AUC at least 5-fold, 2- to 5-fold, or 1.25- to 2-fold; a strong, moderate or weak inducer lowers it by at least 80%, by 50 to 80%, or by 20 to 50%. These classes describe the precipitant, not the size of the interaction for other victim drugs.</w:t>
+      </w:r>
+    </w:p>
+    <w:p>
+      <w:pPr>
+        <w:pStyle w:val="Kop3"/>
+      </w:pPr>
+      <w:bookmarkStart w:id="41" w:name="_Toc240574657"/>
+      <w:r>
+        <w:t>Practical Considerations</w:t>
+      </w:r>
+      <w:bookmarkEnd w:id="41"/>
     </w:p>
     <w:p>
       <w:pPr>
         <w:spacing w:after="120" w:line="276" w:lineRule="auto"/>
       </w:pPr>
       <w:r>
-        <w:t xml:space="preserve">• </w:t>
-      </w:r>
-      <w:r>
-        <w:rPr>
-          <w:b/>
-          <w:bCs/>
-        </w:rPr>
-        <w:t>Moderate interaction</w:t>
-      </w:r>
-      <w:r>
-        <w:t>: the AUC ratio is between 2.0 and 5.0 (inhibition) or between 0.2 and 0.5 (induction).</w:t>
+        <w:t>The app reports the ratio as Test ÷ Reference, in percent, with the Reference you chose. A ratio of 350% means the perpetrator increased the victim's AUC 3.5-fold.</w:t>
       </w:r>
     </w:p>
     <w:p>
@@ -9008,86 +10059,37 @@
         <w:spacing w:after="120" w:line="276" w:lineRule="auto"/>
       </w:pPr>
       <w:r>
-        <w:t xml:space="preserve">• </w:t>
-      </w:r>
-      <w:r>
-        <w:rPr>
-          <w:b/>
-          <w:bCs/>
-        </w:rPr>
-        <w:t>Strong interaction</w:t>
-      </w:r>
-      <w:r>
-        <w:t>: the AUC ratio exceeds 5.0 (inhibition) or is below 0.2 (induction).</w:t>
-      </w:r>
-    </w:p>
-    <w:p>
-      <w:pPr>
-        <w:spacing w:after="80" w:line="276" w:lineRule="auto"/>
-      </w:pPr>
-      <w:r>
-        <w:rPr>
-          <w:color w:val="555555"/>
-          <w:sz w:val="20"/>
-          <w:szCs w:val="20"/>
-        </w:rPr>
-        <w:t>These classes follow the drug interaction guidance (ICH M12, adopted by EMA and FDA), which classifies perpetrators by the point estimate of the AUC ratio. The no-effect boundaries of 80–125% are a default; a sponsor may justify other boundaries.</w:t>
-      </w:r>
-    </w:p>
-    <w:p>
-      <w:pPr>
-        <w:pStyle w:val="Kop3"/>
-      </w:pPr>
-      <w:bookmarkStart w:id="31" w:name="_Toc226195281"/>
-      <w:r>
-        <w:t>Practical Considerations</w:t>
-      </w:r>
-      <w:bookmarkEnd w:id="31"/>
+        <w:t>For fixed-order DDI studies (all subjects receive the victim alone first, then with the perpetrator), select “Paired comparison”. The app reports the ratio and its confidence interval without a verdict, because period and interaction effects cannot be separated.</w:t>
+      </w:r>
     </w:p>
     <w:p>
       <w:pPr>
         <w:spacing w:after="120" w:line="276" w:lineRule="auto"/>
       </w:pPr>
       <w:r>
-        <w:rPr/>
-        <w:t>The app reports the ratio as Test ÷ Reference, in percent, with the Reference you chose. A ratio of 350% means the perpetrator increased the victim's AUC 3.5-fold.</w:t>
-      </w:r>
+        <w:t>The forest plot and confidence interval table can be used in the DDI section of a clinical study report. To compare with no-effect boundaries, enter them as acceptance limits and untick the point-estimate requirement if it does not apply.</w:t>
+      </w:r>
+    </w:p>
+    <w:p>
+      <w:pPr>
+        <w:pStyle w:val="Kop2"/>
+      </w:pPr>
+      <w:bookmarkStart w:id="42" w:name="_Toc240574658"/>
+      <w:r>
+        <w:t>Complete Analysis Record</w:t>
+      </w:r>
+      <w:bookmarkEnd w:id="42"/>
     </w:p>
     <w:p>
       <w:pPr>
         <w:spacing w:after="120" w:line="276" w:lineRule="auto"/>
       </w:pPr>
       <w:r>
-        <w:rPr/>
-        <w:t>For fixed-order DDI studies (all subjects receive the victim alone first, then with the perpetrator), select “Paired comparison”. The app reports the ratio and its confidence interval without a verdict, because period and interaction effects cannot be separated.</w:t>
-      </w:r>
-    </w:p>
-    <w:p>
-      <w:pPr>
-        <w:spacing w:after="120" w:line="276" w:lineRule="auto"/>
-      </w:pPr>
-      <w:r>
-        <w:rPr/>
-        <w:t>The forest plot and confidence interval table can be used in the DDI section of a clinical study report. To compare with no-effect boundaries, enter them as acceptance limits and untick the point-estimate requirement if it does not apply.</w:t>
-      </w:r>
-    </w:p>
-    <w:p>
-      <w:pPr>
-        <w:pStyle w:val="Kop2"/>
-      </w:pPr>
-      <w:bookmarkStart w:id="32" w:name="_Toc226195282"/>
-      <w:r>
-        <w:t>Complete Analysis Record</w:t>
-      </w:r>
-      <w:bookmarkEnd w:id="32"/>
-    </w:p>
-    <w:p>
-      <w:pPr>
-        <w:spacing w:after="120" w:line="276" w:lineRule="auto"/>
-      </w:pPr>
-      <w:r>
-        <w:rPr/>
-        <w:t>Available from One Subject at a Time, All Subjects and Bioequivalence Testing; Visualize Data produces a similar Figure Record. The zip contains results.xlsx, app_results_reference.csv, analysis_settings.json, nca_pipeline.R (the app's own data-processing code), reproduce_analysis.R, reproduction_check.txt, data_integrity.txt, analysis_summary.html and a copy of the data file. When it creates the record, the app runs the reproduction script and reports whether the result matches (MATCH). data_integrity.txt holds SHA-256 hashes of the data, the settings and the results. A SHA-256 hash is a 64-character fingerprint that changes if a single character in the file changes, so anyone can check later that the files are the ones analysed.</w:t>
+        <w:t xml:space="preserve">Available from One Subject at a Time, All Subjects and Bioequivalence; Visualize Data produces a similar Figure Record. The zip contains results.xlsx, app_results_reference.csv, analysis_settings.json, nca_pipeline.R (the app's own data-processing code), </w:t>
+      </w:r>
+      <w:r>
+        <w:lastRenderedPageBreak/>
+        <w:t>reproduce_analysis.R, reproduction_check.txt, data_integrity.txt, analysis_summary.html and a copy of the data file. When it creates the record, the app runs the reproduction script and reports whether the result matches (MATCH). data_integrity.txt holds SHA-256 hashes of the data, the settings and the results. A SHA-256 hash is a 64-character fingerprint that changes if a single character in the file changes, so anyone can check later that the files are the ones analysed.</w:t>
       </w:r>
     </w:p>
     <w:p>
@@ -9099,22 +10101,22 @@
       <w:pPr>
         <w:pStyle w:val="Kop1"/>
       </w:pPr>
-      <w:bookmarkStart w:id="33" w:name="_Toc226195283"/>
+      <w:bookmarkStart w:id="43" w:name="_Toc240574659"/>
       <w:r>
         <w:lastRenderedPageBreak/>
         <w:t>Part IV: Worked Examples</w:t>
       </w:r>
-      <w:bookmarkEnd w:id="33"/>
+      <w:bookmarkEnd w:id="43"/>
     </w:p>
     <w:p>
       <w:pPr>
         <w:pStyle w:val="Kop2"/>
       </w:pPr>
-      <w:bookmarkStart w:id="34" w:name="_Toc226195284"/>
+      <w:bookmarkStart w:id="44" w:name="_Toc240574660"/>
       <w:r>
         <w:t>Exercise 1: Theoph Dataset (Batch NCA)</w:t>
       </w:r>
-      <w:bookmarkEnd w:id="34"/>
+      <w:bookmarkEnd w:id="44"/>
     </w:p>
     <w:p>
       <w:pPr>
@@ -9138,10 +10140,10 @@
           <w:b/>
           <w:bCs/>
         </w:rPr>
-        <w:t>Download theoph.csv</w:t>
-      </w:r>
-      <w:r>
-        <w:t xml:space="preserve"> under Example Datasets. The file is saved as example_theoph.csv.</w:t>
+        <w:t>example_theoph.csv</w:t>
+      </w:r>
+      <w:r>
+        <w:t xml:space="preserve"> under Example Datasets.</w:t>
       </w:r>
     </w:p>
     <w:p>
@@ -9170,8 +10172,7 @@
         <w:spacing w:after="120" w:line="276" w:lineRule="auto"/>
       </w:pPr>
       <w:r>
-        <w:rPr/>
-        <w:t>Upload it. The file has a Dose column in mg/kg; for this exercise do not use it. In Analyze All Subjects set “Same dose for all subjects”, dose = 320 mg, concentration unit mg/L, route = Oral / IM / SC (extravascular), method = Linear-up / Log-down, and run. “Extravascular” means the drug was not injected into a vein and had to be absorbed first (oral, intramuscular or subcutaneous). Because the fraction absorbed (F) is unknown, clearance and volume are reported as apparent values, CL/F and Vz/F.</w:t>
+        <w:t>Upload it. The file has a Dose column in mg/kg; for this exercise do not use it. In All Subjects (Batch) set “Same dose for all subjects”, dose = 320 mg, concentration unit mg/L, route = Oral / IM / SC (extravascular), method = Linear-up / Log-down, and run. “Extravascular” means the drug was not injected into a vein and had to be absorbed first (oral, intramuscular or subcutaneous). Because the fraction absorbed (F) is unknown, clearance and volume are reported as apparent values, CL/F and Vz/F.</w:t>
       </w:r>
     </w:p>
     <w:p>
@@ -9206,18 +10207,18 @@
       <w:pPr>
         <w:pStyle w:val="Kop2"/>
       </w:pPr>
-      <w:bookmarkStart w:id="35" w:name="_Toc226195285"/>
+      <w:bookmarkStart w:id="45" w:name="_Toc240574661"/>
       <w:r>
         <w:t>Exercise 2: Bioequivalence</w:t>
       </w:r>
-      <w:bookmarkEnd w:id="35"/>
+      <w:bookmarkEnd w:id="45"/>
     </w:p>
     <w:p>
       <w:pPr>
         <w:spacing w:after="120" w:line="276" w:lineRule="auto"/>
       </w:pPr>
       <w:r>
-        <w:t xml:space="preserve">Download the crossover BE dataset from the </w:t>
+        <w:t xml:space="preserve">Download the crossover dataset from the </w:t>
       </w:r>
       <w:r>
         <w:rPr>
@@ -9227,35 +10228,62 @@
         <w:t>Data Preparation Guide</w:t>
       </w:r>
       <w:r>
-        <w:t xml:space="preserve"> (click </w:t>
+        <w:t xml:space="preserve"> and click </w:t>
       </w:r>
       <w:r>
         <w:rPr>
           <w:b/>
           <w:bCs/>
         </w:rPr>
-        <w:t>Download crossover_be.csv</w:t>
-      </w:r>
-      <w:r>
-        <w:t>; saved as example_be_crossover.csv). Upload it and check the mapping. In Bioequivalence Testing set dose = 100, design = 2×2 standard crossover, and check that Reference is selected as the Reference treatment. Run.</w:t>
+        <w:t>example_be_crossover.csv</w:t>
+      </w:r>
+      <w:r>
+        <w:t>. Upload it and check the mapping. In Bioequivalence set dose = 100 mg, design = 2×2 standard crossover, and check that “Reference” is selected as the Reference treatment. Run.</w:t>
+      </w:r>
+    </w:p>
+    <w:p>
+      <w:pPr>
+        <w:spacing w:after="120" w:line="276" w:lineRule="auto"/>
+      </w:pPr>
+      <w:r>
+        <w:rPr>
+          <w:b/>
+          <w:bCs/>
+        </w:rPr>
+        <w:t xml:space="preserve">Questions: </w:t>
+      </w:r>
+      <w:r>
+        <w:t>1) Ratio and 90% CI for Cmax? 2) For AUC to last point? 3) Bioequivalent for both? 4) Within-subject CV for Cmax (from the residual variance)?</w:t>
+      </w:r>
+    </w:p>
+    <w:p>
+      <w:pPr>
+        <w:spacing w:after="80" w:line="276" w:lineRule="auto"/>
+      </w:pPr>
+      <w:r>
+        <w:rPr>
+          <w:color w:val="555555"/>
+          <w:sz w:val="20"/>
+          <w:szCs w:val="20"/>
+        </w:rPr>
+        <w:t>Answers: 1) 108.62% (106.27–111.02%). 2) 111.25% (108.95–113.60%). 3) Yes, both intervals lie within 80.00–125.00%. 4) About 1.8% (CV = √(exp(MSE) − 1)); the example data are simulated with very little noise.</w:t>
       </w:r>
     </w:p>
     <w:p>
       <w:pPr>
         <w:pStyle w:val="Kop2"/>
       </w:pPr>
-      <w:bookmarkStart w:id="36" w:name="_Toc226195286"/>
+      <w:bookmarkStart w:id="46" w:name="_Toc240574662"/>
       <w:r>
         <w:t>Exercise 3: Power Calculation</w:t>
       </w:r>
-      <w:bookmarkEnd w:id="36"/>
+      <w:bookmarkEnd w:id="46"/>
     </w:p>
     <w:p>
       <w:pPr>
         <w:spacing w:after="120" w:line="276" w:lineRule="auto"/>
       </w:pPr>
       <w:r>
-        <w:rPr/>
         <w:t>Plan a Study. Find the sample size for standard bioequivalence, 2×2 standard crossover, CV = 25 (percent), expected ratio = 95 (percent), target power = 80 (percent).</w:t>
       </w:r>
     </w:p>
@@ -9296,32 +10324,32 @@
       <w:pPr>
         <w:pStyle w:val="Kop1"/>
       </w:pPr>
-      <w:bookmarkStart w:id="37" w:name="_Toc226195287"/>
+      <w:bookmarkStart w:id="47" w:name="_Toc240574663"/>
       <w:r>
         <w:lastRenderedPageBreak/>
         <w:t>Part V: Theoretical Background</w:t>
       </w:r>
-      <w:bookmarkEnd w:id="37"/>
+      <w:bookmarkEnd w:id="47"/>
     </w:p>
     <w:p>
       <w:pPr>
         <w:pStyle w:val="Kop2"/>
       </w:pPr>
-      <w:bookmarkStart w:id="38" w:name="_Toc226195288"/>
+      <w:bookmarkStart w:id="48" w:name="_Toc240574664"/>
       <w:r>
         <w:t>Trapezoidal Methods for AUC Calculation</w:t>
       </w:r>
-      <w:bookmarkEnd w:id="38"/>
+      <w:bookmarkEnd w:id="48"/>
     </w:p>
     <w:p>
       <w:pPr>
         <w:pStyle w:val="Kop3"/>
       </w:pPr>
-      <w:bookmarkStart w:id="39" w:name="_Toc226195289"/>
+      <w:bookmarkStart w:id="49" w:name="_Toc240574665"/>
       <w:r>
         <w:t>The Linear Trapezoidal Rule</w:t>
       </w:r>
-      <w:bookmarkEnd w:id="39"/>
+      <w:bookmarkEnd w:id="49"/>
     </w:p>
     <w:p>
       <w:pPr>
@@ -9394,11 +10422,11 @@
       <w:pPr>
         <w:pStyle w:val="Kop3"/>
       </w:pPr>
-      <w:bookmarkStart w:id="40" w:name="_Toc226195290"/>
+      <w:bookmarkStart w:id="50" w:name="_Toc240574666"/>
       <w:r>
         <w:t>The Logarithmic Trapezoidal Rule</w:t>
       </w:r>
-      <w:bookmarkEnd w:id="40"/>
+      <w:bookmarkEnd w:id="50"/>
     </w:p>
     <w:p>
       <w:pPr>
@@ -9435,18 +10463,17 @@
       <w:pPr>
         <w:pStyle w:val="Kop3"/>
       </w:pPr>
-      <w:bookmarkStart w:id="41" w:name="_Toc226195291"/>
+      <w:bookmarkStart w:id="51" w:name="_Toc240574667"/>
       <w:r>
         <w:t>The Linear-Up / Log-Down Hybrid</w:t>
       </w:r>
-      <w:bookmarkEnd w:id="41"/>
+      <w:bookmarkEnd w:id="51"/>
     </w:p>
     <w:p>
       <w:pPr>
         <w:spacing w:after="120" w:line="276" w:lineRule="auto"/>
       </w:pPr>
       <w:r>
-        <w:rPr/>
         <w:t>Proposed by Yeh and Kwan (1978): the linear formula while concentrations rise and the logarithmic formula while they fall. It is the default in NCA Assistant.</w:t>
       </w:r>
     </w:p>
@@ -9454,21 +10481,21 @@
       <w:pPr>
         <w:pStyle w:val="Kop2"/>
       </w:pPr>
-      <w:bookmarkStart w:id="42" w:name="_Toc226195292"/>
+      <w:bookmarkStart w:id="52" w:name="_Toc240574668"/>
       <w:r>
         <w:t>Terminal Phase Characterisation and Half-Life Estimation</w:t>
       </w:r>
-      <w:bookmarkEnd w:id="42"/>
+      <w:bookmarkEnd w:id="52"/>
     </w:p>
     <w:p>
       <w:pPr>
         <w:pStyle w:val="Kop3"/>
       </w:pPr>
-      <w:bookmarkStart w:id="43" w:name="_Toc226195293"/>
+      <w:bookmarkStart w:id="53" w:name="_Toc240574669"/>
       <w:r>
         <w:t>What Is the Terminal Phase?</w:t>
       </w:r>
-      <w:bookmarkEnd w:id="43"/>
+      <w:bookmarkEnd w:id="53"/>
     </w:p>
     <w:p>
       <w:pPr>
@@ -9527,118 +10554,76 @@
       <w:pPr>
         <w:pStyle w:val="Kop3"/>
       </w:pPr>
-      <w:bookmarkStart w:id="44" w:name="_Toc226195294"/>
+      <w:bookmarkStart w:id="54" w:name="_Toc240574670"/>
       <w:r>
         <w:t>Automated Point Selection</w:t>
       </w:r>
-      <w:bookmarkEnd w:id="44"/>
+      <w:bookmarkEnd w:id="54"/>
     </w:p>
     <w:p>
       <w:pPr>
         <w:spacing w:after="120" w:line="276" w:lineRule="auto"/>
       </w:pPr>
       <w:r>
-        <w:t>NCA Assistant uses NonCompart's slope selection, the same for the results table and the Half-Life Review. It fits log-linear regressions to the last 3, 4, 5, … points (for extravascular dosing the Cmax point is excluded) and takes the fit with the highest adjusted R²; fits within 0.0001 of the best prefer more points. If that fit has an adjusted R² below the minimum (slider, default 0.70), the profile gets no half-life, and AUC∞, CL/F, Vz/F and MRT are left empty too; a note names the profile. This happens when the terminal phase is poorly sampled, when late samples are near the LLOQ, or when elimination is multi-phasic. A lower minimum accepts noisier fits.</w:t>
+        <w:t>NCA Assistant uses NonCompart's slope selection, the same for the results table and the Half-Life Review. It fits log-linear regressions to the last 3, 4, 5, … points (after extravascular dosing only points after Cmax are used) and takes the fit with the highest adjusted R²; fits within 0.0001 of the best prefer more points. If that fit has an adjusted R² below the minimum (slider, default 0.70), the profile gets no half-life, and AUC∞, CL/F, Vz/F and MRT are left empty too; a note names the profile. This happens when the terminal phase is poorly sampled, when late samples are near the LLOQ, or when elimination is multi-phasic. A lower minimum accepts noisier fits.</w:t>
       </w:r>
     </w:p>
     <w:p>
       <w:pPr>
         <w:pStyle w:val="Kop3"/>
       </w:pPr>
-      <w:bookmarkStart w:id="45" w:name="_Toc226195295"/>
+      <w:bookmarkStart w:id="55" w:name="_Toc240574671"/>
       <w:r>
         <w:t>Manual Point Selection</w:t>
       </w:r>
-      <w:bookmarkEnd w:id="45"/>
+      <w:bookmarkEnd w:id="55"/>
     </w:p>
     <w:p>
       <w:pPr>
         <w:spacing w:after="120" w:line="276" w:lineRule="auto"/>
       </w:pPr>
       <w:r>
-        <w:t>Adjust the points yourself for multi-phasic elimination, flip-flop kinetics, enterohepatic recirculation or late samples near the LLOQ. In Half-Life Review, select a profile, tick the terminal-phase points and click “Recalculate”. At least 2 points are needed, and the slope must be negative. NonCompart then recomputes half-life, AUC∞, CL/F, Vz/F and MRT from those points, with its unit conversions. A hand-picked selection is used whatever its adjusted R², so judge the fit on the plot. Selections are kept when you run the analysis again and are listed in the Analysis Record. AUC % Extrapolated is the share of AUC∞ that lies beyond the last measured concentration. Values above 20% are flagged in amber: the extrapolation then carries much of the total, so check the terminal phase and consider reporting AUClast as the primary endpoint.</w:t>
+        <w:t xml:space="preserve">Adjust the points yourself for multi-phasic elimination, flip-flop kinetics, enterohepatic recirculation or late samples near the LLOQ. In Half-Life Review, select a profile, tick the terminal-phase points and click “Recalculate”. At least 2 points are needed, and the slope must be negative. NonCompart then recomputes half-life, AUC∞, CL/F, Vz/F and MRT from those points, with its unit conversions. A hand-picked selection is used whatever its adjusted R², so judge the fit on the plot. Selections are kept when you run the analysis again and are </w:t>
+      </w:r>
+      <w:r>
+        <w:lastRenderedPageBreak/>
+        <w:t>listed in the Analysis Record. AUC % Extrapolated is the share of AUC∞ that lies beyond the last measured concentration. Values above 20% are flagged in amber: the extrapolation then carries much of the total, so check the terminal phase and consider reporting AUClast as the primary endpoint.</w:t>
       </w:r>
     </w:p>
     <w:p>
       <w:pPr>
         <w:pStyle w:val="Kop2"/>
       </w:pPr>
-      <w:bookmarkStart w:id="46" w:name="_Toc226195296"/>
+      <w:bookmarkStart w:id="56" w:name="_Toc240574672"/>
       <w:r>
         <w:t>BLQ Handling: Pharmacological Rationale</w:t>
       </w:r>
-      <w:bookmarkEnd w:id="46"/>
+      <w:bookmarkEnd w:id="56"/>
     </w:p>
     <w:p>
       <w:pPr>
         <w:spacing w:after="120" w:line="276" w:lineRule="auto"/>
       </w:pPr>
       <w:r>
-        <w:rPr/>
-        <w:t>Every assay has a lower limit of quantification (LLOQ). How samples below it are handled changes AUC: a BLQ sample set to zero or to LLOQ/2 adds or removes area around it, and a BLQ sample treated as missing joins the neighbouring points directly or shortens the curve. Rule 1 (default, Beal 2001) is the most widely used. Rule 6 (LLOQ/2 before the first quantifiable sample, then zero) suits drugs with an absorption lag, where several early samples are BLQ. Running two rules and comparing the results shows how much the choice matters.</w:t>
+        <w:t>Every assay has a lower limit of quantification (LLOQ). How BLQ samples are handled changes AUC. Setting early BLQ samples to 0 is usual before absorption; treating late BLQ samples as missing avoids adding area that was never measured. LLOQ/2 is a compromise that adds a little area wherever it is used. Rule 1, the default, is the most common choice in NCA. Rule 6 (LLOQ/2 before the first measurable sample, then zero) suits drugs with an absorption lag. Running two rules and comparing the results shows how much the choice matters. Beal (2001) compares methods for BLQ data in model-based (population) analysis, not in NCA.</w:t>
       </w:r>
     </w:p>
     <w:p>
       <w:pPr>
         <w:pStyle w:val="Kop2"/>
       </w:pPr>
-      <w:bookmarkStart w:id="47" w:name="_Toc226195297"/>
+      <w:bookmarkStart w:id="57" w:name="_Toc240574673"/>
       <w:r>
         <w:t>Steady-State Considerations</w:t>
       </w:r>
-      <w:bookmarkEnd w:id="47"/>
+      <w:bookmarkEnd w:id="57"/>
     </w:p>
     <w:p>
       <w:pPr>
         <w:spacing w:after="120" w:line="276" w:lineRule="auto"/>
       </w:pPr>
       <w:r>
-        <w:t>At steady state, AUC</w:t>
-      </w:r>
-      <w:r>
-        <w:rPr>
-          <w:vertAlign w:val="subscript"/>
-        </w:rPr>
-        <w:t>τ</w:t>
-      </w:r>
-      <w:r>
-        <w:t xml:space="preserve"> replaces AUC</w:t>
-      </w:r>
-      <w:r>
-        <w:rPr>
-          <w:vertAlign w:val="subscript"/>
-        </w:rPr>
-        <w:t>∞</w:t>
-      </w:r>
-      <w:r>
-        <w:t>. CL/F = Dose/AUC</w:t>
-      </w:r>
-      <w:r>
-        <w:rPr>
-          <w:vertAlign w:val="subscript"/>
-        </w:rPr>
-        <w:t>τ</w:t>
-      </w:r>
-      <w:r>
-        <w:t xml:space="preserve"> is valid. AUC</w:t>
-      </w:r>
-      <w:r>
-        <w:rPr>
-          <w:vertAlign w:val="subscript"/>
-        </w:rPr>
-        <w:t>∞</w:t>
-      </w:r>
-      <w:r>
-        <w:t xml:space="preserve"> and Vz/F from AUC</w:t>
-      </w:r>
-      <w:r>
-        <w:rPr>
-          <w:vertAlign w:val="subscript"/>
-        </w:rPr>
-        <w:t>∞</w:t>
-      </w:r>
-      <w:r>
-        <w:t xml:space="preserve"> are not meaningful during repeated dosing. Half-life estimation from a single dosing interval can be unreliable if the sampling window does not adequately cover the terminal phase.</w:t>
+        <w:t>At steady state AUCτ replaces AUC∞, and CL/F = Dose/AUCτ. AUC∞ and Vz/F are not meaningful during repeated dosing. The app takes τ as the sampled interval (last minus first time), so sample exactly one dosing interval. A half-life from one interval is unreliable when the interval does not cover the terminal phase.</w:t>
       </w:r>
     </w:p>
     <w:p>
@@ -9650,22 +10635,22 @@
       <w:pPr>
         <w:pStyle w:val="Kop1"/>
       </w:pPr>
-      <w:bookmarkStart w:id="48" w:name="_Toc226195298"/>
+      <w:bookmarkStart w:id="58" w:name="_Toc240574674"/>
       <w:r>
         <w:lastRenderedPageBreak/>
         <w:t>Part VI: Statistical Methods</w:t>
       </w:r>
-      <w:bookmarkEnd w:id="48"/>
+      <w:bookmarkEnd w:id="58"/>
     </w:p>
     <w:p>
       <w:pPr>
         <w:pStyle w:val="Kop2"/>
       </w:pPr>
-      <w:bookmarkStart w:id="49" w:name="_Toc226195299"/>
+      <w:bookmarkStart w:id="59" w:name="_Toc240574675"/>
       <w:r>
         <w:t>The Two One-Sided Tests (TOST) Procedure</w:t>
       </w:r>
-      <w:bookmarkEnd w:id="49"/>
+      <w:bookmarkEnd w:id="59"/>
     </w:p>
     <w:p>
       <w:pPr>
@@ -9744,11 +10729,11 @@
       <w:pPr>
         <w:pStyle w:val="Kop2"/>
       </w:pPr>
-      <w:bookmarkStart w:id="50" w:name="_Toc226195300"/>
+      <w:bookmarkStart w:id="60" w:name="_Toc240574676"/>
       <w:r>
         <w:t>The ANOVA Model for Crossover Designs</w:t>
       </w:r>
-      <w:bookmarkEnd w:id="50"/>
+      <w:bookmarkEnd w:id="60"/>
     </w:p>
     <w:p>
       <w:pPr>
@@ -9778,26 +10763,24 @@
         <w:spacing w:after="120" w:line="276" w:lineRule="auto"/>
       </w:pPr>
       <w:r>
-        <w:rPr/>
-        <w:t>SEQ accounts for differences between sequence groups, SUBJ removes between-subject variability from the residual, PER accounts for changes between periods, and TRT is the effect of interest: its coefficient estimates the log-ratio of geometric means. NCA Assistant fits this model for all crossover designs, with Sequence, Subject, Period and Treatment as factors (EMA Method A).</w:t>
+        <w:t>SEQ accounts for differences between sequence groups, SUBJ removes between-subject variability from the residual, PER accounts for changes between periods, and TRT is the effect of interest: its coefficient estimates the log-ratio of geometric means. NCA Assistant fits this model for all crossover designs, with Sequence, Subject, Period and Treatment as factors; with fixed effects this is EMA Method A.</w:t>
       </w:r>
     </w:p>
     <w:p>
       <w:pPr>
         <w:pStyle w:val="Kop2"/>
       </w:pPr>
-      <w:bookmarkStart w:id="51" w:name="_Toc226195301"/>
+      <w:bookmarkStart w:id="61" w:name="_Toc240574677"/>
       <w:r>
         <w:t>Fixed-Effects vs. Mixed-Effects Models</w:t>
       </w:r>
-      <w:bookmarkEnd w:id="51"/>
+      <w:bookmarkEnd w:id="61"/>
     </w:p>
     <w:p>
       <w:pPr>
         <w:spacing w:after="120" w:line="276" w:lineRule="auto"/>
       </w:pPr>
       <w:r>
-        <w:rPr/>
         <w:t>Fixed effects (lm): all terms, including Subject, are fixed. The EMA guideline asks for fixed effects. Residual df = N − 2 for a balanced 2×2×2.</w:t>
       </w:r>
     </w:p>
@@ -9806,7 +10789,6 @@
         <w:spacing w:after="120" w:line="276" w:lineRule="auto"/>
       </w:pPr>
       <w:r>
-        <w:rPr/>
         <w:t>Mixed effects (nlme::lme): Subject is a random intercept. Subjects with only one treatment still contribute, which can help with dropouts. Denominator df use the containment method. Use the model your protocol or statistical analysis plan specifies. If the mixed model cannot be fitted, the app uses fixed effects and says so in the Model column.</w:t>
       </w:r>
     </w:p>
@@ -9814,11 +10796,11 @@
       <w:pPr>
         <w:pStyle w:val="Kop2"/>
       </w:pPr>
-      <w:bookmarkStart w:id="52" w:name="_Toc226195302"/>
+      <w:bookmarkStart w:id="62" w:name="_Toc240574678"/>
       <w:r>
         <w:t>Confidence Interval Construction</w:t>
       </w:r>
-      <w:bookmarkEnd w:id="52"/>
+      <w:bookmarkEnd w:id="62"/>
     </w:p>
     <w:p>
       <w:pPr>
@@ -9840,7 +10822,6 @@
         <w:spacing w:after="120" w:line="276" w:lineRule="auto"/>
       </w:pPr>
       <w:r>
-        <w:rPr/>
         <w:t>where δ is the treatment coefficient on the log scale, SE its standard error from the model, and df the denominator degrees of freedom. The limits are rounded to two decimals before comparison with the acceptance limits (FDA, 2026). Bioequivalence is concluded when the rounded interval lies within the limits (80.00–125.00% by default) and, for wider limits, the point estimate lies within 80.00–125.00%.</w:t>
       </w:r>
     </w:p>
@@ -9848,11 +10829,11 @@
       <w:pPr>
         <w:pStyle w:val="Kop2"/>
       </w:pPr>
-      <w:bookmarkStart w:id="53" w:name="_Toc226195303"/>
+      <w:bookmarkStart w:id="63" w:name="_Toc240574679"/>
       <w:r>
         <w:t>Design-Specific Models</w:t>
       </w:r>
-      <w:bookmarkEnd w:id="53"/>
+      <w:bookmarkEnd w:id="63"/>
     </w:p>
     <w:p>
       <w:pPr>
@@ -9866,9 +10847,6 @@
         <w:t xml:space="preserve">Paired comparison: </w:t>
       </w:r>
       <w:r>
-        <w:rPr>
-          <w:b w:val="0"/>
-        </w:rPr>
         <w:t>ln(Y) = μ + SUBJ + TRT + ε, equivalent to a paired t-test; df = N − 1. Ratio and interval only, no verdict.</w:t>
       </w:r>
     </w:p>
@@ -9902,7 +10880,7 @@
         <w:t>R</w:t>
       </w:r>
       <w:r>
-        <w:t xml:space="preserve"> − 2. Higher variability than crossover.</w:t>
+        <w:t xml:space="preserve"> − 2. Differences between subjects enter the comparison, so more subjects are needed than in a crossover.</w:t>
       </w:r>
     </w:p>
     <w:p>
@@ -9914,12 +10892,10 @@
           <w:b/>
           <w:bCs/>
         </w:rPr>
+        <w:lastRenderedPageBreak/>
         <w:t xml:space="preserve">Replicate designs: </w:t>
       </w:r>
       <w:r>
-        <w:rPr>
-          <w:b w:val="0"/>
-        </w:rPr>
         <w:t>the same model, with Period at 3 or 4 levels; each administration enters once. The confidence interval uses average bioequivalence limits. The within-subject variability table uses a separate model per treatment (Sequence, Subject and Period, fitted to subjects with that treatment at least twice), as in the replicateBE package; the app's results agree with replicateBE on its 30 reference data sets.</w:t>
       </w:r>
     </w:p>
@@ -9927,22 +10903,18 @@
       <w:pPr>
         <w:pStyle w:val="Kop2"/>
       </w:pPr>
-      <w:bookmarkStart w:id="54" w:name="_Toc226195304"/>
+      <w:bookmarkStart w:id="64" w:name="_Toc240574680"/>
       <w:r>
         <w:t>Drug–Drug Interaction Analysis</w:t>
       </w:r>
-      <w:bookmarkEnd w:id="54"/>
+      <w:bookmarkEnd w:id="64"/>
     </w:p>
     <w:p>
       <w:pPr>
         <w:spacing w:after="120" w:line="276" w:lineRule="auto"/>
       </w:pPr>
       <w:r>
-        <w:t xml:space="preserve">DDI studies use the same statistical framework as BE. The ANOVA model, 90% CI, and geometric mean ratio are computed identically. The difference is interpretation: the ratio </w:t>
-      </w:r>
-      <w:r>
-        <w:lastRenderedPageBreak/>
-        <w:t>quantifies the fold-change in exposure caused by the interacting drug, and the comparison is against DDI classification thresholds (see Part III) rather than BE acceptance limits.</w:t>
+        <w:t>DDI studies use the same statistics as BE: the ANOVA model, the geometric mean ratio and its 90% confidence interval. The difference is the interpretation: the ratio is the fold-change in exposure caused by the interacting drug, judged against no-effect boundaries for the victim drug (see Part III) rather than BE acceptance limits.</w:t>
       </w:r>
     </w:p>
     <w:p>
@@ -9950,34 +10922,24 @@
         <w:spacing w:after="120" w:line="276" w:lineRule="auto"/>
       </w:pPr>
       <w:r>
-        <w:t>ICH M12 on drug interaction studies (2024), adopted by EMA and FDA, asks for the geometric mean ratio and its 90% confidence interval for AUC and C</w:t>
-      </w:r>
-      <w:r>
-        <w:rPr>
-          <w:vertAlign w:val="subscript"/>
-        </w:rPr>
-        <w:t>max</w:t>
-      </w:r>
-      <w:r>
-        <w:t xml:space="preserve"> of the victim drug, given alone and with the perpetrator.</w:t>
+        <w:t>ICH M12 on drug interaction studies (2024), published as guidance by EMA and FDA, asks for the geometric mean ratio of AUC and Cmax (and Cmin when relevant) with and without the precipitant, with its 90% confidence interval (section 5.2). Crossover studies, including one-sequence studies, are preferred over parallel designs (section 3.2.1).</w:t>
       </w:r>
     </w:p>
     <w:p>
       <w:pPr>
         <w:pStyle w:val="Kop2"/>
       </w:pPr>
-      <w:bookmarkStart w:id="55" w:name="_Toc226195305"/>
+      <w:bookmarkStart w:id="65" w:name="_Toc240574681"/>
       <w:r>
         <w:t>Power and Sample Size for Bioequivalence</w:t>
       </w:r>
-      <w:bookmarkEnd w:id="55"/>
+      <w:bookmarkEnd w:id="65"/>
     </w:p>
     <w:p>
       <w:pPr>
         <w:spacing w:after="120" w:line="276" w:lineRule="auto"/>
       </w:pPr>
       <w:r>
-        <w:rPr/>
         <w:t>Exact power via Owen’s Q function for standard ABE. For ABEL, RSABE and NTID, power is simulated in PowerTOST: 100,000 simulated studies for the sample size, 10,000 for power and the power curve. Inputs: within-subject CV (for scaled methods, of Test and Reference), expected ratio, target power and design. A higher CV or a ratio further from 100% needs more subjects; a crossover needs fewer subjects than a parallel design.</w:t>
       </w:r>
     </w:p>
@@ -9998,11 +10960,11 @@
       <w:pPr>
         <w:pStyle w:val="Kop2"/>
       </w:pPr>
-      <w:bookmarkStart w:id="56" w:name="_Toc226195306"/>
+      <w:bookmarkStart w:id="66" w:name="_Toc240574682"/>
       <w:r>
         <w:t>Regulatory Guidelines</w:t>
       </w:r>
-      <w:bookmarkEnd w:id="56"/>
+      <w:bookmarkEnd w:id="66"/>
     </w:p>
     <w:p>
       <w:pPr>
@@ -10031,7 +10993,7 @@
         <w:t>FDA Statistical Approaches to Establishing Bioequivalence</w:t>
       </w:r>
       <w:r>
-        <w:t xml:space="preserve"> (2026): https://www.fda.gov/regulatory-information/search-fda-guidance-documents/statistical-approaches-establishing-bioequivalence</w:t>
+        <w:t xml:space="preserve"> (May 2026; replaces the 2001 guidance): https://www.fda.gov/regulatory-information/search-fda-guidance-documents/statistical-approaches-establishing-bioequivalence</w:t>
       </w:r>
     </w:p>
     <w:p>
@@ -10043,10 +11005,10 @@
           <w:b/>
           <w:bCs/>
         </w:rPr>
-        <w:t>FDA Bioavailability and Bioequivalence Studies</w:t>
-      </w:r>
-      <w:r>
-        <w:t xml:space="preserve"> (2003): https://www.fda.gov/regulatory-information/search-fda-guidance-documents/bioavailability-and-bioequivalence-studies-submitted-ndas-or-inds-general-considerations</w:t>
+        <w:t>FDA Bioavailability Studies Submitted in NDAs or INDs: General Considerations</w:t>
+      </w:r>
+      <w:r>
+        <w:t xml:space="preserve"> (2022; replaces the 2003 guidance): https://www.fda.gov/regulatory-information/search-fda-guidance-documents/bioavailability-studies-submitted-ndas-or-inds-general-considerations</w:t>
       </w:r>
     </w:p>
     <w:p>
@@ -10061,7 +11023,7 @@
         <w:t>ICH M12 Drug Interaction Studies</w:t>
       </w:r>
       <w:r>
-        <w:t xml:space="preserve"> (2024; adopted by EMA and FDA): https://www.ich.org/page/multidisciplinary-guidelines</w:t>
+        <w:t xml:space="preserve"> (2024; published by EMA and FDA): https://www.ema.europa.eu/en/ich-m12-drug-interaction-studies-scientific-guideline</w:t>
       </w:r>
     </w:p>
     <w:p>
@@ -10080,21 +11042,6 @@
       </w:r>
     </w:p>
     <w:p>
-      <w:pPr>
-        <w:spacing w:after="120" w:line="276" w:lineRule="auto"/>
-      </w:pPr>
-      <w:r>
-        <w:rPr>
-          <w:b/>
-          <w:bCs/>
-        </w:rPr>
-        <w:t>ICH M3(R2)</w:t>
-      </w:r>
-      <w:r>
-        <w:t>: https://www.ich.org/page/multidisciplinary-guidelines</w:t>
-      </w:r>
-    </w:p>
-    <w:p>
       <w:r>
         <w:br w:type="page"/>
       </w:r>
@@ -10103,22 +11050,22 @@
       <w:pPr>
         <w:pStyle w:val="Kop1"/>
       </w:pPr>
-      <w:bookmarkStart w:id="57" w:name="_Toc226195307"/>
+      <w:bookmarkStart w:id="67" w:name="_Toc240574683"/>
       <w:r>
         <w:lastRenderedPageBreak/>
         <w:t>Appendices</w:t>
       </w:r>
-      <w:bookmarkEnd w:id="57"/>
+      <w:bookmarkEnd w:id="67"/>
     </w:p>
     <w:p>
       <w:pPr>
         <w:pStyle w:val="Kop2"/>
       </w:pPr>
-      <w:bookmarkStart w:id="58" w:name="_Toc226195308"/>
+      <w:bookmarkStart w:id="68" w:name="_Toc240574684"/>
       <w:r>
         <w:t>Appendix A: Glossary</w:t>
       </w:r>
-      <w:bookmarkEnd w:id="58"/>
+      <w:bookmarkEnd w:id="68"/>
     </w:p>
     <w:tbl>
       <w:tblPr>
@@ -10954,7 +11901,7 @@
                 <w:sz w:val="20"/>
                 <w:szCs w:val="20"/>
               </w:rPr>
-              <w:t>Highly Variable Drug (CV &gt; 30%)</w:t>
+              <w:t>Highly Variable Drug (within-subject CV of the Reference above 30%)</w:t>
             </w:r>
           </w:p>
         </w:tc>
@@ -11612,11 +12559,11 @@
       <w:pPr>
         <w:pStyle w:val="Kop2"/>
       </w:pPr>
-      <w:bookmarkStart w:id="59" w:name="_Toc226195309"/>
+      <w:bookmarkStart w:id="69" w:name="_Toc240574685"/>
       <w:r>
         <w:t>Appendix B: Recognised Column Names</w:t>
       </w:r>
-      <w:bookmarkEnd w:id="59"/>
+      <w:bookmarkEnd w:id="69"/>
     </w:p>
     <w:tbl>
       <w:tblPr>
@@ -11858,7 +12805,7 @@
                 <w:sz w:val="20"/>
                 <w:szCs w:val="20"/>
               </w:rPr>
-              <w:t>Conc, Concentration, DV, Cp, Result, Konz, Plasma, or a name containing ng/mL or µg/L</w:t>
+              <w:t>Conc, Concentration, DV, Cp, Result, Konz, Plasma, or a name containing ng/mL or ug/L</w:t>
             </w:r>
           </w:p>
         </w:tc>
@@ -11994,6 +12941,7 @@
                 <w:sz w:val="20"/>
                 <w:szCs w:val="20"/>
               </w:rPr>
+              <w:lastRenderedPageBreak/>
               <w:t>Sequence</w:t>
             </w:r>
           </w:p>
@@ -12082,13 +13030,21 @@
     </w:tbl>
     <w:p>
       <w:pPr>
+        <w:spacing w:after="120" w:line="276" w:lineRule="auto"/>
+      </w:pPr>
+      <w:r>
+        <w:t>Names are not case-sensitive. When no name matches, the app falls back to a column by position, so always check the suggested mapping.</w:t>
+      </w:r>
+    </w:p>
+    <w:p>
+      <w:pPr>
         <w:pStyle w:val="Kop2"/>
       </w:pPr>
-      <w:bookmarkStart w:id="60" w:name="_Toc226195310"/>
+      <w:bookmarkStart w:id="70" w:name="_Toc240574686"/>
       <w:r>
         <w:t>Appendix C: Troubleshooting</w:t>
       </w:r>
-      <w:bookmarkEnd w:id="60"/>
+      <w:bookmarkEnd w:id="70"/>
     </w:p>
     <w:p>
       <w:pPr>
@@ -12102,9 +13058,6 @@
         <w:t>“Disconnected from the server”</w:t>
       </w:r>
       <w:r>
-        <w:rPr>
-          <w:b w:val="0"/>
-        </w:rPr>
         <w:t>: the analysis exceeded memory or time limits, or the app met an unexpected error. Run the app locally in RStudio and check the console.</w:t>
       </w:r>
     </w:p>
@@ -12120,10 +13073,7 @@
         <w:t>“Error: An error has occurred”</w:t>
       </w:r>
       <w:r>
-        <w:rPr>
-          <w:b w:val="0"/>
-        </w:rPr>
-        <w:t>: often missing values reaching a log-scale plot. Check the LLOQ and BLQ rule.</w:t>
+        <w:t>: an unexpected error in a calculation or plot. Check the LLOQ, BLQ rule, units and column mapping, and report the problem with a description of the data if it persists.</w:t>
       </w:r>
     </w:p>
     <w:p>
@@ -12138,9 +13088,6 @@
         <w:t>Half-life is empty</w:t>
       </w:r>
       <w:r>
-        <w:rPr>
-          <w:b w:val="0"/>
-        </w:rPr>
         <w:t>: the automatic fit is below the minimum adjusted R². Review the profile in Half-Life Review, or lower the minimum if that is justified.</w:t>
       </w:r>
     </w:p>
@@ -12156,9 +13103,6 @@
         <w:t>Half-life differs from WinNonlin</w:t>
       </w:r>
       <w:r>
-        <w:rPr>
-          <w:b w:val="0"/>
-        </w:rPr>
         <w:t>: check the minimum R², the point selection in Half-Life Review, and the BLQ rule.</w:t>
       </w:r>
     </w:p>
@@ -12176,7 +13120,6 @@
     </w:p>
     <w:p>
       <w:r>
-        <w:rPr/>
         <w:t>Large sampling gap warning: for studies longer than 48 h the threshold is 48 h, so daily trough samples are not flagged; for shorter studies it is 24 h. A gap close to the threshold is usually normal sampling.</w:t>
       </w:r>
     </w:p>
@@ -12189,7 +13132,67 @@
           <w:b/>
           <w:bCs/>
         </w:rPr>
-        <w:t>“Profile(s) do not start near time zero”: time is probably measured from the first dose of the study. Use the time since the dose of each period (in CDISC terms ARRLT or NRRLT, not AFRLT).</w:t>
+        <w:t>“Profile(s) do not start near time zero”</w:t>
+      </w:r>
+      <w:r>
+        <w:rPr>
+          <w:bCs/>
+        </w:rPr>
+        <w:t>: time is probably measured from the first dose of the study. Use the time since the dose of each period (in CDISC terms ARRLT or NRRLT, not AFRLT).</w:t>
+      </w:r>
+    </w:p>
+    <w:p>
+      <w:pPr>
+        <w:spacing w:after="120" w:line="276" w:lineRule="auto"/>
+      </w:pPr>
+      <w:r>
+        <w:rPr>
+          <w:b/>
+          <w:bCs/>
+        </w:rPr>
+        <w:t>“Choose the Reference treatment”</w:t>
+      </w:r>
+      <w:r>
+        <w:rPr>
+          <w:bCs/>
+        </w:rPr>
+        <w:t>the run is blocked until you choose the Reference treatment in the Bioequivalence settings. The app pre-selects it only for unambiguous names (R, Ref, Reference, Comparator, Innovator, Originator, RLD).</w:t>
+      </w:r>
+    </w:p>
+    <w:p>
+      <w:pPr>
+        <w:spacing w:after="120" w:line="276" w:lineRule="auto"/>
+      </w:pPr>
+      <w:r>
+        <w:rPr>
+          <w:b/>
+          <w:bCs/>
+        </w:rPr>
+        <w:t>Unit error before the NCA runs</w:t>
+      </w:r>
+      <w:r>
+        <w:rPr>
+          <w:bCs/>
+        </w:rPr>
+        <w:t>the combination of dose, time and concentration units is not supported, or molar units are combined with a mass dose without a molecular weight. Select supported units and enter the molecular weight.</w:t>
+      </w:r>
+    </w:p>
+    <w:p>
+      <w:pPr>
+        <w:spacing w:after="120" w:line="276" w:lineRule="auto"/>
+      </w:pPr>
+      <w:r>
+        <w:rPr>
+          <w:b/>
+          <w:bCs/>
+        </w:rPr>
+        <w:t>“Refused: …”</w:t>
+      </w:r>
+      <w:r>
+        <w:rPr>
+          <w:bCs/>
+        </w:rPr>
+        <w:t>in the CDISC ADNCA upload, the message says why (for example derived records, several units, AFRLT as time, or AVAL missing without a BLQ result). Fix the dataset upstream or make the choice the message asks for.</w:t>
       </w:r>
     </w:p>
     <w:p/>
@@ -12197,11 +13200,11 @@
       <w:pPr>
         <w:pStyle w:val="Kop2"/>
       </w:pPr>
-      <w:bookmarkStart w:id="61" w:name="_Toc226195311"/>
+      <w:bookmarkStart w:id="71" w:name="_Toc240574687"/>
       <w:r>
         <w:t>Appendix D: References</w:t>
       </w:r>
-      <w:bookmarkEnd w:id="61"/>
+      <w:bookmarkEnd w:id="71"/>
     </w:p>
     <w:p>
       <w:pPr>
@@ -12244,7 +13247,7 @@
         <w:spacing w:after="120" w:line="276" w:lineRule="auto"/>
       </w:pPr>
       <w:r>
-        <w:t>Labes D, Schütz H, Lang B. PowerTOST: Power and Sample Size for (Bio)Equivalence Studies. R package.</w:t>
+        <w:t>Labes D, Schütz H, Lang B. PowerTOST: Power and Sample Size for (Bio)Equivalence Studies. R package version 1.5.7.</w:t>
       </w:r>
     </w:p>
     <w:p>
@@ -12252,6 +13255,7 @@
         <w:spacing w:after="120" w:line="276" w:lineRule="auto"/>
       </w:pPr>
       <w:r>
+        <w:lastRenderedPageBreak/>
         <w:t xml:space="preserve">Owen DB. A special case of a bivariate non-central t-distribution. </w:t>
       </w:r>
       <w:r>
@@ -12324,12 +13328,40 @@
         <w:spacing w:after="120" w:line="276" w:lineRule="auto"/>
       </w:pPr>
       <w:r>
-        <w:t>R Core Team. R: A Language and Environment for Statistical Computing. Vienna, Austria.</w:t>
+        <w:t>R Core Team. R: A Language and Environment for Statistical Computing. R Foundation for Statistical Computing, Vienna, Austria; 2026 (version 4.6.0).</w:t>
+      </w:r>
+    </w:p>
+    <w:p>
+      <w:pPr>
+        <w:spacing w:after="120" w:line="276" w:lineRule="auto"/>
+      </w:pPr>
+      <w:r>
+        <w:t>CDISC. SDTM Controlled Terminology, release 2026-03-27. NCI Enterprise Vocabulary Services.</w:t>
+      </w:r>
+    </w:p>
+    <w:p>
+      <w:pPr>
+        <w:spacing w:after="120" w:line="276" w:lineRule="auto"/>
+      </w:pPr>
+      <w:r>
+        <w:t>International Council for Harmonisation. ICH M12: Drug Interaction Studies. Step 4 guideline, 21 May 2024.</w:t>
+      </w:r>
+    </w:p>
+    <w:p>
+      <w:pPr>
+        <w:spacing w:after="120" w:line="276" w:lineRule="auto"/>
+      </w:pPr>
+      <w:r>
+        <w:t>Labes D, Schütz H. replicateBE: Average Bioequivalence with Expanding Limits (ABEL). R package version 1.1.3 (used to validate the replicate-design results).</w:t>
       </w:r>
     </w:p>
     <w:sectPr>
-      <w:headerReference w:type="default" r:id="rId7"/>
-      <w:footerReference w:type="default" r:id="rId8"/>
+      <w:headerReference w:type="even" r:id="rId7"/>
+      <w:headerReference w:type="default" r:id="rId8"/>
+      <w:footerReference w:type="even" r:id="rId9"/>
+      <w:footerReference w:type="default" r:id="rId10"/>
+      <w:headerReference w:type="first" r:id="rId11"/>
+      <w:footerReference w:type="first" r:id="rId12"/>
       <w:pgSz w:w="11906" w:h="16838"/>
       <w:pgMar w:top="1440" w:right="1440" w:bottom="1440" w:left="1440" w:header="708" w:footer="708" w:gutter="0"/>
       <w:cols w:space="708"/>
@@ -12359,6 +13391,12 @@
 </file>
 
 <file path=word/footer1.xml><?xml version="1.0" encoding="utf-8"?>
+<w:ftr xmlns:wpc="http://schemas.microsoft.com/office/word/2010/wordprocessingCanvas" xmlns:cx="http://schemas.microsoft.com/office/drawing/2014/chartex" xmlns:cx1="http://schemas.microsoft.com/office/drawing/2015/9/8/chartex" xmlns:cx2="http://schemas.microsoft.com/office/drawing/2015/10/21/chartex" xmlns:cx3="http://schemas.microsoft.com/office/drawing/2016/5/9/chartex" xmlns:cx4="http://schemas.microsoft.com/office/drawing/2016/5/10/chartex" xmlns:cx5="http://schemas.microsoft.com/office/drawing/2016/5/11/chartex" xmlns:cx6="http://schemas.microsoft.com/office/drawing/2016/5/12/chartex" xmlns:cx7="http://schemas.microsoft.com/office/drawing/2016/5/13/chartex" xmlns:cx8="http://schemas.microsoft.com/office/drawing/2016/5/14/chartex" xmlns:mc="http://schemas.openxmlformats.org/markup-compatibility/2006" xmlns:aink="http://schemas.microsoft.com/office/drawing/2016/ink" xmlns:am3d="http://schemas.microsoft.com/office/drawing/2017/model3d" xmlns:o="urn:schemas-microsoft-com:office:office" xmlns:oel="http://schemas.microsoft.com/office/2019/extlst" xmlns:r="http://schemas.openxmlformats.org/officeDocument/2006/relationships" xmlns:m="http://schemas.openxmlformats.org/officeDocument/2006/math" xmlns:v="urn:schemas-microsoft-com:vml" xmlns:wp14="http://schemas.microsoft.com/office/word/2010/wordprocessingDrawing" xmlns:wp="http://schemas.openxmlformats.org/drawingml/2006/wordprocessingDrawing" xmlns:w10="urn:schemas-microsoft-com:office:word" xmlns:w="http://schemas.openxmlformats.org/wordprocessingml/2006/main" xmlns:w14="http://schemas.microsoft.com/office/word/2010/wordml" xmlns:w15="http://schemas.microsoft.com/office/word/2012/wordml" xmlns:w16cex="http://schemas.microsoft.com/office/word/2018/wordml/cex" xmlns:w16cid="http://schemas.microsoft.com/office/word/2016/wordml/cid" xmlns:w16="http://schemas.microsoft.com/office/word/2018/wordml" xmlns:w16du="http://schemas.microsoft.com/office/word/2023/wordml/word16du" xmlns:w16sdtdh="http://schemas.microsoft.com/office/word/2020/wordml/sdtdatahash" xmlns:w16sdtfl="http://schemas.microsoft.com/office/word/2024/wordml/sdtformatlock" xmlns:w16se="http://schemas.microsoft.com/office/word/2015/wordml/symex" xmlns:wpg="http://schemas.microsoft.com/office/word/2010/wordprocessingGroup" xmlns:wpi="http://schemas.microsoft.com/office/word/2010/wordprocessingInk" xmlns:wne="http://schemas.microsoft.com/office/word/2006/wordml" xmlns:wps="http://schemas.microsoft.com/office/word/2010/wordprocessingShape" mc:Ignorable="w14 w15 w16se w16cid w16 w16cex w16sdtdh w16sdtfl w16du wp14">
+  <w:p/>
+</w:ftr>
+</file>
+
+<file path=word/footer2.xml><?xml version="1.0" encoding="utf-8"?>
 <w:ftr xmlns:wpc="http://schemas.microsoft.com/office/word/2010/wordprocessingCanvas" xmlns:cx="http://schemas.microsoft.com/office/drawing/2014/chartex" xmlns:cx1="http://schemas.microsoft.com/office/drawing/2015/9/8/chartex" xmlns:cx2="http://schemas.microsoft.com/office/drawing/2015/10/21/chartex" xmlns:cx3="http://schemas.microsoft.com/office/drawing/2016/5/9/chartex" xmlns:cx4="http://schemas.microsoft.com/office/drawing/2016/5/10/chartex" xmlns:cx5="http://schemas.microsoft.com/office/drawing/2016/5/11/chartex" xmlns:cx6="http://schemas.microsoft.com/office/drawing/2016/5/12/chartex" xmlns:cx7="http://schemas.microsoft.com/office/drawing/2016/5/13/chartex" xmlns:cx8="http://schemas.microsoft.com/office/drawing/2016/5/14/chartex" xmlns:mc="http://schemas.openxmlformats.org/markup-compatibility/2006" xmlns:aink="http://schemas.microsoft.com/office/drawing/2016/ink" xmlns:am3d="http://schemas.microsoft.com/office/drawing/2017/model3d" xmlns:o="urn:schemas-microsoft-com:office:office" xmlns:oel="http://schemas.microsoft.com/office/2019/extlst" xmlns:r="http://schemas.openxmlformats.org/officeDocument/2006/relationships" xmlns:m="http://schemas.openxmlformats.org/officeDocument/2006/math" xmlns:v="urn:schemas-microsoft-com:vml" xmlns:wp14="http://schemas.microsoft.com/office/word/2010/wordprocessingDrawing" xmlns:wp="http://schemas.openxmlformats.org/drawingml/2006/wordprocessingDrawing" xmlns:w10="urn:schemas-microsoft-com:office:word" xmlns:w="http://schemas.openxmlformats.org/wordprocessingml/2006/main" xmlns:w14="http://schemas.microsoft.com/office/word/2010/wordml" xmlns:w15="http://schemas.microsoft.com/office/word/2012/wordml" xmlns:w16cex="http://schemas.microsoft.com/office/word/2018/wordml/cex" xmlns:w16cid="http://schemas.microsoft.com/office/word/2016/wordml/cid" xmlns:w16="http://schemas.microsoft.com/office/word/2018/wordml" xmlns:w16du="http://schemas.microsoft.com/office/word/2023/wordml/word16du" xmlns:w16sdtdh="http://schemas.microsoft.com/office/word/2020/wordml/sdtdatahash" xmlns:w16sdtfl="http://schemas.microsoft.com/office/word/2024/wordml/sdtformatlock" xmlns:w16se="http://schemas.microsoft.com/office/word/2015/wordml/symex" xmlns:wpg="http://schemas.microsoft.com/office/word/2010/wordprocessingGroup" xmlns:wpi="http://schemas.microsoft.com/office/word/2010/wordprocessingInk" xmlns:wne="http://schemas.microsoft.com/office/word/2006/wordml" xmlns:wps="http://schemas.microsoft.com/office/word/2010/wordprocessingShape" mc:Ignorable="w14 w15 w16se w16cid w16 w16cex w16sdtdh w16sdtfl w16du wp14">
   <w:p>
     <w:pPr>
@@ -12417,6 +13455,12 @@
 </w:ftr>
 </file>
 
+<file path=word/footer3.xml><?xml version="1.0" encoding="utf-8"?>
+<w:ftr xmlns:wpc="http://schemas.microsoft.com/office/word/2010/wordprocessingCanvas" xmlns:cx="http://schemas.microsoft.com/office/drawing/2014/chartex" xmlns:cx1="http://schemas.microsoft.com/office/drawing/2015/9/8/chartex" xmlns:cx2="http://schemas.microsoft.com/office/drawing/2015/10/21/chartex" xmlns:cx3="http://schemas.microsoft.com/office/drawing/2016/5/9/chartex" xmlns:cx4="http://schemas.microsoft.com/office/drawing/2016/5/10/chartex" xmlns:cx5="http://schemas.microsoft.com/office/drawing/2016/5/11/chartex" xmlns:cx6="http://schemas.microsoft.com/office/drawing/2016/5/12/chartex" xmlns:cx7="http://schemas.microsoft.com/office/drawing/2016/5/13/chartex" xmlns:cx8="http://schemas.microsoft.com/office/drawing/2016/5/14/chartex" xmlns:mc="http://schemas.openxmlformats.org/markup-compatibility/2006" xmlns:aink="http://schemas.microsoft.com/office/drawing/2016/ink" xmlns:am3d="http://schemas.microsoft.com/office/drawing/2017/model3d" xmlns:o="urn:schemas-microsoft-com:office:office" xmlns:oel="http://schemas.microsoft.com/office/2019/extlst" xmlns:r="http://schemas.openxmlformats.org/officeDocument/2006/relationships" xmlns:m="http://schemas.openxmlformats.org/officeDocument/2006/math" xmlns:v="urn:schemas-microsoft-com:vml" xmlns:wp14="http://schemas.microsoft.com/office/word/2010/wordprocessingDrawing" xmlns:wp="http://schemas.openxmlformats.org/drawingml/2006/wordprocessingDrawing" xmlns:w10="urn:schemas-microsoft-com:office:word" xmlns:w="http://schemas.openxmlformats.org/wordprocessingml/2006/main" xmlns:w14="http://schemas.microsoft.com/office/word/2010/wordml" xmlns:w15="http://schemas.microsoft.com/office/word/2012/wordml" xmlns:w16cex="http://schemas.microsoft.com/office/word/2018/wordml/cex" xmlns:w16cid="http://schemas.microsoft.com/office/word/2016/wordml/cid" xmlns:w16="http://schemas.microsoft.com/office/word/2018/wordml" xmlns:w16du="http://schemas.microsoft.com/office/word/2023/wordml/word16du" xmlns:w16sdtdh="http://schemas.microsoft.com/office/word/2020/wordml/sdtdatahash" xmlns:w16sdtfl="http://schemas.microsoft.com/office/word/2024/wordml/sdtformatlock" xmlns:w16se="http://schemas.microsoft.com/office/word/2015/wordml/symex" xmlns:wpg="http://schemas.microsoft.com/office/word/2010/wordprocessingGroup" xmlns:wpi="http://schemas.microsoft.com/office/word/2010/wordprocessingInk" xmlns:wne="http://schemas.microsoft.com/office/word/2006/wordml" xmlns:wps="http://schemas.microsoft.com/office/word/2010/wordprocessingShape" mc:Ignorable="w14 w15 w16se w16cid w16 w16cex w16sdtdh w16sdtfl w16du wp14">
+  <w:p/>
+</w:ftr>
+</file>
+
 <file path=word/footnotes.xml><?xml version="1.0" encoding="utf-8"?>
 <w:footnotes xmlns:wpc="http://schemas.microsoft.com/office/word/2010/wordprocessingCanvas" xmlns:cx="http://schemas.microsoft.com/office/drawing/2014/chartex" xmlns:cx1="http://schemas.microsoft.com/office/drawing/2015/9/8/chartex" xmlns:cx2="http://schemas.microsoft.com/office/drawing/2015/10/21/chartex" xmlns:cx3="http://schemas.microsoft.com/office/drawing/2016/5/9/chartex" xmlns:cx4="http://schemas.microsoft.com/office/drawing/2016/5/10/chartex" xmlns:cx5="http://schemas.microsoft.com/office/drawing/2016/5/11/chartex" xmlns:cx6="http://schemas.microsoft.com/office/drawing/2016/5/12/chartex" xmlns:cx7="http://schemas.microsoft.com/office/drawing/2016/5/13/chartex" xmlns:cx8="http://schemas.microsoft.com/office/drawing/2016/5/14/chartex" xmlns:mc="http://schemas.openxmlformats.org/markup-compatibility/2006" xmlns:aink="http://schemas.microsoft.com/office/drawing/2016/ink" xmlns:am3d="http://schemas.microsoft.com/office/drawing/2017/model3d" xmlns:o="urn:schemas-microsoft-com:office:office" xmlns:oel="http://schemas.microsoft.com/office/2019/extlst" xmlns:r="http://schemas.openxmlformats.org/officeDocument/2006/relationships" xmlns:m="http://schemas.openxmlformats.org/officeDocument/2006/math" xmlns:v="urn:schemas-microsoft-com:vml" xmlns:wp14="http://schemas.microsoft.com/office/word/2010/wordprocessingDrawing" xmlns:wp="http://schemas.openxmlformats.org/drawingml/2006/wordprocessingDrawing" xmlns:w10="urn:schemas-microsoft-com:office:word" xmlns:w="http://schemas.openxmlformats.org/wordprocessingml/2006/main" xmlns:w14="http://schemas.microsoft.com/office/word/2010/wordml" xmlns:w15="http://schemas.microsoft.com/office/word/2012/wordml" xmlns:w16cex="http://schemas.microsoft.com/office/word/2018/wordml/cex" xmlns:w16cid="http://schemas.microsoft.com/office/word/2016/wordml/cid" xmlns:w16="http://schemas.microsoft.com/office/word/2018/wordml" xmlns:w16du="http://schemas.microsoft.com/office/word/2023/wordml/word16du" xmlns:w16sdtdh="http://schemas.microsoft.com/office/word/2020/wordml/sdtdatahash" xmlns:w16sdtfl="http://schemas.microsoft.com/office/word/2024/wordml/sdtformatlock" xmlns:w16se="http://schemas.microsoft.com/office/word/2015/wordml/symex" xmlns:wpg="http://schemas.microsoft.com/office/word/2010/wordprocessingGroup" xmlns:wpi="http://schemas.microsoft.com/office/word/2010/wordprocessingInk" xmlns:wne="http://schemas.microsoft.com/office/word/2006/wordml" xmlns:wps="http://schemas.microsoft.com/office/word/2010/wordprocessingShape" mc:Ignorable="w14 w15 w16se w16cid w16 w16cex w16sdtdh w16sdtfl w16du wp14">
   <w:footnote w:type="separator" w:id="-1">
@@ -12437,6 +13481,12 @@
 </file>
 
 <file path=word/header1.xml><?xml version="1.0" encoding="utf-8"?>
+<w:hdr xmlns:wpc="http://schemas.microsoft.com/office/word/2010/wordprocessingCanvas" xmlns:cx="http://schemas.microsoft.com/office/drawing/2014/chartex" xmlns:cx1="http://schemas.microsoft.com/office/drawing/2015/9/8/chartex" xmlns:cx2="http://schemas.microsoft.com/office/drawing/2015/10/21/chartex" xmlns:cx3="http://schemas.microsoft.com/office/drawing/2016/5/9/chartex" xmlns:cx4="http://schemas.microsoft.com/office/drawing/2016/5/10/chartex" xmlns:cx5="http://schemas.microsoft.com/office/drawing/2016/5/11/chartex" xmlns:cx6="http://schemas.microsoft.com/office/drawing/2016/5/12/chartex" xmlns:cx7="http://schemas.microsoft.com/office/drawing/2016/5/13/chartex" xmlns:cx8="http://schemas.microsoft.com/office/drawing/2016/5/14/chartex" xmlns:mc="http://schemas.openxmlformats.org/markup-compatibility/2006" xmlns:aink="http://schemas.microsoft.com/office/drawing/2016/ink" xmlns:am3d="http://schemas.microsoft.com/office/drawing/2017/model3d" xmlns:o="urn:schemas-microsoft-com:office:office" xmlns:oel="http://schemas.microsoft.com/office/2019/extlst" xmlns:r="http://schemas.openxmlformats.org/officeDocument/2006/relationships" xmlns:m="http://schemas.openxmlformats.org/officeDocument/2006/math" xmlns:v="urn:schemas-microsoft-com:vml" xmlns:wp14="http://schemas.microsoft.com/office/word/2010/wordprocessingDrawing" xmlns:wp="http://schemas.openxmlformats.org/drawingml/2006/wordprocessingDrawing" xmlns:w10="urn:schemas-microsoft-com:office:word" xmlns:w="http://schemas.openxmlformats.org/wordprocessingml/2006/main" xmlns:w14="http://schemas.microsoft.com/office/word/2010/wordml" xmlns:w15="http://schemas.microsoft.com/office/word/2012/wordml" xmlns:w16cex="http://schemas.microsoft.com/office/word/2018/wordml/cex" xmlns:w16cid="http://schemas.microsoft.com/office/word/2016/wordml/cid" xmlns:w16="http://schemas.microsoft.com/office/word/2018/wordml" xmlns:w16du="http://schemas.microsoft.com/office/word/2023/wordml/word16du" xmlns:w16sdtdh="http://schemas.microsoft.com/office/word/2020/wordml/sdtdatahash" xmlns:w16sdtfl="http://schemas.microsoft.com/office/word/2024/wordml/sdtformatlock" xmlns:w16se="http://schemas.microsoft.com/office/word/2015/wordml/symex" xmlns:wpg="http://schemas.microsoft.com/office/word/2010/wordprocessingGroup" xmlns:wpi="http://schemas.microsoft.com/office/word/2010/wordprocessingInk" xmlns:wne="http://schemas.microsoft.com/office/word/2006/wordml" xmlns:wps="http://schemas.microsoft.com/office/word/2010/wordprocessingShape" mc:Ignorable="w14 w15 w16se w16cid w16 w16cex w16sdtdh w16sdtfl w16du wp14">
+  <w:p/>
+</w:hdr>
+</file>
+
+<file path=word/header2.xml><?xml version="1.0" encoding="utf-8"?>
 <w:hdr xmlns:wpc="http://schemas.microsoft.com/office/word/2010/wordprocessingCanvas" xmlns:cx="http://schemas.microsoft.com/office/drawing/2014/chartex" xmlns:cx1="http://schemas.microsoft.com/office/drawing/2015/9/8/chartex" xmlns:cx2="http://schemas.microsoft.com/office/drawing/2015/10/21/chartex" xmlns:cx3="http://schemas.microsoft.com/office/drawing/2016/5/9/chartex" xmlns:cx4="http://schemas.microsoft.com/office/drawing/2016/5/10/chartex" xmlns:cx5="http://schemas.microsoft.com/office/drawing/2016/5/11/chartex" xmlns:cx6="http://schemas.microsoft.com/office/drawing/2016/5/12/chartex" xmlns:cx7="http://schemas.microsoft.com/office/drawing/2016/5/13/chartex" xmlns:cx8="http://schemas.microsoft.com/office/drawing/2016/5/14/chartex" xmlns:mc="http://schemas.openxmlformats.org/markup-compatibility/2006" xmlns:aink="http://schemas.microsoft.com/office/drawing/2016/ink" xmlns:am3d="http://schemas.microsoft.com/office/drawing/2017/model3d" xmlns:o="urn:schemas-microsoft-com:office:office" xmlns:oel="http://schemas.microsoft.com/office/2019/extlst" xmlns:r="http://schemas.openxmlformats.org/officeDocument/2006/relationships" xmlns:m="http://schemas.openxmlformats.org/officeDocument/2006/math" xmlns:v="urn:schemas-microsoft-com:vml" xmlns:wp14="http://schemas.microsoft.com/office/word/2010/wordprocessingDrawing" xmlns:wp="http://schemas.openxmlformats.org/drawingml/2006/wordprocessingDrawing" xmlns:w10="urn:schemas-microsoft-com:office:word" xmlns:w="http://schemas.openxmlformats.org/wordprocessingml/2006/main" xmlns:w14="http://schemas.microsoft.com/office/word/2010/wordml" xmlns:w15="http://schemas.microsoft.com/office/word/2012/wordml" xmlns:w16cex="http://schemas.microsoft.com/office/word/2018/wordml/cex" xmlns:w16cid="http://schemas.microsoft.com/office/word/2016/wordml/cid" xmlns:w16="http://schemas.microsoft.com/office/word/2018/wordml" xmlns:w16du="http://schemas.microsoft.com/office/word/2023/wordml/word16du" xmlns:w16sdtdh="http://schemas.microsoft.com/office/word/2020/wordml/sdtdatahash" xmlns:w16sdtfl="http://schemas.microsoft.com/office/word/2024/wordml/sdtformatlock" xmlns:w16se="http://schemas.microsoft.com/office/word/2015/wordml/symex" xmlns:wpg="http://schemas.microsoft.com/office/word/2010/wordprocessingGroup" xmlns:wpi="http://schemas.microsoft.com/office/word/2010/wordprocessingInk" xmlns:wne="http://schemas.microsoft.com/office/word/2006/wordml" xmlns:wps="http://schemas.microsoft.com/office/word/2010/wordprocessingShape" mc:Ignorable="w14 w15 w16se w16cid w16 w16cex w16sdtdh w16sdtfl w16du wp14">
   <w:p>
     <w:pPr>
@@ -12448,7 +13498,7 @@
         <w:sz w:val="16"/>
         <w:szCs w:val="16"/>
       </w:rPr>
-      <w:t>NCA Assistant — User Manual v1.</w:t>
+      <w:t>NCA Assistant: User Manual v1.</w:t>
     </w:r>
     <w:r>
       <w:rPr>
@@ -12456,9 +13506,15 @@
         <w:sz w:val="16"/>
         <w:szCs w:val="16"/>
       </w:rPr>
-      <w:t>4</w:t>
+      <w:t>5</w:t>
     </w:r>
   </w:p>
+</w:hdr>
+</file>
+
+<file path=word/header3.xml><?xml version="1.0" encoding="utf-8"?>
+<w:hdr xmlns:wpc="http://schemas.microsoft.com/office/word/2010/wordprocessingCanvas" xmlns:cx="http://schemas.microsoft.com/office/drawing/2014/chartex" xmlns:cx1="http://schemas.microsoft.com/office/drawing/2015/9/8/chartex" xmlns:cx2="http://schemas.microsoft.com/office/drawing/2015/10/21/chartex" xmlns:cx3="http://schemas.microsoft.com/office/drawing/2016/5/9/chartex" xmlns:cx4="http://schemas.microsoft.com/office/drawing/2016/5/10/chartex" xmlns:cx5="http://schemas.microsoft.com/office/drawing/2016/5/11/chartex" xmlns:cx6="http://schemas.microsoft.com/office/drawing/2016/5/12/chartex" xmlns:cx7="http://schemas.microsoft.com/office/drawing/2016/5/13/chartex" xmlns:cx8="http://schemas.microsoft.com/office/drawing/2016/5/14/chartex" xmlns:mc="http://schemas.openxmlformats.org/markup-compatibility/2006" xmlns:aink="http://schemas.microsoft.com/office/drawing/2016/ink" xmlns:am3d="http://schemas.microsoft.com/office/drawing/2017/model3d" xmlns:o="urn:schemas-microsoft-com:office:office" xmlns:oel="http://schemas.microsoft.com/office/2019/extlst" xmlns:r="http://schemas.openxmlformats.org/officeDocument/2006/relationships" xmlns:m="http://schemas.openxmlformats.org/officeDocument/2006/math" xmlns:v="urn:schemas-microsoft-com:vml" xmlns:wp14="http://schemas.microsoft.com/office/word/2010/wordprocessingDrawing" xmlns:wp="http://schemas.openxmlformats.org/drawingml/2006/wordprocessingDrawing" xmlns:w10="urn:schemas-microsoft-com:office:word" xmlns:w="http://schemas.openxmlformats.org/wordprocessingml/2006/main" xmlns:w14="http://schemas.microsoft.com/office/word/2010/wordml" xmlns:w15="http://schemas.microsoft.com/office/word/2012/wordml" xmlns:w16cex="http://schemas.microsoft.com/office/word/2018/wordml/cex" xmlns:w16cid="http://schemas.microsoft.com/office/word/2016/wordml/cid" xmlns:w16="http://schemas.microsoft.com/office/word/2018/wordml" xmlns:w16du="http://schemas.microsoft.com/office/word/2023/wordml/word16du" xmlns:w16sdtdh="http://schemas.microsoft.com/office/word/2020/wordml/sdtdatahash" xmlns:w16sdtfl="http://schemas.microsoft.com/office/word/2024/wordml/sdtformatlock" xmlns:w16se="http://schemas.microsoft.com/office/word/2015/wordml/symex" xmlns:wpg="http://schemas.microsoft.com/office/word/2010/wordprocessingGroup" xmlns:wpi="http://schemas.microsoft.com/office/word/2010/wordprocessingInk" xmlns:wne="http://schemas.microsoft.com/office/word/2006/wordml" xmlns:wps="http://schemas.microsoft.com/office/word/2010/wordprocessingShape" mc:Ignorable="w14 w15 w16se w16cid w16 w16cex w16sdtdh w16sdtfl w16du wp14">
+  <w:p/>
 </w:hdr>
 </file>
 

--- a/NCA_Assistant_User_Manual_v1.5.docx
+++ b/NCA_Assistant_User_Manual_v1.5.docx
@@ -140,7 +140,7 @@
       <w:pPr>
         <w:pStyle w:val="Kop1"/>
       </w:pPr>
-      <w:bookmarkStart w:id="0" w:name="_Toc240574616"/>
+      <w:bookmarkStart w:id="0" w:name="_Toc240575201"/>
       <w:r>
         <w:lastRenderedPageBreak/>
         <w:t>Document Control</w:t>
@@ -890,7 +890,7 @@
       <w:pPr>
         <w:pStyle w:val="Kop1"/>
       </w:pPr>
-      <w:bookmarkStart w:id="1" w:name="_Toc240574617"/>
+      <w:bookmarkStart w:id="1" w:name="_Toc240575202"/>
       <w:r>
         <w:lastRenderedPageBreak/>
         <w:t>Table of Contents</w:t>
@@ -928,7 +928,7 @@
           <w:r>
             <w:fldChar w:fldCharType="separate"/>
           </w:r>
-          <w:hyperlink w:anchor="_Toc240574616" w:history="1">
+          <w:hyperlink w:anchor="_Toc240575201" w:history="1">
             <w:r>
               <w:rPr>
                 <w:rStyle w:val="Hyperlink"/>
@@ -952,7 +952,7 @@
               <w:rPr>
                 <w:noProof/>
               </w:rPr>
-              <w:instrText xml:space="preserve"> PAGEREF _Toc240574616 \h </w:instrText>
+              <w:instrText xml:space="preserve"> PAGEREF _Toc240575201 \h </w:instrText>
             </w:r>
             <w:r>
               <w:rPr>
@@ -994,7 +994,7 @@
               <w14:ligatures w14:val="standardContextual"/>
             </w:rPr>
           </w:pPr>
-          <w:hyperlink w:anchor="_Toc240574617" w:history="1">
+          <w:hyperlink w:anchor="_Toc240575202" w:history="1">
             <w:r>
               <w:rPr>
                 <w:rStyle w:val="Hyperlink"/>
@@ -1018,7 +1018,7 @@
               <w:rPr>
                 <w:noProof/>
               </w:rPr>
-              <w:instrText xml:space="preserve"> PAGEREF _Toc240574617 \h </w:instrText>
+              <w:instrText xml:space="preserve"> PAGEREF _Toc240575202 \h </w:instrText>
             </w:r>
             <w:r>
               <w:rPr>
@@ -1060,7 +1060,7 @@
               <w14:ligatures w14:val="standardContextual"/>
             </w:rPr>
           </w:pPr>
-          <w:hyperlink w:anchor="_Toc240574618" w:history="1">
+          <w:hyperlink w:anchor="_Toc240575203" w:history="1">
             <w:r>
               <w:rPr>
                 <w:rStyle w:val="Hyperlink"/>
@@ -1084,7 +1084,7 @@
               <w:rPr>
                 <w:noProof/>
               </w:rPr>
-              <w:instrText xml:space="preserve"> PAGEREF _Toc240574618 \h </w:instrText>
+              <w:instrText xml:space="preserve"> PAGEREF _Toc240575203 \h </w:instrText>
             </w:r>
             <w:r>
               <w:rPr>
@@ -1126,7 +1126,7 @@
               <w14:ligatures w14:val="standardContextual"/>
             </w:rPr>
           </w:pPr>
-          <w:hyperlink w:anchor="_Toc240574619" w:history="1">
+          <w:hyperlink w:anchor="_Toc240575204" w:history="1">
             <w:r>
               <w:rPr>
                 <w:rStyle w:val="Hyperlink"/>
@@ -1150,7 +1150,7 @@
               <w:rPr>
                 <w:noProof/>
               </w:rPr>
-              <w:instrText xml:space="preserve"> PAGEREF _Toc240574619 \h </w:instrText>
+              <w:instrText xml:space="preserve"> PAGEREF _Toc240575204 \h </w:instrText>
             </w:r>
             <w:r>
               <w:rPr>
@@ -1192,7 +1192,7 @@
               <w14:ligatures w14:val="standardContextual"/>
             </w:rPr>
           </w:pPr>
-          <w:hyperlink w:anchor="_Toc240574620" w:history="1">
+          <w:hyperlink w:anchor="_Toc240575205" w:history="1">
             <w:r>
               <w:rPr>
                 <w:rStyle w:val="Hyperlink"/>
@@ -1216,7 +1216,7 @@
               <w:rPr>
                 <w:noProof/>
               </w:rPr>
-              <w:instrText xml:space="preserve"> PAGEREF _Toc240574620 \h </w:instrText>
+              <w:instrText xml:space="preserve"> PAGEREF _Toc240575205 \h </w:instrText>
             </w:r>
             <w:r>
               <w:rPr>
@@ -1258,7 +1258,7 @@
               <w14:ligatures w14:val="standardContextual"/>
             </w:rPr>
           </w:pPr>
-          <w:hyperlink w:anchor="_Toc240574621" w:history="1">
+          <w:hyperlink w:anchor="_Toc240575206" w:history="1">
             <w:r>
               <w:rPr>
                 <w:rStyle w:val="Hyperlink"/>
@@ -1282,7 +1282,7 @@
               <w:rPr>
                 <w:noProof/>
               </w:rPr>
-              <w:instrText xml:space="preserve"> PAGEREF _Toc240574621 \h </w:instrText>
+              <w:instrText xml:space="preserve"> PAGEREF _Toc240575206 \h </w:instrText>
             </w:r>
             <w:r>
               <w:rPr>
@@ -1324,7 +1324,7 @@
               <w14:ligatures w14:val="standardContextual"/>
             </w:rPr>
           </w:pPr>
-          <w:hyperlink w:anchor="_Toc240574622" w:history="1">
+          <w:hyperlink w:anchor="_Toc240575207" w:history="1">
             <w:r>
               <w:rPr>
                 <w:rStyle w:val="Hyperlink"/>
@@ -1348,7 +1348,7 @@
               <w:rPr>
                 <w:noProof/>
               </w:rPr>
-              <w:instrText xml:space="preserve"> PAGEREF _Toc240574622 \h </w:instrText>
+              <w:instrText xml:space="preserve"> PAGEREF _Toc240575207 \h </w:instrText>
             </w:r>
             <w:r>
               <w:rPr>
@@ -1390,7 +1390,7 @@
               <w14:ligatures w14:val="standardContextual"/>
             </w:rPr>
           </w:pPr>
-          <w:hyperlink w:anchor="_Toc240574623" w:history="1">
+          <w:hyperlink w:anchor="_Toc240575208" w:history="1">
             <w:r>
               <w:rPr>
                 <w:rStyle w:val="Hyperlink"/>
@@ -1414,7 +1414,7 @@
               <w:rPr>
                 <w:noProof/>
               </w:rPr>
-              <w:instrText xml:space="preserve"> PAGEREF _Toc240574623 \h </w:instrText>
+              <w:instrText xml:space="preserve"> PAGEREF _Toc240575208 \h </w:instrText>
             </w:r>
             <w:r>
               <w:rPr>
@@ -1456,7 +1456,7 @@
               <w14:ligatures w14:val="standardContextual"/>
             </w:rPr>
           </w:pPr>
-          <w:hyperlink w:anchor="_Toc240574624" w:history="1">
+          <w:hyperlink w:anchor="_Toc240575209" w:history="1">
             <w:r>
               <w:rPr>
                 <w:rStyle w:val="Hyperlink"/>
@@ -1480,7 +1480,7 @@
               <w:rPr>
                 <w:noProof/>
               </w:rPr>
-              <w:instrText xml:space="preserve"> PAGEREF _Toc240574624 \h </w:instrText>
+              <w:instrText xml:space="preserve"> PAGEREF _Toc240575209 \h </w:instrText>
             </w:r>
             <w:r>
               <w:rPr>
@@ -1522,7 +1522,7 @@
               <w14:ligatures w14:val="standardContextual"/>
             </w:rPr>
           </w:pPr>
-          <w:hyperlink w:anchor="_Toc240574625" w:history="1">
+          <w:hyperlink w:anchor="_Toc240575210" w:history="1">
             <w:r>
               <w:rPr>
                 <w:rStyle w:val="Hyperlink"/>
@@ -1546,7 +1546,7 @@
               <w:rPr>
                 <w:noProof/>
               </w:rPr>
-              <w:instrText xml:space="preserve"> PAGEREF _Toc240574625 \h </w:instrText>
+              <w:instrText xml:space="preserve"> PAGEREF _Toc240575210 \h </w:instrText>
             </w:r>
             <w:r>
               <w:rPr>
@@ -1588,7 +1588,7 @@
               <w14:ligatures w14:val="standardContextual"/>
             </w:rPr>
           </w:pPr>
-          <w:hyperlink w:anchor="_Toc240574626" w:history="1">
+          <w:hyperlink w:anchor="_Toc240575211" w:history="1">
             <w:r>
               <w:rPr>
                 <w:rStyle w:val="Hyperlink"/>
@@ -1612,7 +1612,7 @@
               <w:rPr>
                 <w:noProof/>
               </w:rPr>
-              <w:instrText xml:space="preserve"> PAGEREF _Toc240574626 \h </w:instrText>
+              <w:instrText xml:space="preserve"> PAGEREF _Toc240575211 \h </w:instrText>
             </w:r>
             <w:r>
               <w:rPr>
@@ -1654,7 +1654,7 @@
               <w14:ligatures w14:val="standardContextual"/>
             </w:rPr>
           </w:pPr>
-          <w:hyperlink w:anchor="_Toc240574627" w:history="1">
+          <w:hyperlink w:anchor="_Toc240575212" w:history="1">
             <w:r>
               <w:rPr>
                 <w:rStyle w:val="Hyperlink"/>
@@ -1678,7 +1678,7 @@
               <w:rPr>
                 <w:noProof/>
               </w:rPr>
-              <w:instrText xml:space="preserve"> PAGEREF _Toc240574627 \h </w:instrText>
+              <w:instrText xml:space="preserve"> PAGEREF _Toc240575212 \h </w:instrText>
             </w:r>
             <w:r>
               <w:rPr>
@@ -1720,7 +1720,7 @@
               <w14:ligatures w14:val="standardContextual"/>
             </w:rPr>
           </w:pPr>
-          <w:hyperlink w:anchor="_Toc240574628" w:history="1">
+          <w:hyperlink w:anchor="_Toc240575213" w:history="1">
             <w:r>
               <w:rPr>
                 <w:rStyle w:val="Hyperlink"/>
@@ -1744,7 +1744,7 @@
               <w:rPr>
                 <w:noProof/>
               </w:rPr>
-              <w:instrText xml:space="preserve"> PAGEREF _Toc240574628 \h </w:instrText>
+              <w:instrText xml:space="preserve"> PAGEREF _Toc240575213 \h </w:instrText>
             </w:r>
             <w:r>
               <w:rPr>
@@ -1786,7 +1786,7 @@
               <w14:ligatures w14:val="standardContextual"/>
             </w:rPr>
           </w:pPr>
-          <w:hyperlink w:anchor="_Toc240574629" w:history="1">
+          <w:hyperlink w:anchor="_Toc240575214" w:history="1">
             <w:r>
               <w:rPr>
                 <w:rStyle w:val="Hyperlink"/>
@@ -1810,7 +1810,7 @@
               <w:rPr>
                 <w:noProof/>
               </w:rPr>
-              <w:instrText xml:space="preserve"> PAGEREF _Toc240574629 \h </w:instrText>
+              <w:instrText xml:space="preserve"> PAGEREF _Toc240575214 \h </w:instrText>
             </w:r>
             <w:r>
               <w:rPr>
@@ -1852,7 +1852,7 @@
               <w14:ligatures w14:val="standardContextual"/>
             </w:rPr>
           </w:pPr>
-          <w:hyperlink w:anchor="_Toc240574630" w:history="1">
+          <w:hyperlink w:anchor="_Toc240575215" w:history="1">
             <w:r>
               <w:rPr>
                 <w:rStyle w:val="Hyperlink"/>
@@ -1876,7 +1876,7 @@
               <w:rPr>
                 <w:noProof/>
               </w:rPr>
-              <w:instrText xml:space="preserve"> PAGEREF _Toc240574630 \h </w:instrText>
+              <w:instrText xml:space="preserve"> PAGEREF _Toc240575215 \h </w:instrText>
             </w:r>
             <w:r>
               <w:rPr>
@@ -1918,7 +1918,7 @@
               <w14:ligatures w14:val="standardContextual"/>
             </w:rPr>
           </w:pPr>
-          <w:hyperlink w:anchor="_Toc240574631" w:history="1">
+          <w:hyperlink w:anchor="_Toc240575216" w:history="1">
             <w:r>
               <w:rPr>
                 <w:rStyle w:val="Hyperlink"/>
@@ -1942,7 +1942,7 @@
               <w:rPr>
                 <w:noProof/>
               </w:rPr>
-              <w:instrText xml:space="preserve"> PAGEREF _Toc240574631 \h </w:instrText>
+              <w:instrText xml:space="preserve"> PAGEREF _Toc240575216 \h </w:instrText>
             </w:r>
             <w:r>
               <w:rPr>
@@ -1984,7 +1984,7 @@
               <w14:ligatures w14:val="standardContextual"/>
             </w:rPr>
           </w:pPr>
-          <w:hyperlink w:anchor="_Toc240574632" w:history="1">
+          <w:hyperlink w:anchor="_Toc240575217" w:history="1">
             <w:r>
               <w:rPr>
                 <w:rStyle w:val="Hyperlink"/>
@@ -2008,7 +2008,7 @@
               <w:rPr>
                 <w:noProof/>
               </w:rPr>
-              <w:instrText xml:space="preserve"> PAGEREF _Toc240574632 \h </w:instrText>
+              <w:instrText xml:space="preserve"> PAGEREF _Toc240575217 \h </w:instrText>
             </w:r>
             <w:r>
               <w:rPr>
@@ -2050,7 +2050,7 @@
               <w14:ligatures w14:val="standardContextual"/>
             </w:rPr>
           </w:pPr>
-          <w:hyperlink w:anchor="_Toc240574633" w:history="1">
+          <w:hyperlink w:anchor="_Toc240575218" w:history="1">
             <w:r>
               <w:rPr>
                 <w:rStyle w:val="Hyperlink"/>
@@ -2074,7 +2074,7 @@
               <w:rPr>
                 <w:noProof/>
               </w:rPr>
-              <w:instrText xml:space="preserve"> PAGEREF _Toc240574633 \h </w:instrText>
+              <w:instrText xml:space="preserve"> PAGEREF _Toc240575218 \h </w:instrText>
             </w:r>
             <w:r>
               <w:rPr>
@@ -2116,7 +2116,7 @@
               <w14:ligatures w14:val="standardContextual"/>
             </w:rPr>
           </w:pPr>
-          <w:hyperlink w:anchor="_Toc240574634" w:history="1">
+          <w:hyperlink w:anchor="_Toc240575219" w:history="1">
             <w:r>
               <w:rPr>
                 <w:rStyle w:val="Hyperlink"/>
@@ -2140,7 +2140,7 @@
               <w:rPr>
                 <w:noProof/>
               </w:rPr>
-              <w:instrText xml:space="preserve"> PAGEREF _Toc240574634 \h </w:instrText>
+              <w:instrText xml:space="preserve"> PAGEREF _Toc240575219 \h </w:instrText>
             </w:r>
             <w:r>
               <w:rPr>
@@ -2182,7 +2182,7 @@
               <w14:ligatures w14:val="standardContextual"/>
             </w:rPr>
           </w:pPr>
-          <w:hyperlink w:anchor="_Toc240574635" w:history="1">
+          <w:hyperlink w:anchor="_Toc240575220" w:history="1">
             <w:r>
               <w:rPr>
                 <w:rStyle w:val="Hyperlink"/>
@@ -2206,7 +2206,7 @@
               <w:rPr>
                 <w:noProof/>
               </w:rPr>
-              <w:instrText xml:space="preserve"> PAGEREF _Toc240574635 \h </w:instrText>
+              <w:instrText xml:space="preserve"> PAGEREF _Toc240575220 \h </w:instrText>
             </w:r>
             <w:r>
               <w:rPr>
@@ -2248,7 +2248,7 @@
               <w14:ligatures w14:val="standardContextual"/>
             </w:rPr>
           </w:pPr>
-          <w:hyperlink w:anchor="_Toc240574636" w:history="1">
+          <w:hyperlink w:anchor="_Toc240575221" w:history="1">
             <w:r>
               <w:rPr>
                 <w:rStyle w:val="Hyperlink"/>
@@ -2272,7 +2272,7 @@
               <w:rPr>
                 <w:noProof/>
               </w:rPr>
-              <w:instrText xml:space="preserve"> PAGEREF _Toc240574636 \h </w:instrText>
+              <w:instrText xml:space="preserve"> PAGEREF _Toc240575221 \h </w:instrText>
             </w:r>
             <w:r>
               <w:rPr>
@@ -2314,7 +2314,7 @@
               <w14:ligatures w14:val="standardContextual"/>
             </w:rPr>
           </w:pPr>
-          <w:hyperlink w:anchor="_Toc240574637" w:history="1">
+          <w:hyperlink w:anchor="_Toc240575222" w:history="1">
             <w:r>
               <w:rPr>
                 <w:rStyle w:val="Hyperlink"/>
@@ -2338,7 +2338,7 @@
               <w:rPr>
                 <w:noProof/>
               </w:rPr>
-              <w:instrText xml:space="preserve"> PAGEREF _Toc240574637 \h </w:instrText>
+              <w:instrText xml:space="preserve"> PAGEREF _Toc240575222 \h </w:instrText>
             </w:r>
             <w:r>
               <w:rPr>
@@ -2380,7 +2380,7 @@
               <w14:ligatures w14:val="standardContextual"/>
             </w:rPr>
           </w:pPr>
-          <w:hyperlink w:anchor="_Toc240574638" w:history="1">
+          <w:hyperlink w:anchor="_Toc240575223" w:history="1">
             <w:r>
               <w:rPr>
                 <w:rStyle w:val="Hyperlink"/>
@@ -2404,7 +2404,7 @@
               <w:rPr>
                 <w:noProof/>
               </w:rPr>
-              <w:instrText xml:space="preserve"> PAGEREF _Toc240574638 \h </w:instrText>
+              <w:instrText xml:space="preserve"> PAGEREF _Toc240575223 \h </w:instrText>
             </w:r>
             <w:r>
               <w:rPr>
@@ -2446,7 +2446,7 @@
               <w14:ligatures w14:val="standardContextual"/>
             </w:rPr>
           </w:pPr>
-          <w:hyperlink w:anchor="_Toc240574639" w:history="1">
+          <w:hyperlink w:anchor="_Toc240575224" w:history="1">
             <w:r>
               <w:rPr>
                 <w:rStyle w:val="Hyperlink"/>
@@ -2470,7 +2470,7 @@
               <w:rPr>
                 <w:noProof/>
               </w:rPr>
-              <w:instrText xml:space="preserve"> PAGEREF _Toc240574639 \h </w:instrText>
+              <w:instrText xml:space="preserve"> PAGEREF _Toc240575224 \h </w:instrText>
             </w:r>
             <w:r>
               <w:rPr>
@@ -2512,7 +2512,7 @@
               <w14:ligatures w14:val="standardContextual"/>
             </w:rPr>
           </w:pPr>
-          <w:hyperlink w:anchor="_Toc240574640" w:history="1">
+          <w:hyperlink w:anchor="_Toc240575225" w:history="1">
             <w:r>
               <w:rPr>
                 <w:rStyle w:val="Hyperlink"/>
@@ -2536,7 +2536,7 @@
               <w:rPr>
                 <w:noProof/>
               </w:rPr>
-              <w:instrText xml:space="preserve"> PAGEREF _Toc240574640 \h </w:instrText>
+              <w:instrText xml:space="preserve"> PAGEREF _Toc240575225 \h </w:instrText>
             </w:r>
             <w:r>
               <w:rPr>
@@ -2578,7 +2578,7 @@
               <w14:ligatures w14:val="standardContextual"/>
             </w:rPr>
           </w:pPr>
-          <w:hyperlink w:anchor="_Toc240574641" w:history="1">
+          <w:hyperlink w:anchor="_Toc240575226" w:history="1">
             <w:r>
               <w:rPr>
                 <w:rStyle w:val="Hyperlink"/>
@@ -2602,7 +2602,7 @@
               <w:rPr>
                 <w:noProof/>
               </w:rPr>
-              <w:instrText xml:space="preserve"> PAGEREF _Toc240574641 \h </w:instrText>
+              <w:instrText xml:space="preserve"> PAGEREF _Toc240575226 \h </w:instrText>
             </w:r>
             <w:r>
               <w:rPr>
@@ -2644,7 +2644,7 @@
               <w14:ligatures w14:val="standardContextual"/>
             </w:rPr>
           </w:pPr>
-          <w:hyperlink w:anchor="_Toc240574642" w:history="1">
+          <w:hyperlink w:anchor="_Toc240575227" w:history="1">
             <w:r>
               <w:rPr>
                 <w:rStyle w:val="Hyperlink"/>
@@ -2668,7 +2668,7 @@
               <w:rPr>
                 <w:noProof/>
               </w:rPr>
-              <w:instrText xml:space="preserve"> PAGEREF _Toc240574642 \h </w:instrText>
+              <w:instrText xml:space="preserve"> PAGEREF _Toc240575227 \h </w:instrText>
             </w:r>
             <w:r>
               <w:rPr>
@@ -2710,7 +2710,7 @@
               <w14:ligatures w14:val="standardContextual"/>
             </w:rPr>
           </w:pPr>
-          <w:hyperlink w:anchor="_Toc240574643" w:history="1">
+          <w:hyperlink w:anchor="_Toc240575228" w:history="1">
             <w:r>
               <w:rPr>
                 <w:rStyle w:val="Hyperlink"/>
@@ -2734,7 +2734,7 @@
               <w:rPr>
                 <w:noProof/>
               </w:rPr>
-              <w:instrText xml:space="preserve"> PAGEREF _Toc240574643 \h </w:instrText>
+              <w:instrText xml:space="preserve"> PAGEREF _Toc240575228 \h </w:instrText>
             </w:r>
             <w:r>
               <w:rPr>
@@ -2776,7 +2776,7 @@
               <w14:ligatures w14:val="standardContextual"/>
             </w:rPr>
           </w:pPr>
-          <w:hyperlink w:anchor="_Toc240574644" w:history="1">
+          <w:hyperlink w:anchor="_Toc240575229" w:history="1">
             <w:r>
               <w:rPr>
                 <w:rStyle w:val="Hyperlink"/>
@@ -2800,7 +2800,7 @@
               <w:rPr>
                 <w:noProof/>
               </w:rPr>
-              <w:instrText xml:space="preserve"> PAGEREF _Toc240574644 \h </w:instrText>
+              <w:instrText xml:space="preserve"> PAGEREF _Toc240575229 \h </w:instrText>
             </w:r>
             <w:r>
               <w:rPr>
@@ -2842,7 +2842,7 @@
               <w14:ligatures w14:val="standardContextual"/>
             </w:rPr>
           </w:pPr>
-          <w:hyperlink w:anchor="_Toc240574645" w:history="1">
+          <w:hyperlink w:anchor="_Toc240575230" w:history="1">
             <w:r>
               <w:rPr>
                 <w:rStyle w:val="Hyperlink"/>
@@ -2866,7 +2866,7 @@
               <w:rPr>
                 <w:noProof/>
               </w:rPr>
-              <w:instrText xml:space="preserve"> PAGEREF _Toc240574645 \h </w:instrText>
+              <w:instrText xml:space="preserve"> PAGEREF _Toc240575230 \h </w:instrText>
             </w:r>
             <w:r>
               <w:rPr>
@@ -2908,7 +2908,7 @@
               <w14:ligatures w14:val="standardContextual"/>
             </w:rPr>
           </w:pPr>
-          <w:hyperlink w:anchor="_Toc240574646" w:history="1">
+          <w:hyperlink w:anchor="_Toc240575231" w:history="1">
             <w:r>
               <w:rPr>
                 <w:rStyle w:val="Hyperlink"/>
@@ -2932,7 +2932,7 @@
               <w:rPr>
                 <w:noProof/>
               </w:rPr>
-              <w:instrText xml:space="preserve"> PAGEREF _Toc240574646 \h </w:instrText>
+              <w:instrText xml:space="preserve"> PAGEREF _Toc240575231 \h </w:instrText>
             </w:r>
             <w:r>
               <w:rPr>
@@ -2974,7 +2974,7 @@
               <w14:ligatures w14:val="standardContextual"/>
             </w:rPr>
           </w:pPr>
-          <w:hyperlink w:anchor="_Toc240574647" w:history="1">
+          <w:hyperlink w:anchor="_Toc240575232" w:history="1">
             <w:r>
               <w:rPr>
                 <w:rStyle w:val="Hyperlink"/>
@@ -2998,7 +2998,7 @@
               <w:rPr>
                 <w:noProof/>
               </w:rPr>
-              <w:instrText xml:space="preserve"> PAGEREF _Toc240574647 \h </w:instrText>
+              <w:instrText xml:space="preserve"> PAGEREF _Toc240575232 \h </w:instrText>
             </w:r>
             <w:r>
               <w:rPr>
@@ -3040,7 +3040,7 @@
               <w14:ligatures w14:val="standardContextual"/>
             </w:rPr>
           </w:pPr>
-          <w:hyperlink w:anchor="_Toc240574648" w:history="1">
+          <w:hyperlink w:anchor="_Toc240575233" w:history="1">
             <w:r>
               <w:rPr>
                 <w:rStyle w:val="Hyperlink"/>
@@ -3064,7 +3064,7 @@
               <w:rPr>
                 <w:noProof/>
               </w:rPr>
-              <w:instrText xml:space="preserve"> PAGEREF _Toc240574648 \h </w:instrText>
+              <w:instrText xml:space="preserve"> PAGEREF _Toc240575233 \h </w:instrText>
             </w:r>
             <w:r>
               <w:rPr>
@@ -3106,7 +3106,7 @@
               <w14:ligatures w14:val="standardContextual"/>
             </w:rPr>
           </w:pPr>
-          <w:hyperlink w:anchor="_Toc240574649" w:history="1">
+          <w:hyperlink w:anchor="_Toc240575234" w:history="1">
             <w:r>
               <w:rPr>
                 <w:rStyle w:val="Hyperlink"/>
@@ -3130,7 +3130,7 @@
               <w:rPr>
                 <w:noProof/>
               </w:rPr>
-              <w:instrText xml:space="preserve"> PAGEREF _Toc240574649 \h </w:instrText>
+              <w:instrText xml:space="preserve"> PAGEREF _Toc240575234 \h </w:instrText>
             </w:r>
             <w:r>
               <w:rPr>
@@ -3172,7 +3172,7 @@
               <w14:ligatures w14:val="standardContextual"/>
             </w:rPr>
           </w:pPr>
-          <w:hyperlink w:anchor="_Toc240574650" w:history="1">
+          <w:hyperlink w:anchor="_Toc240575235" w:history="1">
             <w:r>
               <w:rPr>
                 <w:rStyle w:val="Hyperlink"/>
@@ -3196,7 +3196,7 @@
               <w:rPr>
                 <w:noProof/>
               </w:rPr>
-              <w:instrText xml:space="preserve"> PAGEREF _Toc240574650 \h </w:instrText>
+              <w:instrText xml:space="preserve"> PAGEREF _Toc240575235 \h </w:instrText>
             </w:r>
             <w:r>
               <w:rPr>
@@ -3238,7 +3238,7 @@
               <w14:ligatures w14:val="standardContextual"/>
             </w:rPr>
           </w:pPr>
-          <w:hyperlink w:anchor="_Toc240574651" w:history="1">
+          <w:hyperlink w:anchor="_Toc240575236" w:history="1">
             <w:r>
               <w:rPr>
                 <w:rStyle w:val="Hyperlink"/>
@@ -3262,7 +3262,7 @@
               <w:rPr>
                 <w:noProof/>
               </w:rPr>
-              <w:instrText xml:space="preserve"> PAGEREF _Toc240574651 \h </w:instrText>
+              <w:instrText xml:space="preserve"> PAGEREF _Toc240575236 \h </w:instrText>
             </w:r>
             <w:r>
               <w:rPr>
@@ -3304,7 +3304,7 @@
               <w14:ligatures w14:val="standardContextual"/>
             </w:rPr>
           </w:pPr>
-          <w:hyperlink w:anchor="_Toc240574652" w:history="1">
+          <w:hyperlink w:anchor="_Toc240575237" w:history="1">
             <w:r>
               <w:rPr>
                 <w:rStyle w:val="Hyperlink"/>
@@ -3328,7 +3328,7 @@
               <w:rPr>
                 <w:noProof/>
               </w:rPr>
-              <w:instrText xml:space="preserve"> PAGEREF _Toc240574652 \h </w:instrText>
+              <w:instrText xml:space="preserve"> PAGEREF _Toc240575237 \h </w:instrText>
             </w:r>
             <w:r>
               <w:rPr>
@@ -3370,7 +3370,7 @@
               <w14:ligatures w14:val="standardContextual"/>
             </w:rPr>
           </w:pPr>
-          <w:hyperlink w:anchor="_Toc240574653" w:history="1">
+          <w:hyperlink w:anchor="_Toc240575238" w:history="1">
             <w:r>
               <w:rPr>
                 <w:rStyle w:val="Hyperlink"/>
@@ -3394,7 +3394,7 @@
               <w:rPr>
                 <w:noProof/>
               </w:rPr>
-              <w:instrText xml:space="preserve"> PAGEREF _Toc240574653 \h </w:instrText>
+              <w:instrText xml:space="preserve"> PAGEREF _Toc240575238 \h </w:instrText>
             </w:r>
             <w:r>
               <w:rPr>
@@ -3436,7 +3436,7 @@
               <w14:ligatures w14:val="standardContextual"/>
             </w:rPr>
           </w:pPr>
-          <w:hyperlink w:anchor="_Toc240574654" w:history="1">
+          <w:hyperlink w:anchor="_Toc240575239" w:history="1">
             <w:r>
               <w:rPr>
                 <w:rStyle w:val="Hyperlink"/>
@@ -3460,7 +3460,7 @@
               <w:rPr>
                 <w:noProof/>
               </w:rPr>
-              <w:instrText xml:space="preserve"> PAGEREF _Toc240574654 \h </w:instrText>
+              <w:instrText xml:space="preserve"> PAGEREF _Toc240575239 \h </w:instrText>
             </w:r>
             <w:r>
               <w:rPr>
@@ -3502,7 +3502,7 @@
               <w14:ligatures w14:val="standardContextual"/>
             </w:rPr>
           </w:pPr>
-          <w:hyperlink w:anchor="_Toc240574655" w:history="1">
+          <w:hyperlink w:anchor="_Toc240575240" w:history="1">
             <w:r>
               <w:rPr>
                 <w:rStyle w:val="Hyperlink"/>
@@ -3526,7 +3526,7 @@
               <w:rPr>
                 <w:noProof/>
               </w:rPr>
-              <w:instrText xml:space="preserve"> PAGEREF _Toc240574655 \h </w:instrText>
+              <w:instrText xml:space="preserve"> PAGEREF _Toc240575240 \h </w:instrText>
             </w:r>
             <w:r>
               <w:rPr>
@@ -3568,7 +3568,7 @@
               <w14:ligatures w14:val="standardContextual"/>
             </w:rPr>
           </w:pPr>
-          <w:hyperlink w:anchor="_Toc240574656" w:history="1">
+          <w:hyperlink w:anchor="_Toc240575241" w:history="1">
             <w:r>
               <w:rPr>
                 <w:rStyle w:val="Hyperlink"/>
@@ -3592,7 +3592,7 @@
               <w:rPr>
                 <w:noProof/>
               </w:rPr>
-              <w:instrText xml:space="preserve"> PAGEREF _Toc240574656 \h </w:instrText>
+              <w:instrText xml:space="preserve"> PAGEREF _Toc240575241 \h </w:instrText>
             </w:r>
             <w:r>
               <w:rPr>
@@ -3634,7 +3634,7 @@
               <w14:ligatures w14:val="standardContextual"/>
             </w:rPr>
           </w:pPr>
-          <w:hyperlink w:anchor="_Toc240574657" w:history="1">
+          <w:hyperlink w:anchor="_Toc240575242" w:history="1">
             <w:r>
               <w:rPr>
                 <w:rStyle w:val="Hyperlink"/>
@@ -3658,7 +3658,7 @@
               <w:rPr>
                 <w:noProof/>
               </w:rPr>
-              <w:instrText xml:space="preserve"> PAGEREF _Toc240574657 \h </w:instrText>
+              <w:instrText xml:space="preserve"> PAGEREF _Toc240575242 \h </w:instrText>
             </w:r>
             <w:r>
               <w:rPr>
@@ -3700,7 +3700,7 @@
               <w14:ligatures w14:val="standardContextual"/>
             </w:rPr>
           </w:pPr>
-          <w:hyperlink w:anchor="_Toc240574658" w:history="1">
+          <w:hyperlink w:anchor="_Toc240575243" w:history="1">
             <w:r>
               <w:rPr>
                 <w:rStyle w:val="Hyperlink"/>
@@ -3724,7 +3724,7 @@
               <w:rPr>
                 <w:noProof/>
               </w:rPr>
-              <w:instrText xml:space="preserve"> PAGEREF _Toc240574658 \h </w:instrText>
+              <w:instrText xml:space="preserve"> PAGEREF _Toc240575243 \h </w:instrText>
             </w:r>
             <w:r>
               <w:rPr>
@@ -3766,7 +3766,7 @@
               <w14:ligatures w14:val="standardContextual"/>
             </w:rPr>
           </w:pPr>
-          <w:hyperlink w:anchor="_Toc240574659" w:history="1">
+          <w:hyperlink w:anchor="_Toc240575244" w:history="1">
             <w:r>
               <w:rPr>
                 <w:rStyle w:val="Hyperlink"/>
@@ -3790,7 +3790,7 @@
               <w:rPr>
                 <w:noProof/>
               </w:rPr>
-              <w:instrText xml:space="preserve"> PAGEREF _Toc240574659 \h </w:instrText>
+              <w:instrText xml:space="preserve"> PAGEREF _Toc240575244 \h </w:instrText>
             </w:r>
             <w:r>
               <w:rPr>
@@ -3832,7 +3832,7 @@
               <w14:ligatures w14:val="standardContextual"/>
             </w:rPr>
           </w:pPr>
-          <w:hyperlink w:anchor="_Toc240574660" w:history="1">
+          <w:hyperlink w:anchor="_Toc240575245" w:history="1">
             <w:r>
               <w:rPr>
                 <w:rStyle w:val="Hyperlink"/>
@@ -3856,7 +3856,7 @@
               <w:rPr>
                 <w:noProof/>
               </w:rPr>
-              <w:instrText xml:space="preserve"> PAGEREF _Toc240574660 \h </w:instrText>
+              <w:instrText xml:space="preserve"> PAGEREF _Toc240575245 \h </w:instrText>
             </w:r>
             <w:r>
               <w:rPr>
@@ -3898,7 +3898,7 @@
               <w14:ligatures w14:val="standardContextual"/>
             </w:rPr>
           </w:pPr>
-          <w:hyperlink w:anchor="_Toc240574661" w:history="1">
+          <w:hyperlink w:anchor="_Toc240575246" w:history="1">
             <w:r>
               <w:rPr>
                 <w:rStyle w:val="Hyperlink"/>
@@ -3922,7 +3922,7 @@
               <w:rPr>
                 <w:noProof/>
               </w:rPr>
-              <w:instrText xml:space="preserve"> PAGEREF _Toc240574661 \h </w:instrText>
+              <w:instrText xml:space="preserve"> PAGEREF _Toc240575246 \h </w:instrText>
             </w:r>
             <w:r>
               <w:rPr>
@@ -3964,7 +3964,7 @@
               <w14:ligatures w14:val="standardContextual"/>
             </w:rPr>
           </w:pPr>
-          <w:hyperlink w:anchor="_Toc240574662" w:history="1">
+          <w:hyperlink w:anchor="_Toc240575247" w:history="1">
             <w:r>
               <w:rPr>
                 <w:rStyle w:val="Hyperlink"/>
@@ -3988,7 +3988,7 @@
               <w:rPr>
                 <w:noProof/>
               </w:rPr>
-              <w:instrText xml:space="preserve"> PAGEREF _Toc240574662 \h </w:instrText>
+              <w:instrText xml:space="preserve"> PAGEREF _Toc240575247 \h </w:instrText>
             </w:r>
             <w:r>
               <w:rPr>
@@ -4030,7 +4030,7 @@
               <w14:ligatures w14:val="standardContextual"/>
             </w:rPr>
           </w:pPr>
-          <w:hyperlink w:anchor="_Toc240574663" w:history="1">
+          <w:hyperlink w:anchor="_Toc240575248" w:history="1">
             <w:r>
               <w:rPr>
                 <w:rStyle w:val="Hyperlink"/>
@@ -4054,7 +4054,7 @@
               <w:rPr>
                 <w:noProof/>
               </w:rPr>
-              <w:instrText xml:space="preserve"> PAGEREF _Toc240574663 \h </w:instrText>
+              <w:instrText xml:space="preserve"> PAGEREF _Toc240575248 \h </w:instrText>
             </w:r>
             <w:r>
               <w:rPr>
@@ -4096,7 +4096,7 @@
               <w14:ligatures w14:val="standardContextual"/>
             </w:rPr>
           </w:pPr>
-          <w:hyperlink w:anchor="_Toc240574664" w:history="1">
+          <w:hyperlink w:anchor="_Toc240575249" w:history="1">
             <w:r>
               <w:rPr>
                 <w:rStyle w:val="Hyperlink"/>
@@ -4120,7 +4120,7 @@
               <w:rPr>
                 <w:noProof/>
               </w:rPr>
-              <w:instrText xml:space="preserve"> PAGEREF _Toc240574664 \h </w:instrText>
+              <w:instrText xml:space="preserve"> PAGEREF _Toc240575249 \h </w:instrText>
             </w:r>
             <w:r>
               <w:rPr>
@@ -4162,7 +4162,7 @@
               <w14:ligatures w14:val="standardContextual"/>
             </w:rPr>
           </w:pPr>
-          <w:hyperlink w:anchor="_Toc240574665" w:history="1">
+          <w:hyperlink w:anchor="_Toc240575250" w:history="1">
             <w:r>
               <w:rPr>
                 <w:rStyle w:val="Hyperlink"/>
@@ -4186,7 +4186,7 @@
               <w:rPr>
                 <w:noProof/>
               </w:rPr>
-              <w:instrText xml:space="preserve"> PAGEREF _Toc240574665 \h </w:instrText>
+              <w:instrText xml:space="preserve"> PAGEREF _Toc240575250 \h </w:instrText>
             </w:r>
             <w:r>
               <w:rPr>
@@ -4228,7 +4228,7 @@
               <w14:ligatures w14:val="standardContextual"/>
             </w:rPr>
           </w:pPr>
-          <w:hyperlink w:anchor="_Toc240574666" w:history="1">
+          <w:hyperlink w:anchor="_Toc240575251" w:history="1">
             <w:r>
               <w:rPr>
                 <w:rStyle w:val="Hyperlink"/>
@@ -4252,7 +4252,7 @@
               <w:rPr>
                 <w:noProof/>
               </w:rPr>
-              <w:instrText xml:space="preserve"> PAGEREF _Toc240574666 \h </w:instrText>
+              <w:instrText xml:space="preserve"> PAGEREF _Toc240575251 \h </w:instrText>
             </w:r>
             <w:r>
               <w:rPr>
@@ -4294,7 +4294,7 @@
               <w14:ligatures w14:val="standardContextual"/>
             </w:rPr>
           </w:pPr>
-          <w:hyperlink w:anchor="_Toc240574667" w:history="1">
+          <w:hyperlink w:anchor="_Toc240575252" w:history="1">
             <w:r>
               <w:rPr>
                 <w:rStyle w:val="Hyperlink"/>
@@ -4318,7 +4318,7 @@
               <w:rPr>
                 <w:noProof/>
               </w:rPr>
-              <w:instrText xml:space="preserve"> PAGEREF _Toc240574667 \h </w:instrText>
+              <w:instrText xml:space="preserve"> PAGEREF _Toc240575252 \h </w:instrText>
             </w:r>
             <w:r>
               <w:rPr>
@@ -4360,7 +4360,7 @@
               <w14:ligatures w14:val="standardContextual"/>
             </w:rPr>
           </w:pPr>
-          <w:hyperlink w:anchor="_Toc240574668" w:history="1">
+          <w:hyperlink w:anchor="_Toc240575253" w:history="1">
             <w:r>
               <w:rPr>
                 <w:rStyle w:val="Hyperlink"/>
@@ -4384,7 +4384,7 @@
               <w:rPr>
                 <w:noProof/>
               </w:rPr>
-              <w:instrText xml:space="preserve"> PAGEREF _Toc240574668 \h </w:instrText>
+              <w:instrText xml:space="preserve"> PAGEREF _Toc240575253 \h </w:instrText>
             </w:r>
             <w:r>
               <w:rPr>
@@ -4426,7 +4426,7 @@
               <w14:ligatures w14:val="standardContextual"/>
             </w:rPr>
           </w:pPr>
-          <w:hyperlink w:anchor="_Toc240574669" w:history="1">
+          <w:hyperlink w:anchor="_Toc240575254" w:history="1">
             <w:r>
               <w:rPr>
                 <w:rStyle w:val="Hyperlink"/>
@@ -4450,7 +4450,7 @@
               <w:rPr>
                 <w:noProof/>
               </w:rPr>
-              <w:instrText xml:space="preserve"> PAGEREF _Toc240574669 \h </w:instrText>
+              <w:instrText xml:space="preserve"> PAGEREF _Toc240575254 \h </w:instrText>
             </w:r>
             <w:r>
               <w:rPr>
@@ -4492,7 +4492,7 @@
               <w14:ligatures w14:val="standardContextual"/>
             </w:rPr>
           </w:pPr>
-          <w:hyperlink w:anchor="_Toc240574670" w:history="1">
+          <w:hyperlink w:anchor="_Toc240575255" w:history="1">
             <w:r>
               <w:rPr>
                 <w:rStyle w:val="Hyperlink"/>
@@ -4516,7 +4516,7 @@
               <w:rPr>
                 <w:noProof/>
               </w:rPr>
-              <w:instrText xml:space="preserve"> PAGEREF _Toc240574670 \h </w:instrText>
+              <w:instrText xml:space="preserve"> PAGEREF _Toc240575255 \h </w:instrText>
             </w:r>
             <w:r>
               <w:rPr>
@@ -4558,7 +4558,7 @@
               <w14:ligatures w14:val="standardContextual"/>
             </w:rPr>
           </w:pPr>
-          <w:hyperlink w:anchor="_Toc240574671" w:history="1">
+          <w:hyperlink w:anchor="_Toc240575256" w:history="1">
             <w:r>
               <w:rPr>
                 <w:rStyle w:val="Hyperlink"/>
@@ -4582,7 +4582,7 @@
               <w:rPr>
                 <w:noProof/>
               </w:rPr>
-              <w:instrText xml:space="preserve"> PAGEREF _Toc240574671 \h </w:instrText>
+              <w:instrText xml:space="preserve"> PAGEREF _Toc240575256 \h </w:instrText>
             </w:r>
             <w:r>
               <w:rPr>
@@ -4624,7 +4624,7 @@
               <w14:ligatures w14:val="standardContextual"/>
             </w:rPr>
           </w:pPr>
-          <w:hyperlink w:anchor="_Toc240574672" w:history="1">
+          <w:hyperlink w:anchor="_Toc240575257" w:history="1">
             <w:r>
               <w:rPr>
                 <w:rStyle w:val="Hyperlink"/>
@@ -4648,7 +4648,7 @@
               <w:rPr>
                 <w:noProof/>
               </w:rPr>
-              <w:instrText xml:space="preserve"> PAGEREF _Toc240574672 \h </w:instrText>
+              <w:instrText xml:space="preserve"> PAGEREF _Toc240575257 \h </w:instrText>
             </w:r>
             <w:r>
               <w:rPr>
@@ -4690,7 +4690,7 @@
               <w14:ligatures w14:val="standardContextual"/>
             </w:rPr>
           </w:pPr>
-          <w:hyperlink w:anchor="_Toc240574673" w:history="1">
+          <w:hyperlink w:anchor="_Toc240575258" w:history="1">
             <w:r>
               <w:rPr>
                 <w:rStyle w:val="Hyperlink"/>
@@ -4714,7 +4714,7 @@
               <w:rPr>
                 <w:noProof/>
               </w:rPr>
-              <w:instrText xml:space="preserve"> PAGEREF _Toc240574673 \h </w:instrText>
+              <w:instrText xml:space="preserve"> PAGEREF _Toc240575258 \h </w:instrText>
             </w:r>
             <w:r>
               <w:rPr>
@@ -4756,7 +4756,7 @@
               <w14:ligatures w14:val="standardContextual"/>
             </w:rPr>
           </w:pPr>
-          <w:hyperlink w:anchor="_Toc240574674" w:history="1">
+          <w:hyperlink w:anchor="_Toc240575259" w:history="1">
             <w:r>
               <w:rPr>
                 <w:rStyle w:val="Hyperlink"/>
@@ -4780,7 +4780,7 @@
               <w:rPr>
                 <w:noProof/>
               </w:rPr>
-              <w:instrText xml:space="preserve"> PAGEREF _Toc240574674 \h </w:instrText>
+              <w:instrText xml:space="preserve"> PAGEREF _Toc240575259 \h </w:instrText>
             </w:r>
             <w:r>
               <w:rPr>
@@ -4822,7 +4822,7 @@
               <w14:ligatures w14:val="standardContextual"/>
             </w:rPr>
           </w:pPr>
-          <w:hyperlink w:anchor="_Toc240574675" w:history="1">
+          <w:hyperlink w:anchor="_Toc240575260" w:history="1">
             <w:r>
               <w:rPr>
                 <w:rStyle w:val="Hyperlink"/>
@@ -4846,7 +4846,7 @@
               <w:rPr>
                 <w:noProof/>
               </w:rPr>
-              <w:instrText xml:space="preserve"> PAGEREF _Toc240574675 \h </w:instrText>
+              <w:instrText xml:space="preserve"> PAGEREF _Toc240575260 \h </w:instrText>
             </w:r>
             <w:r>
               <w:rPr>
@@ -4888,7 +4888,7 @@
               <w14:ligatures w14:val="standardContextual"/>
             </w:rPr>
           </w:pPr>
-          <w:hyperlink w:anchor="_Toc240574676" w:history="1">
+          <w:hyperlink w:anchor="_Toc240575261" w:history="1">
             <w:r>
               <w:rPr>
                 <w:rStyle w:val="Hyperlink"/>
@@ -4912,7 +4912,7 @@
               <w:rPr>
                 <w:noProof/>
               </w:rPr>
-              <w:instrText xml:space="preserve"> PAGEREF _Toc240574676 \h </w:instrText>
+              <w:instrText xml:space="preserve"> PAGEREF _Toc240575261 \h </w:instrText>
             </w:r>
             <w:r>
               <w:rPr>
@@ -4954,7 +4954,7 @@
               <w14:ligatures w14:val="standardContextual"/>
             </w:rPr>
           </w:pPr>
-          <w:hyperlink w:anchor="_Toc240574677" w:history="1">
+          <w:hyperlink w:anchor="_Toc240575262" w:history="1">
             <w:r>
               <w:rPr>
                 <w:rStyle w:val="Hyperlink"/>
@@ -4978,7 +4978,7 @@
               <w:rPr>
                 <w:noProof/>
               </w:rPr>
-              <w:instrText xml:space="preserve"> PAGEREF _Toc240574677 \h </w:instrText>
+              <w:instrText xml:space="preserve"> PAGEREF _Toc240575262 \h </w:instrText>
             </w:r>
             <w:r>
               <w:rPr>
@@ -5020,7 +5020,7 @@
               <w14:ligatures w14:val="standardContextual"/>
             </w:rPr>
           </w:pPr>
-          <w:hyperlink w:anchor="_Toc240574678" w:history="1">
+          <w:hyperlink w:anchor="_Toc240575263" w:history="1">
             <w:r>
               <w:rPr>
                 <w:rStyle w:val="Hyperlink"/>
@@ -5044,7 +5044,7 @@
               <w:rPr>
                 <w:noProof/>
               </w:rPr>
-              <w:instrText xml:space="preserve"> PAGEREF _Toc240574678 \h </w:instrText>
+              <w:instrText xml:space="preserve"> PAGEREF _Toc240575263 \h </w:instrText>
             </w:r>
             <w:r>
               <w:rPr>
@@ -5086,7 +5086,7 @@
               <w14:ligatures w14:val="standardContextual"/>
             </w:rPr>
           </w:pPr>
-          <w:hyperlink w:anchor="_Toc240574679" w:history="1">
+          <w:hyperlink w:anchor="_Toc240575264" w:history="1">
             <w:r>
               <w:rPr>
                 <w:rStyle w:val="Hyperlink"/>
@@ -5110,7 +5110,7 @@
               <w:rPr>
                 <w:noProof/>
               </w:rPr>
-              <w:instrText xml:space="preserve"> PAGEREF _Toc240574679 \h </w:instrText>
+              <w:instrText xml:space="preserve"> PAGEREF _Toc240575264 \h </w:instrText>
             </w:r>
             <w:r>
               <w:rPr>
@@ -5152,7 +5152,7 @@
               <w14:ligatures w14:val="standardContextual"/>
             </w:rPr>
           </w:pPr>
-          <w:hyperlink w:anchor="_Toc240574680" w:history="1">
+          <w:hyperlink w:anchor="_Toc240575265" w:history="1">
             <w:r>
               <w:rPr>
                 <w:rStyle w:val="Hyperlink"/>
@@ -5176,7 +5176,7 @@
               <w:rPr>
                 <w:noProof/>
               </w:rPr>
-              <w:instrText xml:space="preserve"> PAGEREF _Toc240574680 \h </w:instrText>
+              <w:instrText xml:space="preserve"> PAGEREF _Toc240575265 \h </w:instrText>
             </w:r>
             <w:r>
               <w:rPr>
@@ -5218,7 +5218,7 @@
               <w14:ligatures w14:val="standardContextual"/>
             </w:rPr>
           </w:pPr>
-          <w:hyperlink w:anchor="_Toc240574681" w:history="1">
+          <w:hyperlink w:anchor="_Toc240575266" w:history="1">
             <w:r>
               <w:rPr>
                 <w:rStyle w:val="Hyperlink"/>
@@ -5242,7 +5242,7 @@
               <w:rPr>
                 <w:noProof/>
               </w:rPr>
-              <w:instrText xml:space="preserve"> PAGEREF _Toc240574681 \h </w:instrText>
+              <w:instrText xml:space="preserve"> PAGEREF _Toc240575266 \h </w:instrText>
             </w:r>
             <w:r>
               <w:rPr>
@@ -5284,7 +5284,7 @@
               <w14:ligatures w14:val="standardContextual"/>
             </w:rPr>
           </w:pPr>
-          <w:hyperlink w:anchor="_Toc240574682" w:history="1">
+          <w:hyperlink w:anchor="_Toc240575267" w:history="1">
             <w:r>
               <w:rPr>
                 <w:rStyle w:val="Hyperlink"/>
@@ -5308,7 +5308,7 @@
               <w:rPr>
                 <w:noProof/>
               </w:rPr>
-              <w:instrText xml:space="preserve"> PAGEREF _Toc240574682 \h </w:instrText>
+              <w:instrText xml:space="preserve"> PAGEREF _Toc240575267 \h </w:instrText>
             </w:r>
             <w:r>
               <w:rPr>
@@ -5350,7 +5350,7 @@
               <w14:ligatures w14:val="standardContextual"/>
             </w:rPr>
           </w:pPr>
-          <w:hyperlink w:anchor="_Toc240574683" w:history="1">
+          <w:hyperlink w:anchor="_Toc240575268" w:history="1">
             <w:r>
               <w:rPr>
                 <w:rStyle w:val="Hyperlink"/>
@@ -5374,7 +5374,7 @@
               <w:rPr>
                 <w:noProof/>
               </w:rPr>
-              <w:instrText xml:space="preserve"> PAGEREF _Toc240574683 \h </w:instrText>
+              <w:instrText xml:space="preserve"> PAGEREF _Toc240575268 \h </w:instrText>
             </w:r>
             <w:r>
               <w:rPr>
@@ -5416,7 +5416,7 @@
               <w14:ligatures w14:val="standardContextual"/>
             </w:rPr>
           </w:pPr>
-          <w:hyperlink w:anchor="_Toc240574684" w:history="1">
+          <w:hyperlink w:anchor="_Toc240575269" w:history="1">
             <w:r>
               <w:rPr>
                 <w:rStyle w:val="Hyperlink"/>
@@ -5440,7 +5440,7 @@
               <w:rPr>
                 <w:noProof/>
               </w:rPr>
-              <w:instrText xml:space="preserve"> PAGEREF _Toc240574684 \h </w:instrText>
+              <w:instrText xml:space="preserve"> PAGEREF _Toc240575269 \h </w:instrText>
             </w:r>
             <w:r>
               <w:rPr>
@@ -5482,7 +5482,7 @@
               <w14:ligatures w14:val="standardContextual"/>
             </w:rPr>
           </w:pPr>
-          <w:hyperlink w:anchor="_Toc240574685" w:history="1">
+          <w:hyperlink w:anchor="_Toc240575270" w:history="1">
             <w:r>
               <w:rPr>
                 <w:rStyle w:val="Hyperlink"/>
@@ -5506,7 +5506,7 @@
               <w:rPr>
                 <w:noProof/>
               </w:rPr>
-              <w:instrText xml:space="preserve"> PAGEREF _Toc240574685 \h </w:instrText>
+              <w:instrText xml:space="preserve"> PAGEREF _Toc240575270 \h </w:instrText>
             </w:r>
             <w:r>
               <w:rPr>
@@ -5548,7 +5548,7 @@
               <w14:ligatures w14:val="standardContextual"/>
             </w:rPr>
           </w:pPr>
-          <w:hyperlink w:anchor="_Toc240574686" w:history="1">
+          <w:hyperlink w:anchor="_Toc240575271" w:history="1">
             <w:r>
               <w:rPr>
                 <w:rStyle w:val="Hyperlink"/>
@@ -5572,7 +5572,7 @@
               <w:rPr>
                 <w:noProof/>
               </w:rPr>
-              <w:instrText xml:space="preserve"> PAGEREF _Toc240574686 \h </w:instrText>
+              <w:instrText xml:space="preserve"> PAGEREF _Toc240575271 \h </w:instrText>
             </w:r>
             <w:r>
               <w:rPr>
@@ -5614,7 +5614,7 @@
               <w14:ligatures w14:val="standardContextual"/>
             </w:rPr>
           </w:pPr>
-          <w:hyperlink w:anchor="_Toc240574687" w:history="1">
+          <w:hyperlink w:anchor="_Toc240575272" w:history="1">
             <w:r>
               <w:rPr>
                 <w:rStyle w:val="Hyperlink"/>
@@ -5638,7 +5638,7 @@
               <w:rPr>
                 <w:noProof/>
               </w:rPr>
-              <w:instrText xml:space="preserve"> PAGEREF _Toc240574687 \h </w:instrText>
+              <w:instrText xml:space="preserve"> PAGEREF _Toc240575272 \h </w:instrText>
             </w:r>
             <w:r>
               <w:rPr>
@@ -5694,7 +5694,7 @@
       <w:pPr>
         <w:pStyle w:val="Kop1"/>
       </w:pPr>
-      <w:bookmarkStart w:id="2" w:name="_Toc240574618"/>
+      <w:bookmarkStart w:id="2" w:name="_Toc240575203"/>
       <w:r>
         <w:lastRenderedPageBreak/>
         <w:t>Quick Start Guide</w:t>
@@ -5835,7 +5835,7 @@
       <w:pPr>
         <w:pStyle w:val="Kop1"/>
       </w:pPr>
-      <w:bookmarkStart w:id="3" w:name="_Toc240574619"/>
+      <w:bookmarkStart w:id="3" w:name="_Toc240575204"/>
       <w:r>
         <w:lastRenderedPageBreak/>
         <w:t>Part I: Introduction to Non-Compartmental Analysis</w:t>
@@ -5846,7 +5846,7 @@
       <w:pPr>
         <w:pStyle w:val="Kop2"/>
       </w:pPr>
-      <w:bookmarkStart w:id="4" w:name="_Toc240574620"/>
+      <w:bookmarkStart w:id="4" w:name="_Toc240575205"/>
       <w:r>
         <w:t>What Is Non-Compartmental Analysis?</w:t>
       </w:r>
@@ -5872,7 +5872,7 @@
       <w:pPr>
         <w:pStyle w:val="Kop2"/>
       </w:pPr>
-      <w:bookmarkStart w:id="5" w:name="_Toc240574621"/>
+      <w:bookmarkStart w:id="5" w:name="_Toc240575206"/>
       <w:r>
         <w:t>The Concentration–Time Curve</w:t>
       </w:r>
@@ -5890,7 +5890,7 @@
       <w:pPr>
         <w:pStyle w:val="Kop2"/>
       </w:pPr>
-      <w:bookmarkStart w:id="6" w:name="_Toc240574622"/>
+      <w:bookmarkStart w:id="6" w:name="_Toc240575207"/>
       <w:r>
         <w:t>Key Pharmacokinetic Parameters</w:t>
       </w:r>
@@ -6575,7 +6575,7 @@
       <w:pPr>
         <w:pStyle w:val="Kop2"/>
       </w:pPr>
-      <w:bookmarkStart w:id="7" w:name="_Toc240574623"/>
+      <w:bookmarkStart w:id="7" w:name="_Toc240575208"/>
       <w:r>
         <w:t>Why NCA Is Used So Widely</w:t>
       </w:r>
@@ -6610,7 +6610,7 @@
       <w:pPr>
         <w:pStyle w:val="Kop2"/>
       </w:pPr>
-      <w:bookmarkStart w:id="8" w:name="_Toc240574624"/>
+      <w:bookmarkStart w:id="8" w:name="_Toc240575209"/>
       <w:r>
         <w:t>When to Use NCA vs. Compartmental Modelling</w:t>
       </w:r>
@@ -6634,7 +6634,7 @@
       <w:pPr>
         <w:pStyle w:val="Kop1"/>
       </w:pPr>
-      <w:bookmarkStart w:id="9" w:name="_Toc240574625"/>
+      <w:bookmarkStart w:id="9" w:name="_Toc240575210"/>
       <w:r>
         <w:lastRenderedPageBreak/>
         <w:t>Part II: Preparing Your Data</w:t>
@@ -6645,7 +6645,7 @@
       <w:pPr>
         <w:pStyle w:val="Kop2"/>
       </w:pPr>
-      <w:bookmarkStart w:id="10" w:name="_Toc240574626"/>
+      <w:bookmarkStart w:id="10" w:name="_Toc240575211"/>
       <w:r>
         <w:t>General Format Rules</w:t>
       </w:r>
@@ -6673,7 +6673,7 @@
       <w:pPr>
         <w:pStyle w:val="Kop3"/>
       </w:pPr>
-      <w:bookmarkStart w:id="11" w:name="_Toc240574627"/>
+      <w:bookmarkStart w:id="11" w:name="_Toc240575212"/>
       <w:r>
         <w:t>Decimal Separators and Regional Formats</w:t>
       </w:r>
@@ -6699,7 +6699,7 @@
       <w:pPr>
         <w:pStyle w:val="Kop2"/>
       </w:pPr>
-      <w:bookmarkStart w:id="12" w:name="_Toc240574628"/>
+      <w:bookmarkStart w:id="12" w:name="_Toc240575213"/>
       <w:r>
         <w:t>Scenario 1: Single Subject</w:t>
       </w:r>
@@ -7392,7 +7392,7 @@
       <w:pPr>
         <w:pStyle w:val="Kop2"/>
       </w:pPr>
-      <w:bookmarkStart w:id="13" w:name="_Toc240574629"/>
+      <w:bookmarkStart w:id="13" w:name="_Toc240575214"/>
       <w:r>
         <w:t>Scenario 2: Multiple Subjects, Same Dose</w:t>
       </w:r>
@@ -7997,7 +7997,7 @@
       <w:pPr>
         <w:pStyle w:val="Kop2"/>
       </w:pPr>
-      <w:bookmarkStart w:id="14" w:name="_Toc240574630"/>
+      <w:bookmarkStart w:id="14" w:name="_Toc240575215"/>
       <w:r>
         <w:lastRenderedPageBreak/>
         <w:t>Scenario 3: Multiple Subjects, Different Doses</w:t>
@@ -8016,7 +8016,7 @@
       <w:pPr>
         <w:pStyle w:val="Kop2"/>
       </w:pPr>
-      <w:bookmarkStart w:id="15" w:name="_Toc240574631"/>
+      <w:bookmarkStart w:id="15" w:name="_Toc240575216"/>
       <w:r>
         <w:t>Scenario 4: Standard 2-Period Crossover (BE)</w:t>
       </w:r>
@@ -8874,7 +8874,7 @@
       <w:pPr>
         <w:pStyle w:val="Kop2"/>
       </w:pPr>
-      <w:bookmarkStart w:id="16" w:name="_Toc240574632"/>
+      <w:bookmarkStart w:id="16" w:name="_Toc240575217"/>
       <w:r>
         <w:t>Scenario 5: Replicate Designs and Paired Comparison</w:t>
       </w:r>
@@ -8892,7 +8892,7 @@
       <w:pPr>
         <w:pStyle w:val="Kop2"/>
       </w:pPr>
-      <w:bookmarkStart w:id="17" w:name="_Toc240574633"/>
+      <w:bookmarkStart w:id="17" w:name="_Toc240575218"/>
       <w:r>
         <w:t>Scenario 6: Parallel-Group BE</w:t>
       </w:r>
@@ -8910,7 +8910,7 @@
       <w:pPr>
         <w:pStyle w:val="Kop2"/>
       </w:pPr>
-      <w:bookmarkStart w:id="18" w:name="_Toc240574634"/>
+      <w:bookmarkStart w:id="18" w:name="_Toc240575219"/>
       <w:r>
         <w:t>Scenario 7: Steady-State PK</w:t>
       </w:r>
@@ -8928,7 +8928,7 @@
       <w:pPr>
         <w:pStyle w:val="Kop2"/>
       </w:pPr>
-      <w:bookmarkStart w:id="19" w:name="_Toc240574635"/>
+      <w:bookmarkStart w:id="19" w:name="_Toc240575220"/>
       <w:r>
         <w:t>Scenario 8: Drug–Drug Interaction Study</w:t>
       </w:r>
@@ -8955,7 +8955,7 @@
       <w:pPr>
         <w:pStyle w:val="Kop2"/>
       </w:pPr>
-      <w:bookmarkStart w:id="20" w:name="_Toc240574636"/>
+      <w:bookmarkStart w:id="20" w:name="_Toc240575221"/>
       <w:r>
         <w:t>Scenario 9: CDISC ADNCA Dataset</w:t>
       </w:r>
@@ -8973,7 +8973,7 @@
       <w:pPr>
         <w:pStyle w:val="Kop2"/>
       </w:pPr>
-      <w:bookmarkStart w:id="21" w:name="_Toc240574637"/>
+      <w:bookmarkStart w:id="21" w:name="_Toc240575222"/>
       <w:r>
         <w:t>BLQ Handling</w:t>
       </w:r>
@@ -9404,7 +9404,7 @@
       <w:pPr>
         <w:pStyle w:val="Kop2"/>
       </w:pPr>
-      <w:bookmarkStart w:id="22" w:name="_Toc240574638"/>
+      <w:bookmarkStart w:id="22" w:name="_Toc240575223"/>
       <w:r>
         <w:t>Common Mistakes</w:t>
       </w:r>
@@ -9515,7 +9515,7 @@
       <w:pPr>
         <w:pStyle w:val="Kop1"/>
       </w:pPr>
-      <w:bookmarkStart w:id="23" w:name="_Toc240574639"/>
+      <w:bookmarkStart w:id="23" w:name="_Toc240575224"/>
       <w:r>
         <w:lastRenderedPageBreak/>
         <w:t>Part III: Using the App</w:t>
@@ -9526,7 +9526,7 @@
       <w:pPr>
         <w:pStyle w:val="Kop2"/>
       </w:pPr>
-      <w:bookmarkStart w:id="24" w:name="_Toc240574640"/>
+      <w:bookmarkStart w:id="24" w:name="_Toc240575225"/>
       <w:r>
         <w:t>The Hub Screen</w:t>
       </w:r>
@@ -9544,7 +9544,7 @@
       <w:pPr>
         <w:pStyle w:val="Kop2"/>
       </w:pPr>
-      <w:bookmarkStart w:id="25" w:name="_Toc240574641"/>
+      <w:bookmarkStart w:id="25" w:name="_Toc240575226"/>
       <w:r>
         <w:t>Path 1: Plan a Study</w:t>
       </w:r>
@@ -9570,7 +9570,7 @@
       <w:pPr>
         <w:pStyle w:val="Kop2"/>
       </w:pPr>
-      <w:bookmarkStart w:id="26" w:name="_Toc240574642"/>
+      <w:bookmarkStart w:id="26" w:name="_Toc240575227"/>
       <w:r>
         <w:t>Path 2: Upload &amp; Check Data</w:t>
       </w:r>
@@ -9588,7 +9588,7 @@
       <w:pPr>
         <w:pStyle w:val="Kop2"/>
       </w:pPr>
-      <w:bookmarkStart w:id="27" w:name="_Toc240574643"/>
+      <w:bookmarkStart w:id="27" w:name="_Toc240575228"/>
       <w:r>
         <w:t>Path 3: Visualize Data</w:t>
       </w:r>
@@ -9614,7 +9614,7 @@
       <w:pPr>
         <w:pStyle w:val="Kop3"/>
       </w:pPr>
-      <w:bookmarkStart w:id="28" w:name="_Toc240574644"/>
+      <w:bookmarkStart w:id="28" w:name="_Toc240575229"/>
       <w:r>
         <w:t>Plot Types</w:t>
       </w:r>
@@ -9644,7 +9644,7 @@
       <w:pPr>
         <w:pStyle w:val="Kop3"/>
       </w:pPr>
-      <w:bookmarkStart w:id="29" w:name="_Toc240574645"/>
+      <w:bookmarkStart w:id="29" w:name="_Toc240575230"/>
       <w:r>
         <w:t>Sidebar Controls</w:t>
       </w:r>
@@ -9694,7 +9694,7 @@
       <w:pPr>
         <w:pStyle w:val="Kop3"/>
       </w:pPr>
-      <w:bookmarkStart w:id="30" w:name="_Toc240574646"/>
+      <w:bookmarkStart w:id="30" w:name="_Toc240575231"/>
       <w:r>
         <w:t>Suggested Figure Legend</w:t>
       </w:r>
@@ -9712,7 +9712,7 @@
       <w:pPr>
         <w:pStyle w:val="Kop3"/>
       </w:pPr>
-      <w:bookmarkStart w:id="31" w:name="_Toc240574647"/>
+      <w:bookmarkStart w:id="31" w:name="_Toc240575232"/>
       <w:r>
         <w:t>Exporting a Figure</w:t>
       </w:r>
@@ -9742,7 +9742,7 @@
       <w:pPr>
         <w:pStyle w:val="Kop3"/>
       </w:pPr>
-      <w:bookmarkStart w:id="32" w:name="_Toc240574648"/>
+      <w:bookmarkStart w:id="32" w:name="_Toc240575233"/>
       <w:r>
         <w:t>Interactive Preview vs. Static Export</w:t>
       </w:r>
@@ -9760,7 +9760,7 @@
       <w:pPr>
         <w:pStyle w:val="Kop3"/>
       </w:pPr>
-      <w:bookmarkStart w:id="33" w:name="_Toc240574649"/>
+      <w:bookmarkStart w:id="33" w:name="_Toc240575234"/>
       <w:r>
         <w:t>Worked Examples</w:t>
       </w:r>
@@ -9815,7 +9815,7 @@
       <w:pPr>
         <w:pStyle w:val="Kop3"/>
       </w:pPr>
-      <w:bookmarkStart w:id="34" w:name="_Toc240574650"/>
+      <w:bookmarkStart w:id="34" w:name="_Toc240575235"/>
       <w:r>
         <w:t>Common Questions</w:t>
       </w:r>
@@ -9886,7 +9886,7 @@
       <w:pPr>
         <w:pStyle w:val="Kop2"/>
       </w:pPr>
-      <w:bookmarkStart w:id="35" w:name="_Toc240574651"/>
+      <w:bookmarkStart w:id="35" w:name="_Toc240575236"/>
       <w:r>
         <w:t>Path 4: One Subject at a Time</w:t>
       </w:r>
@@ -9904,7 +9904,7 @@
       <w:pPr>
         <w:pStyle w:val="Kop2"/>
       </w:pPr>
-      <w:bookmarkStart w:id="36" w:name="_Toc240574652"/>
+      <w:bookmarkStart w:id="36" w:name="_Toc240575237"/>
       <w:r>
         <w:t>Path 5: All Subjects (Batch)</w:t>
       </w:r>
@@ -9922,7 +9922,7 @@
       <w:pPr>
         <w:pStyle w:val="Kop2"/>
       </w:pPr>
-      <w:bookmarkStart w:id="37" w:name="_Toc240574653"/>
+      <w:bookmarkStart w:id="37" w:name="_Toc240575238"/>
       <w:r>
         <w:t>Path 6: Bioequivalence</w:t>
       </w:r>
@@ -9952,7 +9952,7 @@
       <w:pPr>
         <w:pStyle w:val="Kop2"/>
       </w:pPr>
-      <w:bookmarkStart w:id="38" w:name="_Toc240574654"/>
+      <w:bookmarkStart w:id="38" w:name="_Toc240575239"/>
       <w:r>
         <w:t>Analysing Drug–Drug Interaction Studies</w:t>
       </w:r>
@@ -9970,7 +9970,7 @@
       <w:pPr>
         <w:pStyle w:val="Kop3"/>
       </w:pPr>
-      <w:bookmarkStart w:id="39" w:name="_Toc240574655"/>
+      <w:bookmarkStart w:id="39" w:name="_Toc240575240"/>
       <w:r>
         <w:t>How to Set Up a DDI Analysis</w:t>
       </w:r>
@@ -9996,7 +9996,7 @@
       <w:pPr>
         <w:pStyle w:val="Kop3"/>
       </w:pPr>
-      <w:bookmarkStart w:id="40" w:name="_Toc240574656"/>
+      <w:bookmarkStart w:id="40" w:name="_Toc240575241"/>
       <w:r>
         <w:t>Interpreting DDI Results</w:t>
       </w:r>
@@ -10040,7 +10040,7 @@
       <w:pPr>
         <w:pStyle w:val="Kop3"/>
       </w:pPr>
-      <w:bookmarkStart w:id="41" w:name="_Toc240574657"/>
+      <w:bookmarkStart w:id="41" w:name="_Toc240575242"/>
       <w:r>
         <w:t>Practical Considerations</w:t>
       </w:r>
@@ -10074,7 +10074,7 @@
       <w:pPr>
         <w:pStyle w:val="Kop2"/>
       </w:pPr>
-      <w:bookmarkStart w:id="42" w:name="_Toc240574658"/>
+      <w:bookmarkStart w:id="42" w:name="_Toc240575243"/>
       <w:r>
         <w:t>Complete Analysis Record</w:t>
       </w:r>
@@ -10101,7 +10101,7 @@
       <w:pPr>
         <w:pStyle w:val="Kop1"/>
       </w:pPr>
-      <w:bookmarkStart w:id="43" w:name="_Toc240574659"/>
+      <w:bookmarkStart w:id="43" w:name="_Toc240575244"/>
       <w:r>
         <w:lastRenderedPageBreak/>
         <w:t>Part IV: Worked Examples</w:t>
@@ -10112,7 +10112,7 @@
       <w:pPr>
         <w:pStyle w:val="Kop2"/>
       </w:pPr>
-      <w:bookmarkStart w:id="44" w:name="_Toc240574660"/>
+      <w:bookmarkStart w:id="44" w:name="_Toc240575245"/>
       <w:r>
         <w:t>Exercise 1: Theoph Dataset (Batch NCA)</w:t>
       </w:r>
@@ -10207,7 +10207,7 @@
       <w:pPr>
         <w:pStyle w:val="Kop2"/>
       </w:pPr>
-      <w:bookmarkStart w:id="45" w:name="_Toc240574661"/>
+      <w:bookmarkStart w:id="45" w:name="_Toc240575246"/>
       <w:r>
         <w:t>Exercise 2: Bioequivalence</w:t>
       </w:r>
@@ -10273,7 +10273,7 @@
       <w:pPr>
         <w:pStyle w:val="Kop2"/>
       </w:pPr>
-      <w:bookmarkStart w:id="46" w:name="_Toc240574662"/>
+      <w:bookmarkStart w:id="46" w:name="_Toc240575247"/>
       <w:r>
         <w:t>Exercise 3: Power Calculation</w:t>
       </w:r>
@@ -10324,7 +10324,7 @@
       <w:pPr>
         <w:pStyle w:val="Kop1"/>
       </w:pPr>
-      <w:bookmarkStart w:id="47" w:name="_Toc240574663"/>
+      <w:bookmarkStart w:id="47" w:name="_Toc240575248"/>
       <w:r>
         <w:lastRenderedPageBreak/>
         <w:t>Part V: Theoretical Background</w:t>
@@ -10335,7 +10335,7 @@
       <w:pPr>
         <w:pStyle w:val="Kop2"/>
       </w:pPr>
-      <w:bookmarkStart w:id="48" w:name="_Toc240574664"/>
+      <w:bookmarkStart w:id="48" w:name="_Toc240575249"/>
       <w:r>
         <w:t>Trapezoidal Methods for AUC Calculation</w:t>
       </w:r>
@@ -10345,7 +10345,7 @@
       <w:pPr>
         <w:pStyle w:val="Kop3"/>
       </w:pPr>
-      <w:bookmarkStart w:id="49" w:name="_Toc240574665"/>
+      <w:bookmarkStart w:id="49" w:name="_Toc240575250"/>
       <w:r>
         <w:t>The Linear Trapezoidal Rule</w:t>
       </w:r>
@@ -10422,7 +10422,7 @@
       <w:pPr>
         <w:pStyle w:val="Kop3"/>
       </w:pPr>
-      <w:bookmarkStart w:id="50" w:name="_Toc240574666"/>
+      <w:bookmarkStart w:id="50" w:name="_Toc240575251"/>
       <w:r>
         <w:t>The Logarithmic Trapezoidal Rule</w:t>
       </w:r>
@@ -10463,7 +10463,7 @@
       <w:pPr>
         <w:pStyle w:val="Kop3"/>
       </w:pPr>
-      <w:bookmarkStart w:id="51" w:name="_Toc240574667"/>
+      <w:bookmarkStart w:id="51" w:name="_Toc240575252"/>
       <w:r>
         <w:t>The Linear-Up / Log-Down Hybrid</w:t>
       </w:r>
@@ -10481,7 +10481,7 @@
       <w:pPr>
         <w:pStyle w:val="Kop2"/>
       </w:pPr>
-      <w:bookmarkStart w:id="52" w:name="_Toc240574668"/>
+      <w:bookmarkStart w:id="52" w:name="_Toc240575253"/>
       <w:r>
         <w:t>Terminal Phase Characterisation and Half-Life Estimation</w:t>
       </w:r>
@@ -10491,7 +10491,7 @@
       <w:pPr>
         <w:pStyle w:val="Kop3"/>
       </w:pPr>
-      <w:bookmarkStart w:id="53" w:name="_Toc240574669"/>
+      <w:bookmarkStart w:id="53" w:name="_Toc240575254"/>
       <w:r>
         <w:t>What Is the Terminal Phase?</w:t>
       </w:r>
@@ -10554,7 +10554,7 @@
       <w:pPr>
         <w:pStyle w:val="Kop3"/>
       </w:pPr>
-      <w:bookmarkStart w:id="54" w:name="_Toc240574670"/>
+      <w:bookmarkStart w:id="54" w:name="_Toc240575255"/>
       <w:r>
         <w:t>Automated Point Selection</w:t>
       </w:r>
@@ -10572,7 +10572,7 @@
       <w:pPr>
         <w:pStyle w:val="Kop3"/>
       </w:pPr>
-      <w:bookmarkStart w:id="55" w:name="_Toc240574671"/>
+      <w:bookmarkStart w:id="55" w:name="_Toc240575256"/>
       <w:r>
         <w:t>Manual Point Selection</w:t>
       </w:r>
@@ -10594,7 +10594,7 @@
       <w:pPr>
         <w:pStyle w:val="Kop2"/>
       </w:pPr>
-      <w:bookmarkStart w:id="56" w:name="_Toc240574672"/>
+      <w:bookmarkStart w:id="56" w:name="_Toc240575257"/>
       <w:r>
         <w:t>BLQ Handling: Pharmacological Rationale</w:t>
       </w:r>
@@ -10612,7 +10612,7 @@
       <w:pPr>
         <w:pStyle w:val="Kop2"/>
       </w:pPr>
-      <w:bookmarkStart w:id="57" w:name="_Toc240574673"/>
+      <w:bookmarkStart w:id="57" w:name="_Toc240575258"/>
       <w:r>
         <w:t>Steady-State Considerations</w:t>
       </w:r>
@@ -10635,7 +10635,7 @@
       <w:pPr>
         <w:pStyle w:val="Kop1"/>
       </w:pPr>
-      <w:bookmarkStart w:id="58" w:name="_Toc240574674"/>
+      <w:bookmarkStart w:id="58" w:name="_Toc240575259"/>
       <w:r>
         <w:lastRenderedPageBreak/>
         <w:t>Part VI: Statistical Methods</w:t>
@@ -10646,7 +10646,7 @@
       <w:pPr>
         <w:pStyle w:val="Kop2"/>
       </w:pPr>
-      <w:bookmarkStart w:id="59" w:name="_Toc240574675"/>
+      <w:bookmarkStart w:id="59" w:name="_Toc240575260"/>
       <w:r>
         <w:t>The Two One-Sided Tests (TOST) Procedure</w:t>
       </w:r>
@@ -10729,7 +10729,7 @@
       <w:pPr>
         <w:pStyle w:val="Kop2"/>
       </w:pPr>
-      <w:bookmarkStart w:id="60" w:name="_Toc240574676"/>
+      <w:bookmarkStart w:id="60" w:name="_Toc240575261"/>
       <w:r>
         <w:t>The ANOVA Model for Crossover Designs</w:t>
       </w:r>
@@ -10770,7 +10770,7 @@
       <w:pPr>
         <w:pStyle w:val="Kop2"/>
       </w:pPr>
-      <w:bookmarkStart w:id="61" w:name="_Toc240574677"/>
+      <w:bookmarkStart w:id="61" w:name="_Toc240575262"/>
       <w:r>
         <w:t>Fixed-Effects vs. Mixed-Effects Models</w:t>
       </w:r>
@@ -10796,7 +10796,7 @@
       <w:pPr>
         <w:pStyle w:val="Kop2"/>
       </w:pPr>
-      <w:bookmarkStart w:id="62" w:name="_Toc240574678"/>
+      <w:bookmarkStart w:id="62" w:name="_Toc240575263"/>
       <w:r>
         <w:t>Confidence Interval Construction</w:t>
       </w:r>
@@ -10829,7 +10829,7 @@
       <w:pPr>
         <w:pStyle w:val="Kop2"/>
       </w:pPr>
-      <w:bookmarkStart w:id="63" w:name="_Toc240574679"/>
+      <w:bookmarkStart w:id="63" w:name="_Toc240575264"/>
       <w:r>
         <w:t>Design-Specific Models</w:t>
       </w:r>
@@ -10903,7 +10903,7 @@
       <w:pPr>
         <w:pStyle w:val="Kop2"/>
       </w:pPr>
-      <w:bookmarkStart w:id="64" w:name="_Toc240574680"/>
+      <w:bookmarkStart w:id="64" w:name="_Toc240575265"/>
       <w:r>
         <w:t>Drug–Drug Interaction Analysis</w:t>
       </w:r>
@@ -10929,7 +10929,7 @@
       <w:pPr>
         <w:pStyle w:val="Kop2"/>
       </w:pPr>
-      <w:bookmarkStart w:id="65" w:name="_Toc240574681"/>
+      <w:bookmarkStart w:id="65" w:name="_Toc240575266"/>
       <w:r>
         <w:t>Power and Sample Size for Bioequivalence</w:t>
       </w:r>
@@ -10960,7 +10960,7 @@
       <w:pPr>
         <w:pStyle w:val="Kop2"/>
       </w:pPr>
-      <w:bookmarkStart w:id="66" w:name="_Toc240574682"/>
+      <w:bookmarkStart w:id="66" w:name="_Toc240575267"/>
       <w:r>
         <w:t>Regulatory Guidelines</w:t>
       </w:r>
@@ -11050,7 +11050,7 @@
       <w:pPr>
         <w:pStyle w:val="Kop1"/>
       </w:pPr>
-      <w:bookmarkStart w:id="67" w:name="_Toc240574683"/>
+      <w:bookmarkStart w:id="67" w:name="_Toc240575268"/>
       <w:r>
         <w:lastRenderedPageBreak/>
         <w:t>Appendices</w:t>
@@ -11061,7 +11061,7 @@
       <w:pPr>
         <w:pStyle w:val="Kop2"/>
       </w:pPr>
-      <w:bookmarkStart w:id="68" w:name="_Toc240574684"/>
+      <w:bookmarkStart w:id="68" w:name="_Toc240575269"/>
       <w:r>
         <w:t>Appendix A: Glossary</w:t>
       </w:r>
@@ -12559,7 +12559,7 @@
       <w:pPr>
         <w:pStyle w:val="Kop2"/>
       </w:pPr>
-      <w:bookmarkStart w:id="69" w:name="_Toc240574685"/>
+      <w:bookmarkStart w:id="69" w:name="_Toc240575270"/>
       <w:r>
         <w:t>Appendix B: Recognised Column Names</w:t>
       </w:r>
@@ -13040,7 +13040,7 @@
       <w:pPr>
         <w:pStyle w:val="Kop2"/>
       </w:pPr>
-      <w:bookmarkStart w:id="70" w:name="_Toc240574686"/>
+      <w:bookmarkStart w:id="70" w:name="_Toc240575271"/>
       <w:r>
         <w:t>Appendix C: Troubleshooting</w:t>
       </w:r>
@@ -13200,7 +13200,7 @@
       <w:pPr>
         <w:pStyle w:val="Kop2"/>
       </w:pPr>
-      <w:bookmarkStart w:id="71" w:name="_Toc240574687"/>
+      <w:bookmarkStart w:id="71" w:name="_Toc240575272"/>
       <w:r>
         <w:t>Appendix D: References</w:t>
       </w:r>
@@ -13229,7 +13229,7 @@
         <w:spacing w:after="120" w:line="276" w:lineRule="auto"/>
       </w:pPr>
       <w:r>
-        <w:t xml:space="preserve">Kim H, et al. NonCompart: Noncompartmental Analysis for Pharmacokinetic Data. </w:t>
+        <w:t xml:space="preserve">Kim H, Han S, Cho YS, Yoon SK, Bae KS. Development of R packages: ‘NonCompart’ and ‘ncar’ for noncompartmental analysis (NCA). </w:t>
       </w:r>
       <w:r>
         <w:rPr>

--- a/NCA_Assistant_User_Manual_v1.5.docx
+++ b/NCA_Assistant_User_Manual_v1.5.docx
@@ -140,7 +140,7 @@
       <w:pPr>
         <w:pStyle w:val="Kop1"/>
       </w:pPr>
-      <w:bookmarkStart w:id="0" w:name="_Toc240575201"/>
+      <w:bookmarkStart w:id="0" w:name="_Toc240576247"/>
       <w:r>
         <w:lastRenderedPageBreak/>
         <w:t>Document Control</w:t>
@@ -890,7 +890,7 @@
       <w:pPr>
         <w:pStyle w:val="Kop1"/>
       </w:pPr>
-      <w:bookmarkStart w:id="1" w:name="_Toc240575202"/>
+      <w:bookmarkStart w:id="1" w:name="_Toc240576248"/>
       <w:r>
         <w:lastRenderedPageBreak/>
         <w:t>Table of Contents</w:t>
@@ -928,7 +928,7 @@
           <w:r>
             <w:fldChar w:fldCharType="separate"/>
           </w:r>
-          <w:hyperlink w:anchor="_Toc240575201" w:history="1">
+          <w:hyperlink w:anchor="_Toc240576247" w:history="1">
             <w:r>
               <w:rPr>
                 <w:rStyle w:val="Hyperlink"/>
@@ -952,7 +952,7 @@
               <w:rPr>
                 <w:noProof/>
               </w:rPr>
-              <w:instrText xml:space="preserve"> PAGEREF _Toc240575201 \h </w:instrText>
+              <w:instrText xml:space="preserve"> PAGEREF _Toc240576247 \h </w:instrText>
             </w:r>
             <w:r>
               <w:rPr>
@@ -994,7 +994,7 @@
               <w14:ligatures w14:val="standardContextual"/>
             </w:rPr>
           </w:pPr>
-          <w:hyperlink w:anchor="_Toc240575202" w:history="1">
+          <w:hyperlink w:anchor="_Toc240576248" w:history="1">
             <w:r>
               <w:rPr>
                 <w:rStyle w:val="Hyperlink"/>
@@ -1018,7 +1018,7 @@
               <w:rPr>
                 <w:noProof/>
               </w:rPr>
-              <w:instrText xml:space="preserve"> PAGEREF _Toc240575202 \h </w:instrText>
+              <w:instrText xml:space="preserve"> PAGEREF _Toc240576248 \h </w:instrText>
             </w:r>
             <w:r>
               <w:rPr>
@@ -1060,7 +1060,7 @@
               <w14:ligatures w14:val="standardContextual"/>
             </w:rPr>
           </w:pPr>
-          <w:hyperlink w:anchor="_Toc240575203" w:history="1">
+          <w:hyperlink w:anchor="_Toc240576249" w:history="1">
             <w:r>
               <w:rPr>
                 <w:rStyle w:val="Hyperlink"/>
@@ -1084,7 +1084,7 @@
               <w:rPr>
                 <w:noProof/>
               </w:rPr>
-              <w:instrText xml:space="preserve"> PAGEREF _Toc240575203 \h </w:instrText>
+              <w:instrText xml:space="preserve"> PAGEREF _Toc240576249 \h </w:instrText>
             </w:r>
             <w:r>
               <w:rPr>
@@ -1126,7 +1126,7 @@
               <w14:ligatures w14:val="standardContextual"/>
             </w:rPr>
           </w:pPr>
-          <w:hyperlink w:anchor="_Toc240575204" w:history="1">
+          <w:hyperlink w:anchor="_Toc240576250" w:history="1">
             <w:r>
               <w:rPr>
                 <w:rStyle w:val="Hyperlink"/>
@@ -1150,7 +1150,7 @@
               <w:rPr>
                 <w:noProof/>
               </w:rPr>
-              <w:instrText xml:space="preserve"> PAGEREF _Toc240575204 \h </w:instrText>
+              <w:instrText xml:space="preserve"> PAGEREF _Toc240576250 \h </w:instrText>
             </w:r>
             <w:r>
               <w:rPr>
@@ -1192,7 +1192,7 @@
               <w14:ligatures w14:val="standardContextual"/>
             </w:rPr>
           </w:pPr>
-          <w:hyperlink w:anchor="_Toc240575205" w:history="1">
+          <w:hyperlink w:anchor="_Toc240576251" w:history="1">
             <w:r>
               <w:rPr>
                 <w:rStyle w:val="Hyperlink"/>
@@ -1216,7 +1216,7 @@
               <w:rPr>
                 <w:noProof/>
               </w:rPr>
-              <w:instrText xml:space="preserve"> PAGEREF _Toc240575205 \h </w:instrText>
+              <w:instrText xml:space="preserve"> PAGEREF _Toc240576251 \h </w:instrText>
             </w:r>
             <w:r>
               <w:rPr>
@@ -1258,7 +1258,7 @@
               <w14:ligatures w14:val="standardContextual"/>
             </w:rPr>
           </w:pPr>
-          <w:hyperlink w:anchor="_Toc240575206" w:history="1">
+          <w:hyperlink w:anchor="_Toc240576252" w:history="1">
             <w:r>
               <w:rPr>
                 <w:rStyle w:val="Hyperlink"/>
@@ -1282,7 +1282,7 @@
               <w:rPr>
                 <w:noProof/>
               </w:rPr>
-              <w:instrText xml:space="preserve"> PAGEREF _Toc240575206 \h </w:instrText>
+              <w:instrText xml:space="preserve"> PAGEREF _Toc240576252 \h </w:instrText>
             </w:r>
             <w:r>
               <w:rPr>
@@ -1324,7 +1324,7 @@
               <w14:ligatures w14:val="standardContextual"/>
             </w:rPr>
           </w:pPr>
-          <w:hyperlink w:anchor="_Toc240575207" w:history="1">
+          <w:hyperlink w:anchor="_Toc240576253" w:history="1">
             <w:r>
               <w:rPr>
                 <w:rStyle w:val="Hyperlink"/>
@@ -1348,7 +1348,7 @@
               <w:rPr>
                 <w:noProof/>
               </w:rPr>
-              <w:instrText xml:space="preserve"> PAGEREF _Toc240575207 \h </w:instrText>
+              <w:instrText xml:space="preserve"> PAGEREF _Toc240576253 \h </w:instrText>
             </w:r>
             <w:r>
               <w:rPr>
@@ -1390,7 +1390,7 @@
               <w14:ligatures w14:val="standardContextual"/>
             </w:rPr>
           </w:pPr>
-          <w:hyperlink w:anchor="_Toc240575208" w:history="1">
+          <w:hyperlink w:anchor="_Toc240576254" w:history="1">
             <w:r>
               <w:rPr>
                 <w:rStyle w:val="Hyperlink"/>
@@ -1414,7 +1414,7 @@
               <w:rPr>
                 <w:noProof/>
               </w:rPr>
-              <w:instrText xml:space="preserve"> PAGEREF _Toc240575208 \h </w:instrText>
+              <w:instrText xml:space="preserve"> PAGEREF _Toc240576254 \h </w:instrText>
             </w:r>
             <w:r>
               <w:rPr>
@@ -1456,7 +1456,7 @@
               <w14:ligatures w14:val="standardContextual"/>
             </w:rPr>
           </w:pPr>
-          <w:hyperlink w:anchor="_Toc240575209" w:history="1">
+          <w:hyperlink w:anchor="_Toc240576255" w:history="1">
             <w:r>
               <w:rPr>
                 <w:rStyle w:val="Hyperlink"/>
@@ -1480,7 +1480,7 @@
               <w:rPr>
                 <w:noProof/>
               </w:rPr>
-              <w:instrText xml:space="preserve"> PAGEREF _Toc240575209 \h </w:instrText>
+              <w:instrText xml:space="preserve"> PAGEREF _Toc240576255 \h </w:instrText>
             </w:r>
             <w:r>
               <w:rPr>
@@ -1522,7 +1522,7 @@
               <w14:ligatures w14:val="standardContextual"/>
             </w:rPr>
           </w:pPr>
-          <w:hyperlink w:anchor="_Toc240575210" w:history="1">
+          <w:hyperlink w:anchor="_Toc240576256" w:history="1">
             <w:r>
               <w:rPr>
                 <w:rStyle w:val="Hyperlink"/>
@@ -1546,7 +1546,7 @@
               <w:rPr>
                 <w:noProof/>
               </w:rPr>
-              <w:instrText xml:space="preserve"> PAGEREF _Toc240575210 \h </w:instrText>
+              <w:instrText xml:space="preserve"> PAGEREF _Toc240576256 \h </w:instrText>
             </w:r>
             <w:r>
               <w:rPr>
@@ -1588,7 +1588,7 @@
               <w14:ligatures w14:val="standardContextual"/>
             </w:rPr>
           </w:pPr>
-          <w:hyperlink w:anchor="_Toc240575211" w:history="1">
+          <w:hyperlink w:anchor="_Toc240576257" w:history="1">
             <w:r>
               <w:rPr>
                 <w:rStyle w:val="Hyperlink"/>
@@ -1612,7 +1612,7 @@
               <w:rPr>
                 <w:noProof/>
               </w:rPr>
-              <w:instrText xml:space="preserve"> PAGEREF _Toc240575211 \h </w:instrText>
+              <w:instrText xml:space="preserve"> PAGEREF _Toc240576257 \h </w:instrText>
             </w:r>
             <w:r>
               <w:rPr>
@@ -1654,7 +1654,7 @@
               <w14:ligatures w14:val="standardContextual"/>
             </w:rPr>
           </w:pPr>
-          <w:hyperlink w:anchor="_Toc240575212" w:history="1">
+          <w:hyperlink w:anchor="_Toc240576258" w:history="1">
             <w:r>
               <w:rPr>
                 <w:rStyle w:val="Hyperlink"/>
@@ -1678,7 +1678,7 @@
               <w:rPr>
                 <w:noProof/>
               </w:rPr>
-              <w:instrText xml:space="preserve"> PAGEREF _Toc240575212 \h </w:instrText>
+              <w:instrText xml:space="preserve"> PAGEREF _Toc240576258 \h </w:instrText>
             </w:r>
             <w:r>
               <w:rPr>
@@ -1720,7 +1720,7 @@
               <w14:ligatures w14:val="standardContextual"/>
             </w:rPr>
           </w:pPr>
-          <w:hyperlink w:anchor="_Toc240575213" w:history="1">
+          <w:hyperlink w:anchor="_Toc240576259" w:history="1">
             <w:r>
               <w:rPr>
                 <w:rStyle w:val="Hyperlink"/>
@@ -1744,7 +1744,7 @@
               <w:rPr>
                 <w:noProof/>
               </w:rPr>
-              <w:instrText xml:space="preserve"> PAGEREF _Toc240575213 \h </w:instrText>
+              <w:instrText xml:space="preserve"> PAGEREF _Toc240576259 \h </w:instrText>
             </w:r>
             <w:r>
               <w:rPr>
@@ -1786,7 +1786,7 @@
               <w14:ligatures w14:val="standardContextual"/>
             </w:rPr>
           </w:pPr>
-          <w:hyperlink w:anchor="_Toc240575214" w:history="1">
+          <w:hyperlink w:anchor="_Toc240576260" w:history="1">
             <w:r>
               <w:rPr>
                 <w:rStyle w:val="Hyperlink"/>
@@ -1810,7 +1810,7 @@
               <w:rPr>
                 <w:noProof/>
               </w:rPr>
-              <w:instrText xml:space="preserve"> PAGEREF _Toc240575214 \h </w:instrText>
+              <w:instrText xml:space="preserve"> PAGEREF _Toc240576260 \h </w:instrText>
             </w:r>
             <w:r>
               <w:rPr>
@@ -1852,7 +1852,7 @@
               <w14:ligatures w14:val="standardContextual"/>
             </w:rPr>
           </w:pPr>
-          <w:hyperlink w:anchor="_Toc240575215" w:history="1">
+          <w:hyperlink w:anchor="_Toc240576261" w:history="1">
             <w:r>
               <w:rPr>
                 <w:rStyle w:val="Hyperlink"/>
@@ -1876,7 +1876,7 @@
               <w:rPr>
                 <w:noProof/>
               </w:rPr>
-              <w:instrText xml:space="preserve"> PAGEREF _Toc240575215 \h </w:instrText>
+              <w:instrText xml:space="preserve"> PAGEREF _Toc240576261 \h </w:instrText>
             </w:r>
             <w:r>
               <w:rPr>
@@ -1918,7 +1918,7 @@
               <w14:ligatures w14:val="standardContextual"/>
             </w:rPr>
           </w:pPr>
-          <w:hyperlink w:anchor="_Toc240575216" w:history="1">
+          <w:hyperlink w:anchor="_Toc240576262" w:history="1">
             <w:r>
               <w:rPr>
                 <w:rStyle w:val="Hyperlink"/>
@@ -1942,7 +1942,7 @@
               <w:rPr>
                 <w:noProof/>
               </w:rPr>
-              <w:instrText xml:space="preserve"> PAGEREF _Toc240575216 \h </w:instrText>
+              <w:instrText xml:space="preserve"> PAGEREF _Toc240576262 \h </w:instrText>
             </w:r>
             <w:r>
               <w:rPr>
@@ -1984,7 +1984,7 @@
               <w14:ligatures w14:val="standardContextual"/>
             </w:rPr>
           </w:pPr>
-          <w:hyperlink w:anchor="_Toc240575217" w:history="1">
+          <w:hyperlink w:anchor="_Toc240576263" w:history="1">
             <w:r>
               <w:rPr>
                 <w:rStyle w:val="Hyperlink"/>
@@ -2008,7 +2008,7 @@
               <w:rPr>
                 <w:noProof/>
               </w:rPr>
-              <w:instrText xml:space="preserve"> PAGEREF _Toc240575217 \h </w:instrText>
+              <w:instrText xml:space="preserve"> PAGEREF _Toc240576263 \h </w:instrText>
             </w:r>
             <w:r>
               <w:rPr>
@@ -2050,7 +2050,7 @@
               <w14:ligatures w14:val="standardContextual"/>
             </w:rPr>
           </w:pPr>
-          <w:hyperlink w:anchor="_Toc240575218" w:history="1">
+          <w:hyperlink w:anchor="_Toc240576264" w:history="1">
             <w:r>
               <w:rPr>
                 <w:rStyle w:val="Hyperlink"/>
@@ -2074,7 +2074,7 @@
               <w:rPr>
                 <w:noProof/>
               </w:rPr>
-              <w:instrText xml:space="preserve"> PAGEREF _Toc240575218 \h </w:instrText>
+              <w:instrText xml:space="preserve"> PAGEREF _Toc240576264 \h </w:instrText>
             </w:r>
             <w:r>
               <w:rPr>
@@ -2116,7 +2116,7 @@
               <w14:ligatures w14:val="standardContextual"/>
             </w:rPr>
           </w:pPr>
-          <w:hyperlink w:anchor="_Toc240575219" w:history="1">
+          <w:hyperlink w:anchor="_Toc240576265" w:history="1">
             <w:r>
               <w:rPr>
                 <w:rStyle w:val="Hyperlink"/>
@@ -2140,7 +2140,7 @@
               <w:rPr>
                 <w:noProof/>
               </w:rPr>
-              <w:instrText xml:space="preserve"> PAGEREF _Toc240575219 \h </w:instrText>
+              <w:instrText xml:space="preserve"> PAGEREF _Toc240576265 \h </w:instrText>
             </w:r>
             <w:r>
               <w:rPr>
@@ -2182,7 +2182,7 @@
               <w14:ligatures w14:val="standardContextual"/>
             </w:rPr>
           </w:pPr>
-          <w:hyperlink w:anchor="_Toc240575220" w:history="1">
+          <w:hyperlink w:anchor="_Toc240576266" w:history="1">
             <w:r>
               <w:rPr>
                 <w:rStyle w:val="Hyperlink"/>
@@ -2206,7 +2206,7 @@
               <w:rPr>
                 <w:noProof/>
               </w:rPr>
-              <w:instrText xml:space="preserve"> PAGEREF _Toc240575220 \h </w:instrText>
+              <w:instrText xml:space="preserve"> PAGEREF _Toc240576266 \h </w:instrText>
             </w:r>
             <w:r>
               <w:rPr>
@@ -2248,7 +2248,7 @@
               <w14:ligatures w14:val="standardContextual"/>
             </w:rPr>
           </w:pPr>
-          <w:hyperlink w:anchor="_Toc240575221" w:history="1">
+          <w:hyperlink w:anchor="_Toc240576267" w:history="1">
             <w:r>
               <w:rPr>
                 <w:rStyle w:val="Hyperlink"/>
@@ -2272,7 +2272,7 @@
               <w:rPr>
                 <w:noProof/>
               </w:rPr>
-              <w:instrText xml:space="preserve"> PAGEREF _Toc240575221 \h </w:instrText>
+              <w:instrText xml:space="preserve"> PAGEREF _Toc240576267 \h </w:instrText>
             </w:r>
             <w:r>
               <w:rPr>
@@ -2314,7 +2314,7 @@
               <w14:ligatures w14:val="standardContextual"/>
             </w:rPr>
           </w:pPr>
-          <w:hyperlink w:anchor="_Toc240575222" w:history="1">
+          <w:hyperlink w:anchor="_Toc240576268" w:history="1">
             <w:r>
               <w:rPr>
                 <w:rStyle w:val="Hyperlink"/>
@@ -2338,7 +2338,7 @@
               <w:rPr>
                 <w:noProof/>
               </w:rPr>
-              <w:instrText xml:space="preserve"> PAGEREF _Toc240575222 \h </w:instrText>
+              <w:instrText xml:space="preserve"> PAGEREF _Toc240576268 \h </w:instrText>
             </w:r>
             <w:r>
               <w:rPr>
@@ -2380,7 +2380,7 @@
               <w14:ligatures w14:val="standardContextual"/>
             </w:rPr>
           </w:pPr>
-          <w:hyperlink w:anchor="_Toc240575223" w:history="1">
+          <w:hyperlink w:anchor="_Toc240576269" w:history="1">
             <w:r>
               <w:rPr>
                 <w:rStyle w:val="Hyperlink"/>
@@ -2404,7 +2404,7 @@
               <w:rPr>
                 <w:noProof/>
               </w:rPr>
-              <w:instrText xml:space="preserve"> PAGEREF _Toc240575223 \h </w:instrText>
+              <w:instrText xml:space="preserve"> PAGEREF _Toc240576269 \h </w:instrText>
             </w:r>
             <w:r>
               <w:rPr>
@@ -2446,7 +2446,7 @@
               <w14:ligatures w14:val="standardContextual"/>
             </w:rPr>
           </w:pPr>
-          <w:hyperlink w:anchor="_Toc240575224" w:history="1">
+          <w:hyperlink w:anchor="_Toc240576270" w:history="1">
             <w:r>
               <w:rPr>
                 <w:rStyle w:val="Hyperlink"/>
@@ -2470,7 +2470,7 @@
               <w:rPr>
                 <w:noProof/>
               </w:rPr>
-              <w:instrText xml:space="preserve"> PAGEREF _Toc240575224 \h </w:instrText>
+              <w:instrText xml:space="preserve"> PAGEREF _Toc240576270 \h </w:instrText>
             </w:r>
             <w:r>
               <w:rPr>
@@ -2512,7 +2512,7 @@
               <w14:ligatures w14:val="standardContextual"/>
             </w:rPr>
           </w:pPr>
-          <w:hyperlink w:anchor="_Toc240575225" w:history="1">
+          <w:hyperlink w:anchor="_Toc240576271" w:history="1">
             <w:r>
               <w:rPr>
                 <w:rStyle w:val="Hyperlink"/>
@@ -2536,7 +2536,7 @@
               <w:rPr>
                 <w:noProof/>
               </w:rPr>
-              <w:instrText xml:space="preserve"> PAGEREF _Toc240575225 \h </w:instrText>
+              <w:instrText xml:space="preserve"> PAGEREF _Toc240576271 \h </w:instrText>
             </w:r>
             <w:r>
               <w:rPr>
@@ -2578,7 +2578,7 @@
               <w14:ligatures w14:val="standardContextual"/>
             </w:rPr>
           </w:pPr>
-          <w:hyperlink w:anchor="_Toc240575226" w:history="1">
+          <w:hyperlink w:anchor="_Toc240576272" w:history="1">
             <w:r>
               <w:rPr>
                 <w:rStyle w:val="Hyperlink"/>
@@ -2602,7 +2602,7 @@
               <w:rPr>
                 <w:noProof/>
               </w:rPr>
-              <w:instrText xml:space="preserve"> PAGEREF _Toc240575226 \h </w:instrText>
+              <w:instrText xml:space="preserve"> PAGEREF _Toc240576272 \h </w:instrText>
             </w:r>
             <w:r>
               <w:rPr>
@@ -2644,7 +2644,7 @@
               <w14:ligatures w14:val="standardContextual"/>
             </w:rPr>
           </w:pPr>
-          <w:hyperlink w:anchor="_Toc240575227" w:history="1">
+          <w:hyperlink w:anchor="_Toc240576273" w:history="1">
             <w:r>
               <w:rPr>
                 <w:rStyle w:val="Hyperlink"/>
@@ -2668,7 +2668,7 @@
               <w:rPr>
                 <w:noProof/>
               </w:rPr>
-              <w:instrText xml:space="preserve"> PAGEREF _Toc240575227 \h </w:instrText>
+              <w:instrText xml:space="preserve"> PAGEREF _Toc240576273 \h </w:instrText>
             </w:r>
             <w:r>
               <w:rPr>
@@ -2710,7 +2710,7 @@
               <w14:ligatures w14:val="standardContextual"/>
             </w:rPr>
           </w:pPr>
-          <w:hyperlink w:anchor="_Toc240575228" w:history="1">
+          <w:hyperlink w:anchor="_Toc240576274" w:history="1">
             <w:r>
               <w:rPr>
                 <w:rStyle w:val="Hyperlink"/>
@@ -2734,7 +2734,7 @@
               <w:rPr>
                 <w:noProof/>
               </w:rPr>
-              <w:instrText xml:space="preserve"> PAGEREF _Toc240575228 \h </w:instrText>
+              <w:instrText xml:space="preserve"> PAGEREF _Toc240576274 \h </w:instrText>
             </w:r>
             <w:r>
               <w:rPr>
@@ -2776,7 +2776,7 @@
               <w14:ligatures w14:val="standardContextual"/>
             </w:rPr>
           </w:pPr>
-          <w:hyperlink w:anchor="_Toc240575229" w:history="1">
+          <w:hyperlink w:anchor="_Toc240576275" w:history="1">
             <w:r>
               <w:rPr>
                 <w:rStyle w:val="Hyperlink"/>
@@ -2800,7 +2800,7 @@
               <w:rPr>
                 <w:noProof/>
               </w:rPr>
-              <w:instrText xml:space="preserve"> PAGEREF _Toc240575229 \h </w:instrText>
+              <w:instrText xml:space="preserve"> PAGEREF _Toc240576275 \h </w:instrText>
             </w:r>
             <w:r>
               <w:rPr>
@@ -2842,7 +2842,7 @@
               <w14:ligatures w14:val="standardContextual"/>
             </w:rPr>
           </w:pPr>
-          <w:hyperlink w:anchor="_Toc240575230" w:history="1">
+          <w:hyperlink w:anchor="_Toc240576276" w:history="1">
             <w:r>
               <w:rPr>
                 <w:rStyle w:val="Hyperlink"/>
@@ -2866,7 +2866,7 @@
               <w:rPr>
                 <w:noProof/>
               </w:rPr>
-              <w:instrText xml:space="preserve"> PAGEREF _Toc240575230 \h </w:instrText>
+              <w:instrText xml:space="preserve"> PAGEREF _Toc240576276 \h </w:instrText>
             </w:r>
             <w:r>
               <w:rPr>
@@ -2908,7 +2908,7 @@
               <w14:ligatures w14:val="standardContextual"/>
             </w:rPr>
           </w:pPr>
-          <w:hyperlink w:anchor="_Toc240575231" w:history="1">
+          <w:hyperlink w:anchor="_Toc240576277" w:history="1">
             <w:r>
               <w:rPr>
                 <w:rStyle w:val="Hyperlink"/>
@@ -2932,7 +2932,7 @@
               <w:rPr>
                 <w:noProof/>
               </w:rPr>
-              <w:instrText xml:space="preserve"> PAGEREF _Toc240575231 \h </w:instrText>
+              <w:instrText xml:space="preserve"> PAGEREF _Toc240576277 \h </w:instrText>
             </w:r>
             <w:r>
               <w:rPr>
@@ -2974,7 +2974,7 @@
               <w14:ligatures w14:val="standardContextual"/>
             </w:rPr>
           </w:pPr>
-          <w:hyperlink w:anchor="_Toc240575232" w:history="1">
+          <w:hyperlink w:anchor="_Toc240576278" w:history="1">
             <w:r>
               <w:rPr>
                 <w:rStyle w:val="Hyperlink"/>
@@ -2998,7 +2998,7 @@
               <w:rPr>
                 <w:noProof/>
               </w:rPr>
-              <w:instrText xml:space="preserve"> PAGEREF _Toc240575232 \h </w:instrText>
+              <w:instrText xml:space="preserve"> PAGEREF _Toc240576278 \h </w:instrText>
             </w:r>
             <w:r>
               <w:rPr>
@@ -3040,7 +3040,7 @@
               <w14:ligatures w14:val="standardContextual"/>
             </w:rPr>
           </w:pPr>
-          <w:hyperlink w:anchor="_Toc240575233" w:history="1">
+          <w:hyperlink w:anchor="_Toc240576279" w:history="1">
             <w:r>
               <w:rPr>
                 <w:rStyle w:val="Hyperlink"/>
@@ -3064,7 +3064,7 @@
               <w:rPr>
                 <w:noProof/>
               </w:rPr>
-              <w:instrText xml:space="preserve"> PAGEREF _Toc240575233 \h </w:instrText>
+              <w:instrText xml:space="preserve"> PAGEREF _Toc240576279 \h </w:instrText>
             </w:r>
             <w:r>
               <w:rPr>
@@ -3106,7 +3106,7 @@
               <w14:ligatures w14:val="standardContextual"/>
             </w:rPr>
           </w:pPr>
-          <w:hyperlink w:anchor="_Toc240575234" w:history="1">
+          <w:hyperlink w:anchor="_Toc240576280" w:history="1">
             <w:r>
               <w:rPr>
                 <w:rStyle w:val="Hyperlink"/>
@@ -3130,7 +3130,7 @@
               <w:rPr>
                 <w:noProof/>
               </w:rPr>
-              <w:instrText xml:space="preserve"> PAGEREF _Toc240575234 \h </w:instrText>
+              <w:instrText xml:space="preserve"> PAGEREF _Toc240576280 \h </w:instrText>
             </w:r>
             <w:r>
               <w:rPr>
@@ -3172,7 +3172,7 @@
               <w14:ligatures w14:val="standardContextual"/>
             </w:rPr>
           </w:pPr>
-          <w:hyperlink w:anchor="_Toc240575235" w:history="1">
+          <w:hyperlink w:anchor="_Toc240576281" w:history="1">
             <w:r>
               <w:rPr>
                 <w:rStyle w:val="Hyperlink"/>
@@ -3196,7 +3196,7 @@
               <w:rPr>
                 <w:noProof/>
               </w:rPr>
-              <w:instrText xml:space="preserve"> PAGEREF _Toc240575235 \h </w:instrText>
+              <w:instrText xml:space="preserve"> PAGEREF _Toc240576281 \h </w:instrText>
             </w:r>
             <w:r>
               <w:rPr>
@@ -3238,7 +3238,7 @@
               <w14:ligatures w14:val="standardContextual"/>
             </w:rPr>
           </w:pPr>
-          <w:hyperlink w:anchor="_Toc240575236" w:history="1">
+          <w:hyperlink w:anchor="_Toc240576282" w:history="1">
             <w:r>
               <w:rPr>
                 <w:rStyle w:val="Hyperlink"/>
@@ -3262,7 +3262,7 @@
               <w:rPr>
                 <w:noProof/>
               </w:rPr>
-              <w:instrText xml:space="preserve"> PAGEREF _Toc240575236 \h </w:instrText>
+              <w:instrText xml:space="preserve"> PAGEREF _Toc240576282 \h </w:instrText>
             </w:r>
             <w:r>
               <w:rPr>
@@ -3304,7 +3304,7 @@
               <w14:ligatures w14:val="standardContextual"/>
             </w:rPr>
           </w:pPr>
-          <w:hyperlink w:anchor="_Toc240575237" w:history="1">
+          <w:hyperlink w:anchor="_Toc240576283" w:history="1">
             <w:r>
               <w:rPr>
                 <w:rStyle w:val="Hyperlink"/>
@@ -3328,7 +3328,7 @@
               <w:rPr>
                 <w:noProof/>
               </w:rPr>
-              <w:instrText xml:space="preserve"> PAGEREF _Toc240575237 \h </w:instrText>
+              <w:instrText xml:space="preserve"> PAGEREF _Toc240576283 \h </w:instrText>
             </w:r>
             <w:r>
               <w:rPr>
@@ -3370,7 +3370,7 @@
               <w14:ligatures w14:val="standardContextual"/>
             </w:rPr>
           </w:pPr>
-          <w:hyperlink w:anchor="_Toc240575238" w:history="1">
+          <w:hyperlink w:anchor="_Toc240576284" w:history="1">
             <w:r>
               <w:rPr>
                 <w:rStyle w:val="Hyperlink"/>
@@ -3394,7 +3394,7 @@
               <w:rPr>
                 <w:noProof/>
               </w:rPr>
-              <w:instrText xml:space="preserve"> PAGEREF _Toc240575238 \h </w:instrText>
+              <w:instrText xml:space="preserve"> PAGEREF _Toc240576284 \h </w:instrText>
             </w:r>
             <w:r>
               <w:rPr>
@@ -3436,7 +3436,7 @@
               <w14:ligatures w14:val="standardContextual"/>
             </w:rPr>
           </w:pPr>
-          <w:hyperlink w:anchor="_Toc240575239" w:history="1">
+          <w:hyperlink w:anchor="_Toc240576285" w:history="1">
             <w:r>
               <w:rPr>
                 <w:rStyle w:val="Hyperlink"/>
@@ -3460,7 +3460,7 @@
               <w:rPr>
                 <w:noProof/>
               </w:rPr>
-              <w:instrText xml:space="preserve"> PAGEREF _Toc240575239 \h </w:instrText>
+              <w:instrText xml:space="preserve"> PAGEREF _Toc240576285 \h </w:instrText>
             </w:r>
             <w:r>
               <w:rPr>
@@ -3502,7 +3502,7 @@
               <w14:ligatures w14:val="standardContextual"/>
             </w:rPr>
           </w:pPr>
-          <w:hyperlink w:anchor="_Toc240575240" w:history="1">
+          <w:hyperlink w:anchor="_Toc240576286" w:history="1">
             <w:r>
               <w:rPr>
                 <w:rStyle w:val="Hyperlink"/>
@@ -3526,7 +3526,7 @@
               <w:rPr>
                 <w:noProof/>
               </w:rPr>
-              <w:instrText xml:space="preserve"> PAGEREF _Toc240575240 \h </w:instrText>
+              <w:instrText xml:space="preserve"> PAGEREF _Toc240576286 \h </w:instrText>
             </w:r>
             <w:r>
               <w:rPr>
@@ -3568,7 +3568,7 @@
               <w14:ligatures w14:val="standardContextual"/>
             </w:rPr>
           </w:pPr>
-          <w:hyperlink w:anchor="_Toc240575241" w:history="1">
+          <w:hyperlink w:anchor="_Toc240576287" w:history="1">
             <w:r>
               <w:rPr>
                 <w:rStyle w:val="Hyperlink"/>
@@ -3592,7 +3592,7 @@
               <w:rPr>
                 <w:noProof/>
               </w:rPr>
-              <w:instrText xml:space="preserve"> PAGEREF _Toc240575241 \h </w:instrText>
+              <w:instrText xml:space="preserve"> PAGEREF _Toc240576287 \h </w:instrText>
             </w:r>
             <w:r>
               <w:rPr>
@@ -3634,7 +3634,7 @@
               <w14:ligatures w14:val="standardContextual"/>
             </w:rPr>
           </w:pPr>
-          <w:hyperlink w:anchor="_Toc240575242" w:history="1">
+          <w:hyperlink w:anchor="_Toc240576288" w:history="1">
             <w:r>
               <w:rPr>
                 <w:rStyle w:val="Hyperlink"/>
@@ -3658,7 +3658,7 @@
               <w:rPr>
                 <w:noProof/>
               </w:rPr>
-              <w:instrText xml:space="preserve"> PAGEREF _Toc240575242 \h </w:instrText>
+              <w:instrText xml:space="preserve"> PAGEREF _Toc240576288 \h </w:instrText>
             </w:r>
             <w:r>
               <w:rPr>
@@ -3700,7 +3700,7 @@
               <w14:ligatures w14:val="standardContextual"/>
             </w:rPr>
           </w:pPr>
-          <w:hyperlink w:anchor="_Toc240575243" w:history="1">
+          <w:hyperlink w:anchor="_Toc240576289" w:history="1">
             <w:r>
               <w:rPr>
                 <w:rStyle w:val="Hyperlink"/>
@@ -3724,7 +3724,7 @@
               <w:rPr>
                 <w:noProof/>
               </w:rPr>
-              <w:instrText xml:space="preserve"> PAGEREF _Toc240575243 \h </w:instrText>
+              <w:instrText xml:space="preserve"> PAGEREF _Toc240576289 \h </w:instrText>
             </w:r>
             <w:r>
               <w:rPr>
@@ -3766,7 +3766,7 @@
               <w14:ligatures w14:val="standardContextual"/>
             </w:rPr>
           </w:pPr>
-          <w:hyperlink w:anchor="_Toc240575244" w:history="1">
+          <w:hyperlink w:anchor="_Toc240576290" w:history="1">
             <w:r>
               <w:rPr>
                 <w:rStyle w:val="Hyperlink"/>
@@ -3790,7 +3790,7 @@
               <w:rPr>
                 <w:noProof/>
               </w:rPr>
-              <w:instrText xml:space="preserve"> PAGEREF _Toc240575244 \h </w:instrText>
+              <w:instrText xml:space="preserve"> PAGEREF _Toc240576290 \h </w:instrText>
             </w:r>
             <w:r>
               <w:rPr>
@@ -3832,7 +3832,7 @@
               <w14:ligatures w14:val="standardContextual"/>
             </w:rPr>
           </w:pPr>
-          <w:hyperlink w:anchor="_Toc240575245" w:history="1">
+          <w:hyperlink w:anchor="_Toc240576291" w:history="1">
             <w:r>
               <w:rPr>
                 <w:rStyle w:val="Hyperlink"/>
@@ -3856,7 +3856,7 @@
               <w:rPr>
                 <w:noProof/>
               </w:rPr>
-              <w:instrText xml:space="preserve"> PAGEREF _Toc240575245 \h </w:instrText>
+              <w:instrText xml:space="preserve"> PAGEREF _Toc240576291 \h </w:instrText>
             </w:r>
             <w:r>
               <w:rPr>
@@ -3898,7 +3898,7 @@
               <w14:ligatures w14:val="standardContextual"/>
             </w:rPr>
           </w:pPr>
-          <w:hyperlink w:anchor="_Toc240575246" w:history="1">
+          <w:hyperlink w:anchor="_Toc240576292" w:history="1">
             <w:r>
               <w:rPr>
                 <w:rStyle w:val="Hyperlink"/>
@@ -3922,7 +3922,7 @@
               <w:rPr>
                 <w:noProof/>
               </w:rPr>
-              <w:instrText xml:space="preserve"> PAGEREF _Toc240575246 \h </w:instrText>
+              <w:instrText xml:space="preserve"> PAGEREF _Toc240576292 \h </w:instrText>
             </w:r>
             <w:r>
               <w:rPr>
@@ -3964,7 +3964,7 @@
               <w14:ligatures w14:val="standardContextual"/>
             </w:rPr>
           </w:pPr>
-          <w:hyperlink w:anchor="_Toc240575247" w:history="1">
+          <w:hyperlink w:anchor="_Toc240576293" w:history="1">
             <w:r>
               <w:rPr>
                 <w:rStyle w:val="Hyperlink"/>
@@ -3988,7 +3988,7 @@
               <w:rPr>
                 <w:noProof/>
               </w:rPr>
-              <w:instrText xml:space="preserve"> PAGEREF _Toc240575247 \h </w:instrText>
+              <w:instrText xml:space="preserve"> PAGEREF _Toc240576293 \h </w:instrText>
             </w:r>
             <w:r>
               <w:rPr>
@@ -4030,7 +4030,7 @@
               <w14:ligatures w14:val="standardContextual"/>
             </w:rPr>
           </w:pPr>
-          <w:hyperlink w:anchor="_Toc240575248" w:history="1">
+          <w:hyperlink w:anchor="_Toc240576294" w:history="1">
             <w:r>
               <w:rPr>
                 <w:rStyle w:val="Hyperlink"/>
@@ -4054,7 +4054,7 @@
               <w:rPr>
                 <w:noProof/>
               </w:rPr>
-              <w:instrText xml:space="preserve"> PAGEREF _Toc240575248 \h </w:instrText>
+              <w:instrText xml:space="preserve"> PAGEREF _Toc240576294 \h </w:instrText>
             </w:r>
             <w:r>
               <w:rPr>
@@ -4096,7 +4096,7 @@
               <w14:ligatures w14:val="standardContextual"/>
             </w:rPr>
           </w:pPr>
-          <w:hyperlink w:anchor="_Toc240575249" w:history="1">
+          <w:hyperlink w:anchor="_Toc240576295" w:history="1">
             <w:r>
               <w:rPr>
                 <w:rStyle w:val="Hyperlink"/>
@@ -4120,7 +4120,7 @@
               <w:rPr>
                 <w:noProof/>
               </w:rPr>
-              <w:instrText xml:space="preserve"> PAGEREF _Toc240575249 \h </w:instrText>
+              <w:instrText xml:space="preserve"> PAGEREF _Toc240576295 \h </w:instrText>
             </w:r>
             <w:r>
               <w:rPr>
@@ -4162,7 +4162,7 @@
               <w14:ligatures w14:val="standardContextual"/>
             </w:rPr>
           </w:pPr>
-          <w:hyperlink w:anchor="_Toc240575250" w:history="1">
+          <w:hyperlink w:anchor="_Toc240576296" w:history="1">
             <w:r>
               <w:rPr>
                 <w:rStyle w:val="Hyperlink"/>
@@ -4186,7 +4186,7 @@
               <w:rPr>
                 <w:noProof/>
               </w:rPr>
-              <w:instrText xml:space="preserve"> PAGEREF _Toc240575250 \h </w:instrText>
+              <w:instrText xml:space="preserve"> PAGEREF _Toc240576296 \h </w:instrText>
             </w:r>
             <w:r>
               <w:rPr>
@@ -4228,7 +4228,7 @@
               <w14:ligatures w14:val="standardContextual"/>
             </w:rPr>
           </w:pPr>
-          <w:hyperlink w:anchor="_Toc240575251" w:history="1">
+          <w:hyperlink w:anchor="_Toc240576297" w:history="1">
             <w:r>
               <w:rPr>
                 <w:rStyle w:val="Hyperlink"/>
@@ -4252,7 +4252,7 @@
               <w:rPr>
                 <w:noProof/>
               </w:rPr>
-              <w:instrText xml:space="preserve"> PAGEREF _Toc240575251 \h </w:instrText>
+              <w:instrText xml:space="preserve"> PAGEREF _Toc240576297 \h </w:instrText>
             </w:r>
             <w:r>
               <w:rPr>
@@ -4294,7 +4294,7 @@
               <w14:ligatures w14:val="standardContextual"/>
             </w:rPr>
           </w:pPr>
-          <w:hyperlink w:anchor="_Toc240575252" w:history="1">
+          <w:hyperlink w:anchor="_Toc240576298" w:history="1">
             <w:r>
               <w:rPr>
                 <w:rStyle w:val="Hyperlink"/>
@@ -4318,7 +4318,7 @@
               <w:rPr>
                 <w:noProof/>
               </w:rPr>
-              <w:instrText xml:space="preserve"> PAGEREF _Toc240575252 \h </w:instrText>
+              <w:instrText xml:space="preserve"> PAGEREF _Toc240576298 \h </w:instrText>
             </w:r>
             <w:r>
               <w:rPr>
@@ -4360,7 +4360,7 @@
               <w14:ligatures w14:val="standardContextual"/>
             </w:rPr>
           </w:pPr>
-          <w:hyperlink w:anchor="_Toc240575253" w:history="1">
+          <w:hyperlink w:anchor="_Toc240576299" w:history="1">
             <w:r>
               <w:rPr>
                 <w:rStyle w:val="Hyperlink"/>
@@ -4384,7 +4384,7 @@
               <w:rPr>
                 <w:noProof/>
               </w:rPr>
-              <w:instrText xml:space="preserve"> PAGEREF _Toc240575253 \h </w:instrText>
+              <w:instrText xml:space="preserve"> PAGEREF _Toc240576299 \h </w:instrText>
             </w:r>
             <w:r>
               <w:rPr>
@@ -4426,7 +4426,7 @@
               <w14:ligatures w14:val="standardContextual"/>
             </w:rPr>
           </w:pPr>
-          <w:hyperlink w:anchor="_Toc240575254" w:history="1">
+          <w:hyperlink w:anchor="_Toc240576300" w:history="1">
             <w:r>
               <w:rPr>
                 <w:rStyle w:val="Hyperlink"/>
@@ -4450,7 +4450,7 @@
               <w:rPr>
                 <w:noProof/>
               </w:rPr>
-              <w:instrText xml:space="preserve"> PAGEREF _Toc240575254 \h </w:instrText>
+              <w:instrText xml:space="preserve"> PAGEREF _Toc240576300 \h </w:instrText>
             </w:r>
             <w:r>
               <w:rPr>
@@ -4492,7 +4492,7 @@
               <w14:ligatures w14:val="standardContextual"/>
             </w:rPr>
           </w:pPr>
-          <w:hyperlink w:anchor="_Toc240575255" w:history="1">
+          <w:hyperlink w:anchor="_Toc240576301" w:history="1">
             <w:r>
               <w:rPr>
                 <w:rStyle w:val="Hyperlink"/>
@@ -4516,7 +4516,7 @@
               <w:rPr>
                 <w:noProof/>
               </w:rPr>
-              <w:instrText xml:space="preserve"> PAGEREF _Toc240575255 \h </w:instrText>
+              <w:instrText xml:space="preserve"> PAGEREF _Toc240576301 \h </w:instrText>
             </w:r>
             <w:r>
               <w:rPr>
@@ -4558,7 +4558,7 @@
               <w14:ligatures w14:val="standardContextual"/>
             </w:rPr>
           </w:pPr>
-          <w:hyperlink w:anchor="_Toc240575256" w:history="1">
+          <w:hyperlink w:anchor="_Toc240576302" w:history="1">
             <w:r>
               <w:rPr>
                 <w:rStyle w:val="Hyperlink"/>
@@ -4582,7 +4582,7 @@
               <w:rPr>
                 <w:noProof/>
               </w:rPr>
-              <w:instrText xml:space="preserve"> PAGEREF _Toc240575256 \h </w:instrText>
+              <w:instrText xml:space="preserve"> PAGEREF _Toc240576302 \h </w:instrText>
             </w:r>
             <w:r>
               <w:rPr>
@@ -4624,7 +4624,7 @@
               <w14:ligatures w14:val="standardContextual"/>
             </w:rPr>
           </w:pPr>
-          <w:hyperlink w:anchor="_Toc240575257" w:history="1">
+          <w:hyperlink w:anchor="_Toc240576303" w:history="1">
             <w:r>
               <w:rPr>
                 <w:rStyle w:val="Hyperlink"/>
@@ -4648,7 +4648,7 @@
               <w:rPr>
                 <w:noProof/>
               </w:rPr>
-              <w:instrText xml:space="preserve"> PAGEREF _Toc240575257 \h </w:instrText>
+              <w:instrText xml:space="preserve"> PAGEREF _Toc240576303 \h </w:instrText>
             </w:r>
             <w:r>
               <w:rPr>
@@ -4690,7 +4690,7 @@
               <w14:ligatures w14:val="standardContextual"/>
             </w:rPr>
           </w:pPr>
-          <w:hyperlink w:anchor="_Toc240575258" w:history="1">
+          <w:hyperlink w:anchor="_Toc240576304" w:history="1">
             <w:r>
               <w:rPr>
                 <w:rStyle w:val="Hyperlink"/>
@@ -4714,7 +4714,7 @@
               <w:rPr>
                 <w:noProof/>
               </w:rPr>
-              <w:instrText xml:space="preserve"> PAGEREF _Toc240575258 \h </w:instrText>
+              <w:instrText xml:space="preserve"> PAGEREF _Toc240576304 \h </w:instrText>
             </w:r>
             <w:r>
               <w:rPr>
@@ -4756,7 +4756,7 @@
               <w14:ligatures w14:val="standardContextual"/>
             </w:rPr>
           </w:pPr>
-          <w:hyperlink w:anchor="_Toc240575259" w:history="1">
+          <w:hyperlink w:anchor="_Toc240576305" w:history="1">
             <w:r>
               <w:rPr>
                 <w:rStyle w:val="Hyperlink"/>
@@ -4780,7 +4780,7 @@
               <w:rPr>
                 <w:noProof/>
               </w:rPr>
-              <w:instrText xml:space="preserve"> PAGEREF _Toc240575259 \h </w:instrText>
+              <w:instrText xml:space="preserve"> PAGEREF _Toc240576305 \h </w:instrText>
             </w:r>
             <w:r>
               <w:rPr>
@@ -4822,7 +4822,7 @@
               <w14:ligatures w14:val="standardContextual"/>
             </w:rPr>
           </w:pPr>
-          <w:hyperlink w:anchor="_Toc240575260" w:history="1">
+          <w:hyperlink w:anchor="_Toc240576306" w:history="1">
             <w:r>
               <w:rPr>
                 <w:rStyle w:val="Hyperlink"/>
@@ -4846,7 +4846,7 @@
               <w:rPr>
                 <w:noProof/>
               </w:rPr>
-              <w:instrText xml:space="preserve"> PAGEREF _Toc240575260 \h </w:instrText>
+              <w:instrText xml:space="preserve"> PAGEREF _Toc240576306 \h </w:instrText>
             </w:r>
             <w:r>
               <w:rPr>
@@ -4888,7 +4888,7 @@
               <w14:ligatures w14:val="standardContextual"/>
             </w:rPr>
           </w:pPr>
-          <w:hyperlink w:anchor="_Toc240575261" w:history="1">
+          <w:hyperlink w:anchor="_Toc240576307" w:history="1">
             <w:r>
               <w:rPr>
                 <w:rStyle w:val="Hyperlink"/>
@@ -4912,7 +4912,7 @@
               <w:rPr>
                 <w:noProof/>
               </w:rPr>
-              <w:instrText xml:space="preserve"> PAGEREF _Toc240575261 \h </w:instrText>
+              <w:instrText xml:space="preserve"> PAGEREF _Toc240576307 \h </w:instrText>
             </w:r>
             <w:r>
               <w:rPr>
@@ -4954,7 +4954,7 @@
               <w14:ligatures w14:val="standardContextual"/>
             </w:rPr>
           </w:pPr>
-          <w:hyperlink w:anchor="_Toc240575262" w:history="1">
+          <w:hyperlink w:anchor="_Toc240576308" w:history="1">
             <w:r>
               <w:rPr>
                 <w:rStyle w:val="Hyperlink"/>
@@ -4978,7 +4978,7 @@
               <w:rPr>
                 <w:noProof/>
               </w:rPr>
-              <w:instrText xml:space="preserve"> PAGEREF _Toc240575262 \h </w:instrText>
+              <w:instrText xml:space="preserve"> PAGEREF _Toc240576308 \h </w:instrText>
             </w:r>
             <w:r>
               <w:rPr>
@@ -5020,7 +5020,7 @@
               <w14:ligatures w14:val="standardContextual"/>
             </w:rPr>
           </w:pPr>
-          <w:hyperlink w:anchor="_Toc240575263" w:history="1">
+          <w:hyperlink w:anchor="_Toc240576309" w:history="1">
             <w:r>
               <w:rPr>
                 <w:rStyle w:val="Hyperlink"/>
@@ -5044,7 +5044,7 @@
               <w:rPr>
                 <w:noProof/>
               </w:rPr>
-              <w:instrText xml:space="preserve"> PAGEREF _Toc240575263 \h </w:instrText>
+              <w:instrText xml:space="preserve"> PAGEREF _Toc240576309 \h </w:instrText>
             </w:r>
             <w:r>
               <w:rPr>
@@ -5086,7 +5086,7 @@
               <w14:ligatures w14:val="standardContextual"/>
             </w:rPr>
           </w:pPr>
-          <w:hyperlink w:anchor="_Toc240575264" w:history="1">
+          <w:hyperlink w:anchor="_Toc240576310" w:history="1">
             <w:r>
               <w:rPr>
                 <w:rStyle w:val="Hyperlink"/>
@@ -5110,7 +5110,7 @@
               <w:rPr>
                 <w:noProof/>
               </w:rPr>
-              <w:instrText xml:space="preserve"> PAGEREF _Toc240575264 \h </w:instrText>
+              <w:instrText xml:space="preserve"> PAGEREF _Toc240576310 \h </w:instrText>
             </w:r>
             <w:r>
               <w:rPr>
@@ -5152,7 +5152,7 @@
               <w14:ligatures w14:val="standardContextual"/>
             </w:rPr>
           </w:pPr>
-          <w:hyperlink w:anchor="_Toc240575265" w:history="1">
+          <w:hyperlink w:anchor="_Toc240576311" w:history="1">
             <w:r>
               <w:rPr>
                 <w:rStyle w:val="Hyperlink"/>
@@ -5176,7 +5176,7 @@
               <w:rPr>
                 <w:noProof/>
               </w:rPr>
-              <w:instrText xml:space="preserve"> PAGEREF _Toc240575265 \h </w:instrText>
+              <w:instrText xml:space="preserve"> PAGEREF _Toc240576311 \h </w:instrText>
             </w:r>
             <w:r>
               <w:rPr>
@@ -5218,7 +5218,7 @@
               <w14:ligatures w14:val="standardContextual"/>
             </w:rPr>
           </w:pPr>
-          <w:hyperlink w:anchor="_Toc240575266" w:history="1">
+          <w:hyperlink w:anchor="_Toc240576312" w:history="1">
             <w:r>
               <w:rPr>
                 <w:rStyle w:val="Hyperlink"/>
@@ -5242,7 +5242,7 @@
               <w:rPr>
                 <w:noProof/>
               </w:rPr>
-              <w:instrText xml:space="preserve"> PAGEREF _Toc240575266 \h </w:instrText>
+              <w:instrText xml:space="preserve"> PAGEREF _Toc240576312 \h </w:instrText>
             </w:r>
             <w:r>
               <w:rPr>
@@ -5284,7 +5284,7 @@
               <w14:ligatures w14:val="standardContextual"/>
             </w:rPr>
           </w:pPr>
-          <w:hyperlink w:anchor="_Toc240575267" w:history="1">
+          <w:hyperlink w:anchor="_Toc240576313" w:history="1">
             <w:r>
               <w:rPr>
                 <w:rStyle w:val="Hyperlink"/>
@@ -5308,7 +5308,7 @@
               <w:rPr>
                 <w:noProof/>
               </w:rPr>
-              <w:instrText xml:space="preserve"> PAGEREF _Toc240575267 \h </w:instrText>
+              <w:instrText xml:space="preserve"> PAGEREF _Toc240576313 \h </w:instrText>
             </w:r>
             <w:r>
               <w:rPr>
@@ -5350,7 +5350,7 @@
               <w14:ligatures w14:val="standardContextual"/>
             </w:rPr>
           </w:pPr>
-          <w:hyperlink w:anchor="_Toc240575268" w:history="1">
+          <w:hyperlink w:anchor="_Toc240576314" w:history="1">
             <w:r>
               <w:rPr>
                 <w:rStyle w:val="Hyperlink"/>
@@ -5374,7 +5374,7 @@
               <w:rPr>
                 <w:noProof/>
               </w:rPr>
-              <w:instrText xml:space="preserve"> PAGEREF _Toc240575268 \h </w:instrText>
+              <w:instrText xml:space="preserve"> PAGEREF _Toc240576314 \h </w:instrText>
             </w:r>
             <w:r>
               <w:rPr>
@@ -5416,7 +5416,7 @@
               <w14:ligatures w14:val="standardContextual"/>
             </w:rPr>
           </w:pPr>
-          <w:hyperlink w:anchor="_Toc240575269" w:history="1">
+          <w:hyperlink w:anchor="_Toc240576315" w:history="1">
             <w:r>
               <w:rPr>
                 <w:rStyle w:val="Hyperlink"/>
@@ -5440,7 +5440,7 @@
               <w:rPr>
                 <w:noProof/>
               </w:rPr>
-              <w:instrText xml:space="preserve"> PAGEREF _Toc240575269 \h </w:instrText>
+              <w:instrText xml:space="preserve"> PAGEREF _Toc240576315 \h </w:instrText>
             </w:r>
             <w:r>
               <w:rPr>
@@ -5482,7 +5482,7 @@
               <w14:ligatures w14:val="standardContextual"/>
             </w:rPr>
           </w:pPr>
-          <w:hyperlink w:anchor="_Toc240575270" w:history="1">
+          <w:hyperlink w:anchor="_Toc240576316" w:history="1">
             <w:r>
               <w:rPr>
                 <w:rStyle w:val="Hyperlink"/>
@@ -5506,7 +5506,7 @@
               <w:rPr>
                 <w:noProof/>
               </w:rPr>
-              <w:instrText xml:space="preserve"> PAGEREF _Toc240575270 \h </w:instrText>
+              <w:instrText xml:space="preserve"> PAGEREF _Toc240576316 \h </w:instrText>
             </w:r>
             <w:r>
               <w:rPr>
@@ -5548,7 +5548,7 @@
               <w14:ligatures w14:val="standardContextual"/>
             </w:rPr>
           </w:pPr>
-          <w:hyperlink w:anchor="_Toc240575271" w:history="1">
+          <w:hyperlink w:anchor="_Toc240576317" w:history="1">
             <w:r>
               <w:rPr>
                 <w:rStyle w:val="Hyperlink"/>
@@ -5572,7 +5572,7 @@
               <w:rPr>
                 <w:noProof/>
               </w:rPr>
-              <w:instrText xml:space="preserve"> PAGEREF _Toc240575271 \h </w:instrText>
+              <w:instrText xml:space="preserve"> PAGEREF _Toc240576317 \h </w:instrText>
             </w:r>
             <w:r>
               <w:rPr>
@@ -5614,7 +5614,7 @@
               <w14:ligatures w14:val="standardContextual"/>
             </w:rPr>
           </w:pPr>
-          <w:hyperlink w:anchor="_Toc240575272" w:history="1">
+          <w:hyperlink w:anchor="_Toc240576318" w:history="1">
             <w:r>
               <w:rPr>
                 <w:rStyle w:val="Hyperlink"/>
@@ -5638,7 +5638,7 @@
               <w:rPr>
                 <w:noProof/>
               </w:rPr>
-              <w:instrText xml:space="preserve"> PAGEREF _Toc240575272 \h </w:instrText>
+              <w:instrText xml:space="preserve"> PAGEREF _Toc240576318 \h </w:instrText>
             </w:r>
             <w:r>
               <w:rPr>
@@ -5694,7 +5694,7 @@
       <w:pPr>
         <w:pStyle w:val="Kop1"/>
       </w:pPr>
-      <w:bookmarkStart w:id="2" w:name="_Toc240575203"/>
+      <w:bookmarkStart w:id="2" w:name="_Toc240576249"/>
       <w:r>
         <w:lastRenderedPageBreak/>
         <w:t>Quick Start Guide</w:t>
@@ -5835,7 +5835,7 @@
       <w:pPr>
         <w:pStyle w:val="Kop1"/>
       </w:pPr>
-      <w:bookmarkStart w:id="3" w:name="_Toc240575204"/>
+      <w:bookmarkStart w:id="3" w:name="_Toc240576250"/>
       <w:r>
         <w:lastRenderedPageBreak/>
         <w:t>Part I: Introduction to Non-Compartmental Analysis</w:t>
@@ -5846,7 +5846,7 @@
       <w:pPr>
         <w:pStyle w:val="Kop2"/>
       </w:pPr>
-      <w:bookmarkStart w:id="4" w:name="_Toc240575205"/>
+      <w:bookmarkStart w:id="4" w:name="_Toc240576251"/>
       <w:r>
         <w:t>What Is Non-Compartmental Analysis?</w:t>
       </w:r>
@@ -5872,7 +5872,7 @@
       <w:pPr>
         <w:pStyle w:val="Kop2"/>
       </w:pPr>
-      <w:bookmarkStart w:id="5" w:name="_Toc240575206"/>
+      <w:bookmarkStart w:id="5" w:name="_Toc240576252"/>
       <w:r>
         <w:t>The Concentration–Time Curve</w:t>
       </w:r>
@@ -5890,7 +5890,7 @@
       <w:pPr>
         <w:pStyle w:val="Kop2"/>
       </w:pPr>
-      <w:bookmarkStart w:id="6" w:name="_Toc240575207"/>
+      <w:bookmarkStart w:id="6" w:name="_Toc240576253"/>
       <w:r>
         <w:t>Key Pharmacokinetic Parameters</w:t>
       </w:r>
@@ -6575,7 +6575,7 @@
       <w:pPr>
         <w:pStyle w:val="Kop2"/>
       </w:pPr>
-      <w:bookmarkStart w:id="7" w:name="_Toc240575208"/>
+      <w:bookmarkStart w:id="7" w:name="_Toc240576254"/>
       <w:r>
         <w:t>Why NCA Is Used So Widely</w:t>
       </w:r>
@@ -6610,7 +6610,7 @@
       <w:pPr>
         <w:pStyle w:val="Kop2"/>
       </w:pPr>
-      <w:bookmarkStart w:id="8" w:name="_Toc240575209"/>
+      <w:bookmarkStart w:id="8" w:name="_Toc240576255"/>
       <w:r>
         <w:t>When to Use NCA vs. Compartmental Modelling</w:t>
       </w:r>
@@ -6634,7 +6634,7 @@
       <w:pPr>
         <w:pStyle w:val="Kop1"/>
       </w:pPr>
-      <w:bookmarkStart w:id="9" w:name="_Toc240575210"/>
+      <w:bookmarkStart w:id="9" w:name="_Toc240576256"/>
       <w:r>
         <w:lastRenderedPageBreak/>
         <w:t>Part II: Preparing Your Data</w:t>
@@ -6645,7 +6645,7 @@
       <w:pPr>
         <w:pStyle w:val="Kop2"/>
       </w:pPr>
-      <w:bookmarkStart w:id="10" w:name="_Toc240575211"/>
+      <w:bookmarkStart w:id="10" w:name="_Toc240576257"/>
       <w:r>
         <w:t>General Format Rules</w:t>
       </w:r>
@@ -6673,7 +6673,7 @@
       <w:pPr>
         <w:pStyle w:val="Kop3"/>
       </w:pPr>
-      <w:bookmarkStart w:id="11" w:name="_Toc240575212"/>
+      <w:bookmarkStart w:id="11" w:name="_Toc240576258"/>
       <w:r>
         <w:t>Decimal Separators and Regional Formats</w:t>
       </w:r>
@@ -6699,7 +6699,7 @@
       <w:pPr>
         <w:pStyle w:val="Kop2"/>
       </w:pPr>
-      <w:bookmarkStart w:id="12" w:name="_Toc240575213"/>
+      <w:bookmarkStart w:id="12" w:name="_Toc240576259"/>
       <w:r>
         <w:t>Scenario 1: Single Subject</w:t>
       </w:r>
@@ -7392,7 +7392,7 @@
       <w:pPr>
         <w:pStyle w:val="Kop2"/>
       </w:pPr>
-      <w:bookmarkStart w:id="13" w:name="_Toc240575214"/>
+      <w:bookmarkStart w:id="13" w:name="_Toc240576260"/>
       <w:r>
         <w:t>Scenario 2: Multiple Subjects, Same Dose</w:t>
       </w:r>
@@ -7997,7 +7997,7 @@
       <w:pPr>
         <w:pStyle w:val="Kop2"/>
       </w:pPr>
-      <w:bookmarkStart w:id="14" w:name="_Toc240575215"/>
+      <w:bookmarkStart w:id="14" w:name="_Toc240576261"/>
       <w:r>
         <w:lastRenderedPageBreak/>
         <w:t>Scenario 3: Multiple Subjects, Different Doses</w:t>
@@ -8016,7 +8016,7 @@
       <w:pPr>
         <w:pStyle w:val="Kop2"/>
       </w:pPr>
-      <w:bookmarkStart w:id="15" w:name="_Toc240575216"/>
+      <w:bookmarkStart w:id="15" w:name="_Toc240576262"/>
       <w:r>
         <w:t>Scenario 4: Standard 2-Period Crossover (BE)</w:t>
       </w:r>
@@ -8874,7 +8874,7 @@
       <w:pPr>
         <w:pStyle w:val="Kop2"/>
       </w:pPr>
-      <w:bookmarkStart w:id="16" w:name="_Toc240575217"/>
+      <w:bookmarkStart w:id="16" w:name="_Toc240576263"/>
       <w:r>
         <w:t>Scenario 5: Replicate Designs and Paired Comparison</w:t>
       </w:r>
@@ -8892,7 +8892,7 @@
       <w:pPr>
         <w:pStyle w:val="Kop2"/>
       </w:pPr>
-      <w:bookmarkStart w:id="17" w:name="_Toc240575218"/>
+      <w:bookmarkStart w:id="17" w:name="_Toc240576264"/>
       <w:r>
         <w:t>Scenario 6: Parallel-Group BE</w:t>
       </w:r>
@@ -8910,7 +8910,7 @@
       <w:pPr>
         <w:pStyle w:val="Kop2"/>
       </w:pPr>
-      <w:bookmarkStart w:id="18" w:name="_Toc240575219"/>
+      <w:bookmarkStart w:id="18" w:name="_Toc240576265"/>
       <w:r>
         <w:t>Scenario 7: Steady-State PK</w:t>
       </w:r>
@@ -8928,7 +8928,7 @@
       <w:pPr>
         <w:pStyle w:val="Kop2"/>
       </w:pPr>
-      <w:bookmarkStart w:id="19" w:name="_Toc240575220"/>
+      <w:bookmarkStart w:id="19" w:name="_Toc240576266"/>
       <w:r>
         <w:t>Scenario 8: Drug–Drug Interaction Study</w:t>
       </w:r>
@@ -8955,7 +8955,7 @@
       <w:pPr>
         <w:pStyle w:val="Kop2"/>
       </w:pPr>
-      <w:bookmarkStart w:id="20" w:name="_Toc240575221"/>
+      <w:bookmarkStart w:id="20" w:name="_Toc240576267"/>
       <w:r>
         <w:t>Scenario 9: CDISC ADNCA Dataset</w:t>
       </w:r>
@@ -8973,7 +8973,7 @@
       <w:pPr>
         <w:pStyle w:val="Kop2"/>
       </w:pPr>
-      <w:bookmarkStart w:id="21" w:name="_Toc240575222"/>
+      <w:bookmarkStart w:id="21" w:name="_Toc240576268"/>
       <w:r>
         <w:t>BLQ Handling</w:t>
       </w:r>
@@ -9404,7 +9404,7 @@
       <w:pPr>
         <w:pStyle w:val="Kop2"/>
       </w:pPr>
-      <w:bookmarkStart w:id="22" w:name="_Toc240575223"/>
+      <w:bookmarkStart w:id="22" w:name="_Toc240576269"/>
       <w:r>
         <w:t>Common Mistakes</w:t>
       </w:r>
@@ -9515,7 +9515,7 @@
       <w:pPr>
         <w:pStyle w:val="Kop1"/>
       </w:pPr>
-      <w:bookmarkStart w:id="23" w:name="_Toc240575224"/>
+      <w:bookmarkStart w:id="23" w:name="_Toc240576270"/>
       <w:r>
         <w:lastRenderedPageBreak/>
         <w:t>Part III: Using the App</w:t>
@@ -9526,7 +9526,7 @@
       <w:pPr>
         <w:pStyle w:val="Kop2"/>
       </w:pPr>
-      <w:bookmarkStart w:id="24" w:name="_Toc240575225"/>
+      <w:bookmarkStart w:id="24" w:name="_Toc240576271"/>
       <w:r>
         <w:t>The Hub Screen</w:t>
       </w:r>
@@ -9544,7 +9544,7 @@
       <w:pPr>
         <w:pStyle w:val="Kop2"/>
       </w:pPr>
-      <w:bookmarkStart w:id="25" w:name="_Toc240575226"/>
+      <w:bookmarkStart w:id="25" w:name="_Toc240576272"/>
       <w:r>
         <w:t>Path 1: Plan a Study</w:t>
       </w:r>
@@ -9570,7 +9570,7 @@
       <w:pPr>
         <w:pStyle w:val="Kop2"/>
       </w:pPr>
-      <w:bookmarkStart w:id="26" w:name="_Toc240575227"/>
+      <w:bookmarkStart w:id="26" w:name="_Toc240576273"/>
       <w:r>
         <w:t>Path 2: Upload &amp; Check Data</w:t>
       </w:r>
@@ -9588,7 +9588,7 @@
       <w:pPr>
         <w:pStyle w:val="Kop2"/>
       </w:pPr>
-      <w:bookmarkStart w:id="27" w:name="_Toc240575228"/>
+      <w:bookmarkStart w:id="27" w:name="_Toc240576274"/>
       <w:r>
         <w:t>Path 3: Visualize Data</w:t>
       </w:r>
@@ -9614,7 +9614,7 @@
       <w:pPr>
         <w:pStyle w:val="Kop3"/>
       </w:pPr>
-      <w:bookmarkStart w:id="28" w:name="_Toc240575229"/>
+      <w:bookmarkStart w:id="28" w:name="_Toc240576275"/>
       <w:r>
         <w:t>Plot Types</w:t>
       </w:r>
@@ -9644,7 +9644,7 @@
       <w:pPr>
         <w:pStyle w:val="Kop3"/>
       </w:pPr>
-      <w:bookmarkStart w:id="29" w:name="_Toc240575230"/>
+      <w:bookmarkStart w:id="29" w:name="_Toc240576276"/>
       <w:r>
         <w:t>Sidebar Controls</w:t>
       </w:r>
@@ -9694,7 +9694,7 @@
       <w:pPr>
         <w:pStyle w:val="Kop3"/>
       </w:pPr>
-      <w:bookmarkStart w:id="30" w:name="_Toc240575231"/>
+      <w:bookmarkStart w:id="30" w:name="_Toc240576277"/>
       <w:r>
         <w:t>Suggested Figure Legend</w:t>
       </w:r>
@@ -9712,7 +9712,7 @@
       <w:pPr>
         <w:pStyle w:val="Kop3"/>
       </w:pPr>
-      <w:bookmarkStart w:id="31" w:name="_Toc240575232"/>
+      <w:bookmarkStart w:id="31" w:name="_Toc240576278"/>
       <w:r>
         <w:t>Exporting a Figure</w:t>
       </w:r>
@@ -9742,7 +9742,7 @@
       <w:pPr>
         <w:pStyle w:val="Kop3"/>
       </w:pPr>
-      <w:bookmarkStart w:id="32" w:name="_Toc240575233"/>
+      <w:bookmarkStart w:id="32" w:name="_Toc240576279"/>
       <w:r>
         <w:t>Interactive Preview vs. Static Export</w:t>
       </w:r>
@@ -9760,7 +9760,7 @@
       <w:pPr>
         <w:pStyle w:val="Kop3"/>
       </w:pPr>
-      <w:bookmarkStart w:id="33" w:name="_Toc240575234"/>
+      <w:bookmarkStart w:id="33" w:name="_Toc240576280"/>
       <w:r>
         <w:t>Worked Examples</w:t>
       </w:r>
@@ -9815,7 +9815,7 @@
       <w:pPr>
         <w:pStyle w:val="Kop3"/>
       </w:pPr>
-      <w:bookmarkStart w:id="34" w:name="_Toc240575235"/>
+      <w:bookmarkStart w:id="34" w:name="_Toc240576281"/>
       <w:r>
         <w:t>Common Questions</w:t>
       </w:r>
@@ -9886,7 +9886,7 @@
       <w:pPr>
         <w:pStyle w:val="Kop2"/>
       </w:pPr>
-      <w:bookmarkStart w:id="35" w:name="_Toc240575236"/>
+      <w:bookmarkStart w:id="35" w:name="_Toc240576282"/>
       <w:r>
         <w:t>Path 4: One Subject at a Time</w:t>
       </w:r>
@@ -9904,7 +9904,7 @@
       <w:pPr>
         <w:pStyle w:val="Kop2"/>
       </w:pPr>
-      <w:bookmarkStart w:id="36" w:name="_Toc240575237"/>
+      <w:bookmarkStart w:id="36" w:name="_Toc240576283"/>
       <w:r>
         <w:t>Path 5: All Subjects (Batch)</w:t>
       </w:r>
@@ -9922,7 +9922,7 @@
       <w:pPr>
         <w:pStyle w:val="Kop2"/>
       </w:pPr>
-      <w:bookmarkStart w:id="37" w:name="_Toc240575238"/>
+      <w:bookmarkStart w:id="37" w:name="_Toc240576284"/>
       <w:r>
         <w:t>Path 6: Bioequivalence</w:t>
       </w:r>
@@ -9952,7 +9952,7 @@
       <w:pPr>
         <w:pStyle w:val="Kop2"/>
       </w:pPr>
-      <w:bookmarkStart w:id="38" w:name="_Toc240575239"/>
+      <w:bookmarkStart w:id="38" w:name="_Toc240576285"/>
       <w:r>
         <w:t>Analysing Drug–Drug Interaction Studies</w:t>
       </w:r>
@@ -9970,7 +9970,7 @@
       <w:pPr>
         <w:pStyle w:val="Kop3"/>
       </w:pPr>
-      <w:bookmarkStart w:id="39" w:name="_Toc240575240"/>
+      <w:bookmarkStart w:id="39" w:name="_Toc240576286"/>
       <w:r>
         <w:t>How to Set Up a DDI Analysis</w:t>
       </w:r>
@@ -9996,7 +9996,7 @@
       <w:pPr>
         <w:pStyle w:val="Kop3"/>
       </w:pPr>
-      <w:bookmarkStart w:id="40" w:name="_Toc240575241"/>
+      <w:bookmarkStart w:id="40" w:name="_Toc240576287"/>
       <w:r>
         <w:t>Interpreting DDI Results</w:t>
       </w:r>
@@ -10040,7 +10040,7 @@
       <w:pPr>
         <w:pStyle w:val="Kop3"/>
       </w:pPr>
-      <w:bookmarkStart w:id="41" w:name="_Toc240575242"/>
+      <w:bookmarkStart w:id="41" w:name="_Toc240576288"/>
       <w:r>
         <w:t>Practical Considerations</w:t>
       </w:r>
@@ -10074,7 +10074,7 @@
       <w:pPr>
         <w:pStyle w:val="Kop2"/>
       </w:pPr>
-      <w:bookmarkStart w:id="42" w:name="_Toc240575243"/>
+      <w:bookmarkStart w:id="42" w:name="_Toc240576289"/>
       <w:r>
         <w:t>Complete Analysis Record</w:t>
       </w:r>
@@ -10101,7 +10101,7 @@
       <w:pPr>
         <w:pStyle w:val="Kop1"/>
       </w:pPr>
-      <w:bookmarkStart w:id="43" w:name="_Toc240575244"/>
+      <w:bookmarkStart w:id="43" w:name="_Toc240576290"/>
       <w:r>
         <w:lastRenderedPageBreak/>
         <w:t>Part IV: Worked Examples</w:t>
@@ -10112,7 +10112,7 @@
       <w:pPr>
         <w:pStyle w:val="Kop2"/>
       </w:pPr>
-      <w:bookmarkStart w:id="44" w:name="_Toc240575245"/>
+      <w:bookmarkStart w:id="44" w:name="_Toc240576291"/>
       <w:r>
         <w:t>Exercise 1: Theoph Dataset (Batch NCA)</w:t>
       </w:r>
@@ -10207,7 +10207,7 @@
       <w:pPr>
         <w:pStyle w:val="Kop2"/>
       </w:pPr>
-      <w:bookmarkStart w:id="45" w:name="_Toc240575246"/>
+      <w:bookmarkStart w:id="45" w:name="_Toc240576292"/>
       <w:r>
         <w:t>Exercise 2: Bioequivalence</w:t>
       </w:r>
@@ -10273,7 +10273,7 @@
       <w:pPr>
         <w:pStyle w:val="Kop2"/>
       </w:pPr>
-      <w:bookmarkStart w:id="46" w:name="_Toc240575247"/>
+      <w:bookmarkStart w:id="46" w:name="_Toc240576293"/>
       <w:r>
         <w:t>Exercise 3: Power Calculation</w:t>
       </w:r>
@@ -10324,7 +10324,7 @@
       <w:pPr>
         <w:pStyle w:val="Kop1"/>
       </w:pPr>
-      <w:bookmarkStart w:id="47" w:name="_Toc240575248"/>
+      <w:bookmarkStart w:id="47" w:name="_Toc240576294"/>
       <w:r>
         <w:lastRenderedPageBreak/>
         <w:t>Part V: Theoretical Background</w:t>
@@ -10335,7 +10335,7 @@
       <w:pPr>
         <w:pStyle w:val="Kop2"/>
       </w:pPr>
-      <w:bookmarkStart w:id="48" w:name="_Toc240575249"/>
+      <w:bookmarkStart w:id="48" w:name="_Toc240576295"/>
       <w:r>
         <w:t>Trapezoidal Methods for AUC Calculation</w:t>
       </w:r>
@@ -10345,7 +10345,7 @@
       <w:pPr>
         <w:pStyle w:val="Kop3"/>
       </w:pPr>
-      <w:bookmarkStart w:id="49" w:name="_Toc240575250"/>
+      <w:bookmarkStart w:id="49" w:name="_Toc240576296"/>
       <w:r>
         <w:t>The Linear Trapezoidal Rule</w:t>
       </w:r>
@@ -10422,7 +10422,7 @@
       <w:pPr>
         <w:pStyle w:val="Kop3"/>
       </w:pPr>
-      <w:bookmarkStart w:id="50" w:name="_Toc240575251"/>
+      <w:bookmarkStart w:id="50" w:name="_Toc240576297"/>
       <w:r>
         <w:t>The Logarithmic Trapezoidal Rule</w:t>
       </w:r>
@@ -10463,7 +10463,7 @@
       <w:pPr>
         <w:pStyle w:val="Kop3"/>
       </w:pPr>
-      <w:bookmarkStart w:id="51" w:name="_Toc240575252"/>
+      <w:bookmarkStart w:id="51" w:name="_Toc240576298"/>
       <w:r>
         <w:t>The Linear-Up / Log-Down Hybrid</w:t>
       </w:r>
@@ -10481,7 +10481,7 @@
       <w:pPr>
         <w:pStyle w:val="Kop2"/>
       </w:pPr>
-      <w:bookmarkStart w:id="52" w:name="_Toc240575253"/>
+      <w:bookmarkStart w:id="52" w:name="_Toc240576299"/>
       <w:r>
         <w:t>Terminal Phase Characterisation and Half-Life Estimation</w:t>
       </w:r>
@@ -10491,7 +10491,7 @@
       <w:pPr>
         <w:pStyle w:val="Kop3"/>
       </w:pPr>
-      <w:bookmarkStart w:id="53" w:name="_Toc240575254"/>
+      <w:bookmarkStart w:id="53" w:name="_Toc240576300"/>
       <w:r>
         <w:t>What Is the Terminal Phase?</w:t>
       </w:r>
@@ -10554,7 +10554,7 @@
       <w:pPr>
         <w:pStyle w:val="Kop3"/>
       </w:pPr>
-      <w:bookmarkStart w:id="54" w:name="_Toc240575255"/>
+      <w:bookmarkStart w:id="54" w:name="_Toc240576301"/>
       <w:r>
         <w:t>Automated Point Selection</w:t>
       </w:r>
@@ -10572,7 +10572,7 @@
       <w:pPr>
         <w:pStyle w:val="Kop3"/>
       </w:pPr>
-      <w:bookmarkStart w:id="55" w:name="_Toc240575256"/>
+      <w:bookmarkStart w:id="55" w:name="_Toc240576302"/>
       <w:r>
         <w:t>Manual Point Selection</w:t>
       </w:r>
@@ -10594,7 +10594,7 @@
       <w:pPr>
         <w:pStyle w:val="Kop2"/>
       </w:pPr>
-      <w:bookmarkStart w:id="56" w:name="_Toc240575257"/>
+      <w:bookmarkStart w:id="56" w:name="_Toc240576303"/>
       <w:r>
         <w:t>BLQ Handling: Pharmacological Rationale</w:t>
       </w:r>
@@ -10612,7 +10612,7 @@
       <w:pPr>
         <w:pStyle w:val="Kop2"/>
       </w:pPr>
-      <w:bookmarkStart w:id="57" w:name="_Toc240575258"/>
+      <w:bookmarkStart w:id="57" w:name="_Toc240576304"/>
       <w:r>
         <w:t>Steady-State Considerations</w:t>
       </w:r>
@@ -10635,7 +10635,7 @@
       <w:pPr>
         <w:pStyle w:val="Kop1"/>
       </w:pPr>
-      <w:bookmarkStart w:id="58" w:name="_Toc240575259"/>
+      <w:bookmarkStart w:id="58" w:name="_Toc240576305"/>
       <w:r>
         <w:lastRenderedPageBreak/>
         <w:t>Part VI: Statistical Methods</w:t>
@@ -10646,7 +10646,7 @@
       <w:pPr>
         <w:pStyle w:val="Kop2"/>
       </w:pPr>
-      <w:bookmarkStart w:id="59" w:name="_Toc240575260"/>
+      <w:bookmarkStart w:id="59" w:name="_Toc240576306"/>
       <w:r>
         <w:t>The Two One-Sided Tests (TOST) Procedure</w:t>
       </w:r>
@@ -10729,7 +10729,7 @@
       <w:pPr>
         <w:pStyle w:val="Kop2"/>
       </w:pPr>
-      <w:bookmarkStart w:id="60" w:name="_Toc240575261"/>
+      <w:bookmarkStart w:id="60" w:name="_Toc240576307"/>
       <w:r>
         <w:t>The ANOVA Model for Crossover Designs</w:t>
       </w:r>
@@ -10770,7 +10770,7 @@
       <w:pPr>
         <w:pStyle w:val="Kop2"/>
       </w:pPr>
-      <w:bookmarkStart w:id="61" w:name="_Toc240575262"/>
+      <w:bookmarkStart w:id="61" w:name="_Toc240576308"/>
       <w:r>
         <w:t>Fixed-Effects vs. Mixed-Effects Models</w:t>
       </w:r>
@@ -10796,7 +10796,7 @@
       <w:pPr>
         <w:pStyle w:val="Kop2"/>
       </w:pPr>
-      <w:bookmarkStart w:id="62" w:name="_Toc240575263"/>
+      <w:bookmarkStart w:id="62" w:name="_Toc240576309"/>
       <w:r>
         <w:t>Confidence Interval Construction</w:t>
       </w:r>
@@ -10829,7 +10829,7 @@
       <w:pPr>
         <w:pStyle w:val="Kop2"/>
       </w:pPr>
-      <w:bookmarkStart w:id="63" w:name="_Toc240575264"/>
+      <w:bookmarkStart w:id="63" w:name="_Toc240576310"/>
       <w:r>
         <w:t>Design-Specific Models</w:t>
       </w:r>
@@ -10903,7 +10903,7 @@
       <w:pPr>
         <w:pStyle w:val="Kop2"/>
       </w:pPr>
-      <w:bookmarkStart w:id="64" w:name="_Toc240575265"/>
+      <w:bookmarkStart w:id="64" w:name="_Toc240576311"/>
       <w:r>
         <w:t>Drug–Drug Interaction Analysis</w:t>
       </w:r>
@@ -10929,7 +10929,7 @@
       <w:pPr>
         <w:pStyle w:val="Kop2"/>
       </w:pPr>
-      <w:bookmarkStart w:id="65" w:name="_Toc240575266"/>
+      <w:bookmarkStart w:id="65" w:name="_Toc240576312"/>
       <w:r>
         <w:t>Power and Sample Size for Bioequivalence</w:t>
       </w:r>
@@ -10960,7 +10960,7 @@
       <w:pPr>
         <w:pStyle w:val="Kop2"/>
       </w:pPr>
-      <w:bookmarkStart w:id="66" w:name="_Toc240575267"/>
+      <w:bookmarkStart w:id="66" w:name="_Toc240576313"/>
       <w:r>
         <w:t>Regulatory Guidelines</w:t>
       </w:r>
@@ -11050,7 +11050,7 @@
       <w:pPr>
         <w:pStyle w:val="Kop1"/>
       </w:pPr>
-      <w:bookmarkStart w:id="67" w:name="_Toc240575268"/>
+      <w:bookmarkStart w:id="67" w:name="_Toc240576314"/>
       <w:r>
         <w:lastRenderedPageBreak/>
         <w:t>Appendices</w:t>
@@ -11061,7 +11061,7 @@
       <w:pPr>
         <w:pStyle w:val="Kop2"/>
       </w:pPr>
-      <w:bookmarkStart w:id="68" w:name="_Toc240575269"/>
+      <w:bookmarkStart w:id="68" w:name="_Toc240576315"/>
       <w:r>
         <w:t>Appendix A: Glossary</w:t>
       </w:r>
@@ -12559,7 +12559,7 @@
       <w:pPr>
         <w:pStyle w:val="Kop2"/>
       </w:pPr>
-      <w:bookmarkStart w:id="69" w:name="_Toc240575270"/>
+      <w:bookmarkStart w:id="69" w:name="_Toc240576316"/>
       <w:r>
         <w:t>Appendix B: Recognised Column Names</w:t>
       </w:r>
@@ -13040,7 +13040,7 @@
       <w:pPr>
         <w:pStyle w:val="Kop2"/>
       </w:pPr>
-      <w:bookmarkStart w:id="70" w:name="_Toc240575271"/>
+      <w:bookmarkStart w:id="70" w:name="_Toc240576317"/>
       <w:r>
         <w:t>Appendix C: Troubleshooting</w:t>
       </w:r>
@@ -13100,10 +13100,10 @@
           <w:b/>
           <w:bCs/>
         </w:rPr>
-        <w:t>Half-life differs from WinNonlin</w:t>
-      </w:r>
-      <w:r>
-        <w:t>: check the minimum R², the point selection in Half-Life Review, and the BLQ rule.</w:t>
+        <w:t>Half-life differs from other NCA software</w:t>
+      </w:r>
+      <w:r>
+        <w:t>: check the minimum R², the point selection in Half-Life Review, the BLQ rule and the trapezoidal method; programs differ in how they choose the terminal-phase points.</w:t>
       </w:r>
     </w:p>
     <w:p>
@@ -13200,7 +13200,7 @@
       <w:pPr>
         <w:pStyle w:val="Kop2"/>
       </w:pPr>
-      <w:bookmarkStart w:id="71" w:name="_Toc240575272"/>
+      <w:bookmarkStart w:id="71" w:name="_Toc240576318"/>
       <w:r>
         <w:t>Appendix D: References</w:t>
       </w:r>

--- a/NCA_Assistant_User_Manual_v1.5.docx
+++ b/NCA_Assistant_User_Manual_v1.5.docx
@@ -140,7 +140,7 @@
       <w:pPr>
         <w:pStyle w:val="Kop1"/>
       </w:pPr>
-      <w:bookmarkStart w:id="0" w:name="_Toc240576247"/>
+      <w:bookmarkStart w:id="0" w:name="_Toc240577077"/>
       <w:r>
         <w:lastRenderedPageBreak/>
         <w:t>Document Control</w:t>
@@ -890,7 +890,7 @@
       <w:pPr>
         <w:pStyle w:val="Kop1"/>
       </w:pPr>
-      <w:bookmarkStart w:id="1" w:name="_Toc240576248"/>
+      <w:bookmarkStart w:id="1" w:name="_Toc240577078"/>
       <w:r>
         <w:lastRenderedPageBreak/>
         <w:t>Table of Contents</w:t>
@@ -928,7 +928,7 @@
           <w:r>
             <w:fldChar w:fldCharType="separate"/>
           </w:r>
-          <w:hyperlink w:anchor="_Toc240576247" w:history="1">
+          <w:hyperlink w:anchor="_Toc240577077" w:history="1">
             <w:r>
               <w:rPr>
                 <w:rStyle w:val="Hyperlink"/>
@@ -952,7 +952,7 @@
               <w:rPr>
                 <w:noProof/>
               </w:rPr>
-              <w:instrText xml:space="preserve"> PAGEREF _Toc240576247 \h </w:instrText>
+              <w:instrText xml:space="preserve"> PAGEREF _Toc240577077 \h </w:instrText>
             </w:r>
             <w:r>
               <w:rPr>
@@ -994,7 +994,7 @@
               <w14:ligatures w14:val="standardContextual"/>
             </w:rPr>
           </w:pPr>
-          <w:hyperlink w:anchor="_Toc240576248" w:history="1">
+          <w:hyperlink w:anchor="_Toc240577078" w:history="1">
             <w:r>
               <w:rPr>
                 <w:rStyle w:val="Hyperlink"/>
@@ -1018,7 +1018,7 @@
               <w:rPr>
                 <w:noProof/>
               </w:rPr>
-              <w:instrText xml:space="preserve"> PAGEREF _Toc240576248 \h </w:instrText>
+              <w:instrText xml:space="preserve"> PAGEREF _Toc240577078 \h </w:instrText>
             </w:r>
             <w:r>
               <w:rPr>
@@ -1060,7 +1060,7 @@
               <w14:ligatures w14:val="standardContextual"/>
             </w:rPr>
           </w:pPr>
-          <w:hyperlink w:anchor="_Toc240576249" w:history="1">
+          <w:hyperlink w:anchor="_Toc240577079" w:history="1">
             <w:r>
               <w:rPr>
                 <w:rStyle w:val="Hyperlink"/>
@@ -1084,7 +1084,7 @@
               <w:rPr>
                 <w:noProof/>
               </w:rPr>
-              <w:instrText xml:space="preserve"> PAGEREF _Toc240576249 \h </w:instrText>
+              <w:instrText xml:space="preserve"> PAGEREF _Toc240577079 \h </w:instrText>
             </w:r>
             <w:r>
               <w:rPr>
@@ -1126,7 +1126,7 @@
               <w14:ligatures w14:val="standardContextual"/>
             </w:rPr>
           </w:pPr>
-          <w:hyperlink w:anchor="_Toc240576250" w:history="1">
+          <w:hyperlink w:anchor="_Toc240577080" w:history="1">
             <w:r>
               <w:rPr>
                 <w:rStyle w:val="Hyperlink"/>
@@ -1150,7 +1150,7 @@
               <w:rPr>
                 <w:noProof/>
               </w:rPr>
-              <w:instrText xml:space="preserve"> PAGEREF _Toc240576250 \h </w:instrText>
+              <w:instrText xml:space="preserve"> PAGEREF _Toc240577080 \h </w:instrText>
             </w:r>
             <w:r>
               <w:rPr>
@@ -1192,7 +1192,7 @@
               <w14:ligatures w14:val="standardContextual"/>
             </w:rPr>
           </w:pPr>
-          <w:hyperlink w:anchor="_Toc240576251" w:history="1">
+          <w:hyperlink w:anchor="_Toc240577081" w:history="1">
             <w:r>
               <w:rPr>
                 <w:rStyle w:val="Hyperlink"/>
@@ -1216,7 +1216,7 @@
               <w:rPr>
                 <w:noProof/>
               </w:rPr>
-              <w:instrText xml:space="preserve"> PAGEREF _Toc240576251 \h </w:instrText>
+              <w:instrText xml:space="preserve"> PAGEREF _Toc240577081 \h </w:instrText>
             </w:r>
             <w:r>
               <w:rPr>
@@ -1258,7 +1258,7 @@
               <w14:ligatures w14:val="standardContextual"/>
             </w:rPr>
           </w:pPr>
-          <w:hyperlink w:anchor="_Toc240576252" w:history="1">
+          <w:hyperlink w:anchor="_Toc240577082" w:history="1">
             <w:r>
               <w:rPr>
                 <w:rStyle w:val="Hyperlink"/>
@@ -1282,7 +1282,7 @@
               <w:rPr>
                 <w:noProof/>
               </w:rPr>
-              <w:instrText xml:space="preserve"> PAGEREF _Toc240576252 \h </w:instrText>
+              <w:instrText xml:space="preserve"> PAGEREF _Toc240577082 \h </w:instrText>
             </w:r>
             <w:r>
               <w:rPr>
@@ -1324,7 +1324,7 @@
               <w14:ligatures w14:val="standardContextual"/>
             </w:rPr>
           </w:pPr>
-          <w:hyperlink w:anchor="_Toc240576253" w:history="1">
+          <w:hyperlink w:anchor="_Toc240577083" w:history="1">
             <w:r>
               <w:rPr>
                 <w:rStyle w:val="Hyperlink"/>
@@ -1348,7 +1348,7 @@
               <w:rPr>
                 <w:noProof/>
               </w:rPr>
-              <w:instrText xml:space="preserve"> PAGEREF _Toc240576253 \h </w:instrText>
+              <w:instrText xml:space="preserve"> PAGEREF _Toc240577083 \h </w:instrText>
             </w:r>
             <w:r>
               <w:rPr>
@@ -1390,7 +1390,7 @@
               <w14:ligatures w14:val="standardContextual"/>
             </w:rPr>
           </w:pPr>
-          <w:hyperlink w:anchor="_Toc240576254" w:history="1">
+          <w:hyperlink w:anchor="_Toc240577084" w:history="1">
             <w:r>
               <w:rPr>
                 <w:rStyle w:val="Hyperlink"/>
@@ -1414,7 +1414,7 @@
               <w:rPr>
                 <w:noProof/>
               </w:rPr>
-              <w:instrText xml:space="preserve"> PAGEREF _Toc240576254 \h </w:instrText>
+              <w:instrText xml:space="preserve"> PAGEREF _Toc240577084 \h </w:instrText>
             </w:r>
             <w:r>
               <w:rPr>
@@ -1456,7 +1456,7 @@
               <w14:ligatures w14:val="standardContextual"/>
             </w:rPr>
           </w:pPr>
-          <w:hyperlink w:anchor="_Toc240576255" w:history="1">
+          <w:hyperlink w:anchor="_Toc240577085" w:history="1">
             <w:r>
               <w:rPr>
                 <w:rStyle w:val="Hyperlink"/>
@@ -1480,7 +1480,7 @@
               <w:rPr>
                 <w:noProof/>
               </w:rPr>
-              <w:instrText xml:space="preserve"> PAGEREF _Toc240576255 \h </w:instrText>
+              <w:instrText xml:space="preserve"> PAGEREF _Toc240577085 \h </w:instrText>
             </w:r>
             <w:r>
               <w:rPr>
@@ -1522,7 +1522,7 @@
               <w14:ligatures w14:val="standardContextual"/>
             </w:rPr>
           </w:pPr>
-          <w:hyperlink w:anchor="_Toc240576256" w:history="1">
+          <w:hyperlink w:anchor="_Toc240577086" w:history="1">
             <w:r>
               <w:rPr>
                 <w:rStyle w:val="Hyperlink"/>
@@ -1546,7 +1546,7 @@
               <w:rPr>
                 <w:noProof/>
               </w:rPr>
-              <w:instrText xml:space="preserve"> PAGEREF _Toc240576256 \h </w:instrText>
+              <w:instrText xml:space="preserve"> PAGEREF _Toc240577086 \h </w:instrText>
             </w:r>
             <w:r>
               <w:rPr>
@@ -1588,7 +1588,7 @@
               <w14:ligatures w14:val="standardContextual"/>
             </w:rPr>
           </w:pPr>
-          <w:hyperlink w:anchor="_Toc240576257" w:history="1">
+          <w:hyperlink w:anchor="_Toc240577087" w:history="1">
             <w:r>
               <w:rPr>
                 <w:rStyle w:val="Hyperlink"/>
@@ -1612,7 +1612,7 @@
               <w:rPr>
                 <w:noProof/>
               </w:rPr>
-              <w:instrText xml:space="preserve"> PAGEREF _Toc240576257 \h </w:instrText>
+              <w:instrText xml:space="preserve"> PAGEREF _Toc240577087 \h </w:instrText>
             </w:r>
             <w:r>
               <w:rPr>
@@ -1654,7 +1654,7 @@
               <w14:ligatures w14:val="standardContextual"/>
             </w:rPr>
           </w:pPr>
-          <w:hyperlink w:anchor="_Toc240576258" w:history="1">
+          <w:hyperlink w:anchor="_Toc240577088" w:history="1">
             <w:r>
               <w:rPr>
                 <w:rStyle w:val="Hyperlink"/>
@@ -1678,7 +1678,7 @@
               <w:rPr>
                 <w:noProof/>
               </w:rPr>
-              <w:instrText xml:space="preserve"> PAGEREF _Toc240576258 \h </w:instrText>
+              <w:instrText xml:space="preserve"> PAGEREF _Toc240577088 \h </w:instrText>
             </w:r>
             <w:r>
               <w:rPr>
@@ -1720,7 +1720,7 @@
               <w14:ligatures w14:val="standardContextual"/>
             </w:rPr>
           </w:pPr>
-          <w:hyperlink w:anchor="_Toc240576259" w:history="1">
+          <w:hyperlink w:anchor="_Toc240577089" w:history="1">
             <w:r>
               <w:rPr>
                 <w:rStyle w:val="Hyperlink"/>
@@ -1744,7 +1744,7 @@
               <w:rPr>
                 <w:noProof/>
               </w:rPr>
-              <w:instrText xml:space="preserve"> PAGEREF _Toc240576259 \h </w:instrText>
+              <w:instrText xml:space="preserve"> PAGEREF _Toc240577089 \h </w:instrText>
             </w:r>
             <w:r>
               <w:rPr>
@@ -1786,7 +1786,7 @@
               <w14:ligatures w14:val="standardContextual"/>
             </w:rPr>
           </w:pPr>
-          <w:hyperlink w:anchor="_Toc240576260" w:history="1">
+          <w:hyperlink w:anchor="_Toc240577090" w:history="1">
             <w:r>
               <w:rPr>
                 <w:rStyle w:val="Hyperlink"/>
@@ -1810,7 +1810,7 @@
               <w:rPr>
                 <w:noProof/>
               </w:rPr>
-              <w:instrText xml:space="preserve"> PAGEREF _Toc240576260 \h </w:instrText>
+              <w:instrText xml:space="preserve"> PAGEREF _Toc240577090 \h </w:instrText>
             </w:r>
             <w:r>
               <w:rPr>
@@ -1852,7 +1852,7 @@
               <w14:ligatures w14:val="standardContextual"/>
             </w:rPr>
           </w:pPr>
-          <w:hyperlink w:anchor="_Toc240576261" w:history="1">
+          <w:hyperlink w:anchor="_Toc240577091" w:history="1">
             <w:r>
               <w:rPr>
                 <w:rStyle w:val="Hyperlink"/>
@@ -1876,7 +1876,7 @@
               <w:rPr>
                 <w:noProof/>
               </w:rPr>
-              <w:instrText xml:space="preserve"> PAGEREF _Toc240576261 \h </w:instrText>
+              <w:instrText xml:space="preserve"> PAGEREF _Toc240577091 \h </w:instrText>
             </w:r>
             <w:r>
               <w:rPr>
@@ -1918,7 +1918,7 @@
               <w14:ligatures w14:val="standardContextual"/>
             </w:rPr>
           </w:pPr>
-          <w:hyperlink w:anchor="_Toc240576262" w:history="1">
+          <w:hyperlink w:anchor="_Toc240577092" w:history="1">
             <w:r>
               <w:rPr>
                 <w:rStyle w:val="Hyperlink"/>
@@ -1942,7 +1942,7 @@
               <w:rPr>
                 <w:noProof/>
               </w:rPr>
-              <w:instrText xml:space="preserve"> PAGEREF _Toc240576262 \h </w:instrText>
+              <w:instrText xml:space="preserve"> PAGEREF _Toc240577092 \h </w:instrText>
             </w:r>
             <w:r>
               <w:rPr>
@@ -1984,7 +1984,7 @@
               <w14:ligatures w14:val="standardContextual"/>
             </w:rPr>
           </w:pPr>
-          <w:hyperlink w:anchor="_Toc240576263" w:history="1">
+          <w:hyperlink w:anchor="_Toc240577093" w:history="1">
             <w:r>
               <w:rPr>
                 <w:rStyle w:val="Hyperlink"/>
@@ -2008,7 +2008,7 @@
               <w:rPr>
                 <w:noProof/>
               </w:rPr>
-              <w:instrText xml:space="preserve"> PAGEREF _Toc240576263 \h </w:instrText>
+              <w:instrText xml:space="preserve"> PAGEREF _Toc240577093 \h </w:instrText>
             </w:r>
             <w:r>
               <w:rPr>
@@ -2050,7 +2050,7 @@
               <w14:ligatures w14:val="standardContextual"/>
             </w:rPr>
           </w:pPr>
-          <w:hyperlink w:anchor="_Toc240576264" w:history="1">
+          <w:hyperlink w:anchor="_Toc240577094" w:history="1">
             <w:r>
               <w:rPr>
                 <w:rStyle w:val="Hyperlink"/>
@@ -2074,7 +2074,7 @@
               <w:rPr>
                 <w:noProof/>
               </w:rPr>
-              <w:instrText xml:space="preserve"> PAGEREF _Toc240576264 \h </w:instrText>
+              <w:instrText xml:space="preserve"> PAGEREF _Toc240577094 \h </w:instrText>
             </w:r>
             <w:r>
               <w:rPr>
@@ -2116,7 +2116,7 @@
               <w14:ligatures w14:val="standardContextual"/>
             </w:rPr>
           </w:pPr>
-          <w:hyperlink w:anchor="_Toc240576265" w:history="1">
+          <w:hyperlink w:anchor="_Toc240577095" w:history="1">
             <w:r>
               <w:rPr>
                 <w:rStyle w:val="Hyperlink"/>
@@ -2140,7 +2140,7 @@
               <w:rPr>
                 <w:noProof/>
               </w:rPr>
-              <w:instrText xml:space="preserve"> PAGEREF _Toc240576265 \h </w:instrText>
+              <w:instrText xml:space="preserve"> PAGEREF _Toc240577095 \h </w:instrText>
             </w:r>
             <w:r>
               <w:rPr>
@@ -2182,7 +2182,7 @@
               <w14:ligatures w14:val="standardContextual"/>
             </w:rPr>
           </w:pPr>
-          <w:hyperlink w:anchor="_Toc240576266" w:history="1">
+          <w:hyperlink w:anchor="_Toc240577096" w:history="1">
             <w:r>
               <w:rPr>
                 <w:rStyle w:val="Hyperlink"/>
@@ -2206,7 +2206,7 @@
               <w:rPr>
                 <w:noProof/>
               </w:rPr>
-              <w:instrText xml:space="preserve"> PAGEREF _Toc240576266 \h </w:instrText>
+              <w:instrText xml:space="preserve"> PAGEREF _Toc240577096 \h </w:instrText>
             </w:r>
             <w:r>
               <w:rPr>
@@ -2248,7 +2248,7 @@
               <w14:ligatures w14:val="standardContextual"/>
             </w:rPr>
           </w:pPr>
-          <w:hyperlink w:anchor="_Toc240576267" w:history="1">
+          <w:hyperlink w:anchor="_Toc240577097" w:history="1">
             <w:r>
               <w:rPr>
                 <w:rStyle w:val="Hyperlink"/>
@@ -2272,7 +2272,7 @@
               <w:rPr>
                 <w:noProof/>
               </w:rPr>
-              <w:instrText xml:space="preserve"> PAGEREF _Toc240576267 \h </w:instrText>
+              <w:instrText xml:space="preserve"> PAGEREF _Toc240577097 \h </w:instrText>
             </w:r>
             <w:r>
               <w:rPr>
@@ -2314,7 +2314,7 @@
               <w14:ligatures w14:val="standardContextual"/>
             </w:rPr>
           </w:pPr>
-          <w:hyperlink w:anchor="_Toc240576268" w:history="1">
+          <w:hyperlink w:anchor="_Toc240577098" w:history="1">
             <w:r>
               <w:rPr>
                 <w:rStyle w:val="Hyperlink"/>
@@ -2338,7 +2338,7 @@
               <w:rPr>
                 <w:noProof/>
               </w:rPr>
-              <w:instrText xml:space="preserve"> PAGEREF _Toc240576268 \h </w:instrText>
+              <w:instrText xml:space="preserve"> PAGEREF _Toc240577098 \h </w:instrText>
             </w:r>
             <w:r>
               <w:rPr>
@@ -2380,7 +2380,7 @@
               <w14:ligatures w14:val="standardContextual"/>
             </w:rPr>
           </w:pPr>
-          <w:hyperlink w:anchor="_Toc240576269" w:history="1">
+          <w:hyperlink w:anchor="_Toc240577099" w:history="1">
             <w:r>
               <w:rPr>
                 <w:rStyle w:val="Hyperlink"/>
@@ -2404,7 +2404,7 @@
               <w:rPr>
                 <w:noProof/>
               </w:rPr>
-              <w:instrText xml:space="preserve"> PAGEREF _Toc240576269 \h </w:instrText>
+              <w:instrText xml:space="preserve"> PAGEREF _Toc240577099 \h </w:instrText>
             </w:r>
             <w:r>
               <w:rPr>
@@ -2446,7 +2446,7 @@
               <w14:ligatures w14:val="standardContextual"/>
             </w:rPr>
           </w:pPr>
-          <w:hyperlink w:anchor="_Toc240576270" w:history="1">
+          <w:hyperlink w:anchor="_Toc240577100" w:history="1">
             <w:r>
               <w:rPr>
                 <w:rStyle w:val="Hyperlink"/>
@@ -2470,7 +2470,7 @@
               <w:rPr>
                 <w:noProof/>
               </w:rPr>
-              <w:instrText xml:space="preserve"> PAGEREF _Toc240576270 \h </w:instrText>
+              <w:instrText xml:space="preserve"> PAGEREF _Toc240577100 \h </w:instrText>
             </w:r>
             <w:r>
               <w:rPr>
@@ -2512,7 +2512,7 @@
               <w14:ligatures w14:val="standardContextual"/>
             </w:rPr>
           </w:pPr>
-          <w:hyperlink w:anchor="_Toc240576271" w:history="1">
+          <w:hyperlink w:anchor="_Toc240577101" w:history="1">
             <w:r>
               <w:rPr>
                 <w:rStyle w:val="Hyperlink"/>
@@ -2536,7 +2536,7 @@
               <w:rPr>
                 <w:noProof/>
               </w:rPr>
-              <w:instrText xml:space="preserve"> PAGEREF _Toc240576271 \h </w:instrText>
+              <w:instrText xml:space="preserve"> PAGEREF _Toc240577101 \h </w:instrText>
             </w:r>
             <w:r>
               <w:rPr>
@@ -2578,7 +2578,7 @@
               <w14:ligatures w14:val="standardContextual"/>
             </w:rPr>
           </w:pPr>
-          <w:hyperlink w:anchor="_Toc240576272" w:history="1">
+          <w:hyperlink w:anchor="_Toc240577102" w:history="1">
             <w:r>
               <w:rPr>
                 <w:rStyle w:val="Hyperlink"/>
@@ -2602,7 +2602,7 @@
               <w:rPr>
                 <w:noProof/>
               </w:rPr>
-              <w:instrText xml:space="preserve"> PAGEREF _Toc240576272 \h </w:instrText>
+              <w:instrText xml:space="preserve"> PAGEREF _Toc240577102 \h </w:instrText>
             </w:r>
             <w:r>
               <w:rPr>
@@ -2644,7 +2644,7 @@
               <w14:ligatures w14:val="standardContextual"/>
             </w:rPr>
           </w:pPr>
-          <w:hyperlink w:anchor="_Toc240576273" w:history="1">
+          <w:hyperlink w:anchor="_Toc240577103" w:history="1">
             <w:r>
               <w:rPr>
                 <w:rStyle w:val="Hyperlink"/>
@@ -2668,7 +2668,7 @@
               <w:rPr>
                 <w:noProof/>
               </w:rPr>
-              <w:instrText xml:space="preserve"> PAGEREF _Toc240576273 \h </w:instrText>
+              <w:instrText xml:space="preserve"> PAGEREF _Toc240577103 \h </w:instrText>
             </w:r>
             <w:r>
               <w:rPr>
@@ -2710,7 +2710,7 @@
               <w14:ligatures w14:val="standardContextual"/>
             </w:rPr>
           </w:pPr>
-          <w:hyperlink w:anchor="_Toc240576274" w:history="1">
+          <w:hyperlink w:anchor="_Toc240577104" w:history="1">
             <w:r>
               <w:rPr>
                 <w:rStyle w:val="Hyperlink"/>
@@ -2734,7 +2734,7 @@
               <w:rPr>
                 <w:noProof/>
               </w:rPr>
-              <w:instrText xml:space="preserve"> PAGEREF _Toc240576274 \h </w:instrText>
+              <w:instrText xml:space="preserve"> PAGEREF _Toc240577104 \h </w:instrText>
             </w:r>
             <w:r>
               <w:rPr>
@@ -2776,7 +2776,7 @@
               <w14:ligatures w14:val="standardContextual"/>
             </w:rPr>
           </w:pPr>
-          <w:hyperlink w:anchor="_Toc240576275" w:history="1">
+          <w:hyperlink w:anchor="_Toc240577105" w:history="1">
             <w:r>
               <w:rPr>
                 <w:rStyle w:val="Hyperlink"/>
@@ -2800,7 +2800,7 @@
               <w:rPr>
                 <w:noProof/>
               </w:rPr>
-              <w:instrText xml:space="preserve"> PAGEREF _Toc240576275 \h </w:instrText>
+              <w:instrText xml:space="preserve"> PAGEREF _Toc240577105 \h </w:instrText>
             </w:r>
             <w:r>
               <w:rPr>
@@ -2842,7 +2842,7 @@
               <w14:ligatures w14:val="standardContextual"/>
             </w:rPr>
           </w:pPr>
-          <w:hyperlink w:anchor="_Toc240576276" w:history="1">
+          <w:hyperlink w:anchor="_Toc240577106" w:history="1">
             <w:r>
               <w:rPr>
                 <w:rStyle w:val="Hyperlink"/>
@@ -2866,7 +2866,7 @@
               <w:rPr>
                 <w:noProof/>
               </w:rPr>
-              <w:instrText xml:space="preserve"> PAGEREF _Toc240576276 \h </w:instrText>
+              <w:instrText xml:space="preserve"> PAGEREF _Toc240577106 \h </w:instrText>
             </w:r>
             <w:r>
               <w:rPr>
@@ -2908,7 +2908,7 @@
               <w14:ligatures w14:val="standardContextual"/>
             </w:rPr>
           </w:pPr>
-          <w:hyperlink w:anchor="_Toc240576277" w:history="1">
+          <w:hyperlink w:anchor="_Toc240577107" w:history="1">
             <w:r>
               <w:rPr>
                 <w:rStyle w:val="Hyperlink"/>
@@ -2932,7 +2932,7 @@
               <w:rPr>
                 <w:noProof/>
               </w:rPr>
-              <w:instrText xml:space="preserve"> PAGEREF _Toc240576277 \h </w:instrText>
+              <w:instrText xml:space="preserve"> PAGEREF _Toc240577107 \h </w:instrText>
             </w:r>
             <w:r>
               <w:rPr>
@@ -2974,7 +2974,7 @@
               <w14:ligatures w14:val="standardContextual"/>
             </w:rPr>
           </w:pPr>
-          <w:hyperlink w:anchor="_Toc240576278" w:history="1">
+          <w:hyperlink w:anchor="_Toc240577108" w:history="1">
             <w:r>
               <w:rPr>
                 <w:rStyle w:val="Hyperlink"/>
@@ -2998,7 +2998,7 @@
               <w:rPr>
                 <w:noProof/>
               </w:rPr>
-              <w:instrText xml:space="preserve"> PAGEREF _Toc240576278 \h </w:instrText>
+              <w:instrText xml:space="preserve"> PAGEREF _Toc240577108 \h </w:instrText>
             </w:r>
             <w:r>
               <w:rPr>
@@ -3040,7 +3040,7 @@
               <w14:ligatures w14:val="standardContextual"/>
             </w:rPr>
           </w:pPr>
-          <w:hyperlink w:anchor="_Toc240576279" w:history="1">
+          <w:hyperlink w:anchor="_Toc240577109" w:history="1">
             <w:r>
               <w:rPr>
                 <w:rStyle w:val="Hyperlink"/>
@@ -3064,7 +3064,7 @@
               <w:rPr>
                 <w:noProof/>
               </w:rPr>
-              <w:instrText xml:space="preserve"> PAGEREF _Toc240576279 \h </w:instrText>
+              <w:instrText xml:space="preserve"> PAGEREF _Toc240577109 \h </w:instrText>
             </w:r>
             <w:r>
               <w:rPr>
@@ -3106,7 +3106,7 @@
               <w14:ligatures w14:val="standardContextual"/>
             </w:rPr>
           </w:pPr>
-          <w:hyperlink w:anchor="_Toc240576280" w:history="1">
+          <w:hyperlink w:anchor="_Toc240577110" w:history="1">
             <w:r>
               <w:rPr>
                 <w:rStyle w:val="Hyperlink"/>
@@ -3130,7 +3130,7 @@
               <w:rPr>
                 <w:noProof/>
               </w:rPr>
-              <w:instrText xml:space="preserve"> PAGEREF _Toc240576280 \h </w:instrText>
+              <w:instrText xml:space="preserve"> PAGEREF _Toc240577110 \h </w:instrText>
             </w:r>
             <w:r>
               <w:rPr>
@@ -3172,7 +3172,7 @@
               <w14:ligatures w14:val="standardContextual"/>
             </w:rPr>
           </w:pPr>
-          <w:hyperlink w:anchor="_Toc240576281" w:history="1">
+          <w:hyperlink w:anchor="_Toc240577111" w:history="1">
             <w:r>
               <w:rPr>
                 <w:rStyle w:val="Hyperlink"/>
@@ -3196,7 +3196,7 @@
               <w:rPr>
                 <w:noProof/>
               </w:rPr>
-              <w:instrText xml:space="preserve"> PAGEREF _Toc240576281 \h </w:instrText>
+              <w:instrText xml:space="preserve"> PAGEREF _Toc240577111 \h </w:instrText>
             </w:r>
             <w:r>
               <w:rPr>
@@ -3238,7 +3238,7 @@
               <w14:ligatures w14:val="standardContextual"/>
             </w:rPr>
           </w:pPr>
-          <w:hyperlink w:anchor="_Toc240576282" w:history="1">
+          <w:hyperlink w:anchor="_Toc240577112" w:history="1">
             <w:r>
               <w:rPr>
                 <w:rStyle w:val="Hyperlink"/>
@@ -3262,7 +3262,7 @@
               <w:rPr>
                 <w:noProof/>
               </w:rPr>
-              <w:instrText xml:space="preserve"> PAGEREF _Toc240576282 \h </w:instrText>
+              <w:instrText xml:space="preserve"> PAGEREF _Toc240577112 \h </w:instrText>
             </w:r>
             <w:r>
               <w:rPr>
@@ -3304,7 +3304,7 @@
               <w14:ligatures w14:val="standardContextual"/>
             </w:rPr>
           </w:pPr>
-          <w:hyperlink w:anchor="_Toc240576283" w:history="1">
+          <w:hyperlink w:anchor="_Toc240577113" w:history="1">
             <w:r>
               <w:rPr>
                 <w:rStyle w:val="Hyperlink"/>
@@ -3328,7 +3328,7 @@
               <w:rPr>
                 <w:noProof/>
               </w:rPr>
-              <w:instrText xml:space="preserve"> PAGEREF _Toc240576283 \h </w:instrText>
+              <w:instrText xml:space="preserve"> PAGEREF _Toc240577113 \h </w:instrText>
             </w:r>
             <w:r>
               <w:rPr>
@@ -3370,7 +3370,7 @@
               <w14:ligatures w14:val="standardContextual"/>
             </w:rPr>
           </w:pPr>
-          <w:hyperlink w:anchor="_Toc240576284" w:history="1">
+          <w:hyperlink w:anchor="_Toc240577114" w:history="1">
             <w:r>
               <w:rPr>
                 <w:rStyle w:val="Hyperlink"/>
@@ -3394,7 +3394,7 @@
               <w:rPr>
                 <w:noProof/>
               </w:rPr>
-              <w:instrText xml:space="preserve"> PAGEREF _Toc240576284 \h </w:instrText>
+              <w:instrText xml:space="preserve"> PAGEREF _Toc240577114 \h </w:instrText>
             </w:r>
             <w:r>
               <w:rPr>
@@ -3436,7 +3436,7 @@
               <w14:ligatures w14:val="standardContextual"/>
             </w:rPr>
           </w:pPr>
-          <w:hyperlink w:anchor="_Toc240576285" w:history="1">
+          <w:hyperlink w:anchor="_Toc240577115" w:history="1">
             <w:r>
               <w:rPr>
                 <w:rStyle w:val="Hyperlink"/>
@@ -3460,7 +3460,7 @@
               <w:rPr>
                 <w:noProof/>
               </w:rPr>
-              <w:instrText xml:space="preserve"> PAGEREF _Toc240576285 \h </w:instrText>
+              <w:instrText xml:space="preserve"> PAGEREF _Toc240577115 \h </w:instrText>
             </w:r>
             <w:r>
               <w:rPr>
@@ -3502,7 +3502,7 @@
               <w14:ligatures w14:val="standardContextual"/>
             </w:rPr>
           </w:pPr>
-          <w:hyperlink w:anchor="_Toc240576286" w:history="1">
+          <w:hyperlink w:anchor="_Toc240577116" w:history="1">
             <w:r>
               <w:rPr>
                 <w:rStyle w:val="Hyperlink"/>
@@ -3526,7 +3526,7 @@
               <w:rPr>
                 <w:noProof/>
               </w:rPr>
-              <w:instrText xml:space="preserve"> PAGEREF _Toc240576286 \h </w:instrText>
+              <w:instrText xml:space="preserve"> PAGEREF _Toc240577116 \h </w:instrText>
             </w:r>
             <w:r>
               <w:rPr>
@@ -3568,7 +3568,7 @@
               <w14:ligatures w14:val="standardContextual"/>
             </w:rPr>
           </w:pPr>
-          <w:hyperlink w:anchor="_Toc240576287" w:history="1">
+          <w:hyperlink w:anchor="_Toc240577117" w:history="1">
             <w:r>
               <w:rPr>
                 <w:rStyle w:val="Hyperlink"/>
@@ -3592,7 +3592,7 @@
               <w:rPr>
                 <w:noProof/>
               </w:rPr>
-              <w:instrText xml:space="preserve"> PAGEREF _Toc240576287 \h </w:instrText>
+              <w:instrText xml:space="preserve"> PAGEREF _Toc240577117 \h </w:instrText>
             </w:r>
             <w:r>
               <w:rPr>
@@ -3634,7 +3634,7 @@
               <w14:ligatures w14:val="standardContextual"/>
             </w:rPr>
           </w:pPr>
-          <w:hyperlink w:anchor="_Toc240576288" w:history="1">
+          <w:hyperlink w:anchor="_Toc240577118" w:history="1">
             <w:r>
               <w:rPr>
                 <w:rStyle w:val="Hyperlink"/>
@@ -3658,7 +3658,7 @@
               <w:rPr>
                 <w:noProof/>
               </w:rPr>
-              <w:instrText xml:space="preserve"> PAGEREF _Toc240576288 \h </w:instrText>
+              <w:instrText xml:space="preserve"> PAGEREF _Toc240577118 \h </w:instrText>
             </w:r>
             <w:r>
               <w:rPr>
@@ -3700,7 +3700,7 @@
               <w14:ligatures w14:val="standardContextual"/>
             </w:rPr>
           </w:pPr>
-          <w:hyperlink w:anchor="_Toc240576289" w:history="1">
+          <w:hyperlink w:anchor="_Toc240577119" w:history="1">
             <w:r>
               <w:rPr>
                 <w:rStyle w:val="Hyperlink"/>
@@ -3724,7 +3724,7 @@
               <w:rPr>
                 <w:noProof/>
               </w:rPr>
-              <w:instrText xml:space="preserve"> PAGEREF _Toc240576289 \h </w:instrText>
+              <w:instrText xml:space="preserve"> PAGEREF _Toc240577119 \h </w:instrText>
             </w:r>
             <w:r>
               <w:rPr>
@@ -3766,7 +3766,7 @@
               <w14:ligatures w14:val="standardContextual"/>
             </w:rPr>
           </w:pPr>
-          <w:hyperlink w:anchor="_Toc240576290" w:history="1">
+          <w:hyperlink w:anchor="_Toc240577120" w:history="1">
             <w:r>
               <w:rPr>
                 <w:rStyle w:val="Hyperlink"/>
@@ -3790,7 +3790,7 @@
               <w:rPr>
                 <w:noProof/>
               </w:rPr>
-              <w:instrText xml:space="preserve"> PAGEREF _Toc240576290 \h </w:instrText>
+              <w:instrText xml:space="preserve"> PAGEREF _Toc240577120 \h </w:instrText>
             </w:r>
             <w:r>
               <w:rPr>
@@ -3832,7 +3832,7 @@
               <w14:ligatures w14:val="standardContextual"/>
             </w:rPr>
           </w:pPr>
-          <w:hyperlink w:anchor="_Toc240576291" w:history="1">
+          <w:hyperlink w:anchor="_Toc240577121" w:history="1">
             <w:r>
               <w:rPr>
                 <w:rStyle w:val="Hyperlink"/>
@@ -3856,7 +3856,7 @@
               <w:rPr>
                 <w:noProof/>
               </w:rPr>
-              <w:instrText xml:space="preserve"> PAGEREF _Toc240576291 \h </w:instrText>
+              <w:instrText xml:space="preserve"> PAGEREF _Toc240577121 \h </w:instrText>
             </w:r>
             <w:r>
               <w:rPr>
@@ -3898,7 +3898,7 @@
               <w14:ligatures w14:val="standardContextual"/>
             </w:rPr>
           </w:pPr>
-          <w:hyperlink w:anchor="_Toc240576292" w:history="1">
+          <w:hyperlink w:anchor="_Toc240577122" w:history="1">
             <w:r>
               <w:rPr>
                 <w:rStyle w:val="Hyperlink"/>
@@ -3922,7 +3922,7 @@
               <w:rPr>
                 <w:noProof/>
               </w:rPr>
-              <w:instrText xml:space="preserve"> PAGEREF _Toc240576292 \h </w:instrText>
+              <w:instrText xml:space="preserve"> PAGEREF _Toc240577122 \h </w:instrText>
             </w:r>
             <w:r>
               <w:rPr>
@@ -3964,7 +3964,7 @@
               <w14:ligatures w14:val="standardContextual"/>
             </w:rPr>
           </w:pPr>
-          <w:hyperlink w:anchor="_Toc240576293" w:history="1">
+          <w:hyperlink w:anchor="_Toc240577123" w:history="1">
             <w:r>
               <w:rPr>
                 <w:rStyle w:val="Hyperlink"/>
@@ -3988,7 +3988,7 @@
               <w:rPr>
                 <w:noProof/>
               </w:rPr>
-              <w:instrText xml:space="preserve"> PAGEREF _Toc240576293 \h </w:instrText>
+              <w:instrText xml:space="preserve"> PAGEREF _Toc240577123 \h </w:instrText>
             </w:r>
             <w:r>
               <w:rPr>
@@ -4030,7 +4030,7 @@
               <w14:ligatures w14:val="standardContextual"/>
             </w:rPr>
           </w:pPr>
-          <w:hyperlink w:anchor="_Toc240576294" w:history="1">
+          <w:hyperlink w:anchor="_Toc240577124" w:history="1">
             <w:r>
               <w:rPr>
                 <w:rStyle w:val="Hyperlink"/>
@@ -4054,7 +4054,7 @@
               <w:rPr>
                 <w:noProof/>
               </w:rPr>
-              <w:instrText xml:space="preserve"> PAGEREF _Toc240576294 \h </w:instrText>
+              <w:instrText xml:space="preserve"> PAGEREF _Toc240577124 \h </w:instrText>
             </w:r>
             <w:r>
               <w:rPr>
@@ -4096,7 +4096,7 @@
               <w14:ligatures w14:val="standardContextual"/>
             </w:rPr>
           </w:pPr>
-          <w:hyperlink w:anchor="_Toc240576295" w:history="1">
+          <w:hyperlink w:anchor="_Toc240577125" w:history="1">
             <w:r>
               <w:rPr>
                 <w:rStyle w:val="Hyperlink"/>
@@ -4120,7 +4120,7 @@
               <w:rPr>
                 <w:noProof/>
               </w:rPr>
-              <w:instrText xml:space="preserve"> PAGEREF _Toc240576295 \h </w:instrText>
+              <w:instrText xml:space="preserve"> PAGEREF _Toc240577125 \h </w:instrText>
             </w:r>
             <w:r>
               <w:rPr>
@@ -4162,7 +4162,7 @@
               <w14:ligatures w14:val="standardContextual"/>
             </w:rPr>
           </w:pPr>
-          <w:hyperlink w:anchor="_Toc240576296" w:history="1">
+          <w:hyperlink w:anchor="_Toc240577126" w:history="1">
             <w:r>
               <w:rPr>
                 <w:rStyle w:val="Hyperlink"/>
@@ -4186,7 +4186,7 @@
               <w:rPr>
                 <w:noProof/>
               </w:rPr>
-              <w:instrText xml:space="preserve"> PAGEREF _Toc240576296 \h </w:instrText>
+              <w:instrText xml:space="preserve"> PAGEREF _Toc240577126 \h </w:instrText>
             </w:r>
             <w:r>
               <w:rPr>
@@ -4228,7 +4228,7 @@
               <w14:ligatures w14:val="standardContextual"/>
             </w:rPr>
           </w:pPr>
-          <w:hyperlink w:anchor="_Toc240576297" w:history="1">
+          <w:hyperlink w:anchor="_Toc240577127" w:history="1">
             <w:r>
               <w:rPr>
                 <w:rStyle w:val="Hyperlink"/>
@@ -4252,7 +4252,7 @@
               <w:rPr>
                 <w:noProof/>
               </w:rPr>
-              <w:instrText xml:space="preserve"> PAGEREF _Toc240576297 \h </w:instrText>
+              <w:instrText xml:space="preserve"> PAGEREF _Toc240577127 \h </w:instrText>
             </w:r>
             <w:r>
               <w:rPr>
@@ -4294,7 +4294,7 @@
               <w14:ligatures w14:val="standardContextual"/>
             </w:rPr>
           </w:pPr>
-          <w:hyperlink w:anchor="_Toc240576298" w:history="1">
+          <w:hyperlink w:anchor="_Toc240577128" w:history="1">
             <w:r>
               <w:rPr>
                 <w:rStyle w:val="Hyperlink"/>
@@ -4318,7 +4318,7 @@
               <w:rPr>
                 <w:noProof/>
               </w:rPr>
-              <w:instrText xml:space="preserve"> PAGEREF _Toc240576298 \h </w:instrText>
+              <w:instrText xml:space="preserve"> PAGEREF _Toc240577128 \h </w:instrText>
             </w:r>
             <w:r>
               <w:rPr>
@@ -4360,7 +4360,7 @@
               <w14:ligatures w14:val="standardContextual"/>
             </w:rPr>
           </w:pPr>
-          <w:hyperlink w:anchor="_Toc240576299" w:history="1">
+          <w:hyperlink w:anchor="_Toc240577129" w:history="1">
             <w:r>
               <w:rPr>
                 <w:rStyle w:val="Hyperlink"/>
@@ -4384,7 +4384,7 @@
               <w:rPr>
                 <w:noProof/>
               </w:rPr>
-              <w:instrText xml:space="preserve"> PAGEREF _Toc240576299 \h </w:instrText>
+              <w:instrText xml:space="preserve"> PAGEREF _Toc240577129 \h </w:instrText>
             </w:r>
             <w:r>
               <w:rPr>
@@ -4426,7 +4426,7 @@
               <w14:ligatures w14:val="standardContextual"/>
             </w:rPr>
           </w:pPr>
-          <w:hyperlink w:anchor="_Toc240576300" w:history="1">
+          <w:hyperlink w:anchor="_Toc240577130" w:history="1">
             <w:r>
               <w:rPr>
                 <w:rStyle w:val="Hyperlink"/>
@@ -4450,7 +4450,7 @@
               <w:rPr>
                 <w:noProof/>
               </w:rPr>
-              <w:instrText xml:space="preserve"> PAGEREF _Toc240576300 \h </w:instrText>
+              <w:instrText xml:space="preserve"> PAGEREF _Toc240577130 \h </w:instrText>
             </w:r>
             <w:r>
               <w:rPr>
@@ -4492,7 +4492,7 @@
               <w14:ligatures w14:val="standardContextual"/>
             </w:rPr>
           </w:pPr>
-          <w:hyperlink w:anchor="_Toc240576301" w:history="1">
+          <w:hyperlink w:anchor="_Toc240577131" w:history="1">
             <w:r>
               <w:rPr>
                 <w:rStyle w:val="Hyperlink"/>
@@ -4516,7 +4516,7 @@
               <w:rPr>
                 <w:noProof/>
               </w:rPr>
-              <w:instrText xml:space="preserve"> PAGEREF _Toc240576301 \h </w:instrText>
+              <w:instrText xml:space="preserve"> PAGEREF _Toc240577131 \h </w:instrText>
             </w:r>
             <w:r>
               <w:rPr>
@@ -4558,7 +4558,7 @@
               <w14:ligatures w14:val="standardContextual"/>
             </w:rPr>
           </w:pPr>
-          <w:hyperlink w:anchor="_Toc240576302" w:history="1">
+          <w:hyperlink w:anchor="_Toc240577132" w:history="1">
             <w:r>
               <w:rPr>
                 <w:rStyle w:val="Hyperlink"/>
@@ -4582,7 +4582,7 @@
               <w:rPr>
                 <w:noProof/>
               </w:rPr>
-              <w:instrText xml:space="preserve"> PAGEREF _Toc240576302 \h </w:instrText>
+              <w:instrText xml:space="preserve"> PAGEREF _Toc240577132 \h </w:instrText>
             </w:r>
             <w:r>
               <w:rPr>
@@ -4624,7 +4624,7 @@
               <w14:ligatures w14:val="standardContextual"/>
             </w:rPr>
           </w:pPr>
-          <w:hyperlink w:anchor="_Toc240576303" w:history="1">
+          <w:hyperlink w:anchor="_Toc240577133" w:history="1">
             <w:r>
               <w:rPr>
                 <w:rStyle w:val="Hyperlink"/>
@@ -4648,7 +4648,7 @@
               <w:rPr>
                 <w:noProof/>
               </w:rPr>
-              <w:instrText xml:space="preserve"> PAGEREF _Toc240576303 \h </w:instrText>
+              <w:instrText xml:space="preserve"> PAGEREF _Toc240577133 \h </w:instrText>
             </w:r>
             <w:r>
               <w:rPr>
@@ -4690,7 +4690,7 @@
               <w14:ligatures w14:val="standardContextual"/>
             </w:rPr>
           </w:pPr>
-          <w:hyperlink w:anchor="_Toc240576304" w:history="1">
+          <w:hyperlink w:anchor="_Toc240577134" w:history="1">
             <w:r>
               <w:rPr>
                 <w:rStyle w:val="Hyperlink"/>
@@ -4714,7 +4714,7 @@
               <w:rPr>
                 <w:noProof/>
               </w:rPr>
-              <w:instrText xml:space="preserve"> PAGEREF _Toc240576304 \h </w:instrText>
+              <w:instrText xml:space="preserve"> PAGEREF _Toc240577134 \h </w:instrText>
             </w:r>
             <w:r>
               <w:rPr>
@@ -4756,7 +4756,7 @@
               <w14:ligatures w14:val="standardContextual"/>
             </w:rPr>
           </w:pPr>
-          <w:hyperlink w:anchor="_Toc240576305" w:history="1">
+          <w:hyperlink w:anchor="_Toc240577135" w:history="1">
             <w:r>
               <w:rPr>
                 <w:rStyle w:val="Hyperlink"/>
@@ -4780,7 +4780,7 @@
               <w:rPr>
                 <w:noProof/>
               </w:rPr>
-              <w:instrText xml:space="preserve"> PAGEREF _Toc240576305 \h </w:instrText>
+              <w:instrText xml:space="preserve"> PAGEREF _Toc240577135 \h </w:instrText>
             </w:r>
             <w:r>
               <w:rPr>
@@ -4822,7 +4822,7 @@
               <w14:ligatures w14:val="standardContextual"/>
             </w:rPr>
           </w:pPr>
-          <w:hyperlink w:anchor="_Toc240576306" w:history="1">
+          <w:hyperlink w:anchor="_Toc240577136" w:history="1">
             <w:r>
               <w:rPr>
                 <w:rStyle w:val="Hyperlink"/>
@@ -4846,7 +4846,7 @@
               <w:rPr>
                 <w:noProof/>
               </w:rPr>
-              <w:instrText xml:space="preserve"> PAGEREF _Toc240576306 \h </w:instrText>
+              <w:instrText xml:space="preserve"> PAGEREF _Toc240577136 \h </w:instrText>
             </w:r>
             <w:r>
               <w:rPr>
@@ -4888,7 +4888,7 @@
               <w14:ligatures w14:val="standardContextual"/>
             </w:rPr>
           </w:pPr>
-          <w:hyperlink w:anchor="_Toc240576307" w:history="1">
+          <w:hyperlink w:anchor="_Toc240577137" w:history="1">
             <w:r>
               <w:rPr>
                 <w:rStyle w:val="Hyperlink"/>
@@ -4912,7 +4912,7 @@
               <w:rPr>
                 <w:noProof/>
               </w:rPr>
-              <w:instrText xml:space="preserve"> PAGEREF _Toc240576307 \h </w:instrText>
+              <w:instrText xml:space="preserve"> PAGEREF _Toc240577137 \h </w:instrText>
             </w:r>
             <w:r>
               <w:rPr>
@@ -4954,7 +4954,7 @@
               <w14:ligatures w14:val="standardContextual"/>
             </w:rPr>
           </w:pPr>
-          <w:hyperlink w:anchor="_Toc240576308" w:history="1">
+          <w:hyperlink w:anchor="_Toc240577138" w:history="1">
             <w:r>
               <w:rPr>
                 <w:rStyle w:val="Hyperlink"/>
@@ -4978,7 +4978,7 @@
               <w:rPr>
                 <w:noProof/>
               </w:rPr>
-              <w:instrText xml:space="preserve"> PAGEREF _Toc240576308 \h </w:instrText>
+              <w:instrText xml:space="preserve"> PAGEREF _Toc240577138 \h </w:instrText>
             </w:r>
             <w:r>
               <w:rPr>
@@ -5020,7 +5020,7 @@
               <w14:ligatures w14:val="standardContextual"/>
             </w:rPr>
           </w:pPr>
-          <w:hyperlink w:anchor="_Toc240576309" w:history="1">
+          <w:hyperlink w:anchor="_Toc240577139" w:history="1">
             <w:r>
               <w:rPr>
                 <w:rStyle w:val="Hyperlink"/>
@@ -5044,7 +5044,7 @@
               <w:rPr>
                 <w:noProof/>
               </w:rPr>
-              <w:instrText xml:space="preserve"> PAGEREF _Toc240576309 \h </w:instrText>
+              <w:instrText xml:space="preserve"> PAGEREF _Toc240577139 \h </w:instrText>
             </w:r>
             <w:r>
               <w:rPr>
@@ -5086,7 +5086,7 @@
               <w14:ligatures w14:val="standardContextual"/>
             </w:rPr>
           </w:pPr>
-          <w:hyperlink w:anchor="_Toc240576310" w:history="1">
+          <w:hyperlink w:anchor="_Toc240577140" w:history="1">
             <w:r>
               <w:rPr>
                 <w:rStyle w:val="Hyperlink"/>
@@ -5110,7 +5110,7 @@
               <w:rPr>
                 <w:noProof/>
               </w:rPr>
-              <w:instrText xml:space="preserve"> PAGEREF _Toc240576310 \h </w:instrText>
+              <w:instrText xml:space="preserve"> PAGEREF _Toc240577140 \h </w:instrText>
             </w:r>
             <w:r>
               <w:rPr>
@@ -5152,7 +5152,7 @@
               <w14:ligatures w14:val="standardContextual"/>
             </w:rPr>
           </w:pPr>
-          <w:hyperlink w:anchor="_Toc240576311" w:history="1">
+          <w:hyperlink w:anchor="_Toc240577141" w:history="1">
             <w:r>
               <w:rPr>
                 <w:rStyle w:val="Hyperlink"/>
@@ -5176,7 +5176,7 @@
               <w:rPr>
                 <w:noProof/>
               </w:rPr>
-              <w:instrText xml:space="preserve"> PAGEREF _Toc240576311 \h </w:instrText>
+              <w:instrText xml:space="preserve"> PAGEREF _Toc240577141 \h </w:instrText>
             </w:r>
             <w:r>
               <w:rPr>
@@ -5218,7 +5218,7 @@
               <w14:ligatures w14:val="standardContextual"/>
             </w:rPr>
           </w:pPr>
-          <w:hyperlink w:anchor="_Toc240576312" w:history="1">
+          <w:hyperlink w:anchor="_Toc240577142" w:history="1">
             <w:r>
               <w:rPr>
                 <w:rStyle w:val="Hyperlink"/>
@@ -5242,7 +5242,7 @@
               <w:rPr>
                 <w:noProof/>
               </w:rPr>
-              <w:instrText xml:space="preserve"> PAGEREF _Toc240576312 \h </w:instrText>
+              <w:instrText xml:space="preserve"> PAGEREF _Toc240577142 \h </w:instrText>
             </w:r>
             <w:r>
               <w:rPr>
@@ -5284,7 +5284,7 @@
               <w14:ligatures w14:val="standardContextual"/>
             </w:rPr>
           </w:pPr>
-          <w:hyperlink w:anchor="_Toc240576313" w:history="1">
+          <w:hyperlink w:anchor="_Toc240577143" w:history="1">
             <w:r>
               <w:rPr>
                 <w:rStyle w:val="Hyperlink"/>
@@ -5308,7 +5308,7 @@
               <w:rPr>
                 <w:noProof/>
               </w:rPr>
-              <w:instrText xml:space="preserve"> PAGEREF _Toc240576313 \h </w:instrText>
+              <w:instrText xml:space="preserve"> PAGEREF _Toc240577143 \h </w:instrText>
             </w:r>
             <w:r>
               <w:rPr>
@@ -5350,7 +5350,7 @@
               <w14:ligatures w14:val="standardContextual"/>
             </w:rPr>
           </w:pPr>
-          <w:hyperlink w:anchor="_Toc240576314" w:history="1">
+          <w:hyperlink w:anchor="_Toc240577144" w:history="1">
             <w:r>
               <w:rPr>
                 <w:rStyle w:val="Hyperlink"/>
@@ -5374,7 +5374,7 @@
               <w:rPr>
                 <w:noProof/>
               </w:rPr>
-              <w:instrText xml:space="preserve"> PAGEREF _Toc240576314 \h </w:instrText>
+              <w:instrText xml:space="preserve"> PAGEREF _Toc240577144 \h </w:instrText>
             </w:r>
             <w:r>
               <w:rPr>
@@ -5416,7 +5416,7 @@
               <w14:ligatures w14:val="standardContextual"/>
             </w:rPr>
           </w:pPr>
-          <w:hyperlink w:anchor="_Toc240576315" w:history="1">
+          <w:hyperlink w:anchor="_Toc240577145" w:history="1">
             <w:r>
               <w:rPr>
                 <w:rStyle w:val="Hyperlink"/>
@@ -5440,7 +5440,7 @@
               <w:rPr>
                 <w:noProof/>
               </w:rPr>
-              <w:instrText xml:space="preserve"> PAGEREF _Toc240576315 \h </w:instrText>
+              <w:instrText xml:space="preserve"> PAGEREF _Toc240577145 \h </w:instrText>
             </w:r>
             <w:r>
               <w:rPr>
@@ -5482,7 +5482,7 @@
               <w14:ligatures w14:val="standardContextual"/>
             </w:rPr>
           </w:pPr>
-          <w:hyperlink w:anchor="_Toc240576316" w:history="1">
+          <w:hyperlink w:anchor="_Toc240577146" w:history="1">
             <w:r>
               <w:rPr>
                 <w:rStyle w:val="Hyperlink"/>
@@ -5506,7 +5506,7 @@
               <w:rPr>
                 <w:noProof/>
               </w:rPr>
-              <w:instrText xml:space="preserve"> PAGEREF _Toc240576316 \h </w:instrText>
+              <w:instrText xml:space="preserve"> PAGEREF _Toc240577146 \h </w:instrText>
             </w:r>
             <w:r>
               <w:rPr>
@@ -5548,7 +5548,7 @@
               <w14:ligatures w14:val="standardContextual"/>
             </w:rPr>
           </w:pPr>
-          <w:hyperlink w:anchor="_Toc240576317" w:history="1">
+          <w:hyperlink w:anchor="_Toc240577147" w:history="1">
             <w:r>
               <w:rPr>
                 <w:rStyle w:val="Hyperlink"/>
@@ -5572,7 +5572,7 @@
               <w:rPr>
                 <w:noProof/>
               </w:rPr>
-              <w:instrText xml:space="preserve"> PAGEREF _Toc240576317 \h </w:instrText>
+              <w:instrText xml:space="preserve"> PAGEREF _Toc240577147 \h </w:instrText>
             </w:r>
             <w:r>
               <w:rPr>
@@ -5614,7 +5614,7 @@
               <w14:ligatures w14:val="standardContextual"/>
             </w:rPr>
           </w:pPr>
-          <w:hyperlink w:anchor="_Toc240576318" w:history="1">
+          <w:hyperlink w:anchor="_Toc240577148" w:history="1">
             <w:r>
               <w:rPr>
                 <w:rStyle w:val="Hyperlink"/>
@@ -5638,7 +5638,7 @@
               <w:rPr>
                 <w:noProof/>
               </w:rPr>
-              <w:instrText xml:space="preserve"> PAGEREF _Toc240576318 \h </w:instrText>
+              <w:instrText xml:space="preserve"> PAGEREF _Toc240577148 \h </w:instrText>
             </w:r>
             <w:r>
               <w:rPr>
@@ -5694,7 +5694,7 @@
       <w:pPr>
         <w:pStyle w:val="Kop1"/>
       </w:pPr>
-      <w:bookmarkStart w:id="2" w:name="_Toc240576249"/>
+      <w:bookmarkStart w:id="2" w:name="_Toc240577079"/>
       <w:r>
         <w:lastRenderedPageBreak/>
         <w:t>Quick Start Guide</w:t>
@@ -5835,7 +5835,7 @@
       <w:pPr>
         <w:pStyle w:val="Kop1"/>
       </w:pPr>
-      <w:bookmarkStart w:id="3" w:name="_Toc240576250"/>
+      <w:bookmarkStart w:id="3" w:name="_Toc240577080"/>
       <w:r>
         <w:lastRenderedPageBreak/>
         <w:t>Part I: Introduction to Non-Compartmental Analysis</w:t>
@@ -5846,7 +5846,7 @@
       <w:pPr>
         <w:pStyle w:val="Kop2"/>
       </w:pPr>
-      <w:bookmarkStart w:id="4" w:name="_Toc240576251"/>
+      <w:bookmarkStart w:id="4" w:name="_Toc240577081"/>
       <w:r>
         <w:t>What Is Non-Compartmental Analysis?</w:t>
       </w:r>
@@ -5872,7 +5872,7 @@
       <w:pPr>
         <w:pStyle w:val="Kop2"/>
       </w:pPr>
-      <w:bookmarkStart w:id="5" w:name="_Toc240576252"/>
+      <w:bookmarkStart w:id="5" w:name="_Toc240577082"/>
       <w:r>
         <w:t>The Concentration–Time Curve</w:t>
       </w:r>
@@ -5890,7 +5890,7 @@
       <w:pPr>
         <w:pStyle w:val="Kop2"/>
       </w:pPr>
-      <w:bookmarkStart w:id="6" w:name="_Toc240576253"/>
+      <w:bookmarkStart w:id="6" w:name="_Toc240577083"/>
       <w:r>
         <w:t>Key Pharmacokinetic Parameters</w:t>
       </w:r>
@@ -6575,7 +6575,7 @@
       <w:pPr>
         <w:pStyle w:val="Kop2"/>
       </w:pPr>
-      <w:bookmarkStart w:id="7" w:name="_Toc240576254"/>
+      <w:bookmarkStart w:id="7" w:name="_Toc240577084"/>
       <w:r>
         <w:t>Why NCA Is Used So Widely</w:t>
       </w:r>
@@ -6610,7 +6610,7 @@
       <w:pPr>
         <w:pStyle w:val="Kop2"/>
       </w:pPr>
-      <w:bookmarkStart w:id="8" w:name="_Toc240576255"/>
+      <w:bookmarkStart w:id="8" w:name="_Toc240577085"/>
       <w:r>
         <w:t>When to Use NCA vs. Compartmental Modelling</w:t>
       </w:r>
@@ -6634,7 +6634,7 @@
       <w:pPr>
         <w:pStyle w:val="Kop1"/>
       </w:pPr>
-      <w:bookmarkStart w:id="9" w:name="_Toc240576256"/>
+      <w:bookmarkStart w:id="9" w:name="_Toc240577086"/>
       <w:r>
         <w:lastRenderedPageBreak/>
         <w:t>Part II: Preparing Your Data</w:t>
@@ -6645,7 +6645,7 @@
       <w:pPr>
         <w:pStyle w:val="Kop2"/>
       </w:pPr>
-      <w:bookmarkStart w:id="10" w:name="_Toc240576257"/>
+      <w:bookmarkStart w:id="10" w:name="_Toc240577087"/>
       <w:r>
         <w:t>General Format Rules</w:t>
       </w:r>
@@ -6673,7 +6673,7 @@
       <w:pPr>
         <w:pStyle w:val="Kop3"/>
       </w:pPr>
-      <w:bookmarkStart w:id="11" w:name="_Toc240576258"/>
+      <w:bookmarkStart w:id="11" w:name="_Toc240577088"/>
       <w:r>
         <w:t>Decimal Separators and Regional Formats</w:t>
       </w:r>
@@ -6699,7 +6699,7 @@
       <w:pPr>
         <w:pStyle w:val="Kop2"/>
       </w:pPr>
-      <w:bookmarkStart w:id="12" w:name="_Toc240576259"/>
+      <w:bookmarkStart w:id="12" w:name="_Toc240577089"/>
       <w:r>
         <w:t>Scenario 1: Single Subject</w:t>
       </w:r>
@@ -7392,7 +7392,7 @@
       <w:pPr>
         <w:pStyle w:val="Kop2"/>
       </w:pPr>
-      <w:bookmarkStart w:id="13" w:name="_Toc240576260"/>
+      <w:bookmarkStart w:id="13" w:name="_Toc240577090"/>
       <w:r>
         <w:t>Scenario 2: Multiple Subjects, Same Dose</w:t>
       </w:r>
@@ -7997,7 +7997,7 @@
       <w:pPr>
         <w:pStyle w:val="Kop2"/>
       </w:pPr>
-      <w:bookmarkStart w:id="14" w:name="_Toc240576261"/>
+      <w:bookmarkStart w:id="14" w:name="_Toc240577091"/>
       <w:r>
         <w:lastRenderedPageBreak/>
         <w:t>Scenario 3: Multiple Subjects, Different Doses</w:t>
@@ -8016,7 +8016,7 @@
       <w:pPr>
         <w:pStyle w:val="Kop2"/>
       </w:pPr>
-      <w:bookmarkStart w:id="15" w:name="_Toc240576262"/>
+      <w:bookmarkStart w:id="15" w:name="_Toc240577092"/>
       <w:r>
         <w:t>Scenario 4: Standard 2-Period Crossover (BE)</w:t>
       </w:r>
@@ -8874,7 +8874,7 @@
       <w:pPr>
         <w:pStyle w:val="Kop2"/>
       </w:pPr>
-      <w:bookmarkStart w:id="16" w:name="_Toc240576263"/>
+      <w:bookmarkStart w:id="16" w:name="_Toc240577093"/>
       <w:r>
         <w:t>Scenario 5: Replicate Designs and Paired Comparison</w:t>
       </w:r>
@@ -8892,7 +8892,7 @@
       <w:pPr>
         <w:pStyle w:val="Kop2"/>
       </w:pPr>
-      <w:bookmarkStart w:id="17" w:name="_Toc240576264"/>
+      <w:bookmarkStart w:id="17" w:name="_Toc240577094"/>
       <w:r>
         <w:t>Scenario 6: Parallel-Group BE</w:t>
       </w:r>
@@ -8910,7 +8910,7 @@
       <w:pPr>
         <w:pStyle w:val="Kop2"/>
       </w:pPr>
-      <w:bookmarkStart w:id="18" w:name="_Toc240576265"/>
+      <w:bookmarkStart w:id="18" w:name="_Toc240577095"/>
       <w:r>
         <w:t>Scenario 7: Steady-State PK</w:t>
       </w:r>
@@ -8928,7 +8928,7 @@
       <w:pPr>
         <w:pStyle w:val="Kop2"/>
       </w:pPr>
-      <w:bookmarkStart w:id="19" w:name="_Toc240576266"/>
+      <w:bookmarkStart w:id="19" w:name="_Toc240577096"/>
       <w:r>
         <w:t>Scenario 8: Drug–Drug Interaction Study</w:t>
       </w:r>
@@ -8955,7 +8955,7 @@
       <w:pPr>
         <w:pStyle w:val="Kop2"/>
       </w:pPr>
-      <w:bookmarkStart w:id="20" w:name="_Toc240576267"/>
+      <w:bookmarkStart w:id="20" w:name="_Toc240577097"/>
       <w:r>
         <w:t>Scenario 9: CDISC ADNCA Dataset</w:t>
       </w:r>
@@ -8973,7 +8973,7 @@
       <w:pPr>
         <w:pStyle w:val="Kop2"/>
       </w:pPr>
-      <w:bookmarkStart w:id="21" w:name="_Toc240576268"/>
+      <w:bookmarkStart w:id="21" w:name="_Toc240577098"/>
       <w:r>
         <w:t>BLQ Handling</w:t>
       </w:r>
@@ -9404,7 +9404,7 @@
       <w:pPr>
         <w:pStyle w:val="Kop2"/>
       </w:pPr>
-      <w:bookmarkStart w:id="22" w:name="_Toc240576269"/>
+      <w:bookmarkStart w:id="22" w:name="_Toc240577099"/>
       <w:r>
         <w:t>Common Mistakes</w:t>
       </w:r>
@@ -9515,7 +9515,7 @@
       <w:pPr>
         <w:pStyle w:val="Kop1"/>
       </w:pPr>
-      <w:bookmarkStart w:id="23" w:name="_Toc240576270"/>
+      <w:bookmarkStart w:id="23" w:name="_Toc240577100"/>
       <w:r>
         <w:lastRenderedPageBreak/>
         <w:t>Part III: Using the App</w:t>
@@ -9526,7 +9526,7 @@
       <w:pPr>
         <w:pStyle w:val="Kop2"/>
       </w:pPr>
-      <w:bookmarkStart w:id="24" w:name="_Toc240576271"/>
+      <w:bookmarkStart w:id="24" w:name="_Toc240577101"/>
       <w:r>
         <w:t>The Hub Screen</w:t>
       </w:r>
@@ -9544,7 +9544,7 @@
       <w:pPr>
         <w:pStyle w:val="Kop2"/>
       </w:pPr>
-      <w:bookmarkStart w:id="25" w:name="_Toc240576272"/>
+      <w:bookmarkStart w:id="25" w:name="_Toc240577102"/>
       <w:r>
         <w:t>Path 1: Plan a Study</w:t>
       </w:r>
@@ -9570,7 +9570,7 @@
       <w:pPr>
         <w:pStyle w:val="Kop2"/>
       </w:pPr>
-      <w:bookmarkStart w:id="26" w:name="_Toc240576273"/>
+      <w:bookmarkStart w:id="26" w:name="_Toc240577103"/>
       <w:r>
         <w:t>Path 2: Upload &amp; Check Data</w:t>
       </w:r>
@@ -9588,7 +9588,7 @@
       <w:pPr>
         <w:pStyle w:val="Kop2"/>
       </w:pPr>
-      <w:bookmarkStart w:id="27" w:name="_Toc240576274"/>
+      <w:bookmarkStart w:id="27" w:name="_Toc240577104"/>
       <w:r>
         <w:t>Path 3: Visualize Data</w:t>
       </w:r>
@@ -9614,7 +9614,7 @@
       <w:pPr>
         <w:pStyle w:val="Kop3"/>
       </w:pPr>
-      <w:bookmarkStart w:id="28" w:name="_Toc240576275"/>
+      <w:bookmarkStart w:id="28" w:name="_Toc240577105"/>
       <w:r>
         <w:t>Plot Types</w:t>
       </w:r>
@@ -9644,7 +9644,7 @@
       <w:pPr>
         <w:pStyle w:val="Kop3"/>
       </w:pPr>
-      <w:bookmarkStart w:id="29" w:name="_Toc240576276"/>
+      <w:bookmarkStart w:id="29" w:name="_Toc240577106"/>
       <w:r>
         <w:t>Sidebar Controls</w:t>
       </w:r>
@@ -9694,7 +9694,7 @@
       <w:pPr>
         <w:pStyle w:val="Kop3"/>
       </w:pPr>
-      <w:bookmarkStart w:id="30" w:name="_Toc240576277"/>
+      <w:bookmarkStart w:id="30" w:name="_Toc240577107"/>
       <w:r>
         <w:t>Suggested Figure Legend</w:t>
       </w:r>
@@ -9712,7 +9712,7 @@
       <w:pPr>
         <w:pStyle w:val="Kop3"/>
       </w:pPr>
-      <w:bookmarkStart w:id="31" w:name="_Toc240576278"/>
+      <w:bookmarkStart w:id="31" w:name="_Toc240577108"/>
       <w:r>
         <w:t>Exporting a Figure</w:t>
       </w:r>
@@ -9742,7 +9742,7 @@
       <w:pPr>
         <w:pStyle w:val="Kop3"/>
       </w:pPr>
-      <w:bookmarkStart w:id="32" w:name="_Toc240576279"/>
+      <w:bookmarkStart w:id="32" w:name="_Toc240577109"/>
       <w:r>
         <w:t>Interactive Preview vs. Static Export</w:t>
       </w:r>
@@ -9760,7 +9760,7 @@
       <w:pPr>
         <w:pStyle w:val="Kop3"/>
       </w:pPr>
-      <w:bookmarkStart w:id="33" w:name="_Toc240576280"/>
+      <w:bookmarkStart w:id="33" w:name="_Toc240577110"/>
       <w:r>
         <w:t>Worked Examples</w:t>
       </w:r>
@@ -9815,7 +9815,7 @@
       <w:pPr>
         <w:pStyle w:val="Kop3"/>
       </w:pPr>
-      <w:bookmarkStart w:id="34" w:name="_Toc240576281"/>
+      <w:bookmarkStart w:id="34" w:name="_Toc240577111"/>
       <w:r>
         <w:t>Common Questions</w:t>
       </w:r>
@@ -9886,7 +9886,7 @@
       <w:pPr>
         <w:pStyle w:val="Kop2"/>
       </w:pPr>
-      <w:bookmarkStart w:id="35" w:name="_Toc240576282"/>
+      <w:bookmarkStart w:id="35" w:name="_Toc240577112"/>
       <w:r>
         <w:t>Path 4: One Subject at a Time</w:t>
       </w:r>
@@ -9904,7 +9904,7 @@
       <w:pPr>
         <w:pStyle w:val="Kop2"/>
       </w:pPr>
-      <w:bookmarkStart w:id="36" w:name="_Toc240576283"/>
+      <w:bookmarkStart w:id="36" w:name="_Toc240577113"/>
       <w:r>
         <w:t>Path 5: All Subjects (Batch)</w:t>
       </w:r>
@@ -9922,7 +9922,7 @@
       <w:pPr>
         <w:pStyle w:val="Kop2"/>
       </w:pPr>
-      <w:bookmarkStart w:id="37" w:name="_Toc240576284"/>
+      <w:bookmarkStart w:id="37" w:name="_Toc240577114"/>
       <w:r>
         <w:t>Path 6: Bioequivalence</w:t>
       </w:r>
@@ -9933,7 +9933,7 @@
         <w:spacing w:after="120" w:line="276" w:lineRule="auto"/>
       </w:pPr>
       <w:r>
-        <w:t>Runs the NCA, then the ANOVA, then the confidence interval (90% by default) and a forest plot. Choose the design: 2×2 standard crossover, 2×2×3 or 2×2×4 full replicate, 2×3×3 partial replicate, parallel groups, or paired comparison. Choose the Reference treatment (the ratio is Test ÷ Reference); the run is blocked until one is chosen, and the results table shows the comparison, for example “New / Old”. The model has Sequence, Subject, Period and Treatment as factors. With fixed effects this is EMA Method A; with mixed effects Subject is a random effect. The Model column says which was fitted. The verdict uses confidence limits rounded to two decimals. With limits wider than 80–125% the point estimate must also lie within 80.00–125.00%, unless you untick that (only for comparisons without such a rule, such as drug-interaction no-effect boundaries). Tmax, untransformed parameters and paired comparisons get a ratio or difference but no verdict. If all subjects received the treatments in the same order, the data are analysed as a paired comparison. For replicate designs a table shows the within-subject variability of the Reference (and of the Test when replicated) and the EMA widened limits it would imply, for information only: the app does not issue a scaled (ABEL or RSABE) verdict. A design summary and an amber warning for subjects missing a treatment appear after the NCA. Tick “Steady-state (drug given repeatedly)” for steady-state data; AUCτ then replaces AUC∞.</w:t>
+        <w:t>Runs the NCA, then the ANOVA, then the confidence interval (90% by default) and a forest plot. Choose the design: 2×2 standard crossover, 2×2×3 or 2×2×4 full replicate, 2×3×3 partial replicate, parallel groups, or paired comparison. Choose the Reference treatment (the ratio is Test ÷ Reference); the run is blocked until one is chosen, and the results table shows the comparison, for example “New / Old”. The model has Sequence, Subject, Period and Treatment as factors. With fixed effects this is EMA Method A; with mixed effects Subject is a random effect. The Model column says which was fitted. The verdict uses confidence limits rounded to two decimals. With limits wider than 80–125% the point estimate must also lie within 80.00–125.00%, unless you untick that (only for comparisons without such a rule, such as drug-interaction no-effect boundaries). Half-life gets a ratio with its confidence interval but no verdict, because it is not a bioequivalence endpoint; Tmax, untransformed parameters and paired comparisons also get no verdict. If all subjects received the treatments in the same order, the data are analysed as a paired comparison. For replicate designs a table shows the within-subject variability of the Reference (and of the Test when replicated) and the EMA widened limits it would imply, for information only: the app does not issue a scaled (ABEL or RSABE) verdict. A design summary and an amber warning for subjects missing a treatment appear after the NCA. Tick “Steady-state (drug given repeatedly)” for steady-state data; AUCτ then replaces AUC∞.</w:t>
       </w:r>
     </w:p>
     <w:p>
@@ -9952,7 +9952,7 @@
       <w:pPr>
         <w:pStyle w:val="Kop2"/>
       </w:pPr>
-      <w:bookmarkStart w:id="38" w:name="_Toc240576285"/>
+      <w:bookmarkStart w:id="38" w:name="_Toc240577115"/>
       <w:r>
         <w:t>Analysing Drug–Drug Interaction Studies</w:t>
       </w:r>
@@ -9970,7 +9970,7 @@
       <w:pPr>
         <w:pStyle w:val="Kop3"/>
       </w:pPr>
-      <w:bookmarkStart w:id="39" w:name="_Toc240576286"/>
+      <w:bookmarkStart w:id="39" w:name="_Toc240577116"/>
       <w:r>
         <w:t>How to Set Up a DDI Analysis</w:t>
       </w:r>
@@ -9996,7 +9996,7 @@
       <w:pPr>
         <w:pStyle w:val="Kop3"/>
       </w:pPr>
-      <w:bookmarkStart w:id="40" w:name="_Toc240576287"/>
+      <w:bookmarkStart w:id="40" w:name="_Toc240577117"/>
       <w:r>
         <w:t>Interpreting DDI Results</w:t>
       </w:r>
@@ -10040,7 +10040,7 @@
       <w:pPr>
         <w:pStyle w:val="Kop3"/>
       </w:pPr>
-      <w:bookmarkStart w:id="41" w:name="_Toc240576288"/>
+      <w:bookmarkStart w:id="41" w:name="_Toc240577118"/>
       <w:r>
         <w:t>Practical Considerations</w:t>
       </w:r>
@@ -10074,7 +10074,7 @@
       <w:pPr>
         <w:pStyle w:val="Kop2"/>
       </w:pPr>
-      <w:bookmarkStart w:id="42" w:name="_Toc240576289"/>
+      <w:bookmarkStart w:id="42" w:name="_Toc240577119"/>
       <w:r>
         <w:t>Complete Analysis Record</w:t>
       </w:r>
@@ -10101,7 +10101,7 @@
       <w:pPr>
         <w:pStyle w:val="Kop1"/>
       </w:pPr>
-      <w:bookmarkStart w:id="43" w:name="_Toc240576290"/>
+      <w:bookmarkStart w:id="43" w:name="_Toc240577120"/>
       <w:r>
         <w:lastRenderedPageBreak/>
         <w:t>Part IV: Worked Examples</w:t>
@@ -10112,7 +10112,7 @@
       <w:pPr>
         <w:pStyle w:val="Kop2"/>
       </w:pPr>
-      <w:bookmarkStart w:id="44" w:name="_Toc240576291"/>
+      <w:bookmarkStart w:id="44" w:name="_Toc240577121"/>
       <w:r>
         <w:t>Exercise 1: Theoph Dataset (Batch NCA)</w:t>
       </w:r>
@@ -10207,7 +10207,7 @@
       <w:pPr>
         <w:pStyle w:val="Kop2"/>
       </w:pPr>
-      <w:bookmarkStart w:id="45" w:name="_Toc240576292"/>
+      <w:bookmarkStart w:id="45" w:name="_Toc240577122"/>
       <w:r>
         <w:t>Exercise 2: Bioequivalence</w:t>
       </w:r>
@@ -10273,7 +10273,7 @@
       <w:pPr>
         <w:pStyle w:val="Kop2"/>
       </w:pPr>
-      <w:bookmarkStart w:id="46" w:name="_Toc240576293"/>
+      <w:bookmarkStart w:id="46" w:name="_Toc240577123"/>
       <w:r>
         <w:t>Exercise 3: Power Calculation</w:t>
       </w:r>
@@ -10324,7 +10324,7 @@
       <w:pPr>
         <w:pStyle w:val="Kop1"/>
       </w:pPr>
-      <w:bookmarkStart w:id="47" w:name="_Toc240576294"/>
+      <w:bookmarkStart w:id="47" w:name="_Toc240577124"/>
       <w:r>
         <w:lastRenderedPageBreak/>
         <w:t>Part V: Theoretical Background</w:t>
@@ -10335,7 +10335,7 @@
       <w:pPr>
         <w:pStyle w:val="Kop2"/>
       </w:pPr>
-      <w:bookmarkStart w:id="48" w:name="_Toc240576295"/>
+      <w:bookmarkStart w:id="48" w:name="_Toc240577125"/>
       <w:r>
         <w:t>Trapezoidal Methods for AUC Calculation</w:t>
       </w:r>
@@ -10345,7 +10345,7 @@
       <w:pPr>
         <w:pStyle w:val="Kop3"/>
       </w:pPr>
-      <w:bookmarkStart w:id="49" w:name="_Toc240576296"/>
+      <w:bookmarkStart w:id="49" w:name="_Toc240577126"/>
       <w:r>
         <w:t>The Linear Trapezoidal Rule</w:t>
       </w:r>
@@ -10422,7 +10422,7 @@
       <w:pPr>
         <w:pStyle w:val="Kop3"/>
       </w:pPr>
-      <w:bookmarkStart w:id="50" w:name="_Toc240576297"/>
+      <w:bookmarkStart w:id="50" w:name="_Toc240577127"/>
       <w:r>
         <w:t>The Logarithmic Trapezoidal Rule</w:t>
       </w:r>
@@ -10463,7 +10463,7 @@
       <w:pPr>
         <w:pStyle w:val="Kop3"/>
       </w:pPr>
-      <w:bookmarkStart w:id="51" w:name="_Toc240576298"/>
+      <w:bookmarkStart w:id="51" w:name="_Toc240577128"/>
       <w:r>
         <w:t>The Linear-Up / Log-Down Hybrid</w:t>
       </w:r>
@@ -10481,7 +10481,7 @@
       <w:pPr>
         <w:pStyle w:val="Kop2"/>
       </w:pPr>
-      <w:bookmarkStart w:id="52" w:name="_Toc240576299"/>
+      <w:bookmarkStart w:id="52" w:name="_Toc240577129"/>
       <w:r>
         <w:t>Terminal Phase Characterisation and Half-Life Estimation</w:t>
       </w:r>
@@ -10491,7 +10491,7 @@
       <w:pPr>
         <w:pStyle w:val="Kop3"/>
       </w:pPr>
-      <w:bookmarkStart w:id="53" w:name="_Toc240576300"/>
+      <w:bookmarkStart w:id="53" w:name="_Toc240577130"/>
       <w:r>
         <w:t>What Is the Terminal Phase?</w:t>
       </w:r>
@@ -10554,7 +10554,7 @@
       <w:pPr>
         <w:pStyle w:val="Kop3"/>
       </w:pPr>
-      <w:bookmarkStart w:id="54" w:name="_Toc240576301"/>
+      <w:bookmarkStart w:id="54" w:name="_Toc240577131"/>
       <w:r>
         <w:t>Automated Point Selection</w:t>
       </w:r>
@@ -10572,7 +10572,7 @@
       <w:pPr>
         <w:pStyle w:val="Kop3"/>
       </w:pPr>
-      <w:bookmarkStart w:id="55" w:name="_Toc240576302"/>
+      <w:bookmarkStart w:id="55" w:name="_Toc240577132"/>
       <w:r>
         <w:t>Manual Point Selection</w:t>
       </w:r>
@@ -10594,7 +10594,7 @@
       <w:pPr>
         <w:pStyle w:val="Kop2"/>
       </w:pPr>
-      <w:bookmarkStart w:id="56" w:name="_Toc240576303"/>
+      <w:bookmarkStart w:id="56" w:name="_Toc240577133"/>
       <w:r>
         <w:t>BLQ Handling: Pharmacological Rationale</w:t>
       </w:r>
@@ -10612,7 +10612,7 @@
       <w:pPr>
         <w:pStyle w:val="Kop2"/>
       </w:pPr>
-      <w:bookmarkStart w:id="57" w:name="_Toc240576304"/>
+      <w:bookmarkStart w:id="57" w:name="_Toc240577134"/>
       <w:r>
         <w:t>Steady-State Considerations</w:t>
       </w:r>
@@ -10635,7 +10635,7 @@
       <w:pPr>
         <w:pStyle w:val="Kop1"/>
       </w:pPr>
-      <w:bookmarkStart w:id="58" w:name="_Toc240576305"/>
+      <w:bookmarkStart w:id="58" w:name="_Toc240577135"/>
       <w:r>
         <w:lastRenderedPageBreak/>
         <w:t>Part VI: Statistical Methods</w:t>
@@ -10646,7 +10646,7 @@
       <w:pPr>
         <w:pStyle w:val="Kop2"/>
       </w:pPr>
-      <w:bookmarkStart w:id="59" w:name="_Toc240576306"/>
+      <w:bookmarkStart w:id="59" w:name="_Toc240577136"/>
       <w:r>
         <w:t>The Two One-Sided Tests (TOST) Procedure</w:t>
       </w:r>
@@ -10729,7 +10729,7 @@
       <w:pPr>
         <w:pStyle w:val="Kop2"/>
       </w:pPr>
-      <w:bookmarkStart w:id="60" w:name="_Toc240576307"/>
+      <w:bookmarkStart w:id="60" w:name="_Toc240577137"/>
       <w:r>
         <w:t>The ANOVA Model for Crossover Designs</w:t>
       </w:r>
@@ -10770,7 +10770,7 @@
       <w:pPr>
         <w:pStyle w:val="Kop2"/>
       </w:pPr>
-      <w:bookmarkStart w:id="61" w:name="_Toc240576308"/>
+      <w:bookmarkStart w:id="61" w:name="_Toc240577138"/>
       <w:r>
         <w:t>Fixed-Effects vs. Mixed-Effects Models</w:t>
       </w:r>
@@ -10796,7 +10796,7 @@
       <w:pPr>
         <w:pStyle w:val="Kop2"/>
       </w:pPr>
-      <w:bookmarkStart w:id="62" w:name="_Toc240576309"/>
+      <w:bookmarkStart w:id="62" w:name="_Toc240577139"/>
       <w:r>
         <w:t>Confidence Interval Construction</w:t>
       </w:r>
@@ -10829,7 +10829,7 @@
       <w:pPr>
         <w:pStyle w:val="Kop2"/>
       </w:pPr>
-      <w:bookmarkStart w:id="63" w:name="_Toc240576310"/>
+      <w:bookmarkStart w:id="63" w:name="_Toc240577140"/>
       <w:r>
         <w:t>Design-Specific Models</w:t>
       </w:r>
@@ -10903,7 +10903,7 @@
       <w:pPr>
         <w:pStyle w:val="Kop2"/>
       </w:pPr>
-      <w:bookmarkStart w:id="64" w:name="_Toc240576311"/>
+      <w:bookmarkStart w:id="64" w:name="_Toc240577141"/>
       <w:r>
         <w:t>Drug–Drug Interaction Analysis</w:t>
       </w:r>
@@ -10929,7 +10929,7 @@
       <w:pPr>
         <w:pStyle w:val="Kop2"/>
       </w:pPr>
-      <w:bookmarkStart w:id="65" w:name="_Toc240576312"/>
+      <w:bookmarkStart w:id="65" w:name="_Toc240577142"/>
       <w:r>
         <w:t>Power and Sample Size for Bioequivalence</w:t>
       </w:r>
@@ -10960,7 +10960,7 @@
       <w:pPr>
         <w:pStyle w:val="Kop2"/>
       </w:pPr>
-      <w:bookmarkStart w:id="66" w:name="_Toc240576313"/>
+      <w:bookmarkStart w:id="66" w:name="_Toc240577143"/>
       <w:r>
         <w:t>Regulatory Guidelines</w:t>
       </w:r>
@@ -11050,7 +11050,7 @@
       <w:pPr>
         <w:pStyle w:val="Kop1"/>
       </w:pPr>
-      <w:bookmarkStart w:id="67" w:name="_Toc240576314"/>
+      <w:bookmarkStart w:id="67" w:name="_Toc240577144"/>
       <w:r>
         <w:lastRenderedPageBreak/>
         <w:t>Appendices</w:t>
@@ -11061,7 +11061,7 @@
       <w:pPr>
         <w:pStyle w:val="Kop2"/>
       </w:pPr>
-      <w:bookmarkStart w:id="68" w:name="_Toc240576315"/>
+      <w:bookmarkStart w:id="68" w:name="_Toc240577145"/>
       <w:r>
         <w:t>Appendix A: Glossary</w:t>
       </w:r>
@@ -12559,7 +12559,7 @@
       <w:pPr>
         <w:pStyle w:val="Kop2"/>
       </w:pPr>
-      <w:bookmarkStart w:id="69" w:name="_Toc240576316"/>
+      <w:bookmarkStart w:id="69" w:name="_Toc240577146"/>
       <w:r>
         <w:t>Appendix B: Recognised Column Names</w:t>
       </w:r>
@@ -13040,7 +13040,7 @@
       <w:pPr>
         <w:pStyle w:val="Kop2"/>
       </w:pPr>
-      <w:bookmarkStart w:id="70" w:name="_Toc240576317"/>
+      <w:bookmarkStart w:id="70" w:name="_Toc240577147"/>
       <w:r>
         <w:t>Appendix C: Troubleshooting</w:t>
       </w:r>
@@ -13200,7 +13200,7 @@
       <w:pPr>
         <w:pStyle w:val="Kop2"/>
       </w:pPr>
-      <w:bookmarkStart w:id="71" w:name="_Toc240576318"/>
+      <w:bookmarkStart w:id="71" w:name="_Toc240577148"/>
       <w:r>
         <w:t>Appendix D: References</w:t>
       </w:r>

--- a/NCA_Assistant_User_Manual_v1.5.docx
+++ b/NCA_Assistant_User_Manual_v1.5.docx
@@ -140,7 +140,7 @@
       <w:pPr>
         <w:pStyle w:val="Kop1"/>
       </w:pPr>
-      <w:bookmarkStart w:id="0" w:name="_Toc240577077"/>
+      <w:bookmarkStart w:id="0" w:name="_Toc240578758"/>
       <w:r>
         <w:lastRenderedPageBreak/>
         <w:t>Document Control</w:t>
@@ -890,7 +890,7 @@
       <w:pPr>
         <w:pStyle w:val="Kop1"/>
       </w:pPr>
-      <w:bookmarkStart w:id="1" w:name="_Toc240577078"/>
+      <w:bookmarkStart w:id="1" w:name="_Toc240578759"/>
       <w:r>
         <w:lastRenderedPageBreak/>
         <w:t>Table of Contents</w:t>
@@ -928,7 +928,7 @@
           <w:r>
             <w:fldChar w:fldCharType="separate"/>
           </w:r>
-          <w:hyperlink w:anchor="_Toc240577077" w:history="1">
+          <w:hyperlink w:anchor="_Toc240578758" w:history="1">
             <w:r>
               <w:rPr>
                 <w:rStyle w:val="Hyperlink"/>
@@ -952,7 +952,7 @@
               <w:rPr>
                 <w:noProof/>
               </w:rPr>
-              <w:instrText xml:space="preserve"> PAGEREF _Toc240577077 \h </w:instrText>
+              <w:instrText xml:space="preserve"> PAGEREF _Toc240578758 \h </w:instrText>
             </w:r>
             <w:r>
               <w:rPr>
@@ -994,7 +994,7 @@
               <w14:ligatures w14:val="standardContextual"/>
             </w:rPr>
           </w:pPr>
-          <w:hyperlink w:anchor="_Toc240577078" w:history="1">
+          <w:hyperlink w:anchor="_Toc240578759" w:history="1">
             <w:r>
               <w:rPr>
                 <w:rStyle w:val="Hyperlink"/>
@@ -1018,7 +1018,7 @@
               <w:rPr>
                 <w:noProof/>
               </w:rPr>
-              <w:instrText xml:space="preserve"> PAGEREF _Toc240577078 \h </w:instrText>
+              <w:instrText xml:space="preserve"> PAGEREF _Toc240578759 \h </w:instrText>
             </w:r>
             <w:r>
               <w:rPr>
@@ -1060,7 +1060,7 @@
               <w14:ligatures w14:val="standardContextual"/>
             </w:rPr>
           </w:pPr>
-          <w:hyperlink w:anchor="_Toc240577079" w:history="1">
+          <w:hyperlink w:anchor="_Toc240578760" w:history="1">
             <w:r>
               <w:rPr>
                 <w:rStyle w:val="Hyperlink"/>
@@ -1084,7 +1084,7 @@
               <w:rPr>
                 <w:noProof/>
               </w:rPr>
-              <w:instrText xml:space="preserve"> PAGEREF _Toc240577079 \h </w:instrText>
+              <w:instrText xml:space="preserve"> PAGEREF _Toc240578760 \h </w:instrText>
             </w:r>
             <w:r>
               <w:rPr>
@@ -1126,7 +1126,7 @@
               <w14:ligatures w14:val="standardContextual"/>
             </w:rPr>
           </w:pPr>
-          <w:hyperlink w:anchor="_Toc240577080" w:history="1">
+          <w:hyperlink w:anchor="_Toc240578761" w:history="1">
             <w:r>
               <w:rPr>
                 <w:rStyle w:val="Hyperlink"/>
@@ -1150,7 +1150,7 @@
               <w:rPr>
                 <w:noProof/>
               </w:rPr>
-              <w:instrText xml:space="preserve"> PAGEREF _Toc240577080 \h </w:instrText>
+              <w:instrText xml:space="preserve"> PAGEREF _Toc240578761 \h </w:instrText>
             </w:r>
             <w:r>
               <w:rPr>
@@ -1192,7 +1192,7 @@
               <w14:ligatures w14:val="standardContextual"/>
             </w:rPr>
           </w:pPr>
-          <w:hyperlink w:anchor="_Toc240577081" w:history="1">
+          <w:hyperlink w:anchor="_Toc240578762" w:history="1">
             <w:r>
               <w:rPr>
                 <w:rStyle w:val="Hyperlink"/>
@@ -1216,7 +1216,7 @@
               <w:rPr>
                 <w:noProof/>
               </w:rPr>
-              <w:instrText xml:space="preserve"> PAGEREF _Toc240577081 \h </w:instrText>
+              <w:instrText xml:space="preserve"> PAGEREF _Toc240578762 \h </w:instrText>
             </w:r>
             <w:r>
               <w:rPr>
@@ -1258,7 +1258,7 @@
               <w14:ligatures w14:val="standardContextual"/>
             </w:rPr>
           </w:pPr>
-          <w:hyperlink w:anchor="_Toc240577082" w:history="1">
+          <w:hyperlink w:anchor="_Toc240578763" w:history="1">
             <w:r>
               <w:rPr>
                 <w:rStyle w:val="Hyperlink"/>
@@ -1282,7 +1282,7 @@
               <w:rPr>
                 <w:noProof/>
               </w:rPr>
-              <w:instrText xml:space="preserve"> PAGEREF _Toc240577082 \h </w:instrText>
+              <w:instrText xml:space="preserve"> PAGEREF _Toc240578763 \h </w:instrText>
             </w:r>
             <w:r>
               <w:rPr>
@@ -1324,7 +1324,7 @@
               <w14:ligatures w14:val="standardContextual"/>
             </w:rPr>
           </w:pPr>
-          <w:hyperlink w:anchor="_Toc240577083" w:history="1">
+          <w:hyperlink w:anchor="_Toc240578764" w:history="1">
             <w:r>
               <w:rPr>
                 <w:rStyle w:val="Hyperlink"/>
@@ -1348,7 +1348,7 @@
               <w:rPr>
                 <w:noProof/>
               </w:rPr>
-              <w:instrText xml:space="preserve"> PAGEREF _Toc240577083 \h </w:instrText>
+              <w:instrText xml:space="preserve"> PAGEREF _Toc240578764 \h </w:instrText>
             </w:r>
             <w:r>
               <w:rPr>
@@ -1390,7 +1390,7 @@
               <w14:ligatures w14:val="standardContextual"/>
             </w:rPr>
           </w:pPr>
-          <w:hyperlink w:anchor="_Toc240577084" w:history="1">
+          <w:hyperlink w:anchor="_Toc240578765" w:history="1">
             <w:r>
               <w:rPr>
                 <w:rStyle w:val="Hyperlink"/>
@@ -1414,7 +1414,7 @@
               <w:rPr>
                 <w:noProof/>
               </w:rPr>
-              <w:instrText xml:space="preserve"> PAGEREF _Toc240577084 \h </w:instrText>
+              <w:instrText xml:space="preserve"> PAGEREF _Toc240578765 \h </w:instrText>
             </w:r>
             <w:r>
               <w:rPr>
@@ -1456,7 +1456,7 @@
               <w14:ligatures w14:val="standardContextual"/>
             </w:rPr>
           </w:pPr>
-          <w:hyperlink w:anchor="_Toc240577085" w:history="1">
+          <w:hyperlink w:anchor="_Toc240578766" w:history="1">
             <w:r>
               <w:rPr>
                 <w:rStyle w:val="Hyperlink"/>
@@ -1480,7 +1480,7 @@
               <w:rPr>
                 <w:noProof/>
               </w:rPr>
-              <w:instrText xml:space="preserve"> PAGEREF _Toc240577085 \h </w:instrText>
+              <w:instrText xml:space="preserve"> PAGEREF _Toc240578766 \h </w:instrText>
             </w:r>
             <w:r>
               <w:rPr>
@@ -1522,7 +1522,7 @@
               <w14:ligatures w14:val="standardContextual"/>
             </w:rPr>
           </w:pPr>
-          <w:hyperlink w:anchor="_Toc240577086" w:history="1">
+          <w:hyperlink w:anchor="_Toc240578767" w:history="1">
             <w:r>
               <w:rPr>
                 <w:rStyle w:val="Hyperlink"/>
@@ -1546,7 +1546,7 @@
               <w:rPr>
                 <w:noProof/>
               </w:rPr>
-              <w:instrText xml:space="preserve"> PAGEREF _Toc240577086 \h </w:instrText>
+              <w:instrText xml:space="preserve"> PAGEREF _Toc240578767 \h </w:instrText>
             </w:r>
             <w:r>
               <w:rPr>
@@ -1588,7 +1588,7 @@
               <w14:ligatures w14:val="standardContextual"/>
             </w:rPr>
           </w:pPr>
-          <w:hyperlink w:anchor="_Toc240577087" w:history="1">
+          <w:hyperlink w:anchor="_Toc240578768" w:history="1">
             <w:r>
               <w:rPr>
                 <w:rStyle w:val="Hyperlink"/>
@@ -1612,7 +1612,7 @@
               <w:rPr>
                 <w:noProof/>
               </w:rPr>
-              <w:instrText xml:space="preserve"> PAGEREF _Toc240577087 \h </w:instrText>
+              <w:instrText xml:space="preserve"> PAGEREF _Toc240578768 \h </w:instrText>
             </w:r>
             <w:r>
               <w:rPr>
@@ -1654,7 +1654,7 @@
               <w14:ligatures w14:val="standardContextual"/>
             </w:rPr>
           </w:pPr>
-          <w:hyperlink w:anchor="_Toc240577088" w:history="1">
+          <w:hyperlink w:anchor="_Toc240578769" w:history="1">
             <w:r>
               <w:rPr>
                 <w:rStyle w:val="Hyperlink"/>
@@ -1678,7 +1678,7 @@
               <w:rPr>
                 <w:noProof/>
               </w:rPr>
-              <w:instrText xml:space="preserve"> PAGEREF _Toc240577088 \h </w:instrText>
+              <w:instrText xml:space="preserve"> PAGEREF _Toc240578769 \h </w:instrText>
             </w:r>
             <w:r>
               <w:rPr>
@@ -1720,7 +1720,7 @@
               <w14:ligatures w14:val="standardContextual"/>
             </w:rPr>
           </w:pPr>
-          <w:hyperlink w:anchor="_Toc240577089" w:history="1">
+          <w:hyperlink w:anchor="_Toc240578770" w:history="1">
             <w:r>
               <w:rPr>
                 <w:rStyle w:val="Hyperlink"/>
@@ -1744,7 +1744,7 @@
               <w:rPr>
                 <w:noProof/>
               </w:rPr>
-              <w:instrText xml:space="preserve"> PAGEREF _Toc240577089 \h </w:instrText>
+              <w:instrText xml:space="preserve"> PAGEREF _Toc240578770 \h </w:instrText>
             </w:r>
             <w:r>
               <w:rPr>
@@ -1786,7 +1786,7 @@
               <w14:ligatures w14:val="standardContextual"/>
             </w:rPr>
           </w:pPr>
-          <w:hyperlink w:anchor="_Toc240577090" w:history="1">
+          <w:hyperlink w:anchor="_Toc240578771" w:history="1">
             <w:r>
               <w:rPr>
                 <w:rStyle w:val="Hyperlink"/>
@@ -1810,7 +1810,7 @@
               <w:rPr>
                 <w:noProof/>
               </w:rPr>
-              <w:instrText xml:space="preserve"> PAGEREF _Toc240577090 \h </w:instrText>
+              <w:instrText xml:space="preserve"> PAGEREF _Toc240578771 \h </w:instrText>
             </w:r>
             <w:r>
               <w:rPr>
@@ -1852,7 +1852,7 @@
               <w14:ligatures w14:val="standardContextual"/>
             </w:rPr>
           </w:pPr>
-          <w:hyperlink w:anchor="_Toc240577091" w:history="1">
+          <w:hyperlink w:anchor="_Toc240578772" w:history="1">
             <w:r>
               <w:rPr>
                 <w:rStyle w:val="Hyperlink"/>
@@ -1876,7 +1876,7 @@
               <w:rPr>
                 <w:noProof/>
               </w:rPr>
-              <w:instrText xml:space="preserve"> PAGEREF _Toc240577091 \h </w:instrText>
+              <w:instrText xml:space="preserve"> PAGEREF _Toc240578772 \h </w:instrText>
             </w:r>
             <w:r>
               <w:rPr>
@@ -1918,7 +1918,7 @@
               <w14:ligatures w14:val="standardContextual"/>
             </w:rPr>
           </w:pPr>
-          <w:hyperlink w:anchor="_Toc240577092" w:history="1">
+          <w:hyperlink w:anchor="_Toc240578773" w:history="1">
             <w:r>
               <w:rPr>
                 <w:rStyle w:val="Hyperlink"/>
@@ -1942,7 +1942,7 @@
               <w:rPr>
                 <w:noProof/>
               </w:rPr>
-              <w:instrText xml:space="preserve"> PAGEREF _Toc240577092 \h </w:instrText>
+              <w:instrText xml:space="preserve"> PAGEREF _Toc240578773 \h </w:instrText>
             </w:r>
             <w:r>
               <w:rPr>
@@ -1984,7 +1984,7 @@
               <w14:ligatures w14:val="standardContextual"/>
             </w:rPr>
           </w:pPr>
-          <w:hyperlink w:anchor="_Toc240577093" w:history="1">
+          <w:hyperlink w:anchor="_Toc240578774" w:history="1">
             <w:r>
               <w:rPr>
                 <w:rStyle w:val="Hyperlink"/>
@@ -2008,7 +2008,7 @@
               <w:rPr>
                 <w:noProof/>
               </w:rPr>
-              <w:instrText xml:space="preserve"> PAGEREF _Toc240577093 \h </w:instrText>
+              <w:instrText xml:space="preserve"> PAGEREF _Toc240578774 \h </w:instrText>
             </w:r>
             <w:r>
               <w:rPr>
@@ -2050,7 +2050,7 @@
               <w14:ligatures w14:val="standardContextual"/>
             </w:rPr>
           </w:pPr>
-          <w:hyperlink w:anchor="_Toc240577094" w:history="1">
+          <w:hyperlink w:anchor="_Toc240578775" w:history="1">
             <w:r>
               <w:rPr>
                 <w:rStyle w:val="Hyperlink"/>
@@ -2074,7 +2074,7 @@
               <w:rPr>
                 <w:noProof/>
               </w:rPr>
-              <w:instrText xml:space="preserve"> PAGEREF _Toc240577094 \h </w:instrText>
+              <w:instrText xml:space="preserve"> PAGEREF _Toc240578775 \h </w:instrText>
             </w:r>
             <w:r>
               <w:rPr>
@@ -2116,7 +2116,7 @@
               <w14:ligatures w14:val="standardContextual"/>
             </w:rPr>
           </w:pPr>
-          <w:hyperlink w:anchor="_Toc240577095" w:history="1">
+          <w:hyperlink w:anchor="_Toc240578776" w:history="1">
             <w:r>
               <w:rPr>
                 <w:rStyle w:val="Hyperlink"/>
@@ -2140,7 +2140,7 @@
               <w:rPr>
                 <w:noProof/>
               </w:rPr>
-              <w:instrText xml:space="preserve"> PAGEREF _Toc240577095 \h </w:instrText>
+              <w:instrText xml:space="preserve"> PAGEREF _Toc240578776 \h </w:instrText>
             </w:r>
             <w:r>
               <w:rPr>
@@ -2182,7 +2182,7 @@
               <w14:ligatures w14:val="standardContextual"/>
             </w:rPr>
           </w:pPr>
-          <w:hyperlink w:anchor="_Toc240577096" w:history="1">
+          <w:hyperlink w:anchor="_Toc240578777" w:history="1">
             <w:r>
               <w:rPr>
                 <w:rStyle w:val="Hyperlink"/>
@@ -2206,7 +2206,7 @@
               <w:rPr>
                 <w:noProof/>
               </w:rPr>
-              <w:instrText xml:space="preserve"> PAGEREF _Toc240577096 \h </w:instrText>
+              <w:instrText xml:space="preserve"> PAGEREF _Toc240578777 \h </w:instrText>
             </w:r>
             <w:r>
               <w:rPr>
@@ -2248,7 +2248,7 @@
               <w14:ligatures w14:val="standardContextual"/>
             </w:rPr>
           </w:pPr>
-          <w:hyperlink w:anchor="_Toc240577097" w:history="1">
+          <w:hyperlink w:anchor="_Toc240578778" w:history="1">
             <w:r>
               <w:rPr>
                 <w:rStyle w:val="Hyperlink"/>
@@ -2272,7 +2272,7 @@
               <w:rPr>
                 <w:noProof/>
               </w:rPr>
-              <w:instrText xml:space="preserve"> PAGEREF _Toc240577097 \h </w:instrText>
+              <w:instrText xml:space="preserve"> PAGEREF _Toc240578778 \h </w:instrText>
             </w:r>
             <w:r>
               <w:rPr>
@@ -2314,7 +2314,7 @@
               <w14:ligatures w14:val="standardContextual"/>
             </w:rPr>
           </w:pPr>
-          <w:hyperlink w:anchor="_Toc240577098" w:history="1">
+          <w:hyperlink w:anchor="_Toc240578779" w:history="1">
             <w:r>
               <w:rPr>
                 <w:rStyle w:val="Hyperlink"/>
@@ -2338,7 +2338,7 @@
               <w:rPr>
                 <w:noProof/>
               </w:rPr>
-              <w:instrText xml:space="preserve"> PAGEREF _Toc240577098 \h </w:instrText>
+              <w:instrText xml:space="preserve"> PAGEREF _Toc240578779 \h </w:instrText>
             </w:r>
             <w:r>
               <w:rPr>
@@ -2380,7 +2380,7 @@
               <w14:ligatures w14:val="standardContextual"/>
             </w:rPr>
           </w:pPr>
-          <w:hyperlink w:anchor="_Toc240577099" w:history="1">
+          <w:hyperlink w:anchor="_Toc240578780" w:history="1">
             <w:r>
               <w:rPr>
                 <w:rStyle w:val="Hyperlink"/>
@@ -2404,7 +2404,7 @@
               <w:rPr>
                 <w:noProof/>
               </w:rPr>
-              <w:instrText xml:space="preserve"> PAGEREF _Toc240577099 \h </w:instrText>
+              <w:instrText xml:space="preserve"> PAGEREF _Toc240578780 \h </w:instrText>
             </w:r>
             <w:r>
               <w:rPr>
@@ -2446,7 +2446,7 @@
               <w14:ligatures w14:val="standardContextual"/>
             </w:rPr>
           </w:pPr>
-          <w:hyperlink w:anchor="_Toc240577100" w:history="1">
+          <w:hyperlink w:anchor="_Toc240578781" w:history="1">
             <w:r>
               <w:rPr>
                 <w:rStyle w:val="Hyperlink"/>
@@ -2470,7 +2470,7 @@
               <w:rPr>
                 <w:noProof/>
               </w:rPr>
-              <w:instrText xml:space="preserve"> PAGEREF _Toc240577100 \h </w:instrText>
+              <w:instrText xml:space="preserve"> PAGEREF _Toc240578781 \h </w:instrText>
             </w:r>
             <w:r>
               <w:rPr>
@@ -2512,7 +2512,7 @@
               <w14:ligatures w14:val="standardContextual"/>
             </w:rPr>
           </w:pPr>
-          <w:hyperlink w:anchor="_Toc240577101" w:history="1">
+          <w:hyperlink w:anchor="_Toc240578782" w:history="1">
             <w:r>
               <w:rPr>
                 <w:rStyle w:val="Hyperlink"/>
@@ -2536,7 +2536,7 @@
               <w:rPr>
                 <w:noProof/>
               </w:rPr>
-              <w:instrText xml:space="preserve"> PAGEREF _Toc240577101 \h </w:instrText>
+              <w:instrText xml:space="preserve"> PAGEREF _Toc240578782 \h </w:instrText>
             </w:r>
             <w:r>
               <w:rPr>
@@ -2578,7 +2578,7 @@
               <w14:ligatures w14:val="standardContextual"/>
             </w:rPr>
           </w:pPr>
-          <w:hyperlink w:anchor="_Toc240577102" w:history="1">
+          <w:hyperlink w:anchor="_Toc240578783" w:history="1">
             <w:r>
               <w:rPr>
                 <w:rStyle w:val="Hyperlink"/>
@@ -2602,7 +2602,7 @@
               <w:rPr>
                 <w:noProof/>
               </w:rPr>
-              <w:instrText xml:space="preserve"> PAGEREF _Toc240577102 \h </w:instrText>
+              <w:instrText xml:space="preserve"> PAGEREF _Toc240578783 \h </w:instrText>
             </w:r>
             <w:r>
               <w:rPr>
@@ -2644,7 +2644,7 @@
               <w14:ligatures w14:val="standardContextual"/>
             </w:rPr>
           </w:pPr>
-          <w:hyperlink w:anchor="_Toc240577103" w:history="1">
+          <w:hyperlink w:anchor="_Toc240578784" w:history="1">
             <w:r>
               <w:rPr>
                 <w:rStyle w:val="Hyperlink"/>
@@ -2668,7 +2668,7 @@
               <w:rPr>
                 <w:noProof/>
               </w:rPr>
-              <w:instrText xml:space="preserve"> PAGEREF _Toc240577103 \h </w:instrText>
+              <w:instrText xml:space="preserve"> PAGEREF _Toc240578784 \h </w:instrText>
             </w:r>
             <w:r>
               <w:rPr>
@@ -2710,7 +2710,7 @@
               <w14:ligatures w14:val="standardContextual"/>
             </w:rPr>
           </w:pPr>
-          <w:hyperlink w:anchor="_Toc240577104" w:history="1">
+          <w:hyperlink w:anchor="_Toc240578785" w:history="1">
             <w:r>
               <w:rPr>
                 <w:rStyle w:val="Hyperlink"/>
@@ -2734,7 +2734,7 @@
               <w:rPr>
                 <w:noProof/>
               </w:rPr>
-              <w:instrText xml:space="preserve"> PAGEREF _Toc240577104 \h </w:instrText>
+              <w:instrText xml:space="preserve"> PAGEREF _Toc240578785 \h </w:instrText>
             </w:r>
             <w:r>
               <w:rPr>
@@ -2776,7 +2776,7 @@
               <w14:ligatures w14:val="standardContextual"/>
             </w:rPr>
           </w:pPr>
-          <w:hyperlink w:anchor="_Toc240577105" w:history="1">
+          <w:hyperlink w:anchor="_Toc240578786" w:history="1">
             <w:r>
               <w:rPr>
                 <w:rStyle w:val="Hyperlink"/>
@@ -2800,7 +2800,7 @@
               <w:rPr>
                 <w:noProof/>
               </w:rPr>
-              <w:instrText xml:space="preserve"> PAGEREF _Toc240577105 \h </w:instrText>
+              <w:instrText xml:space="preserve"> PAGEREF _Toc240578786 \h </w:instrText>
             </w:r>
             <w:r>
               <w:rPr>
@@ -2842,7 +2842,7 @@
               <w14:ligatures w14:val="standardContextual"/>
             </w:rPr>
           </w:pPr>
-          <w:hyperlink w:anchor="_Toc240577106" w:history="1">
+          <w:hyperlink w:anchor="_Toc240578787" w:history="1">
             <w:r>
               <w:rPr>
                 <w:rStyle w:val="Hyperlink"/>
@@ -2866,7 +2866,7 @@
               <w:rPr>
                 <w:noProof/>
               </w:rPr>
-              <w:instrText xml:space="preserve"> PAGEREF _Toc240577106 \h </w:instrText>
+              <w:instrText xml:space="preserve"> PAGEREF _Toc240578787 \h </w:instrText>
             </w:r>
             <w:r>
               <w:rPr>
@@ -2908,7 +2908,7 @@
               <w14:ligatures w14:val="standardContextual"/>
             </w:rPr>
           </w:pPr>
-          <w:hyperlink w:anchor="_Toc240577107" w:history="1">
+          <w:hyperlink w:anchor="_Toc240578788" w:history="1">
             <w:r>
               <w:rPr>
                 <w:rStyle w:val="Hyperlink"/>
@@ -2932,7 +2932,7 @@
               <w:rPr>
                 <w:noProof/>
               </w:rPr>
-              <w:instrText xml:space="preserve"> PAGEREF _Toc240577107 \h </w:instrText>
+              <w:instrText xml:space="preserve"> PAGEREF _Toc240578788 \h </w:instrText>
             </w:r>
             <w:r>
               <w:rPr>
@@ -2974,7 +2974,7 @@
               <w14:ligatures w14:val="standardContextual"/>
             </w:rPr>
           </w:pPr>
-          <w:hyperlink w:anchor="_Toc240577108" w:history="1">
+          <w:hyperlink w:anchor="_Toc240578789" w:history="1">
             <w:r>
               <w:rPr>
                 <w:rStyle w:val="Hyperlink"/>
@@ -2998,7 +2998,7 @@
               <w:rPr>
                 <w:noProof/>
               </w:rPr>
-              <w:instrText xml:space="preserve"> PAGEREF _Toc240577108 \h </w:instrText>
+              <w:instrText xml:space="preserve"> PAGEREF _Toc240578789 \h </w:instrText>
             </w:r>
             <w:r>
               <w:rPr>
@@ -3040,7 +3040,7 @@
               <w14:ligatures w14:val="standardContextual"/>
             </w:rPr>
           </w:pPr>
-          <w:hyperlink w:anchor="_Toc240577109" w:history="1">
+          <w:hyperlink w:anchor="_Toc240578790" w:history="1">
             <w:r>
               <w:rPr>
                 <w:rStyle w:val="Hyperlink"/>
@@ -3064,7 +3064,7 @@
               <w:rPr>
                 <w:noProof/>
               </w:rPr>
-              <w:instrText xml:space="preserve"> PAGEREF _Toc240577109 \h </w:instrText>
+              <w:instrText xml:space="preserve"> PAGEREF _Toc240578790 \h </w:instrText>
             </w:r>
             <w:r>
               <w:rPr>
@@ -3106,7 +3106,7 @@
               <w14:ligatures w14:val="standardContextual"/>
             </w:rPr>
           </w:pPr>
-          <w:hyperlink w:anchor="_Toc240577110" w:history="1">
+          <w:hyperlink w:anchor="_Toc240578791" w:history="1">
             <w:r>
               <w:rPr>
                 <w:rStyle w:val="Hyperlink"/>
@@ -3130,7 +3130,7 @@
               <w:rPr>
                 <w:noProof/>
               </w:rPr>
-              <w:instrText xml:space="preserve"> PAGEREF _Toc240577110 \h </w:instrText>
+              <w:instrText xml:space="preserve"> PAGEREF _Toc240578791 \h </w:instrText>
             </w:r>
             <w:r>
               <w:rPr>
@@ -3172,7 +3172,7 @@
               <w14:ligatures w14:val="standardContextual"/>
             </w:rPr>
           </w:pPr>
-          <w:hyperlink w:anchor="_Toc240577111" w:history="1">
+          <w:hyperlink w:anchor="_Toc240578792" w:history="1">
             <w:r>
               <w:rPr>
                 <w:rStyle w:val="Hyperlink"/>
@@ -3196,7 +3196,7 @@
               <w:rPr>
                 <w:noProof/>
               </w:rPr>
-              <w:instrText xml:space="preserve"> PAGEREF _Toc240577111 \h </w:instrText>
+              <w:instrText xml:space="preserve"> PAGEREF _Toc240578792 \h </w:instrText>
             </w:r>
             <w:r>
               <w:rPr>
@@ -3238,7 +3238,7 @@
               <w14:ligatures w14:val="standardContextual"/>
             </w:rPr>
           </w:pPr>
-          <w:hyperlink w:anchor="_Toc240577112" w:history="1">
+          <w:hyperlink w:anchor="_Toc240578793" w:history="1">
             <w:r>
               <w:rPr>
                 <w:rStyle w:val="Hyperlink"/>
@@ -3262,7 +3262,7 @@
               <w:rPr>
                 <w:noProof/>
               </w:rPr>
-              <w:instrText xml:space="preserve"> PAGEREF _Toc240577112 \h </w:instrText>
+              <w:instrText xml:space="preserve"> PAGEREF _Toc240578793 \h </w:instrText>
             </w:r>
             <w:r>
               <w:rPr>
@@ -3304,7 +3304,7 @@
               <w14:ligatures w14:val="standardContextual"/>
             </w:rPr>
           </w:pPr>
-          <w:hyperlink w:anchor="_Toc240577113" w:history="1">
+          <w:hyperlink w:anchor="_Toc240578794" w:history="1">
             <w:r>
               <w:rPr>
                 <w:rStyle w:val="Hyperlink"/>
@@ -3328,7 +3328,7 @@
               <w:rPr>
                 <w:noProof/>
               </w:rPr>
-              <w:instrText xml:space="preserve"> PAGEREF _Toc240577113 \h </w:instrText>
+              <w:instrText xml:space="preserve"> PAGEREF _Toc240578794 \h </w:instrText>
             </w:r>
             <w:r>
               <w:rPr>
@@ -3370,7 +3370,7 @@
               <w14:ligatures w14:val="standardContextual"/>
             </w:rPr>
           </w:pPr>
-          <w:hyperlink w:anchor="_Toc240577114" w:history="1">
+          <w:hyperlink w:anchor="_Toc240578795" w:history="1">
             <w:r>
               <w:rPr>
                 <w:rStyle w:val="Hyperlink"/>
@@ -3394,7 +3394,7 @@
               <w:rPr>
                 <w:noProof/>
               </w:rPr>
-              <w:instrText xml:space="preserve"> PAGEREF _Toc240577114 \h </w:instrText>
+              <w:instrText xml:space="preserve"> PAGEREF _Toc240578795 \h </w:instrText>
             </w:r>
             <w:r>
               <w:rPr>
@@ -3436,7 +3436,7 @@
               <w14:ligatures w14:val="standardContextual"/>
             </w:rPr>
           </w:pPr>
-          <w:hyperlink w:anchor="_Toc240577115" w:history="1">
+          <w:hyperlink w:anchor="_Toc240578796" w:history="1">
             <w:r>
               <w:rPr>
                 <w:rStyle w:val="Hyperlink"/>
@@ -3460,7 +3460,7 @@
               <w:rPr>
                 <w:noProof/>
               </w:rPr>
-              <w:instrText xml:space="preserve"> PAGEREF _Toc240577115 \h </w:instrText>
+              <w:instrText xml:space="preserve"> PAGEREF _Toc240578796 \h </w:instrText>
             </w:r>
             <w:r>
               <w:rPr>
@@ -3502,7 +3502,7 @@
               <w14:ligatures w14:val="standardContextual"/>
             </w:rPr>
           </w:pPr>
-          <w:hyperlink w:anchor="_Toc240577116" w:history="1">
+          <w:hyperlink w:anchor="_Toc240578797" w:history="1">
             <w:r>
               <w:rPr>
                 <w:rStyle w:val="Hyperlink"/>
@@ -3526,7 +3526,7 @@
               <w:rPr>
                 <w:noProof/>
               </w:rPr>
-              <w:instrText xml:space="preserve"> PAGEREF _Toc240577116 \h </w:instrText>
+              <w:instrText xml:space="preserve"> PAGEREF _Toc240578797 \h </w:instrText>
             </w:r>
             <w:r>
               <w:rPr>
@@ -3568,7 +3568,7 @@
               <w14:ligatures w14:val="standardContextual"/>
             </w:rPr>
           </w:pPr>
-          <w:hyperlink w:anchor="_Toc240577117" w:history="1">
+          <w:hyperlink w:anchor="_Toc240578798" w:history="1">
             <w:r>
               <w:rPr>
                 <w:rStyle w:val="Hyperlink"/>
@@ -3592,7 +3592,7 @@
               <w:rPr>
                 <w:noProof/>
               </w:rPr>
-              <w:instrText xml:space="preserve"> PAGEREF _Toc240577117 \h </w:instrText>
+              <w:instrText xml:space="preserve"> PAGEREF _Toc240578798 \h </w:instrText>
             </w:r>
             <w:r>
               <w:rPr>
@@ -3634,7 +3634,7 @@
               <w14:ligatures w14:val="standardContextual"/>
             </w:rPr>
           </w:pPr>
-          <w:hyperlink w:anchor="_Toc240577118" w:history="1">
+          <w:hyperlink w:anchor="_Toc240578799" w:history="1">
             <w:r>
               <w:rPr>
                 <w:rStyle w:val="Hyperlink"/>
@@ -3658,7 +3658,7 @@
               <w:rPr>
                 <w:noProof/>
               </w:rPr>
-              <w:instrText xml:space="preserve"> PAGEREF _Toc240577118 \h </w:instrText>
+              <w:instrText xml:space="preserve"> PAGEREF _Toc240578799 \h </w:instrText>
             </w:r>
             <w:r>
               <w:rPr>
@@ -3700,7 +3700,7 @@
               <w14:ligatures w14:val="standardContextual"/>
             </w:rPr>
           </w:pPr>
-          <w:hyperlink w:anchor="_Toc240577119" w:history="1">
+          <w:hyperlink w:anchor="_Toc240578800" w:history="1">
             <w:r>
               <w:rPr>
                 <w:rStyle w:val="Hyperlink"/>
@@ -3724,7 +3724,7 @@
               <w:rPr>
                 <w:noProof/>
               </w:rPr>
-              <w:instrText xml:space="preserve"> PAGEREF _Toc240577119 \h </w:instrText>
+              <w:instrText xml:space="preserve"> PAGEREF _Toc240578800 \h </w:instrText>
             </w:r>
             <w:r>
               <w:rPr>
@@ -3741,7 +3741,7 @@
               <w:rPr>
                 <w:noProof/>
               </w:rPr>
-              <w:t>15</w:t>
+              <w:t>16</w:t>
             </w:r>
             <w:r>
               <w:rPr>
@@ -3766,7 +3766,7 @@
               <w14:ligatures w14:val="standardContextual"/>
             </w:rPr>
           </w:pPr>
-          <w:hyperlink w:anchor="_Toc240577120" w:history="1">
+          <w:hyperlink w:anchor="_Toc240578801" w:history="1">
             <w:r>
               <w:rPr>
                 <w:rStyle w:val="Hyperlink"/>
@@ -3790,7 +3790,7 @@
               <w:rPr>
                 <w:noProof/>
               </w:rPr>
-              <w:instrText xml:space="preserve"> PAGEREF _Toc240577120 \h </w:instrText>
+              <w:instrText xml:space="preserve"> PAGEREF _Toc240578801 \h </w:instrText>
             </w:r>
             <w:r>
               <w:rPr>
@@ -3832,7 +3832,7 @@
               <w14:ligatures w14:val="standardContextual"/>
             </w:rPr>
           </w:pPr>
-          <w:hyperlink w:anchor="_Toc240577121" w:history="1">
+          <w:hyperlink w:anchor="_Toc240578802" w:history="1">
             <w:r>
               <w:rPr>
                 <w:rStyle w:val="Hyperlink"/>
@@ -3856,7 +3856,7 @@
               <w:rPr>
                 <w:noProof/>
               </w:rPr>
-              <w:instrText xml:space="preserve"> PAGEREF _Toc240577121 \h </w:instrText>
+              <w:instrText xml:space="preserve"> PAGEREF _Toc240578802 \h </w:instrText>
             </w:r>
             <w:r>
               <w:rPr>
@@ -3898,7 +3898,7 @@
               <w14:ligatures w14:val="standardContextual"/>
             </w:rPr>
           </w:pPr>
-          <w:hyperlink w:anchor="_Toc240577122" w:history="1">
+          <w:hyperlink w:anchor="_Toc240578803" w:history="1">
             <w:r>
               <w:rPr>
                 <w:rStyle w:val="Hyperlink"/>
@@ -3922,7 +3922,7 @@
               <w:rPr>
                 <w:noProof/>
               </w:rPr>
-              <w:instrText xml:space="preserve"> PAGEREF _Toc240577122 \h </w:instrText>
+              <w:instrText xml:space="preserve"> PAGEREF _Toc240578803 \h </w:instrText>
             </w:r>
             <w:r>
               <w:rPr>
@@ -3964,7 +3964,7 @@
               <w14:ligatures w14:val="standardContextual"/>
             </w:rPr>
           </w:pPr>
-          <w:hyperlink w:anchor="_Toc240577123" w:history="1">
+          <w:hyperlink w:anchor="_Toc240578804" w:history="1">
             <w:r>
               <w:rPr>
                 <w:rStyle w:val="Hyperlink"/>
@@ -3988,7 +3988,7 @@
               <w:rPr>
                 <w:noProof/>
               </w:rPr>
-              <w:instrText xml:space="preserve"> PAGEREF _Toc240577123 \h </w:instrText>
+              <w:instrText xml:space="preserve"> PAGEREF _Toc240578804 \h </w:instrText>
             </w:r>
             <w:r>
               <w:rPr>
@@ -4030,7 +4030,7 @@
               <w14:ligatures w14:val="standardContextual"/>
             </w:rPr>
           </w:pPr>
-          <w:hyperlink w:anchor="_Toc240577124" w:history="1">
+          <w:hyperlink w:anchor="_Toc240578805" w:history="1">
             <w:r>
               <w:rPr>
                 <w:rStyle w:val="Hyperlink"/>
@@ -4054,7 +4054,7 @@
               <w:rPr>
                 <w:noProof/>
               </w:rPr>
-              <w:instrText xml:space="preserve"> PAGEREF _Toc240577124 \h </w:instrText>
+              <w:instrText xml:space="preserve"> PAGEREF _Toc240578805 \h </w:instrText>
             </w:r>
             <w:r>
               <w:rPr>
@@ -4096,7 +4096,7 @@
               <w14:ligatures w14:val="standardContextual"/>
             </w:rPr>
           </w:pPr>
-          <w:hyperlink w:anchor="_Toc240577125" w:history="1">
+          <w:hyperlink w:anchor="_Toc240578806" w:history="1">
             <w:r>
               <w:rPr>
                 <w:rStyle w:val="Hyperlink"/>
@@ -4120,7 +4120,7 @@
               <w:rPr>
                 <w:noProof/>
               </w:rPr>
-              <w:instrText xml:space="preserve"> PAGEREF _Toc240577125 \h </w:instrText>
+              <w:instrText xml:space="preserve"> PAGEREF _Toc240578806 \h </w:instrText>
             </w:r>
             <w:r>
               <w:rPr>
@@ -4162,7 +4162,7 @@
               <w14:ligatures w14:val="standardContextual"/>
             </w:rPr>
           </w:pPr>
-          <w:hyperlink w:anchor="_Toc240577126" w:history="1">
+          <w:hyperlink w:anchor="_Toc240578807" w:history="1">
             <w:r>
               <w:rPr>
                 <w:rStyle w:val="Hyperlink"/>
@@ -4186,7 +4186,7 @@
               <w:rPr>
                 <w:noProof/>
               </w:rPr>
-              <w:instrText xml:space="preserve"> PAGEREF _Toc240577126 \h </w:instrText>
+              <w:instrText xml:space="preserve"> PAGEREF _Toc240578807 \h </w:instrText>
             </w:r>
             <w:r>
               <w:rPr>
@@ -4228,7 +4228,7 @@
               <w14:ligatures w14:val="standardContextual"/>
             </w:rPr>
           </w:pPr>
-          <w:hyperlink w:anchor="_Toc240577127" w:history="1">
+          <w:hyperlink w:anchor="_Toc240578808" w:history="1">
             <w:r>
               <w:rPr>
                 <w:rStyle w:val="Hyperlink"/>
@@ -4252,7 +4252,7 @@
               <w:rPr>
                 <w:noProof/>
               </w:rPr>
-              <w:instrText xml:space="preserve"> PAGEREF _Toc240577127 \h </w:instrText>
+              <w:instrText xml:space="preserve"> PAGEREF _Toc240578808 \h </w:instrText>
             </w:r>
             <w:r>
               <w:rPr>
@@ -4294,7 +4294,7 @@
               <w14:ligatures w14:val="standardContextual"/>
             </w:rPr>
           </w:pPr>
-          <w:hyperlink w:anchor="_Toc240577128" w:history="1">
+          <w:hyperlink w:anchor="_Toc240578809" w:history="1">
             <w:r>
               <w:rPr>
                 <w:rStyle w:val="Hyperlink"/>
@@ -4318,7 +4318,7 @@
               <w:rPr>
                 <w:noProof/>
               </w:rPr>
-              <w:instrText xml:space="preserve"> PAGEREF _Toc240577128 \h </w:instrText>
+              <w:instrText xml:space="preserve"> PAGEREF _Toc240578809 \h </w:instrText>
             </w:r>
             <w:r>
               <w:rPr>
@@ -4360,7 +4360,7 @@
               <w14:ligatures w14:val="standardContextual"/>
             </w:rPr>
           </w:pPr>
-          <w:hyperlink w:anchor="_Toc240577129" w:history="1">
+          <w:hyperlink w:anchor="_Toc240578810" w:history="1">
             <w:r>
               <w:rPr>
                 <w:rStyle w:val="Hyperlink"/>
@@ -4384,7 +4384,7 @@
               <w:rPr>
                 <w:noProof/>
               </w:rPr>
-              <w:instrText xml:space="preserve"> PAGEREF _Toc240577129 \h </w:instrText>
+              <w:instrText xml:space="preserve"> PAGEREF _Toc240578810 \h </w:instrText>
             </w:r>
             <w:r>
               <w:rPr>
@@ -4426,7 +4426,7 @@
               <w14:ligatures w14:val="standardContextual"/>
             </w:rPr>
           </w:pPr>
-          <w:hyperlink w:anchor="_Toc240577130" w:history="1">
+          <w:hyperlink w:anchor="_Toc240578811" w:history="1">
             <w:r>
               <w:rPr>
                 <w:rStyle w:val="Hyperlink"/>
@@ -4450,7 +4450,7 @@
               <w:rPr>
                 <w:noProof/>
               </w:rPr>
-              <w:instrText xml:space="preserve"> PAGEREF _Toc240577130 \h </w:instrText>
+              <w:instrText xml:space="preserve"> PAGEREF _Toc240578811 \h </w:instrText>
             </w:r>
             <w:r>
               <w:rPr>
@@ -4492,7 +4492,7 @@
               <w14:ligatures w14:val="standardContextual"/>
             </w:rPr>
           </w:pPr>
-          <w:hyperlink w:anchor="_Toc240577131" w:history="1">
+          <w:hyperlink w:anchor="_Toc240578812" w:history="1">
             <w:r>
               <w:rPr>
                 <w:rStyle w:val="Hyperlink"/>
@@ -4516,7 +4516,7 @@
               <w:rPr>
                 <w:noProof/>
               </w:rPr>
-              <w:instrText xml:space="preserve"> PAGEREF _Toc240577131 \h </w:instrText>
+              <w:instrText xml:space="preserve"> PAGEREF _Toc240578812 \h </w:instrText>
             </w:r>
             <w:r>
               <w:rPr>
@@ -4558,7 +4558,7 @@
               <w14:ligatures w14:val="standardContextual"/>
             </w:rPr>
           </w:pPr>
-          <w:hyperlink w:anchor="_Toc240577132" w:history="1">
+          <w:hyperlink w:anchor="_Toc240578813" w:history="1">
             <w:r>
               <w:rPr>
                 <w:rStyle w:val="Hyperlink"/>
@@ -4582,7 +4582,7 @@
               <w:rPr>
                 <w:noProof/>
               </w:rPr>
-              <w:instrText xml:space="preserve"> PAGEREF _Toc240577132 \h </w:instrText>
+              <w:instrText xml:space="preserve"> PAGEREF _Toc240578813 \h </w:instrText>
             </w:r>
             <w:r>
               <w:rPr>
@@ -4624,7 +4624,7 @@
               <w14:ligatures w14:val="standardContextual"/>
             </w:rPr>
           </w:pPr>
-          <w:hyperlink w:anchor="_Toc240577133" w:history="1">
+          <w:hyperlink w:anchor="_Toc240578814" w:history="1">
             <w:r>
               <w:rPr>
                 <w:rStyle w:val="Hyperlink"/>
@@ -4648,7 +4648,7 @@
               <w:rPr>
                 <w:noProof/>
               </w:rPr>
-              <w:instrText xml:space="preserve"> PAGEREF _Toc240577133 \h </w:instrText>
+              <w:instrText xml:space="preserve"> PAGEREF _Toc240578814 \h </w:instrText>
             </w:r>
             <w:r>
               <w:rPr>
@@ -4690,7 +4690,7 @@
               <w14:ligatures w14:val="standardContextual"/>
             </w:rPr>
           </w:pPr>
-          <w:hyperlink w:anchor="_Toc240577134" w:history="1">
+          <w:hyperlink w:anchor="_Toc240578815" w:history="1">
             <w:r>
               <w:rPr>
                 <w:rStyle w:val="Hyperlink"/>
@@ -4714,7 +4714,7 @@
               <w:rPr>
                 <w:noProof/>
               </w:rPr>
-              <w:instrText xml:space="preserve"> PAGEREF _Toc240577134 \h </w:instrText>
+              <w:instrText xml:space="preserve"> PAGEREF _Toc240578815 \h </w:instrText>
             </w:r>
             <w:r>
               <w:rPr>
@@ -4756,7 +4756,7 @@
               <w14:ligatures w14:val="standardContextual"/>
             </w:rPr>
           </w:pPr>
-          <w:hyperlink w:anchor="_Toc240577135" w:history="1">
+          <w:hyperlink w:anchor="_Toc240578816" w:history="1">
             <w:r>
               <w:rPr>
                 <w:rStyle w:val="Hyperlink"/>
@@ -4780,7 +4780,7 @@
               <w:rPr>
                 <w:noProof/>
               </w:rPr>
-              <w:instrText xml:space="preserve"> PAGEREF _Toc240577135 \h </w:instrText>
+              <w:instrText xml:space="preserve"> PAGEREF _Toc240578816 \h </w:instrText>
             </w:r>
             <w:r>
               <w:rPr>
@@ -4822,7 +4822,7 @@
               <w14:ligatures w14:val="standardContextual"/>
             </w:rPr>
           </w:pPr>
-          <w:hyperlink w:anchor="_Toc240577136" w:history="1">
+          <w:hyperlink w:anchor="_Toc240578817" w:history="1">
             <w:r>
               <w:rPr>
                 <w:rStyle w:val="Hyperlink"/>
@@ -4846,7 +4846,7 @@
               <w:rPr>
                 <w:noProof/>
               </w:rPr>
-              <w:instrText xml:space="preserve"> PAGEREF _Toc240577136 \h </w:instrText>
+              <w:instrText xml:space="preserve"> PAGEREF _Toc240578817 \h </w:instrText>
             </w:r>
             <w:r>
               <w:rPr>
@@ -4888,7 +4888,7 @@
               <w14:ligatures w14:val="standardContextual"/>
             </w:rPr>
           </w:pPr>
-          <w:hyperlink w:anchor="_Toc240577137" w:history="1">
+          <w:hyperlink w:anchor="_Toc240578818" w:history="1">
             <w:r>
               <w:rPr>
                 <w:rStyle w:val="Hyperlink"/>
@@ -4912,7 +4912,7 @@
               <w:rPr>
                 <w:noProof/>
               </w:rPr>
-              <w:instrText xml:space="preserve"> PAGEREF _Toc240577137 \h </w:instrText>
+              <w:instrText xml:space="preserve"> PAGEREF _Toc240578818 \h </w:instrText>
             </w:r>
             <w:r>
               <w:rPr>
@@ -4954,7 +4954,7 @@
               <w14:ligatures w14:val="standardContextual"/>
             </w:rPr>
           </w:pPr>
-          <w:hyperlink w:anchor="_Toc240577138" w:history="1">
+          <w:hyperlink w:anchor="_Toc240578819" w:history="1">
             <w:r>
               <w:rPr>
                 <w:rStyle w:val="Hyperlink"/>
@@ -4978,7 +4978,7 @@
               <w:rPr>
                 <w:noProof/>
               </w:rPr>
-              <w:instrText xml:space="preserve"> PAGEREF _Toc240577138 \h </w:instrText>
+              <w:instrText xml:space="preserve"> PAGEREF _Toc240578819 \h </w:instrText>
             </w:r>
             <w:r>
               <w:rPr>
@@ -5020,7 +5020,7 @@
               <w14:ligatures w14:val="standardContextual"/>
             </w:rPr>
           </w:pPr>
-          <w:hyperlink w:anchor="_Toc240577139" w:history="1">
+          <w:hyperlink w:anchor="_Toc240578820" w:history="1">
             <w:r>
               <w:rPr>
                 <w:rStyle w:val="Hyperlink"/>
@@ -5044,7 +5044,7 @@
               <w:rPr>
                 <w:noProof/>
               </w:rPr>
-              <w:instrText xml:space="preserve"> PAGEREF _Toc240577139 \h </w:instrText>
+              <w:instrText xml:space="preserve"> PAGEREF _Toc240578820 \h </w:instrText>
             </w:r>
             <w:r>
               <w:rPr>
@@ -5086,7 +5086,7 @@
               <w14:ligatures w14:val="standardContextual"/>
             </w:rPr>
           </w:pPr>
-          <w:hyperlink w:anchor="_Toc240577140" w:history="1">
+          <w:hyperlink w:anchor="_Toc240578821" w:history="1">
             <w:r>
               <w:rPr>
                 <w:rStyle w:val="Hyperlink"/>
@@ -5110,7 +5110,7 @@
               <w:rPr>
                 <w:noProof/>
               </w:rPr>
-              <w:instrText xml:space="preserve"> PAGEREF _Toc240577140 \h </w:instrText>
+              <w:instrText xml:space="preserve"> PAGEREF _Toc240578821 \h </w:instrText>
             </w:r>
             <w:r>
               <w:rPr>
@@ -5152,7 +5152,7 @@
               <w14:ligatures w14:val="standardContextual"/>
             </w:rPr>
           </w:pPr>
-          <w:hyperlink w:anchor="_Toc240577141" w:history="1">
+          <w:hyperlink w:anchor="_Toc240578822" w:history="1">
             <w:r>
               <w:rPr>
                 <w:rStyle w:val="Hyperlink"/>
@@ -5176,7 +5176,7 @@
               <w:rPr>
                 <w:noProof/>
               </w:rPr>
-              <w:instrText xml:space="preserve"> PAGEREF _Toc240577141 \h </w:instrText>
+              <w:instrText xml:space="preserve"> PAGEREF _Toc240578822 \h </w:instrText>
             </w:r>
             <w:r>
               <w:rPr>
@@ -5218,7 +5218,7 @@
               <w14:ligatures w14:val="standardContextual"/>
             </w:rPr>
           </w:pPr>
-          <w:hyperlink w:anchor="_Toc240577142" w:history="1">
+          <w:hyperlink w:anchor="_Toc240578823" w:history="1">
             <w:r>
               <w:rPr>
                 <w:rStyle w:val="Hyperlink"/>
@@ -5242,7 +5242,7 @@
               <w:rPr>
                 <w:noProof/>
               </w:rPr>
-              <w:instrText xml:space="preserve"> PAGEREF _Toc240577142 \h </w:instrText>
+              <w:instrText xml:space="preserve"> PAGEREF _Toc240578823 \h </w:instrText>
             </w:r>
             <w:r>
               <w:rPr>
@@ -5284,7 +5284,7 @@
               <w14:ligatures w14:val="standardContextual"/>
             </w:rPr>
           </w:pPr>
-          <w:hyperlink w:anchor="_Toc240577143" w:history="1">
+          <w:hyperlink w:anchor="_Toc240578824" w:history="1">
             <w:r>
               <w:rPr>
                 <w:rStyle w:val="Hyperlink"/>
@@ -5308,7 +5308,7 @@
               <w:rPr>
                 <w:noProof/>
               </w:rPr>
-              <w:instrText xml:space="preserve"> PAGEREF _Toc240577143 \h </w:instrText>
+              <w:instrText xml:space="preserve"> PAGEREF _Toc240578824 \h </w:instrText>
             </w:r>
             <w:r>
               <w:rPr>
@@ -5350,7 +5350,7 @@
               <w14:ligatures w14:val="standardContextual"/>
             </w:rPr>
           </w:pPr>
-          <w:hyperlink w:anchor="_Toc240577144" w:history="1">
+          <w:hyperlink w:anchor="_Toc240578825" w:history="1">
             <w:r>
               <w:rPr>
                 <w:rStyle w:val="Hyperlink"/>
@@ -5374,7 +5374,7 @@
               <w:rPr>
                 <w:noProof/>
               </w:rPr>
-              <w:instrText xml:space="preserve"> PAGEREF _Toc240577144 \h </w:instrText>
+              <w:instrText xml:space="preserve"> PAGEREF _Toc240578825 \h </w:instrText>
             </w:r>
             <w:r>
               <w:rPr>
@@ -5391,7 +5391,7 @@
               <w:rPr>
                 <w:noProof/>
               </w:rPr>
-              <w:t>22</w:t>
+              <w:t>23</w:t>
             </w:r>
             <w:r>
               <w:rPr>
@@ -5416,7 +5416,7 @@
               <w14:ligatures w14:val="standardContextual"/>
             </w:rPr>
           </w:pPr>
-          <w:hyperlink w:anchor="_Toc240577145" w:history="1">
+          <w:hyperlink w:anchor="_Toc240578826" w:history="1">
             <w:r>
               <w:rPr>
                 <w:rStyle w:val="Hyperlink"/>
@@ -5440,7 +5440,7 @@
               <w:rPr>
                 <w:noProof/>
               </w:rPr>
-              <w:instrText xml:space="preserve"> PAGEREF _Toc240577145 \h </w:instrText>
+              <w:instrText xml:space="preserve"> PAGEREF _Toc240578826 \h </w:instrText>
             </w:r>
             <w:r>
               <w:rPr>
@@ -5457,7 +5457,7 @@
               <w:rPr>
                 <w:noProof/>
               </w:rPr>
-              <w:t>22</w:t>
+              <w:t>23</w:t>
             </w:r>
             <w:r>
               <w:rPr>
@@ -5482,7 +5482,7 @@
               <w14:ligatures w14:val="standardContextual"/>
             </w:rPr>
           </w:pPr>
-          <w:hyperlink w:anchor="_Toc240577146" w:history="1">
+          <w:hyperlink w:anchor="_Toc240578827" w:history="1">
             <w:r>
               <w:rPr>
                 <w:rStyle w:val="Hyperlink"/>
@@ -5506,7 +5506,7 @@
               <w:rPr>
                 <w:noProof/>
               </w:rPr>
-              <w:instrText xml:space="preserve"> PAGEREF _Toc240577146 \h </w:instrText>
+              <w:instrText xml:space="preserve"> PAGEREF _Toc240578827 \h </w:instrText>
             </w:r>
             <w:r>
               <w:rPr>
@@ -5523,7 +5523,7 @@
               <w:rPr>
                 <w:noProof/>
               </w:rPr>
-              <w:t>22</w:t>
+              <w:t>23</w:t>
             </w:r>
             <w:r>
               <w:rPr>
@@ -5548,7 +5548,7 @@
               <w14:ligatures w14:val="standardContextual"/>
             </w:rPr>
           </w:pPr>
-          <w:hyperlink w:anchor="_Toc240577147" w:history="1">
+          <w:hyperlink w:anchor="_Toc240578828" w:history="1">
             <w:r>
               <w:rPr>
                 <w:rStyle w:val="Hyperlink"/>
@@ -5572,7 +5572,7 @@
               <w:rPr>
                 <w:noProof/>
               </w:rPr>
-              <w:instrText xml:space="preserve"> PAGEREF _Toc240577147 \h </w:instrText>
+              <w:instrText xml:space="preserve"> PAGEREF _Toc240578828 \h </w:instrText>
             </w:r>
             <w:r>
               <w:rPr>
@@ -5589,7 +5589,7 @@
               <w:rPr>
                 <w:noProof/>
               </w:rPr>
-              <w:t>23</w:t>
+              <w:t>24</w:t>
             </w:r>
             <w:r>
               <w:rPr>
@@ -5614,7 +5614,7 @@
               <w14:ligatures w14:val="standardContextual"/>
             </w:rPr>
           </w:pPr>
-          <w:hyperlink w:anchor="_Toc240577148" w:history="1">
+          <w:hyperlink w:anchor="_Toc240578829" w:history="1">
             <w:r>
               <w:rPr>
                 <w:rStyle w:val="Hyperlink"/>
@@ -5638,7 +5638,7 @@
               <w:rPr>
                 <w:noProof/>
               </w:rPr>
-              <w:instrText xml:space="preserve"> PAGEREF _Toc240577148 \h </w:instrText>
+              <w:instrText xml:space="preserve"> PAGEREF _Toc240578829 \h </w:instrText>
             </w:r>
             <w:r>
               <w:rPr>
@@ -5655,7 +5655,7 @@
               <w:rPr>
                 <w:noProof/>
               </w:rPr>
-              <w:t>23</w:t>
+              <w:t>24</w:t>
             </w:r>
             <w:r>
               <w:rPr>
@@ -5694,7 +5694,7 @@
       <w:pPr>
         <w:pStyle w:val="Kop1"/>
       </w:pPr>
-      <w:bookmarkStart w:id="2" w:name="_Toc240577079"/>
+      <w:bookmarkStart w:id="2" w:name="_Toc240578760"/>
       <w:r>
         <w:lastRenderedPageBreak/>
         <w:t>Quick Start Guide</w:t>
@@ -5835,7 +5835,7 @@
       <w:pPr>
         <w:pStyle w:val="Kop1"/>
       </w:pPr>
-      <w:bookmarkStart w:id="3" w:name="_Toc240577080"/>
+      <w:bookmarkStart w:id="3" w:name="_Toc240578761"/>
       <w:r>
         <w:lastRenderedPageBreak/>
         <w:t>Part I: Introduction to Non-Compartmental Analysis</w:t>
@@ -5846,7 +5846,7 @@
       <w:pPr>
         <w:pStyle w:val="Kop2"/>
       </w:pPr>
-      <w:bookmarkStart w:id="4" w:name="_Toc240577081"/>
+      <w:bookmarkStart w:id="4" w:name="_Toc240578762"/>
       <w:r>
         <w:t>What Is Non-Compartmental Analysis?</w:t>
       </w:r>
@@ -5872,7 +5872,7 @@
       <w:pPr>
         <w:pStyle w:val="Kop2"/>
       </w:pPr>
-      <w:bookmarkStart w:id="5" w:name="_Toc240577082"/>
+      <w:bookmarkStart w:id="5" w:name="_Toc240578763"/>
       <w:r>
         <w:t>The Concentration–Time Curve</w:t>
       </w:r>
@@ -5890,7 +5890,7 @@
       <w:pPr>
         <w:pStyle w:val="Kop2"/>
       </w:pPr>
-      <w:bookmarkStart w:id="6" w:name="_Toc240577083"/>
+      <w:bookmarkStart w:id="6" w:name="_Toc240578764"/>
       <w:r>
         <w:t>Key Pharmacokinetic Parameters</w:t>
       </w:r>
@@ -6575,7 +6575,7 @@
       <w:pPr>
         <w:pStyle w:val="Kop2"/>
       </w:pPr>
-      <w:bookmarkStart w:id="7" w:name="_Toc240577084"/>
+      <w:bookmarkStart w:id="7" w:name="_Toc240578765"/>
       <w:r>
         <w:t>Why NCA Is Used So Widely</w:t>
       </w:r>
@@ -6610,7 +6610,7 @@
       <w:pPr>
         <w:pStyle w:val="Kop2"/>
       </w:pPr>
-      <w:bookmarkStart w:id="8" w:name="_Toc240577085"/>
+      <w:bookmarkStart w:id="8" w:name="_Toc240578766"/>
       <w:r>
         <w:t>When to Use NCA vs. Compartmental Modelling</w:t>
       </w:r>
@@ -6634,7 +6634,7 @@
       <w:pPr>
         <w:pStyle w:val="Kop1"/>
       </w:pPr>
-      <w:bookmarkStart w:id="9" w:name="_Toc240577086"/>
+      <w:bookmarkStart w:id="9" w:name="_Toc240578767"/>
       <w:r>
         <w:lastRenderedPageBreak/>
         <w:t>Part II: Preparing Your Data</w:t>
@@ -6645,7 +6645,7 @@
       <w:pPr>
         <w:pStyle w:val="Kop2"/>
       </w:pPr>
-      <w:bookmarkStart w:id="10" w:name="_Toc240577087"/>
+      <w:bookmarkStart w:id="10" w:name="_Toc240578768"/>
       <w:r>
         <w:t>General Format Rules</w:t>
       </w:r>
@@ -6673,7 +6673,7 @@
       <w:pPr>
         <w:pStyle w:val="Kop3"/>
       </w:pPr>
-      <w:bookmarkStart w:id="11" w:name="_Toc240577088"/>
+      <w:bookmarkStart w:id="11" w:name="_Toc240578769"/>
       <w:r>
         <w:t>Decimal Separators and Regional Formats</w:t>
       </w:r>
@@ -6699,7 +6699,7 @@
       <w:pPr>
         <w:pStyle w:val="Kop2"/>
       </w:pPr>
-      <w:bookmarkStart w:id="12" w:name="_Toc240577089"/>
+      <w:bookmarkStart w:id="12" w:name="_Toc240578770"/>
       <w:r>
         <w:t>Scenario 1: Single Subject</w:t>
       </w:r>
@@ -7392,7 +7392,7 @@
       <w:pPr>
         <w:pStyle w:val="Kop2"/>
       </w:pPr>
-      <w:bookmarkStart w:id="13" w:name="_Toc240577090"/>
+      <w:bookmarkStart w:id="13" w:name="_Toc240578771"/>
       <w:r>
         <w:t>Scenario 2: Multiple Subjects, Same Dose</w:t>
       </w:r>
@@ -7997,7 +7997,7 @@
       <w:pPr>
         <w:pStyle w:val="Kop2"/>
       </w:pPr>
-      <w:bookmarkStart w:id="14" w:name="_Toc240577091"/>
+      <w:bookmarkStart w:id="14" w:name="_Toc240578772"/>
       <w:r>
         <w:lastRenderedPageBreak/>
         <w:t>Scenario 3: Multiple Subjects, Different Doses</w:t>
@@ -8016,7 +8016,7 @@
       <w:pPr>
         <w:pStyle w:val="Kop2"/>
       </w:pPr>
-      <w:bookmarkStart w:id="15" w:name="_Toc240577092"/>
+      <w:bookmarkStart w:id="15" w:name="_Toc240578773"/>
       <w:r>
         <w:t>Scenario 4: Standard 2-Period Crossover (BE)</w:t>
       </w:r>
@@ -8874,7 +8874,7 @@
       <w:pPr>
         <w:pStyle w:val="Kop2"/>
       </w:pPr>
-      <w:bookmarkStart w:id="16" w:name="_Toc240577093"/>
+      <w:bookmarkStart w:id="16" w:name="_Toc240578774"/>
       <w:r>
         <w:t>Scenario 5: Replicate Designs and Paired Comparison</w:t>
       </w:r>
@@ -8892,7 +8892,7 @@
       <w:pPr>
         <w:pStyle w:val="Kop2"/>
       </w:pPr>
-      <w:bookmarkStart w:id="17" w:name="_Toc240577094"/>
+      <w:bookmarkStart w:id="17" w:name="_Toc240578775"/>
       <w:r>
         <w:t>Scenario 6: Parallel-Group BE</w:t>
       </w:r>
@@ -8910,7 +8910,7 @@
       <w:pPr>
         <w:pStyle w:val="Kop2"/>
       </w:pPr>
-      <w:bookmarkStart w:id="18" w:name="_Toc240577095"/>
+      <w:bookmarkStart w:id="18" w:name="_Toc240578776"/>
       <w:r>
         <w:t>Scenario 7: Steady-State PK</w:t>
       </w:r>
@@ -8921,14 +8921,14 @@
         <w:spacing w:after="120" w:line="276" w:lineRule="auto"/>
       </w:pPr>
       <w:r>
-        <w:t>Same layout as Scenario 2, with one dosing interval per subject. Time 0 is just before the dose of that interval, and the pre-dose concentration is above zero. Sample exactly one interval: the app takes the dosing interval (τ) as the last minus the first sampling time, so AUCτ, average concentration and fluctuation are only correct when sampling ends at τ. Tick “Steady-state (drug given repeatedly)” in the app.</w:t>
+        <w:t>Same layout as Scenario 2, with one dosing interval per subject. Time 0 is just before the dose of that interval, and the pre-dose concentration is above zero. Include the pre-dose sample and sample up to the end of the dosing interval (τ). Tick “Steady-state (drug given repeatedly)” and enter τ in the app.</w:t>
       </w:r>
     </w:p>
     <w:p>
       <w:pPr>
         <w:pStyle w:val="Kop2"/>
       </w:pPr>
-      <w:bookmarkStart w:id="19" w:name="_Toc240577096"/>
+      <w:bookmarkStart w:id="19" w:name="_Toc240578777"/>
       <w:r>
         <w:t>Scenario 8: Drug–Drug Interaction Study</w:t>
       </w:r>
@@ -8947,15 +8947,18 @@
         <w:spacing w:after="120" w:line="276" w:lineRule="auto"/>
       </w:pPr>
       <w:r>
+        <w:t xml:space="preserve">Use the same six columns as a crossover BE study (Scenario 4). Label the victim drug alone as “Reference” and the victim drug with the perpetrator as “Test”, or choose the Reference </w:t>
+      </w:r>
+      <w:r>
         <w:lastRenderedPageBreak/>
-        <w:t>Use the same six columns as a crossover BE study (Scenario 4). Label the victim drug alone as “Reference” and the victim drug with the perpetrator as “Test”, or choose the Reference treatment in the app. The ratio is then (with perpetrator) ÷ (alone), the fold-change in exposure. Part III explains how to interpret the result.</w:t>
+        <w:t>treatment in the app. The ratio is then (with perpetrator) ÷ (alone), the fold-change in exposure. Part III explains how to interpret the result.</w:t>
       </w:r>
     </w:p>
     <w:p>
       <w:pPr>
         <w:pStyle w:val="Kop2"/>
       </w:pPr>
-      <w:bookmarkStart w:id="20" w:name="_Toc240577097"/>
+      <w:bookmarkStart w:id="20" w:name="_Toc240578778"/>
       <w:r>
         <w:t>Scenario 9: CDISC ADNCA Dataset</w:t>
       </w:r>
@@ -8973,7 +8976,7 @@
       <w:pPr>
         <w:pStyle w:val="Kop2"/>
       </w:pPr>
-      <w:bookmarkStart w:id="21" w:name="_Toc240577098"/>
+      <w:bookmarkStart w:id="21" w:name="_Toc240578779"/>
       <w:r>
         <w:t>BLQ Handling</w:t>
       </w:r>
@@ -9404,7 +9407,7 @@
       <w:pPr>
         <w:pStyle w:val="Kop2"/>
       </w:pPr>
-      <w:bookmarkStart w:id="22" w:name="_Toc240577099"/>
+      <w:bookmarkStart w:id="22" w:name="_Toc240578780"/>
       <w:r>
         <w:t>Common Mistakes</w:t>
       </w:r>
@@ -9515,7 +9518,7 @@
       <w:pPr>
         <w:pStyle w:val="Kop1"/>
       </w:pPr>
-      <w:bookmarkStart w:id="23" w:name="_Toc240577100"/>
+      <w:bookmarkStart w:id="23" w:name="_Toc240578781"/>
       <w:r>
         <w:lastRenderedPageBreak/>
         <w:t>Part III: Using the App</w:t>
@@ -9526,7 +9529,7 @@
       <w:pPr>
         <w:pStyle w:val="Kop2"/>
       </w:pPr>
-      <w:bookmarkStart w:id="24" w:name="_Toc240577101"/>
+      <w:bookmarkStart w:id="24" w:name="_Toc240578782"/>
       <w:r>
         <w:t>The Hub Screen</w:t>
       </w:r>
@@ -9544,7 +9547,7 @@
       <w:pPr>
         <w:pStyle w:val="Kop2"/>
       </w:pPr>
-      <w:bookmarkStart w:id="25" w:name="_Toc240577102"/>
+      <w:bookmarkStart w:id="25" w:name="_Toc240578783"/>
       <w:r>
         <w:t>Path 1: Plan a Study</w:t>
       </w:r>
@@ -9563,14 +9566,14 @@
         <w:spacing w:after="120" w:line="276" w:lineRule="auto"/>
       </w:pPr>
       <w:r>
-        <w:t>Enter the expected Test/Reference ratio (95% is the usual assumption), the within-subject CV and, for sample size, the target power. For the scaled methods enter two CVs, of the Test and of the Reference product; both change the sample size. The significance level (0.05) and, for ABE, the acceptance limits can be changed under the advanced settings. After a log-transformed bioequivalence analysis of your own data, a button offers its within-subject CV for Cmax. The spread of Cmax between subjects in batch results is not a within-subject CV, so the app does not offer it. The results show a power curve and a plot of sample size against CV.</w:t>
+        <w:t>Enter the expected Test/Reference ratio (the default follows the method, as in PowerTOST: 95% for standard bioequivalence, 90% for highly variable drugs, 97.5% for narrow therapeutic index drugs), the CV and, for sample size, the target power. For a parallel design the CV is the total CV (between plus within subjects); for crossover designs it is the within-subject CV. For the scaled methods enter two CVs, of the Test and of the Reference product; both change the sample size. The significance level (0.05) and, for ABE, the acceptance limits can be changed under the advanced settings. After a log-transformed bioequivalence analysis of your own data, a button offers its within-subject CV for Cmax. The spread of Cmax between subjects in batch results is not a within-subject CV, so the app does not offer it. The results show a power curve and a plot of sample size against CV.</w:t>
       </w:r>
     </w:p>
     <w:p>
       <w:pPr>
         <w:pStyle w:val="Kop2"/>
       </w:pPr>
-      <w:bookmarkStart w:id="26" w:name="_Toc240577103"/>
+      <w:bookmarkStart w:id="26" w:name="_Toc240578784"/>
       <w:r>
         <w:t>Path 2: Upload &amp; Check Data</w:t>
       </w:r>
@@ -9588,7 +9591,7 @@
       <w:pPr>
         <w:pStyle w:val="Kop2"/>
       </w:pPr>
-      <w:bookmarkStart w:id="27" w:name="_Toc240577104"/>
+      <w:bookmarkStart w:id="27" w:name="_Toc240578785"/>
       <w:r>
         <w:t>Path 3: Visualize Data</w:t>
       </w:r>
@@ -9614,7 +9617,7 @@
       <w:pPr>
         <w:pStyle w:val="Kop3"/>
       </w:pPr>
-      <w:bookmarkStart w:id="28" w:name="_Toc240577105"/>
+      <w:bookmarkStart w:id="28" w:name="_Toc240578786"/>
       <w:r>
         <w:t>Plot Types</w:t>
       </w:r>
@@ -9625,11 +9628,8 @@
         <w:spacing w:after="120" w:line="276" w:lineRule="auto"/>
       </w:pPr>
       <w:r>
-        <w:t xml:space="preserve">The Plot Type radio button has three options. “Individual Profiles (spaghetti plot)” draws one concentration–time line per subject, coloured by a grouping of your choice; use it to look at </w:t>
-      </w:r>
-      <w:r>
         <w:lastRenderedPageBreak/>
-        <w:t>individual variability, outliers and carry-over. “Summary Plot (geometric mean ×/÷ geometric SD)” shows the geometric mean at each time point, with error bars from the geometric mean divided and multiplied by the geometric SD. Treatment groups are overlaid automatically. “Both plots” shows the spaghetti plot above the summary plot.</w:t>
+        <w:t>The Plot Type radio button has three options. “Individual Profiles (spaghetti plot)” draws one concentration–time line per subject, coloured by a grouping of your choice; use it to look at individual variability, outliers and carry-over. “Summary Plot (geometric mean ×/÷ geometric SD)” shows the geometric mean at each time point, with error bars from the geometric mean divided and multiplied by the geometric SD. Treatment groups are overlaid automatically. “Both plots” shows the spaghetti plot above the summary plot.</w:t>
       </w:r>
     </w:p>
     <w:p>
@@ -9644,7 +9644,7 @@
       <w:pPr>
         <w:pStyle w:val="Kop3"/>
       </w:pPr>
-      <w:bookmarkStart w:id="29" w:name="_Toc240577106"/>
+      <w:bookmarkStart w:id="29" w:name="_Toc240578787"/>
       <w:r>
         <w:t>Sidebar Controls</w:t>
       </w:r>
@@ -9694,7 +9694,7 @@
       <w:pPr>
         <w:pStyle w:val="Kop3"/>
       </w:pPr>
-      <w:bookmarkStart w:id="30" w:name="_Toc240577107"/>
+      <w:bookmarkStart w:id="30" w:name="_Toc240578788"/>
       <w:r>
         <w:t>Suggested Figure Legend</w:t>
       </w:r>
@@ -9712,7 +9712,7 @@
       <w:pPr>
         <w:pStyle w:val="Kop3"/>
       </w:pPr>
-      <w:bookmarkStart w:id="31" w:name="_Toc240577108"/>
+      <w:bookmarkStart w:id="31" w:name="_Toc240578789"/>
       <w:r>
         <w:t>Exporting a Figure</w:t>
       </w:r>
@@ -9731,18 +9731,15 @@
         <w:spacing w:after="120" w:line="276" w:lineRule="auto"/>
       </w:pPr>
       <w:r>
-        <w:t xml:space="preserve">Format: PNG (good for Word documents, presentations, and emails), PDF (vector; text and lines remain sharp at any zoom level; recommended for journal submission when the journal accepts PDF figures), or SVG (scalable vector graphics; open and edit in Inkscape, Adobe </w:t>
-      </w:r>
-      <w:r>
         <w:lastRenderedPageBreak/>
-        <w:t>Illustrator, or similar). Width and height are set in inches (2–20 in each); typical journal requirements are 3.0–3.5 in for a single column and 6.5–7.0 in for double column. Resolution: 150 DPI (screen/drafts), 300 DPI (print, default, minimum for most journals), or 600 DPI (high-resolution journal submission). The Download button is grey until the first plot has rendered in the main panel; it turns green once a plot is visible. The exported filename includes the plot type (spaghetti_plot.png or summary_plot.png) so you can download both without overwriting either.</w:t>
+        <w:t>Format: PNG (good for Word documents, presentations, and emails), PDF (vector; text and lines remain sharp at any zoom level; recommended for journal submission when the journal accepts PDF figures), or SVG (scalable vector graphics; open and edit in Inkscape, Adobe Illustrator, or similar). Width and height are set in inches (2–20 in each); typical journal requirements are 3.0–3.5 in for a single column and 6.5–7.0 in for double column. Resolution: 150 DPI (screen/drafts), 300 DPI (print, default, minimum for most journals), or 600 DPI (high-resolution journal submission). The Download button is grey until the first plot has rendered in the main panel; it turns green once a plot is visible. The exported filename includes the plot type (spaghetti_plot.png or summary_plot.png) so you can download both without overwriting either.</w:t>
       </w:r>
     </w:p>
     <w:p>
       <w:pPr>
         <w:pStyle w:val="Kop3"/>
       </w:pPr>
-      <w:bookmarkStart w:id="32" w:name="_Toc240577109"/>
+      <w:bookmarkStart w:id="32" w:name="_Toc240578790"/>
       <w:r>
         <w:t>Interactive Preview vs. Static Export</w:t>
       </w:r>
@@ -9760,7 +9757,7 @@
       <w:pPr>
         <w:pStyle w:val="Kop3"/>
       </w:pPr>
-      <w:bookmarkStart w:id="33" w:name="_Toc240577110"/>
+      <w:bookmarkStart w:id="33" w:name="_Toc240578791"/>
       <w:r>
         <w:t>Worked Examples</w:t>
       </w:r>
@@ -9815,7 +9812,7 @@
       <w:pPr>
         <w:pStyle w:val="Kop3"/>
       </w:pPr>
-      <w:bookmarkStart w:id="34" w:name="_Toc240577111"/>
+      <w:bookmarkStart w:id="34" w:name="_Toc240578792"/>
       <w:r>
         <w:t>Common Questions</w:t>
       </w:r>
@@ -9860,6 +9857,7 @@
           <w:b/>
           <w:bCs/>
         </w:rPr>
+        <w:lastRenderedPageBreak/>
         <w:t xml:space="preserve">I see “N observations with concentration ≤ 0 excluded.” </w:t>
       </w:r>
       <w:r>
@@ -9875,128 +9873,127 @@
           <w:b/>
           <w:bCs/>
         </w:rPr>
+        <w:t xml:space="preserve">My spaghetti plot has too many colours to distinguish. </w:t>
+      </w:r>
+      <w:r>
+        <w:t>Try the Okabe-Ito (“Colorblind-safe”) palette. With more than eight groups, consider switching to Grayscale and annotating the exported figure in a graphics application.</w:t>
+      </w:r>
+    </w:p>
+    <w:p>
+      <w:pPr>
+        <w:pStyle w:val="Kop2"/>
+      </w:pPr>
+      <w:bookmarkStart w:id="35" w:name="_Toc240578793"/>
+      <w:r>
+        <w:t>Path 4: One Subject at a Time</w:t>
+      </w:r>
+      <w:bookmarkEnd w:id="35"/>
+    </w:p>
+    <w:p>
+      <w:pPr>
+        <w:spacing w:after="120" w:line="276" w:lineRule="auto"/>
+      </w:pPr>
+      <w:r>
+        <w:t>Step through the profiles with Previous/Next, or enter data by hand. Set dose (filled in from the Dose column when there is one), units, route and minimum R², and click Run PK Analysis. The half-life inspector lets you choose the terminal-phase points yourself. The result belongs to the profile it was computed for: selecting another profile clears it. Downloads: CSV and a Complete Analysis Record.</w:t>
+      </w:r>
+    </w:p>
+    <w:p>
+      <w:pPr>
+        <w:pStyle w:val="Kop2"/>
+      </w:pPr>
+      <w:bookmarkStart w:id="36" w:name="_Toc240578794"/>
+      <w:r>
+        <w:t>Path 5: All Subjects (Batch)</w:t>
+      </w:r>
+      <w:bookmarkEnd w:id="36"/>
+    </w:p>
+    <w:p>
+      <w:pPr>
+        <w:spacing w:after="120" w:line="276" w:lineRule="auto"/>
+      </w:pPr>
+      <w:r>
+        <w:t>Settings: route, dose (one dose for all, or from the Dose column per subject and period), units, steady state (with the dosing interval τ), trapezoidal method and minimum R². Result tabs: concentration–time profiles, parameter table (37 columns when expanded; AUC % Extrapolated above 20% is flagged in amber), summary statistics per treatment, an individual grid, and Half-Life Review. When the automatic terminal fit of a profile has an adjusted R² below the minimum (default 0.70), its half-life, AUC∞, CL/F, Vz/F and MRT are left empty and a note names the profile; select the points in Half-Life Review if you want a value. Profiles with fewer than 2 positive concentrations are left out, with an amber note listing them. A CDISC parameter codes panel lists the official code of each parameter. Downloads: CSV, Excel (with summary statistics per treatment and a sheet of CDISC codes) and a Complete Analysis Record.</w:t>
+      </w:r>
+    </w:p>
+    <w:p>
+      <w:pPr>
+        <w:pStyle w:val="Kop2"/>
+      </w:pPr>
+      <w:bookmarkStart w:id="37" w:name="_Toc240578795"/>
+      <w:r>
+        <w:t>Path 6: Bioequivalence</w:t>
+      </w:r>
+      <w:bookmarkEnd w:id="37"/>
+    </w:p>
+    <w:p>
+      <w:pPr>
+        <w:spacing w:after="120" w:line="276" w:lineRule="auto"/>
+      </w:pPr>
+      <w:r>
+        <w:t xml:space="preserve">Runs the NCA, then the ANOVA, then the confidence interval (90% by default) and a forest plot. Choose the design: 2×2 standard crossover, 2×2×3 or 2×2×4 full replicate, 2×3×3 partial replicate, parallel groups, or paired comparison. Choose the Reference treatment (the ratio is Test ÷ Reference); the run is blocked until one is chosen, and the results table shows the comparison, for example “New / Old”. The model has Sequence, Subject, Period and Treatment as factors. With fixed effects this is EMA Method A; the mixed model (random subject intercept) is EMA Method B, not the FDA model for replicate designs. The Model column says which was fitted. The verdict uses confidence limits rounded to two decimals. With limits wider than 80–125% the point estimate must also lie within 80.00–125.00%, unless you untick that (only for comparisons without such a rule, such as drug-interaction no-effect boundaries). Half-life gets a ratio with its confidence interval but no verdict, because it is not a bioequivalence endpoint; Tmax, untransformed parameters and paired comparisons also get no verdict. If all subjects received the treatments in the same order, the data are analysed as a paired comparison. For replicate designs a table shows the within-subject variability of the Reference (and of the Test when replicated) and the EMA widened limits it would imply, for information only: the app does not issue a scaled (ABEL or RSABE) verdict. A design summary and an amber warning for subjects missing a treatment appear after the </w:t>
+      </w:r>
+      <w:r>
         <w:lastRenderedPageBreak/>
-        <w:t xml:space="preserve">My spaghetti plot has too many colours to distinguish. </w:t>
-      </w:r>
-      <w:r>
-        <w:t>Try the Okabe-Ito (“Colorblind-safe”) palette. With more than eight groups, consider switching to Grayscale and annotating the exported figure in a graphics application.</w:t>
+        <w:t>NCA. For steady-state data tick “Steady-state (drug given repeatedly)” and enter τ; AUCτ is then compared instead of AUC to last point and AUC∞.</w:t>
+      </w:r>
+    </w:p>
+    <w:p>
+      <w:pPr>
+        <w:spacing w:after="120" w:line="276" w:lineRule="auto"/>
+      </w:pPr>
+      <w:r>
+        <w:t>Settings: route (oral/IM/SC or IV bolus; IV infusion is not supported here), dose, units, trapezoidal method, minimum R², the parameters to compare (Cmax, AUC to last point and AUC to infinity by default; Tmax and half-life can be added), log transformation, confidence level (80 to 99%) and acceptance limits. Tabs: the comparison with forest plot, the PK parameter table, the ANOVA tables, concentration-time profiles, individual profiles and Half-Life Review. Downloads: Excel, CSV and a Complete Analysis Record.</w:t>
       </w:r>
     </w:p>
     <w:p>
       <w:pPr>
         <w:pStyle w:val="Kop2"/>
       </w:pPr>
-      <w:bookmarkStart w:id="35" w:name="_Toc240577112"/>
-      <w:r>
-        <w:t>Path 4: One Subject at a Time</w:t>
-      </w:r>
-      <w:bookmarkEnd w:id="35"/>
+      <w:bookmarkStart w:id="38" w:name="_Toc240578796"/>
+      <w:r>
+        <w:t>Analysing Drug–Drug Interaction Studies</w:t>
+      </w:r>
+      <w:bookmarkEnd w:id="38"/>
     </w:p>
     <w:p>
       <w:pPr>
         <w:spacing w:after="120" w:line="276" w:lineRule="auto"/>
       </w:pPr>
       <w:r>
-        <w:t>Step through the profiles with Previous/Next, or enter data by hand. Set dose (filled in from the Dose column when there is one), units, route and minimum R², and click Run PK Analysis. The half-life inspector lets you choose the terminal-phase points yourself. The result belongs to the profile it was computed for: selecting another profile clears it. Downloads: CSV and a Complete Analysis Record.</w:t>
-      </w:r>
-    </w:p>
-    <w:p>
-      <w:pPr>
-        <w:pStyle w:val="Kop2"/>
-      </w:pPr>
-      <w:bookmarkStart w:id="36" w:name="_Toc240577113"/>
-      <w:r>
-        <w:t>Path 5: All Subjects (Batch)</w:t>
-      </w:r>
-      <w:bookmarkEnd w:id="36"/>
+        <w:t>Bioequivalence (Path 6) can also analyse drug–drug interaction (DDI) studies: the design compares two conditions within subjects, with an ANOVA model and a confidence interval for the geometric mean ratio.</w:t>
+      </w:r>
+    </w:p>
+    <w:p>
+      <w:pPr>
+        <w:pStyle w:val="Kop3"/>
+      </w:pPr>
+      <w:bookmarkStart w:id="39" w:name="_Toc240578797"/>
+      <w:r>
+        <w:t>How to Set Up a DDI Analysis</w:t>
+      </w:r>
+      <w:bookmarkEnd w:id="39"/>
     </w:p>
     <w:p>
       <w:pPr>
         <w:spacing w:after="120" w:line="276" w:lineRule="auto"/>
       </w:pPr>
       <w:r>
-        <w:t>Settings: route, dose (one dose for all, or from the Dose column per subject and period), units, steady state, trapezoidal method and minimum R². Result tabs: concentration–time profiles, parameter table (37 columns when expanded; AUC % Extrapolated above 20% is flagged in amber), summary statistics per treatment, an individual grid, and Half-Life Review. When the automatic terminal fit of a profile has an adjusted R² below the minimum (default 0.70), its half-life, AUC∞, CL/F, Vz/F and MRT are left empty and a note names the profile; select the points in Half-Life Review if you want a value. Profiles with fewer than 2 positive concentrations are left out, with an amber note listing them. A CDISC parameter codes panel lists the official code of each parameter. Downloads: CSV, Excel (with summary statistics per treatment and a sheet of CDISC codes) and a Complete Analysis Record.</w:t>
-      </w:r>
-    </w:p>
-    <w:p>
-      <w:pPr>
-        <w:pStyle w:val="Kop2"/>
-      </w:pPr>
-      <w:bookmarkStart w:id="37" w:name="_Toc240577114"/>
-      <w:r>
-        <w:t>Path 6: Bioequivalence</w:t>
-      </w:r>
-      <w:bookmarkEnd w:id="37"/>
+        <w:t>Prepare the data as a crossover dataset (Scenario 4 or 5 in Part II). Choose the victim drug given alone as the Reference treatment, so the ratio is (with perpetrator) ÷ (alone): the fold-change in exposure. Upload, map the columns and select the design.</w:t>
+      </w:r>
     </w:p>
     <w:p>
       <w:pPr>
         <w:spacing w:after="120" w:line="276" w:lineRule="auto"/>
       </w:pPr>
       <w:r>
-        <w:t>Runs the NCA, then the ANOVA, then the confidence interval (90% by default) and a forest plot. Choose the design: 2×2 standard crossover, 2×2×3 or 2×2×4 full replicate, 2×3×3 partial replicate, parallel groups, or paired comparison. Choose the Reference treatment (the ratio is Test ÷ Reference); the run is blocked until one is chosen, and the results table shows the comparison, for example “New / Old”. The model has Sequence, Subject, Period and Treatment as factors. With fixed effects this is EMA Method A; with mixed effects Subject is a random effect. The Model column says which was fitted. The verdict uses confidence limits rounded to two decimals. With limits wider than 80–125% the point estimate must also lie within 80.00–125.00%, unless you untick that (only for comparisons without such a rule, such as drug-interaction no-effect boundaries). Half-life gets a ratio with its confidence interval but no verdict, because it is not a bioequivalence endpoint; Tmax, untransformed parameters and paired comparisons also get no verdict. If all subjects received the treatments in the same order, the data are analysed as a paired comparison. For replicate designs a table shows the within-subject variability of the Reference (and of the Test when replicated) and the EMA widened limits it would imply, for information only: the app does not issue a scaled (ABEL or RSABE) verdict. A design summary and an amber warning for subjects missing a treatment appear after the NCA. Tick “Steady-state (drug given repeatedly)” for steady-state data; AUCτ then replaces AUC∞.</w:t>
-      </w:r>
-    </w:p>
-    <w:p>
-      <w:pPr>
-        <w:spacing w:after="120" w:line="276" w:lineRule="auto"/>
-      </w:pPr>
-      <w:r>
-        <w:t xml:space="preserve">Settings: route (oral/IM/SC or IV bolus; IV infusion is not supported here), dose, units, trapezoidal method, minimum R², the parameters to compare (Cmax, AUC to last point and AUC to infinity by default; Tmax and half-life can be added), log transformation, confidence level (80 to 99%) and acceptance limits. Tabs: the comparison with forest plot, the PK </w:t>
-      </w:r>
-      <w:r>
-        <w:lastRenderedPageBreak/>
-        <w:t>parameter table, the ANOVA tables, concentration-time profiles, individual profiles and Half-Life Review. Downloads: Excel, CSV and a Complete Analysis Record.</w:t>
-      </w:r>
-    </w:p>
-    <w:p>
-      <w:pPr>
-        <w:pStyle w:val="Kop2"/>
-      </w:pPr>
-      <w:bookmarkStart w:id="38" w:name="_Toc240577115"/>
-      <w:r>
-        <w:t>Analysing Drug–Drug Interaction Studies</w:t>
-      </w:r>
-      <w:bookmarkEnd w:id="38"/>
-    </w:p>
-    <w:p>
-      <w:pPr>
-        <w:spacing w:after="120" w:line="276" w:lineRule="auto"/>
-      </w:pPr>
-      <w:r>
-        <w:t>Bioequivalence (Path 6) can also analyse drug–drug interaction (DDI) studies: the design compares two conditions within subjects, with an ANOVA model and a confidence interval for the geometric mean ratio.</w:t>
+        <w:t>Run the analysis. The app reports the geometric mean ratio and confidence interval for Cmax and AUC. A ratio of 200% means the perpetrator doubled the victim's exposure; 50% means it halved it. Check the Comparison column to confirm which treatment is in the denominator.</w:t>
       </w:r>
     </w:p>
     <w:p>
       <w:pPr>
         <w:pStyle w:val="Kop3"/>
       </w:pPr>
-      <w:bookmarkStart w:id="39" w:name="_Toc240577116"/>
-      <w:r>
-        <w:t>How to Set Up a DDI Analysis</w:t>
-      </w:r>
-      <w:bookmarkEnd w:id="39"/>
-    </w:p>
-    <w:p>
-      <w:pPr>
-        <w:spacing w:after="120" w:line="276" w:lineRule="auto"/>
-      </w:pPr>
-      <w:r>
-        <w:t>Prepare the data as a crossover dataset (Scenario 4 or 5 in Part II). Choose the victim drug given alone as the Reference treatment, so the ratio is (with perpetrator) ÷ (alone): the fold-change in exposure. Upload, map the columns and select the design.</w:t>
-      </w:r>
-    </w:p>
-    <w:p>
-      <w:pPr>
-        <w:spacing w:after="120" w:line="276" w:lineRule="auto"/>
-      </w:pPr>
-      <w:r>
-        <w:t>Run the analysis. The app reports the geometric mean ratio and confidence interval for Cmax and AUC. A ratio of 200% means the perpetrator doubled the victim's exposure; 50% means it halved it. Check the Comparison column to confirm which treatment is in the denominator.</w:t>
-      </w:r>
-    </w:p>
-    <w:p>
-      <w:pPr>
-        <w:pStyle w:val="Kop3"/>
-      </w:pPr>
-      <w:bookmarkStart w:id="40" w:name="_Toc240577117"/>
+      <w:bookmarkStart w:id="40" w:name="_Toc240578798"/>
       <w:r>
         <w:t>Interpreting DDI Results</w:t>
       </w:r>
@@ -10040,7 +10037,7 @@
       <w:pPr>
         <w:pStyle w:val="Kop3"/>
       </w:pPr>
-      <w:bookmarkStart w:id="41" w:name="_Toc240577118"/>
+      <w:bookmarkStart w:id="41" w:name="_Toc240578799"/>
       <w:r>
         <w:t>Practical Considerations</w:t>
       </w:r>
@@ -10067,6 +10064,7 @@
         <w:spacing w:after="120" w:line="276" w:lineRule="auto"/>
       </w:pPr>
       <w:r>
+        <w:lastRenderedPageBreak/>
         <w:t>The forest plot and confidence interval table can be used in the DDI section of a clinical study report. To compare with no-effect boundaries, enter them as acceptance limits and untick the point-estimate requirement if it does not apply.</w:t>
       </w:r>
     </w:p>
@@ -10074,7 +10072,7 @@
       <w:pPr>
         <w:pStyle w:val="Kop2"/>
       </w:pPr>
-      <w:bookmarkStart w:id="42" w:name="_Toc240577119"/>
+      <w:bookmarkStart w:id="42" w:name="_Toc240578800"/>
       <w:r>
         <w:t>Complete Analysis Record</w:t>
       </w:r>
@@ -10085,11 +10083,7 @@
         <w:spacing w:after="120" w:line="276" w:lineRule="auto"/>
       </w:pPr>
       <w:r>
-        <w:t xml:space="preserve">Available from One Subject at a Time, All Subjects and Bioequivalence; Visualize Data produces a similar Figure Record. The zip contains results.xlsx, app_results_reference.csv, analysis_settings.json, nca_pipeline.R (the app's own data-processing code), </w:t>
-      </w:r>
-      <w:r>
-        <w:lastRenderedPageBreak/>
-        <w:t>reproduce_analysis.R, reproduction_check.txt, data_integrity.txt, analysis_summary.html and a copy of the data file. When it creates the record, the app runs the reproduction script and reports whether the result matches (MATCH). data_integrity.txt holds SHA-256 hashes of the data, the settings and the results. A SHA-256 hash is a 64-character fingerprint that changes if a single character in the file changes, so anyone can check later that the files are the ones analysed.</w:t>
+        <w:t>Available from One Subject at a Time, All Subjects and Bioequivalence; Visualize Data produces a similar Figure Record. The zip contains results.xlsx, app_results_reference.csv, analysis_settings.json, nca_pipeline.R (the app's own data-processing code), reproduce_analysis.R, reproduction_check.txt, data_integrity.txt, analysis_summary.html and a copy of the data file. When it creates the record, the app runs the reproduction script and reports whether the result matches (MATCH). data_integrity.txt holds SHA-256 hashes of the data, the settings and the results. A SHA-256 hash is a 64-character fingerprint that changes if a single character in the file changes, so anyone can check later that the files are the ones analysed.</w:t>
       </w:r>
     </w:p>
     <w:p>
@@ -10101,7 +10095,7 @@
       <w:pPr>
         <w:pStyle w:val="Kop1"/>
       </w:pPr>
-      <w:bookmarkStart w:id="43" w:name="_Toc240577120"/>
+      <w:bookmarkStart w:id="43" w:name="_Toc240578801"/>
       <w:r>
         <w:lastRenderedPageBreak/>
         <w:t>Part IV: Worked Examples</w:t>
@@ -10112,7 +10106,7 @@
       <w:pPr>
         <w:pStyle w:val="Kop2"/>
       </w:pPr>
-      <w:bookmarkStart w:id="44" w:name="_Toc240577121"/>
+      <w:bookmarkStart w:id="44" w:name="_Toc240578802"/>
       <w:r>
         <w:t>Exercise 1: Theoph Dataset (Batch NCA)</w:t>
       </w:r>
@@ -10207,7 +10201,7 @@
       <w:pPr>
         <w:pStyle w:val="Kop2"/>
       </w:pPr>
-      <w:bookmarkStart w:id="45" w:name="_Toc240577122"/>
+      <w:bookmarkStart w:id="45" w:name="_Toc240578803"/>
       <w:r>
         <w:t>Exercise 2: Bioequivalence</w:t>
       </w:r>
@@ -10273,7 +10267,7 @@
       <w:pPr>
         <w:pStyle w:val="Kop2"/>
       </w:pPr>
-      <w:bookmarkStart w:id="46" w:name="_Toc240577123"/>
+      <w:bookmarkStart w:id="46" w:name="_Toc240578804"/>
       <w:r>
         <w:t>Exercise 3: Power Calculation</w:t>
       </w:r>
@@ -10324,7 +10318,7 @@
       <w:pPr>
         <w:pStyle w:val="Kop1"/>
       </w:pPr>
-      <w:bookmarkStart w:id="47" w:name="_Toc240577124"/>
+      <w:bookmarkStart w:id="47" w:name="_Toc240578805"/>
       <w:r>
         <w:lastRenderedPageBreak/>
         <w:t>Part V: Theoretical Background</w:t>
@@ -10335,7 +10329,7 @@
       <w:pPr>
         <w:pStyle w:val="Kop2"/>
       </w:pPr>
-      <w:bookmarkStart w:id="48" w:name="_Toc240577125"/>
+      <w:bookmarkStart w:id="48" w:name="_Toc240578806"/>
       <w:r>
         <w:t>Trapezoidal Methods for AUC Calculation</w:t>
       </w:r>
@@ -10345,7 +10339,7 @@
       <w:pPr>
         <w:pStyle w:val="Kop3"/>
       </w:pPr>
-      <w:bookmarkStart w:id="49" w:name="_Toc240577126"/>
+      <w:bookmarkStart w:id="49" w:name="_Toc240578807"/>
       <w:r>
         <w:t>The Linear Trapezoidal Rule</w:t>
       </w:r>
@@ -10422,7 +10416,7 @@
       <w:pPr>
         <w:pStyle w:val="Kop3"/>
       </w:pPr>
-      <w:bookmarkStart w:id="50" w:name="_Toc240577127"/>
+      <w:bookmarkStart w:id="50" w:name="_Toc240578808"/>
       <w:r>
         <w:t>The Logarithmic Trapezoidal Rule</w:t>
       </w:r>
@@ -10463,7 +10457,7 @@
       <w:pPr>
         <w:pStyle w:val="Kop3"/>
       </w:pPr>
-      <w:bookmarkStart w:id="51" w:name="_Toc240577128"/>
+      <w:bookmarkStart w:id="51" w:name="_Toc240578809"/>
       <w:r>
         <w:t>The Linear-Up / Log-Down Hybrid</w:t>
       </w:r>
@@ -10481,7 +10475,7 @@
       <w:pPr>
         <w:pStyle w:val="Kop2"/>
       </w:pPr>
-      <w:bookmarkStart w:id="52" w:name="_Toc240577129"/>
+      <w:bookmarkStart w:id="52" w:name="_Toc240578810"/>
       <w:r>
         <w:t>Terminal Phase Characterisation and Half-Life Estimation</w:t>
       </w:r>
@@ -10491,7 +10485,7 @@
       <w:pPr>
         <w:pStyle w:val="Kop3"/>
       </w:pPr>
-      <w:bookmarkStart w:id="53" w:name="_Toc240577130"/>
+      <w:bookmarkStart w:id="53" w:name="_Toc240578811"/>
       <w:r>
         <w:t>What Is the Terminal Phase?</w:t>
       </w:r>
@@ -10554,7 +10548,7 @@
       <w:pPr>
         <w:pStyle w:val="Kop3"/>
       </w:pPr>
-      <w:bookmarkStart w:id="54" w:name="_Toc240577131"/>
+      <w:bookmarkStart w:id="54" w:name="_Toc240578812"/>
       <w:r>
         <w:t>Automated Point Selection</w:t>
       </w:r>
@@ -10572,7 +10566,7 @@
       <w:pPr>
         <w:pStyle w:val="Kop3"/>
       </w:pPr>
-      <w:bookmarkStart w:id="55" w:name="_Toc240577132"/>
+      <w:bookmarkStart w:id="55" w:name="_Toc240578813"/>
       <w:r>
         <w:t>Manual Point Selection</w:t>
       </w:r>
@@ -10594,7 +10588,7 @@
       <w:pPr>
         <w:pStyle w:val="Kop2"/>
       </w:pPr>
-      <w:bookmarkStart w:id="56" w:name="_Toc240577133"/>
+      <w:bookmarkStart w:id="56" w:name="_Toc240578814"/>
       <w:r>
         <w:t>BLQ Handling: Pharmacological Rationale</w:t>
       </w:r>
@@ -10612,7 +10606,7 @@
       <w:pPr>
         <w:pStyle w:val="Kop2"/>
       </w:pPr>
-      <w:bookmarkStart w:id="57" w:name="_Toc240577134"/>
+      <w:bookmarkStart w:id="57" w:name="_Toc240578815"/>
       <w:r>
         <w:t>Steady-State Considerations</w:t>
       </w:r>
@@ -10623,7 +10617,7 @@
         <w:spacing w:after="120" w:line="276" w:lineRule="auto"/>
       </w:pPr>
       <w:r>
-        <w:t>At steady state AUCτ replaces AUC∞, and CL/F = Dose/AUCτ. AUC∞ and Vz/F are not meaningful during repeated dosing. The app takes τ as the sampled interval (last minus first time), so sample exactly one dosing interval. A half-life from one interval is unreliable when the interval does not cover the terminal phase.</w:t>
+        <w:t>At steady state AUCτ replaces AUC∞. You enter the dosing interval τ; AUCτ is the AUC from 0 to τ, interpolated between samples and extrapolated with λz when the last sample is missing or earlier than τ (not reported if that fit was rejected). Cavg = AUCτ/τ, Cmin is the lowest concentration between 0 and τ, fluctuation = (Cmax − Cmin)/Cavg × 100 and swing = (Cmax − Cmin)/Cmin. CL/F and Vz/F are calculated from AUCτ. AUC∞ is not meaningful during repeated dosing, and a half-life from one interval is unreliable when the interval does not cover the terminal phase.</w:t>
       </w:r>
     </w:p>
     <w:p>
@@ -10635,7 +10629,7 @@
       <w:pPr>
         <w:pStyle w:val="Kop1"/>
       </w:pPr>
-      <w:bookmarkStart w:id="58" w:name="_Toc240577135"/>
+      <w:bookmarkStart w:id="58" w:name="_Toc240578816"/>
       <w:r>
         <w:lastRenderedPageBreak/>
         <w:t>Part VI: Statistical Methods</w:t>
@@ -10646,7 +10640,7 @@
       <w:pPr>
         <w:pStyle w:val="Kop2"/>
       </w:pPr>
-      <w:bookmarkStart w:id="59" w:name="_Toc240577136"/>
+      <w:bookmarkStart w:id="59" w:name="_Toc240578817"/>
       <w:r>
         <w:t>The Two One-Sided Tests (TOST) Procedure</w:t>
       </w:r>
@@ -10729,7 +10723,7 @@
       <w:pPr>
         <w:pStyle w:val="Kop2"/>
       </w:pPr>
-      <w:bookmarkStart w:id="60" w:name="_Toc240577137"/>
+      <w:bookmarkStart w:id="60" w:name="_Toc240578818"/>
       <w:r>
         <w:t>The ANOVA Model for Crossover Designs</w:t>
       </w:r>
@@ -10770,7 +10764,7 @@
       <w:pPr>
         <w:pStyle w:val="Kop2"/>
       </w:pPr>
-      <w:bookmarkStart w:id="61" w:name="_Toc240577138"/>
+      <w:bookmarkStart w:id="61" w:name="_Toc240578819"/>
       <w:r>
         <w:t>Fixed-Effects vs. Mixed-Effects Models</w:t>
       </w:r>
@@ -10781,7 +10775,7 @@
         <w:spacing w:after="120" w:line="276" w:lineRule="auto"/>
       </w:pPr>
       <w:r>
-        <w:t>Fixed effects (lm): all terms, including Subject, are fixed. The EMA guideline asks for fixed effects. Residual df = N − 2 for a balanced 2×2×2.</w:t>
+        <w:t>Fixed effects (lm): all terms, including Subject, are fixed (EMA Method A). The EMA guideline asks for fixed effects. Subjects without both treatments do not contribute to the comparison (complete-case analysis). Residual df = N − 2 for a balanced 2×2×2.</w:t>
       </w:r>
     </w:p>
     <w:p>
@@ -10789,14 +10783,14 @@
         <w:spacing w:after="120" w:line="276" w:lineRule="auto"/>
       </w:pPr>
       <w:r>
-        <w:t>Mixed effects (nlme::lme): Subject is a random intercept. Subjects with only one treatment still contribute, which can help with dropouts. Denominator df use the containment method. Use the model your protocol or statistical analysis plan specifies. If the mixed model cannot be fitted, the app uses fixed effects and says so in the Model column.</w:t>
+        <w:t>Mixed effects (nlme::lme): Subject is a random intercept. Subjects with only one treatment still contribute, which can help with dropouts. Denominator df use the containment method. Use the model your protocol or statistical analysis plan specifies. If the mixed model cannot be fitted, the app uses fixed effects and says so in the Model column. This is EMA Method B (one within-subject variance; results agree with replicateBE). It is not the FDA model for replicate designs, which has separate Test and Reference variances, a subject-by-formulation interaction and Satterthwaite degrees of freedom.</w:t>
       </w:r>
     </w:p>
     <w:p>
       <w:pPr>
         <w:pStyle w:val="Kop2"/>
       </w:pPr>
-      <w:bookmarkStart w:id="62" w:name="_Toc240577139"/>
+      <w:bookmarkStart w:id="62" w:name="_Toc240578820"/>
       <w:r>
         <w:t>Confidence Interval Construction</w:t>
       </w:r>
@@ -10829,7 +10823,7 @@
       <w:pPr>
         <w:pStyle w:val="Kop2"/>
       </w:pPr>
-      <w:bookmarkStart w:id="63" w:name="_Toc240577140"/>
+      <w:bookmarkStart w:id="63" w:name="_Toc240578821"/>
       <w:r>
         <w:t>Design-Specific Models</w:t>
       </w:r>
@@ -10859,6 +10853,7 @@
           <w:b/>
           <w:bCs/>
         </w:rPr>
+        <w:lastRenderedPageBreak/>
         <w:t xml:space="preserve">Parallel design: </w:t>
       </w:r>
       <w:r>
@@ -10880,7 +10875,7 @@
         <w:t>R</w:t>
       </w:r>
       <w:r>
-        <w:t xml:space="preserve"> − 2. Differences between subjects enter the comparison, so more subjects are needed than in a crossover.</w:t>
+        <w:t xml:space="preserve"> − 2. Differences between subjects enter the comparison, so more subjects are needed than in a crossover. The interval assumes equal variances in both groups (pooled variance).</w:t>
       </w:r>
     </w:p>
     <w:p>
@@ -10892,7 +10887,6 @@
           <w:b/>
           <w:bCs/>
         </w:rPr>
-        <w:lastRenderedPageBreak/>
         <w:t xml:space="preserve">Replicate designs: </w:t>
       </w:r>
       <w:r>
@@ -10903,7 +10897,7 @@
       <w:pPr>
         <w:pStyle w:val="Kop2"/>
       </w:pPr>
-      <w:bookmarkStart w:id="64" w:name="_Toc240577141"/>
+      <w:bookmarkStart w:id="64" w:name="_Toc240578822"/>
       <w:r>
         <w:t>Drug–Drug Interaction Analysis</w:t>
       </w:r>
@@ -10929,7 +10923,7 @@
       <w:pPr>
         <w:pStyle w:val="Kop2"/>
       </w:pPr>
-      <w:bookmarkStart w:id="65" w:name="_Toc240577142"/>
+      <w:bookmarkStart w:id="65" w:name="_Toc240578823"/>
       <w:r>
         <w:t>Power and Sample Size for Bioequivalence</w:t>
       </w:r>
@@ -10953,14 +10947,14 @@
           <w:sz w:val="20"/>
           <w:szCs w:val="20"/>
         </w:rPr>
-        <w:t>Practical guidance: without data, a CV of 30% is a cautious assumption. Assume a ratio of 95% (enter 95) and target power 80% (enter 80), or 90% for studies where failure is costly. Check the sensitivity plot to see how N changes with the CV.</w:t>
+        <w:t>Practical guidance: without data, a CV of 30% is a cautious assumption. The expected ratio defaults to 95% for standard bioequivalence, 90% for highly variable drugs and 97.5% for narrow therapeutic index drugs; target power 80%, or 90% for studies where failure is costly. Check the sensitivity plot to see how N changes with the CV.</w:t>
       </w:r>
     </w:p>
     <w:p>
       <w:pPr>
         <w:pStyle w:val="Kop2"/>
       </w:pPr>
-      <w:bookmarkStart w:id="66" w:name="_Toc240577143"/>
+      <w:bookmarkStart w:id="66" w:name="_Toc240578824"/>
       <w:r>
         <w:t>Regulatory Guidelines</w:t>
       </w:r>
@@ -11043,6 +11037,7 @@
     </w:p>
     <w:p>
       <w:r>
+        <w:lastRenderedPageBreak/>
         <w:br w:type="page"/>
       </w:r>
     </w:p>
@@ -11050,7 +11045,7 @@
       <w:pPr>
         <w:pStyle w:val="Kop1"/>
       </w:pPr>
-      <w:bookmarkStart w:id="67" w:name="_Toc240577144"/>
+      <w:bookmarkStart w:id="67" w:name="_Toc240578825"/>
       <w:r>
         <w:lastRenderedPageBreak/>
         <w:t>Appendices</w:t>
@@ -11061,7 +11056,7 @@
       <w:pPr>
         <w:pStyle w:val="Kop2"/>
       </w:pPr>
-      <w:bookmarkStart w:id="68" w:name="_Toc240577145"/>
+      <w:bookmarkStart w:id="68" w:name="_Toc240578826"/>
       <w:r>
         <w:t>Appendix A: Glossary</w:t>
       </w:r>
@@ -12559,7 +12554,7 @@
       <w:pPr>
         <w:pStyle w:val="Kop2"/>
       </w:pPr>
-      <w:bookmarkStart w:id="69" w:name="_Toc240577146"/>
+      <w:bookmarkStart w:id="69" w:name="_Toc240578827"/>
       <w:r>
         <w:t>Appendix B: Recognised Column Names</w:t>
       </w:r>
@@ -13040,7 +13035,7 @@
       <w:pPr>
         <w:pStyle w:val="Kop2"/>
       </w:pPr>
-      <w:bookmarkStart w:id="70" w:name="_Toc240577147"/>
+      <w:bookmarkStart w:id="70" w:name="_Toc240578828"/>
       <w:r>
         <w:t>Appendix C: Troubleshooting</w:t>
       </w:r>
@@ -13200,7 +13195,7 @@
       <w:pPr>
         <w:pStyle w:val="Kop2"/>
       </w:pPr>
-      <w:bookmarkStart w:id="71" w:name="_Toc240577148"/>
+      <w:bookmarkStart w:id="71" w:name="_Toc240578829"/>
       <w:r>
         <w:t>Appendix D: References</w:t>
       </w:r>
